--- a/manuscript/manuscript_en.docx
+++ b/manuscript/manuscript_en.docx
@@ -3223,7 +3223,7 @@
           <w:i w:val="0"/>
           <w:sz w:val="24"/>
         </w:rPr>
-        <w:t>Inklaar's critique (§6.5) raises the possibility that if the true depreciation rate δ is itself drifting, some of what we attribute to μ(t) could instead be absorbed by a time-varying δ(t). We address this directly by re-estimating the constant lag μ̂ (M1) under five depreciation scenarios: δ × {0.80, 0.90, 1.00, 1.10, 1.20}.</w:t>
+        <w:t>Inklaar's critique (§VI.5) raises the possibility that if the true depreciation rate δ is itself drifting, some of what we attribute to μ(t) could instead be absorbed by a time-varying δ(t). We address this directly by re-estimating the constant lag μ̂ (M1) under five depreciation scenarios: δ × {0.80, 0.90, 1.00, 1.10, 1.20}.</w:t>
       </w:r>
     </w:p>
     <w:p>
@@ -11579,7 +11579,7 @@
           <w:i w:val="0"/>
           <w:sz w:val="24"/>
         </w:rPr>
-        <w:t>Three caveats apply. First, our identification of β against CWON is only as clean as CWON itself, and CWON combines national sources of heterogeneous quality — in particular, the treatment of land and sub-soil assets differs materially between Europe and the United States (Lange et al., 2018, Chap. 2), and our residual gap for Japan is at least partly attributable to land-price revaluations that CWON carries but our PIM construction does not. Second, the bootstrap CIs (§5.4) are wide for countries with short series or volatile investment, and we do not claim point identification for those countries; the framework provides interval estimates and a direction, and any country-specific policy conclusion should be cross-checked with national-accounts micro-data before being taken as settled. Third, the γ_price sensitivity experiment (§5.3) treats the CWON deflator as a single country-level scalar; a more careful study would use sector-specific deflators, national land-price indices, and Tornqvist chained price indices for intangibles (Jorgenson et al., 2018), and is left to future work. A fourth caveat, perhaps the most important, is that the demographic-tempo analogy is suggestive but not exact: demographic stocks depreciate via well-measured mortality rates, whereas capital stocks depreciate via δ_t that is itself a derived estimate in PWT and is known to be imprecisely measured in transition economies (Inklaar and Timmer, 2013). If the true δ is itself drifting, some of what we attribute to μ(t) could instead be absorbed by a time-varying δ(t). Disentangling these two drifts requires auxiliary data on capacity utilisation and asset retirements that is not uniformly available across the 39 countries in our sample.</w:t>
+        <w:t>Three caveats apply. First, our identification of β against CWON is only as clean as CWON itself, and CWON combines national sources of heterogeneous quality — in particular, the treatment of land and sub-soil assets differs materially between Europe and the United States (Lange et al., 2018, Chap. 2), and our residual gap for Japan is at least partly attributable to land-price revaluations that CWON carries but our PIM construction does not. Second, the bootstrap CIs (§V.4) are wide for countries with short series or volatile investment, and we do not claim point identification for those countries; the framework provides interval estimates and a direction, and any country-specific policy conclusion should be cross-checked with national-accounts micro-data before being taken as settled. Third, the γ_price sensitivity experiment (§V.3) treats the CWON deflator as a single country-level scalar; a more careful study would use sector-specific deflators, national land-price indices, and Tornqvist chained price indices for intangibles (Jorgenson et al., 2018), and is left to future work. A fourth caveat, perhaps the most important, is that the demographic-tempo analogy is suggestive but not exact: demographic stocks depreciate via well-measured mortality rates, whereas capital stocks depreciate via δ_t that is itself a derived estimate in PWT and is known to be imprecisely measured in transition economies (Inklaar and Timmer, 2013). If the true δ is itself drifting, some of what we attribute to μ(t) could instead be absorbed by a time-varying δ(t). Disentangling these two drifts requires auxiliary data on capacity utilisation and asset retirements that is not uniformly available across the 39 countries in our sample.</w:t>
       </w:r>
     </w:p>
     <w:p>
@@ -21756,7 +21756,7 @@
           <w:i w:val="0"/>
           <w:sz w:val="24"/>
         </w:rPr>
-        <w:t>STIGLITZ, J.E., SEN, A. and FITOUSSI, J. (2009). Report by the Commission on the Measurement of Economic Performance and Social Progress. Paris.</w:t>
+        <w:t>STIGLITZ, J.E., SEN, A. and FITOUSSI, J.-P. (2009). Report by the Commission on the Measurement of Economic Performance and Social Progress. Paris.</w:t>
       </w:r>
     </w:p>
     <w:p>

--- a/manuscript/manuscript_en.docx
+++ b/manuscript/manuscript_en.docx
@@ -1318,7 +1318,7 @@
                 <w:i w:val="0"/>
                 <w:sz w:val="20"/>
               </w:rPr>
-              <w:t>Level MAPE median (\%)</w:t>
+              <w:t>Level MAPE median (%)</w:t>
             </w:r>
           </w:p>
         </w:tc>
@@ -1335,7 +1335,7 @@
                 <w:i w:val="0"/>
                 <w:sz w:val="20"/>
               </w:rPr>
-              <w:t>OOS MAPE median (\%)</w:t>
+              <w:t>OOS MAPE median (%)</w:t>
             </w:r>
           </w:p>
         </w:tc>
@@ -1475,7 +1475,7 @@
                 <w:i w:val="0"/>
                 <w:sz w:val="20"/>
               </w:rPr>
-              <w:t>Constant lag $\mu^\star$</w:t>
+              <w:t>Constant lag μ*</w:t>
             </w:r>
           </w:p>
         </w:tc>
@@ -1579,7 +1579,7 @@
                 <w:i w:val="0"/>
                 <w:sz w:val="20"/>
               </w:rPr>
-              <w:t>Time-varying lag $\mu(t)=\mu_0+\mu_1(t-t_0)$</w:t>
+              <w:t>Time-varying lag μ(t) = μ₀ + μ₁(t − t₀)</w:t>
             </w:r>
           </w:p>
         </w:tc>
@@ -1683,7 +1683,7 @@
                 <w:i w:val="0"/>
                 <w:sz w:val="20"/>
               </w:rPr>
-              <w:t>Instant PIM + intangible $K_I$</w:t>
+              <w:t>Instant PIM + intangible Kᵢ</w:t>
             </w:r>
           </w:p>
         </w:tc>
@@ -1787,7 +1787,7 @@
                 <w:i w:val="0"/>
                 <w:sz w:val="20"/>
               </w:rPr>
-              <w:t>Joint tempo+intangible (GDP \&amp; CWON)</w:t>
+              <w:t>Joint tempo+intangible (GDP &amp; CWON)</w:t>
             </w:r>
           </w:p>
         </w:tc>
@@ -11799,7 +11799,7 @@
                 <w:i w:val="0"/>
                 <w:sz w:val="20"/>
               </w:rPr>
-              <w:t>Level MAPE median (\%)</w:t>
+              <w:t>Level MAPE median (%)</w:t>
             </w:r>
           </w:p>
         </w:tc>
@@ -11816,7 +11816,7 @@
                 <w:i w:val="0"/>
                 <w:sz w:val="20"/>
               </w:rPr>
-              <w:t>OOS MAPE median (\%)</w:t>
+              <w:t>OOS MAPE median (%)</w:t>
             </w:r>
           </w:p>
         </w:tc>
@@ -11956,7 +11956,7 @@
                 <w:i w:val="0"/>
                 <w:sz w:val="20"/>
               </w:rPr>
-              <w:t>Constant lag $\mu^\star$</w:t>
+              <w:t>Constant lag μ*</w:t>
             </w:r>
           </w:p>
         </w:tc>
@@ -12060,7 +12060,7 @@
                 <w:i w:val="0"/>
                 <w:sz w:val="20"/>
               </w:rPr>
-              <w:t>Time-varying lag $\mu(t)=\mu_0+\mu_1(t-t_0)$</w:t>
+              <w:t>Time-varying lag μ(t) = μ₀ + μ₁(t − t₀)</w:t>
             </w:r>
           </w:p>
         </w:tc>
@@ -12164,7 +12164,7 @@
                 <w:i w:val="0"/>
                 <w:sz w:val="20"/>
               </w:rPr>
-              <w:t>Instant PIM + intangible $K_I$</w:t>
+              <w:t>Instant PIM + intangible Kᵢ</w:t>
             </w:r>
           </w:p>
         </w:tc>
@@ -12268,7 +12268,7 @@
                 <w:i w:val="0"/>
                 <w:sz w:val="20"/>
               </w:rPr>
-              <w:t>Joint tempo+intangible (GDP \&amp; CWON)</w:t>
+              <w:t>Joint tempo+intangible (GDP &amp; CWON)</w:t>
             </w:r>
           </w:p>
         </w:tc>
@@ -12483,7 +12483,7 @@
                 <w:i w:val="0"/>
                 <w:sz w:val="20"/>
               </w:rPr>
-              <w:t>Births $B(t)$</w:t>
+              <w:t>Births B(t)</w:t>
             </w:r>
           </w:p>
         </w:tc>
@@ -12500,7 +12500,7 @@
                 <w:i w:val="0"/>
                 <w:sz w:val="20"/>
               </w:rPr>
-              <w:t>Investment $I(t)$</w:t>
+              <w:t>Investment I(t)</w:t>
             </w:r>
           </w:p>
         </w:tc>
@@ -12536,7 +12536,7 @@
                 <w:i w:val="0"/>
                 <w:sz w:val="20"/>
               </w:rPr>
-              <w:t>Population $N(t)$</w:t>
+              <w:t>Population N(t)</w:t>
             </w:r>
           </w:p>
         </w:tc>
@@ -12553,7 +12553,7 @@
                 <w:i w:val="0"/>
                 <w:sz w:val="20"/>
               </w:rPr>
-              <w:t>Reproducible capital $W(t)$</w:t>
+              <w:t>Reproducible capital W(t)</w:t>
             </w:r>
           </w:p>
         </w:tc>
@@ -12589,7 +12589,7 @@
                 <w:i w:val="0"/>
                 <w:sz w:val="20"/>
               </w:rPr>
-              <w:t>Total Fertility Rate $TFR$</w:t>
+              <w:t>Total Fertility Rate TFR</w:t>
             </w:r>
           </w:p>
         </w:tc>
@@ -12606,7 +12606,7 @@
                 <w:i w:val="0"/>
                 <w:sz w:val="20"/>
               </w:rPr>
-              <w:t>Investment rate $I/Y$</w:t>
+              <w:t>Investment rate I/Y</w:t>
             </w:r>
           </w:p>
         </w:tc>
@@ -12642,7 +12642,7 @@
                 <w:i w:val="0"/>
                 <w:sz w:val="20"/>
               </w:rPr>
-              <w:t>Mean age at childbearing $MAC(t)$</w:t>
+              <w:t>Mean age at childbearing MAC(t)</w:t>
             </w:r>
           </w:p>
         </w:tc>
@@ -12659,7 +12659,7 @@
                 <w:i w:val="0"/>
                 <w:sz w:val="20"/>
               </w:rPr>
-              <w:t>Time-to-build $\mu(t)$</w:t>
+              <w:t>Time-to-build μ(t)</w:t>
             </w:r>
           </w:p>
         </w:tc>
@@ -12695,7 +12695,7 @@
                 <w:i w:val="0"/>
                 <w:sz w:val="20"/>
               </w:rPr>
-              <w:t>$TFR^\ast=TFR/(1-r(t))$</w:t>
+              <w:t>TFR* = TFR/(1 − r(t))</w:t>
             </w:r>
           </w:p>
         </w:tc>
@@ -12712,7 +12712,7 @@
                 <w:i w:val="0"/>
                 <w:sz w:val="20"/>
               </w:rPr>
-              <w:t>$K^\ast(t)$ via $\mu(t)$-weighted PIM</w:t>
+              <w:t>K*(t) via μ(t)-weighted PIM</w:t>
             </w:r>
           </w:p>
         </w:tc>
@@ -12748,7 +12748,7 @@
                 <w:i w:val="0"/>
                 <w:sz w:val="20"/>
               </w:rPr>
-              <w:t>Parity-specific $\sigma$ (Goldstein-Lutz-Scherbov, 2003)</w:t>
+              <w:t>Parity-specific σ (Goldstein-Lutz-Scherbov, 2003)</w:t>
             </w:r>
           </w:p>
         </w:tc>
@@ -12765,7 +12765,7 @@
                 <w:i w:val="0"/>
                 <w:sz w:val="20"/>
               </w:rPr>
-              <w:t>Intangible share $\beta$ (Corrado-Hulten-Sichel, 2009)</w:t>
+              <w:t>Intangible share β (Corrado-Hulten-Sichel, 2009)</w:t>
             </w:r>
           </w:p>
         </w:tc>
@@ -12801,7 +12801,7 @@
                 <w:i w:val="0"/>
                 <w:sz w:val="20"/>
               </w:rPr>
-              <w:t>$dN/dt = B - d\cdot N$</w:t>
+              <w:t>dN/dt = B − d·N</w:t>
             </w:r>
           </w:p>
         </w:tc>
@@ -12818,7 +12818,7 @@
                 <w:i w:val="0"/>
                 <w:sz w:val="20"/>
               </w:rPr>
-              <w:t>$dW/dt = I - \delta W$</w:t>
+              <w:t>dW/dt = I − δW</w:t>
             </w:r>
           </w:p>
         </w:tc>

--- a/manuscript/manuscript_en.docx
+++ b/manuscript/manuscript_en.docx
@@ -25,7 +25,7 @@
       <w:r>
         <w:rPr>
           <w:rFonts w:ascii="Times New Roman" w:hAnsi="Times New Roman" w:eastAsia="MS Mincho"/>
-          <w:b w:val="0"/>
+          <w:b/>
           <w:i w:val="0"/>
           <w:sz w:val="24"/>
         </w:rPr>
@@ -85,11 +85,20 @@
       <w:r>
         <w:rPr>
           <w:rFonts w:ascii="Times New Roman" w:hAnsi="Times New Roman" w:eastAsia="MS Mincho"/>
-          <w:b w:val="0"/>
-          <w:i w:val="0"/>
-          <w:sz w:val="24"/>
-        </w:rPr>
-        <w:t>Keywords: Solow residual; time-to-build; intangible capital; growth accounting; national wealth.</w:t>
+          <w:b/>
+          <w:i w:val="0"/>
+          <w:sz w:val="24"/>
+        </w:rPr>
+        <w:t>Keywords</w:t>
+      </w:r>
+      <w:r>
+        <w:rPr>
+          <w:rFonts w:ascii="Times New Roman" w:hAnsi="Times New Roman" w:eastAsia="MS Mincho"/>
+          <w:b w:val="0"/>
+          <w:i w:val="0"/>
+          <w:sz w:val="24"/>
+        </w:rPr>
+        <w:t>: Solow residual; time-to-build; intangible capital; growth accounting; national wealth.</w:t>
       </w:r>
     </w:p>
     <w:p>
@@ -100,11 +109,20 @@
       <w:r>
         <w:rPr>
           <w:rFonts w:ascii="Times New Roman" w:hAnsi="Times New Roman" w:eastAsia="MS Mincho"/>
-          <w:b w:val="0"/>
-          <w:i w:val="0"/>
-          <w:sz w:val="24"/>
-        </w:rPr>
-        <w:t>JEL codes: E01; E22; O47.</w:t>
+          <w:b/>
+          <w:i w:val="0"/>
+          <w:sz w:val="24"/>
+        </w:rPr>
+        <w:t>JEL codes</w:t>
+      </w:r>
+      <w:r>
+        <w:rPr>
+          <w:rFonts w:ascii="Times New Roman" w:hAnsi="Times New Roman" w:eastAsia="MS Mincho"/>
+          <w:b w:val="0"/>
+          <w:i w:val="0"/>
+          <w:sz w:val="24"/>
+        </w:rPr>
+        <w:t>: E01; E22; O47.</w:t>
       </w:r>
     </w:p>
     <w:p>
@@ -115,7 +133,7 @@
       <w:r>
         <w:rPr>
           <w:rFonts w:ascii="Times New Roman" w:hAnsi="Times New Roman" w:eastAsia="MS Mincho"/>
-          <w:b w:val="0"/>
+          <w:b/>
           <w:i w:val="0"/>
           <w:sz w:val="24"/>
         </w:rPr>
@@ -131,10 +149,19 @@
         <w:rPr>
           <w:rFonts w:ascii="Times New Roman" w:hAnsi="Times New Roman" w:eastAsia="MS Mincho"/>
           <w:b w:val="0"/>
-          <w:i w:val="0"/>
-          <w:sz w:val="24"/>
-        </w:rPr>
-        <w:t>Competing interests. The author declares no competing interests.</w:t>
+          <w:i/>
+          <w:sz w:val="24"/>
+        </w:rPr>
+        <w:t>Competing interests.</w:t>
+      </w:r>
+      <w:r>
+        <w:rPr>
+          <w:rFonts w:ascii="Times New Roman" w:hAnsi="Times New Roman" w:eastAsia="MS Mincho"/>
+          <w:b w:val="0"/>
+          <w:i w:val="0"/>
+          <w:sz w:val="24"/>
+        </w:rPr>
+        <w:t xml:space="preserve"> The author declares no competing interests.</w:t>
       </w:r>
     </w:p>
     <w:p>
@@ -146,10 +173,19 @@
         <w:rPr>
           <w:rFonts w:ascii="Times New Roman" w:hAnsi="Times New Roman" w:eastAsia="MS Mincho"/>
           <w:b w:val="0"/>
-          <w:i w:val="0"/>
-          <w:sz w:val="24"/>
-        </w:rPr>
-        <w:t>Funding. No external funding was received for this research.</w:t>
+          <w:i/>
+          <w:sz w:val="24"/>
+        </w:rPr>
+        <w:t>Funding.</w:t>
+      </w:r>
+      <w:r>
+        <w:rPr>
+          <w:rFonts w:ascii="Times New Roman" w:hAnsi="Times New Roman" w:eastAsia="MS Mincho"/>
+          <w:b w:val="0"/>
+          <w:i w:val="0"/>
+          <w:sz w:val="24"/>
+        </w:rPr>
+        <w:t xml:space="preserve"> No external funding was received for this research.</w:t>
       </w:r>
     </w:p>
     <w:p>
@@ -161,10 +197,19 @@
         <w:rPr>
           <w:rFonts w:ascii="Times New Roman" w:hAnsi="Times New Roman" w:eastAsia="MS Mincho"/>
           <w:b w:val="0"/>
-          <w:i w:val="0"/>
-          <w:sz w:val="24"/>
-        </w:rPr>
-        <w:t>Data and code availability. Penn World Table 10.01, World Bank CWON, and World Bank WDI data used in this study are publicly available from the Groningen Growth and Development Centre and the World Bank, respectively. All analysis scripts, intermediate results, and manuscript sources are archived in the accompanying public repository (https://github.com/bougtoir/gdp-tempo-paper).</w:t>
+          <w:i/>
+          <w:sz w:val="24"/>
+        </w:rPr>
+        <w:t>Data and code availability.</w:t>
+      </w:r>
+      <w:r>
+        <w:rPr>
+          <w:rFonts w:ascii="Times New Roman" w:hAnsi="Times New Roman" w:eastAsia="MS Mincho"/>
+          <w:b w:val="0"/>
+          <w:i w:val="0"/>
+          <w:sz w:val="24"/>
+        </w:rPr>
+        <w:t xml:space="preserve"> Penn World Table 10.01, World Bank CWON, and World Bank WDI data used in this study are publicly available from the Groningen Growth and Development Centre and the World Bank, respectively. All analysis scripts, intermediate results, and manuscript sources are archived in the accompanying public repository (https://github.com/bougtoir/gdp-tempo-paper).</w:t>
       </w:r>
     </w:p>
     <w:p>
@@ -176,10 +221,19 @@
         <w:rPr>
           <w:rFonts w:ascii="Times New Roman" w:hAnsi="Times New Roman" w:eastAsia="MS Mincho"/>
           <w:b w:val="0"/>
-          <w:i w:val="0"/>
-          <w:sz w:val="24"/>
-        </w:rPr>
-        <w:t>Use of AI tools. The author used generative AI to assist with formatting the text, choosing words that suited the tone, and writing analysis code. The author reviewed and edited the content as needed and takes full responsibility for the content of the published article.</w:t>
+          <w:i/>
+          <w:sz w:val="24"/>
+        </w:rPr>
+        <w:t>Use of AI tools.</w:t>
+      </w:r>
+      <w:r>
+        <w:rPr>
+          <w:rFonts w:ascii="Times New Roman" w:hAnsi="Times New Roman" w:eastAsia="MS Mincho"/>
+          <w:b w:val="0"/>
+          <w:i w:val="0"/>
+          <w:sz w:val="24"/>
+        </w:rPr>
+        <w:t xml:space="preserve"> The author used generative AI to assist with formatting the text, choosing words that suited the tone, and writing analysis code. The author reviewed and edited the content as needed and takes full responsibility for the content of the published article.</w:t>
       </w:r>
     </w:p>
     <w:p>
@@ -190,11 +244,92 @@
       <w:r>
         <w:rPr>
           <w:rFonts w:ascii="Times New Roman" w:hAnsi="Times New Roman" w:eastAsia="MS Mincho"/>
-          <w:b w:val="0"/>
-          <w:i w:val="0"/>
-          <w:sz w:val="24"/>
-        </w:rPr>
-        <w:t>Abstract. A measurable share of what conventional growth accounting calls total factor productivity (TFP) is a book-keeping artefact: it reflects a drifting time-to-build parameter μ(t) and an omitted intangible-capital share β that official statistics set to zero. Across 39 OECD and middle-income economies (Penn World Table 10.01, World Bank CWON, 1995–2019), letting μ drift and β enter the production function jointly reduces the out-of-sample GDP-level forecast error from 4.60% to 3.99% — a 13% relative improvement obtained without new data or stochastic machinery. A Solow-residual decomposition shows that up to 30% of TFP-growth variance is attributable to tempo drift alone. Counterfactual wealth calculations indicate that official produced-capital figures understate intangible-adjusted wealth by 0.3–1.1% for high-R&amp;D economies. These corrections reconcile production-side (flow) and wealth-side (stock) national accounts to within 1–2% for most countries, resolving a long-standing tension in the Beyond-GDP debate.</w:t>
+          <w:b/>
+          <w:i w:val="0"/>
+          <w:sz w:val="24"/>
+        </w:rPr>
+        <w:t>Abstract.</w:t>
+      </w:r>
+      <w:r>
+        <w:rPr>
+          <w:rFonts w:ascii="Times New Roman" w:hAnsi="Times New Roman" w:eastAsia="MS Mincho"/>
+          <w:b w:val="0"/>
+          <w:i w:val="0"/>
+          <w:sz w:val="24"/>
+        </w:rPr>
+        <w:t xml:space="preserve"> A measurable share of what conventional growth accounting calls total factor productivity (TFP) is a book-keeping artefact: it reflects a drifting time-to-build parameter </w:t>
+      </w:r>
+      <w:r>
+        <w:rPr>
+          <w:rFonts w:ascii="Times New Roman" w:hAnsi="Times New Roman" w:eastAsia="MS Mincho"/>
+          <w:b w:val="0"/>
+          <w:i/>
+          <w:sz w:val="24"/>
+        </w:rPr>
+        <w:t>μ</w:t>
+      </w:r>
+      <w:r>
+        <w:rPr>
+          <w:rFonts w:ascii="Times New Roman" w:hAnsi="Times New Roman" w:eastAsia="MS Mincho"/>
+          <w:b w:val="0"/>
+          <w:i w:val="0"/>
+          <w:sz w:val="24"/>
+        </w:rPr>
+        <w:t xml:space="preserve">(t) and an omitted intangible-capital share </w:t>
+      </w:r>
+      <w:r>
+        <w:rPr>
+          <w:rFonts w:ascii="Times New Roman" w:hAnsi="Times New Roman" w:eastAsia="MS Mincho"/>
+          <w:b w:val="0"/>
+          <w:i/>
+          <w:sz w:val="24"/>
+        </w:rPr>
+        <w:t>β</w:t>
+      </w:r>
+      <w:r>
+        <w:rPr>
+          <w:rFonts w:ascii="Times New Roman" w:hAnsi="Times New Roman" w:eastAsia="MS Mincho"/>
+          <w:b w:val="0"/>
+          <w:i w:val="0"/>
+          <w:sz w:val="24"/>
+        </w:rPr>
+        <w:t xml:space="preserve"> that official statistics set to zero. Across 39 OECD and middle-income economies (Penn World Table 10.01, World Bank CWON, 1995–2019), letting </w:t>
+      </w:r>
+      <w:r>
+        <w:rPr>
+          <w:rFonts w:ascii="Times New Roman" w:hAnsi="Times New Roman" w:eastAsia="MS Mincho"/>
+          <w:b w:val="0"/>
+          <w:i/>
+          <w:sz w:val="24"/>
+        </w:rPr>
+        <w:t>μ</w:t>
+      </w:r>
+      <w:r>
+        <w:rPr>
+          <w:rFonts w:ascii="Times New Roman" w:hAnsi="Times New Roman" w:eastAsia="MS Mincho"/>
+          <w:b w:val="0"/>
+          <w:i w:val="0"/>
+          <w:sz w:val="24"/>
+        </w:rPr>
+        <w:t xml:space="preserve"> drift and </w:t>
+      </w:r>
+      <w:r>
+        <w:rPr>
+          <w:rFonts w:ascii="Times New Roman" w:hAnsi="Times New Roman" w:eastAsia="MS Mincho"/>
+          <w:b w:val="0"/>
+          <w:i/>
+          <w:sz w:val="24"/>
+        </w:rPr>
+        <w:t>β</w:t>
+      </w:r>
+      <w:r>
+        <w:rPr>
+          <w:rFonts w:ascii="Times New Roman" w:hAnsi="Times New Roman" w:eastAsia="MS Mincho"/>
+          <w:b w:val="0"/>
+          <w:i w:val="0"/>
+          <w:sz w:val="24"/>
+        </w:rPr>
+        <w:t xml:space="preserve"> enter the production function jointly reduces the out-of-sample GDP-level forecast error from 4.60% to 3.99% — a 13% relative improvement obtained without new data or stochastic machinery. A Solow-residual decomposition shows that up to 30% of TFP-growth variance is attributable to tempo drift alone. Counterfactual wealth calculations indicate that official produced-capital figures understate intangible-adjusted wealth by 0.3–1.1% for high-R&amp;D economies. These corrections reconcile production-side (flow) and wealth-side (stock) national accounts to within 1–2% for most countries, resolving a long-standing tension in the Beyond-GDP debate.</w:t>
       </w:r>
     </w:p>
     <w:p>
@@ -205,11 +340,20 @@
       <w:r>
         <w:rPr>
           <w:rFonts w:ascii="Times New Roman" w:hAnsi="Times New Roman" w:eastAsia="MS Mincho"/>
-          <w:b w:val="0"/>
-          <w:i w:val="0"/>
-          <w:sz w:val="24"/>
-        </w:rPr>
-        <w:t>Keywords: Solow residual; time-to-build; intangible capital; growth accounting; national wealth.</w:t>
+          <w:b/>
+          <w:i w:val="0"/>
+          <w:sz w:val="24"/>
+        </w:rPr>
+        <w:t>Keywords</w:t>
+      </w:r>
+      <w:r>
+        <w:rPr>
+          <w:rFonts w:ascii="Times New Roman" w:hAnsi="Times New Roman" w:eastAsia="MS Mincho"/>
+          <w:b w:val="0"/>
+          <w:i w:val="0"/>
+          <w:sz w:val="24"/>
+        </w:rPr>
+        <w:t>: Solow residual; time-to-build; intangible capital; growth accounting; national wealth.</w:t>
       </w:r>
     </w:p>
     <w:p>
@@ -220,11 +364,20 @@
       <w:r>
         <w:rPr>
           <w:rFonts w:ascii="Times New Roman" w:hAnsi="Times New Roman" w:eastAsia="MS Mincho"/>
-          <w:b w:val="0"/>
-          <w:i w:val="0"/>
-          <w:sz w:val="24"/>
-        </w:rPr>
-        <w:t>JEL codes: E01, E22, O47.</w:t>
+          <w:b/>
+          <w:i w:val="0"/>
+          <w:sz w:val="24"/>
+        </w:rPr>
+        <w:t>JEL codes</w:t>
+      </w:r>
+      <w:r>
+        <w:rPr>
+          <w:rFonts w:ascii="Times New Roman" w:hAnsi="Times New Roman" w:eastAsia="MS Mincho"/>
+          <w:b w:val="0"/>
+          <w:i w:val="0"/>
+          <w:sz w:val="24"/>
+        </w:rPr>
+        <w:t>: E01, E22, O47.</w:t>
       </w:r>
     </w:p>
     <w:p>
@@ -269,7 +422,97 @@
           <w:i w:val="0"/>
           <w:sz w:val="24"/>
         </w:rPr>
-        <w:t>The first parameter is the time-varying investment-to-output lag, μ(t). The standard perpetual inventory method (PIM) assumes that investment becomes productive instantaneously (μ = 0) or with a fixed, time-invariant lag. Yet the composition of investment has shifted decisively toward long-lead assets — custom software, cloud infrastructure, pharmaceutical R&amp;D, and complex engineering systems — whose gestation periods differ by nearly an order of magnitude from the plant-and-equipment on which the original lag literature was calibrated (OECD, 2013; Corrado et al., 2020). If μ has been rising but is treated as zero, the PIM capital stock is mis-timed and the Solow residual absorbs the error. The second parameter is the intangible capital share, β. Corrado, Hulten, and Sichel (2005, 2009) have shown that intangible investment is quantitatively large, yet official wealth accounts — including the World Bank Changing Wealth of Nations (CWON; Lange, Wodon, and Carey, 2018) — still exclude most intangibles from produced capital. When β is forced to zero, the missing capital again inflates TFP.</w:t>
+        <w:t xml:space="preserve">The first parameter is the time-varying investment-to-output lag, </w:t>
+      </w:r>
+      <w:r>
+        <w:rPr>
+          <w:rFonts w:ascii="Times New Roman" w:hAnsi="Times New Roman" w:eastAsia="MS Mincho"/>
+          <w:b w:val="0"/>
+          <w:i/>
+          <w:sz w:val="24"/>
+        </w:rPr>
+        <w:t>μ</w:t>
+      </w:r>
+      <w:r>
+        <w:rPr>
+          <w:rFonts w:ascii="Times New Roman" w:hAnsi="Times New Roman" w:eastAsia="MS Mincho"/>
+          <w:b w:val="0"/>
+          <w:i w:val="0"/>
+          <w:sz w:val="24"/>
+        </w:rPr>
+        <w:t>(t). The standard perpetual inventory method (PIM) assumes that investment becomes productive instantaneously (</w:t>
+      </w:r>
+      <w:r>
+        <w:rPr>
+          <w:rFonts w:ascii="Times New Roman" w:hAnsi="Times New Roman" w:eastAsia="MS Mincho"/>
+          <w:b w:val="0"/>
+          <w:i/>
+          <w:sz w:val="24"/>
+        </w:rPr>
+        <w:t>μ</w:t>
+      </w:r>
+      <w:r>
+        <w:rPr>
+          <w:rFonts w:ascii="Times New Roman" w:hAnsi="Times New Roman" w:eastAsia="MS Mincho"/>
+          <w:b w:val="0"/>
+          <w:i w:val="0"/>
+          <w:sz w:val="24"/>
+        </w:rPr>
+        <w:t xml:space="preserve"> = 0) or with a fixed, time-invariant lag. Yet the composition of investment has shifted decisively toward long-lead assets — custom software, cloud infrastructure, pharmaceutical R&amp;D, and complex engineering systems — whose gestation periods differ by nearly an order of magnitude from the plant-and-equipment on which the original lag literature was calibrated (OECD, 2013; Corrado et al., 2020). If </w:t>
+      </w:r>
+      <w:r>
+        <w:rPr>
+          <w:rFonts w:ascii="Times New Roman" w:hAnsi="Times New Roman" w:eastAsia="MS Mincho"/>
+          <w:b w:val="0"/>
+          <w:i/>
+          <w:sz w:val="24"/>
+        </w:rPr>
+        <w:t>μ</w:t>
+      </w:r>
+      <w:r>
+        <w:rPr>
+          <w:rFonts w:ascii="Times New Roman" w:hAnsi="Times New Roman" w:eastAsia="MS Mincho"/>
+          <w:b w:val="0"/>
+          <w:i w:val="0"/>
+          <w:sz w:val="24"/>
+        </w:rPr>
+        <w:t xml:space="preserve"> has been rising but is treated as zero, the PIM capital stock is mis-timed and the Solow residual absorbs the error. The second parameter is the intangible capital share, </w:t>
+      </w:r>
+      <w:r>
+        <w:rPr>
+          <w:rFonts w:ascii="Times New Roman" w:hAnsi="Times New Roman" w:eastAsia="MS Mincho"/>
+          <w:b w:val="0"/>
+          <w:i/>
+          <w:sz w:val="24"/>
+        </w:rPr>
+        <w:t>β</w:t>
+      </w:r>
+      <w:r>
+        <w:rPr>
+          <w:rFonts w:ascii="Times New Roman" w:hAnsi="Times New Roman" w:eastAsia="MS Mincho"/>
+          <w:b w:val="0"/>
+          <w:i w:val="0"/>
+          <w:sz w:val="24"/>
+        </w:rPr>
+        <w:t xml:space="preserve">. Corrado, Hulten, and Sichel (2005, 2009) have shown that intangible investment is quantitatively large, yet official wealth accounts — including the World Bank Changing Wealth of Nations (CWON; Lange, Wodon, and Carey, 2018) — still exclude most intangibles from produced capital. When </w:t>
+      </w:r>
+      <w:r>
+        <w:rPr>
+          <w:rFonts w:ascii="Times New Roman" w:hAnsi="Times New Roman" w:eastAsia="MS Mincho"/>
+          <w:b w:val="0"/>
+          <w:i/>
+          <w:sz w:val="24"/>
+        </w:rPr>
+        <w:t>β</w:t>
+      </w:r>
+      <w:r>
+        <w:rPr>
+          <w:rFonts w:ascii="Times New Roman" w:hAnsi="Times New Roman" w:eastAsia="MS Mincho"/>
+          <w:b w:val="0"/>
+          <w:i w:val="0"/>
+          <w:sz w:val="24"/>
+        </w:rPr>
+        <w:t xml:space="preserve"> is forced to zero, the missing capital again inflates TFP.</w:t>
       </w:r>
     </w:p>
     <w:p>
@@ -284,7 +527,43 @@
           <w:i w:val="0"/>
           <w:sz w:val="24"/>
         </w:rPr>
-        <w:t>We identify both parameters simultaneously, exploiting a structural analogy with population statistics. Bongaarts and Feeney (1998) showed that a drifting mean age at childbearing depresses measured period fertility even when completed fertility is constant; Goldstein, Lutz, and Scherbov (2003) showed that adding a single "forgotten" parity-specific variance parameter resolves the discrepancy. The same mathematics applies, under a precise change of variables, to capital accounting (Table 2): investment plays the role of births, the PIM capital stock plays the role of the population stock, μ(t) is the analogue of the mean age at childbearing, and β is the analogue of the forgotten variance.</w:t>
+        <w:t xml:space="preserve">We identify both parameters simultaneously, exploiting a structural analogy with population statistics. Bongaarts and Feeney (1998) showed that a drifting mean age at childbearing depresses measured period fertility even when completed fertility is constant; Goldstein, Lutz, and Scherbov (2003) showed that adding a single "forgotten" parity-specific variance parameter resolves the discrepancy. The same mathematics applies, under a precise change of variables, to capital accounting (Table 2): investment plays the role of births, the PIM capital stock plays the role of the population stock, </w:t>
+      </w:r>
+      <w:r>
+        <w:rPr>
+          <w:rFonts w:ascii="Times New Roman" w:hAnsi="Times New Roman" w:eastAsia="MS Mincho"/>
+          <w:b w:val="0"/>
+          <w:i/>
+          <w:sz w:val="24"/>
+        </w:rPr>
+        <w:t>μ</w:t>
+      </w:r>
+      <w:r>
+        <w:rPr>
+          <w:rFonts w:ascii="Times New Roman" w:hAnsi="Times New Roman" w:eastAsia="MS Mincho"/>
+          <w:b w:val="0"/>
+          <w:i w:val="0"/>
+          <w:sz w:val="24"/>
+        </w:rPr>
+        <w:t xml:space="preserve">(t) is the analogue of the mean age at childbearing, and </w:t>
+      </w:r>
+      <w:r>
+        <w:rPr>
+          <w:rFonts w:ascii="Times New Roman" w:hAnsi="Times New Roman" w:eastAsia="MS Mincho"/>
+          <w:b w:val="0"/>
+          <w:i/>
+          <w:sz w:val="24"/>
+        </w:rPr>
+        <w:t>β</w:t>
+      </w:r>
+      <w:r>
+        <w:rPr>
+          <w:rFonts w:ascii="Times New Roman" w:hAnsi="Times New Roman" w:eastAsia="MS Mincho"/>
+          <w:b w:val="0"/>
+          <w:i w:val="0"/>
+          <w:sz w:val="24"/>
+        </w:rPr>
+        <w:t xml:space="preserve"> is the analogue of the forgotten variance.</w:t>
       </w:r>
     </w:p>
     <w:p>
@@ -299,7 +578,61 @@
           <w:i w:val="0"/>
           <w:sz w:val="24"/>
         </w:rPr>
-        <w:t>Our contribution is three-fold. First, we estimate μ(t) and β jointly across 39 OECD and middle-income economies (Penn World Table 10.01, World Bank CWON, 1995–2019) and show that the time-varying μ(t) reduces the out-of-sample GDP-level forecast error from 4.60 % to 3.99 %, a 13 % relative improvement obtained without new data or stochastic machinery. Second, a Solow-residual decomposition reveals that tempo drift alone accounts for up to 30 % of TFP-growth variance in some countries, and counterfactual wealth calculations show that official produced-capital figures understate intangible-adjusted wealth by 0.3–1.1 % in high-R&amp;D economies. Third, the joint corrections reconcile production-side (flow) and wealth-side (stock) national accounts to within 1–2 % for most countries, which to our knowledge is the first empirical success of the "unified national-wealth accounting" programme that Stiglitz, Sen, and Fitoussi (2009) called for.</w:t>
+        <w:t xml:space="preserve">Our contribution is three-fold. First, we estimate </w:t>
+      </w:r>
+      <w:r>
+        <w:rPr>
+          <w:rFonts w:ascii="Times New Roman" w:hAnsi="Times New Roman" w:eastAsia="MS Mincho"/>
+          <w:b w:val="0"/>
+          <w:i/>
+          <w:sz w:val="24"/>
+        </w:rPr>
+        <w:t>μ</w:t>
+      </w:r>
+      <w:r>
+        <w:rPr>
+          <w:rFonts w:ascii="Times New Roman" w:hAnsi="Times New Roman" w:eastAsia="MS Mincho"/>
+          <w:b w:val="0"/>
+          <w:i w:val="0"/>
+          <w:sz w:val="24"/>
+        </w:rPr>
+        <w:t xml:space="preserve">(t) and </w:t>
+      </w:r>
+      <w:r>
+        <w:rPr>
+          <w:rFonts w:ascii="Times New Roman" w:hAnsi="Times New Roman" w:eastAsia="MS Mincho"/>
+          <w:b w:val="0"/>
+          <w:i/>
+          <w:sz w:val="24"/>
+        </w:rPr>
+        <w:t>β</w:t>
+      </w:r>
+      <w:r>
+        <w:rPr>
+          <w:rFonts w:ascii="Times New Roman" w:hAnsi="Times New Roman" w:eastAsia="MS Mincho"/>
+          <w:b w:val="0"/>
+          <w:i w:val="0"/>
+          <w:sz w:val="24"/>
+        </w:rPr>
+        <w:t xml:space="preserve"> jointly across 39 OECD and middle-income economies (Penn World Table 10.01, World Bank CWON, 1995–2019) and show that the time-varying </w:t>
+      </w:r>
+      <w:r>
+        <w:rPr>
+          <w:rFonts w:ascii="Times New Roman" w:hAnsi="Times New Roman" w:eastAsia="MS Mincho"/>
+          <w:b w:val="0"/>
+          <w:i/>
+          <w:sz w:val="24"/>
+        </w:rPr>
+        <w:t>μ</w:t>
+      </w:r>
+      <w:r>
+        <w:rPr>
+          <w:rFonts w:ascii="Times New Roman" w:hAnsi="Times New Roman" w:eastAsia="MS Mincho"/>
+          <w:b w:val="0"/>
+          <w:i w:val="0"/>
+          <w:sz w:val="24"/>
+        </w:rPr>
+        <w:t>(t) reduces the out-of-sample GDP-level forecast error from 4.60 % to 3.99 %, a 13 % relative improvement obtained without new data or stochastic machinery. Second, a Solow-residual decomposition reveals that tempo drift alone accounts for up to 30 % of TFP-growth variance in some countries, and counterfactual wealth calculations show that official produced-capital figures understate intangible-adjusted wealth by 0.3–1.1 % in high-R&amp;D economies. Third, the joint corrections reconcile production-side (flow) and wealth-side (stock) national accounts to within 1–2 % for most countries, which to our knowledge is the first empirical success of the "unified national-wealth accounting" programme that Stiglitz, Sen, and Fitoussi (2009) called for.</w:t>
       </w:r>
     </w:p>
     <w:p>
@@ -340,11 +673,74 @@
       <w:r>
         <w:rPr>
           <w:rFonts w:ascii="Times New Roman" w:hAnsi="Times New Roman" w:eastAsia="MS Mincho"/>
-          <w:b w:val="0"/>
-          <w:i w:val="0"/>
-          <w:sz w:val="24"/>
-        </w:rPr>
-        <w:t>Capital accounting and time-to-build. Since Kydland and Prescott (1982) it has been standard practice to insert a multi-period investment lag into business-cycle models. Empirical estimates are overwhelmingly based on fixed lag structures: a single μ is estimated once for an entire sample, or a small number of regime-dependent μs are estimated for recession and expansion states (Mayer, 1960; Koeva, 2000). Kaboski (2005) documents cross-industry heterogeneity but, again, in a time-invariant fashion. More recent work (Altug, 1989; Christiano and Todd, 1996; Edge, 2007) has explored stochastic extensions in which the lag distribution is allowed to depend on sectoral composition, but still does not allow μ to drift systematically over decades. We know of no prior study that lets the typical investment-to-output lag drift in the way that demographers have documented for the mean age at childbearing. The omission is consequential because post-1990 investment has shifted substantially toward long-lead assets — custom industrial software, cloud infrastructure, pharmaceutical R&amp;D, complex engineering systems — whose gestation periods differ by nearly an order of magnitude from the plant-and-equipment of the 1960s on which the original lag literature was calibrated (OECD, 2013; Corrado et al., 2020).</w:t>
+          <w:b/>
+          <w:i w:val="0"/>
+          <w:sz w:val="24"/>
+        </w:rPr>
+        <w:t>Capital accounting and time-to-build.</w:t>
+      </w:r>
+      <w:r>
+        <w:rPr>
+          <w:rFonts w:ascii="Times New Roman" w:hAnsi="Times New Roman" w:eastAsia="MS Mincho"/>
+          <w:b w:val="0"/>
+          <w:i w:val="0"/>
+          <w:sz w:val="24"/>
+        </w:rPr>
+        <w:t xml:space="preserve"> Since Kydland and Prescott (1982) it has been standard practice to insert a multi-period investment lag into business-cycle models. Empirical estimates are overwhelmingly based on fixed lag structures: a single </w:t>
+      </w:r>
+      <w:r>
+        <w:rPr>
+          <w:rFonts w:ascii="Times New Roman" w:hAnsi="Times New Roman" w:eastAsia="MS Mincho"/>
+          <w:b w:val="0"/>
+          <w:i/>
+          <w:sz w:val="24"/>
+        </w:rPr>
+        <w:t>μ</w:t>
+      </w:r>
+      <w:r>
+        <w:rPr>
+          <w:rFonts w:ascii="Times New Roman" w:hAnsi="Times New Roman" w:eastAsia="MS Mincho"/>
+          <w:b w:val="0"/>
+          <w:i w:val="0"/>
+          <w:sz w:val="24"/>
+        </w:rPr>
+        <w:t xml:space="preserve"> is estimated once for an entire sample, or a small number of regime-dependent </w:t>
+      </w:r>
+      <w:r>
+        <w:rPr>
+          <w:rFonts w:ascii="Times New Roman" w:hAnsi="Times New Roman" w:eastAsia="MS Mincho"/>
+          <w:b w:val="0"/>
+          <w:i/>
+          <w:sz w:val="24"/>
+        </w:rPr>
+        <w:t>μ</w:t>
+      </w:r>
+      <w:r>
+        <w:rPr>
+          <w:rFonts w:ascii="Times New Roman" w:hAnsi="Times New Roman" w:eastAsia="MS Mincho"/>
+          <w:b w:val="0"/>
+          <w:i w:val="0"/>
+          <w:sz w:val="24"/>
+        </w:rPr>
+        <w:t xml:space="preserve">s are estimated for recession and expansion states (Mayer, 1960; Koeva, 2000). Kaboski (2005) documents cross-industry heterogeneity but, again, in a time-invariant fashion. More recent work (Altug, 1989; Christiano and Todd, 1996; Edge, 2007) has explored stochastic extensions in which the lag distribution is allowed to depend on sectoral composition, but still does not allow </w:t>
+      </w:r>
+      <w:r>
+        <w:rPr>
+          <w:rFonts w:ascii="Times New Roman" w:hAnsi="Times New Roman" w:eastAsia="MS Mincho"/>
+          <w:b w:val="0"/>
+          <w:i/>
+          <w:sz w:val="24"/>
+        </w:rPr>
+        <w:t>μ</w:t>
+      </w:r>
+      <w:r>
+        <w:rPr>
+          <w:rFonts w:ascii="Times New Roman" w:hAnsi="Times New Roman" w:eastAsia="MS Mincho"/>
+          <w:b w:val="0"/>
+          <w:i w:val="0"/>
+          <w:sz w:val="24"/>
+        </w:rPr>
+        <w:t xml:space="preserve"> to drift systematically over decades. We know of no prior study that lets the typical investment-to-output lag drift in the way that demographers have documented for the mean age at childbearing. The omission is consequential because post-1990 investment has shifted substantially toward long-lead assets — custom industrial software, cloud infrastructure, pharmaceutical R&amp;D, complex engineering systems — whose gestation periods differ by nearly an order of magnitude from the plant-and-equipment of the 1960s on which the original lag literature was calibrated (OECD, 2013; Corrado et al., 2020).</w:t>
       </w:r>
     </w:p>
     <w:p>
@@ -355,11 +751,56 @@
       <w:r>
         <w:rPr>
           <w:rFonts w:ascii="Times New Roman" w:hAnsi="Times New Roman" w:eastAsia="MS Mincho"/>
-          <w:b w:val="0"/>
-          <w:i w:val="0"/>
-          <w:sz w:val="24"/>
-        </w:rPr>
-        <w:t>Intangible capital. The programme begun by Corrado, Hulten, and Sichel (2005, 2009) has by now produced robust international evidence that software, R&amp;D, design, brand, organisational capital, and training account for 30–60 % of productivity growth in advanced economies (INTAN-Invest: Corrado et al., 2016; Roth, 2023). The 2008 revision of the System of National Accounts (SNA) formally incorporated R&amp;D into produced capital, but broader intangibles — organisational capital, brand, training, purchased design services, some categories of financial innovation — remain excluded from most official balance sheets, including the World Bank CWON (Lange et al., 2018, Chap. 3). De Rassenfosse and Jaffe (2018) and Haskel and Westlake (2017, 2022) emphasise that this omission biases not only the level of measured capital but also the implied productivity growth rate whenever the intangible share is expanding — exactly the setting of our 1995-2019 sample. Importantly, the intangible share β is not a global constant: Japan, Germany, and some East-Asian economies retain a smaller intangible share than the United States even under harmonised measurement (Corrado et al., 2020), so β ought to be a country-specific parameter, which is how we treat it in Section IV.</w:t>
+          <w:b/>
+          <w:i w:val="0"/>
+          <w:sz w:val="24"/>
+        </w:rPr>
+        <w:t>Intangible capital.</w:t>
+      </w:r>
+      <w:r>
+        <w:rPr>
+          <w:rFonts w:ascii="Times New Roman" w:hAnsi="Times New Roman" w:eastAsia="MS Mincho"/>
+          <w:b w:val="0"/>
+          <w:i w:val="0"/>
+          <w:sz w:val="24"/>
+        </w:rPr>
+        <w:t xml:space="preserve"> The programme begun by Corrado, Hulten, and Sichel (2005, 2009) has by now produced robust international evidence that software, R&amp;D, design, brand, organisational capital, and training account for 30–60 % of productivity growth in advanced economies (INTAN-Invest: Corrado et al., 2016; Roth, 2023). The 2008 revision of the System of National Accounts (SNA) formally incorporated R&amp;D into produced capital, but broader intangibles — organisational capital, brand, training, purchased design services, some categories of financial innovation — remain excluded from most official balance sheets, including the World Bank CWON (Lange et al., 2018, Chap. 3). De Rassenfosse and Jaffe (2018) and Haskel and Westlake (2017, 2022) emphasise that this omission biases not only the level of measured capital but also the implied productivity growth rate whenever the intangible share is expanding — exactly the setting of our 1995-2019 sample. Importantly, the intangible share </w:t>
+      </w:r>
+      <w:r>
+        <w:rPr>
+          <w:rFonts w:ascii="Times New Roman" w:hAnsi="Times New Roman" w:eastAsia="MS Mincho"/>
+          <w:b w:val="0"/>
+          <w:i/>
+          <w:sz w:val="24"/>
+        </w:rPr>
+        <w:t>β</w:t>
+      </w:r>
+      <w:r>
+        <w:rPr>
+          <w:rFonts w:ascii="Times New Roman" w:hAnsi="Times New Roman" w:eastAsia="MS Mincho"/>
+          <w:b w:val="0"/>
+          <w:i w:val="0"/>
+          <w:sz w:val="24"/>
+        </w:rPr>
+        <w:t xml:space="preserve"> is not a global constant: Japan, Germany, and some East-Asian economies retain a smaller intangible share than the United States even under harmonised measurement (Corrado et al., 2020), so </w:t>
+      </w:r>
+      <w:r>
+        <w:rPr>
+          <w:rFonts w:ascii="Times New Roman" w:hAnsi="Times New Roman" w:eastAsia="MS Mincho"/>
+          <w:b w:val="0"/>
+          <w:i/>
+          <w:sz w:val="24"/>
+        </w:rPr>
+        <w:t>β</w:t>
+      </w:r>
+      <w:r>
+        <w:rPr>
+          <w:rFonts w:ascii="Times New Roman" w:hAnsi="Times New Roman" w:eastAsia="MS Mincho"/>
+          <w:b w:val="0"/>
+          <w:i w:val="0"/>
+          <w:sz w:val="24"/>
+        </w:rPr>
+        <w:t xml:space="preserve"> ought to be a country-specific parameter, which is how we treat it in Section IV.</w:t>
       </w:r>
     </w:p>
     <w:p>
@@ -370,11 +811,20 @@
       <w:r>
         <w:rPr>
           <w:rFonts w:ascii="Times New Roman" w:hAnsi="Times New Roman" w:eastAsia="MS Mincho"/>
-          <w:b w:val="0"/>
-          <w:i w:val="0"/>
-          <w:sz w:val="24"/>
-        </w:rPr>
-        <w:t>Wealth accounting. The Beyond-GDP movement, from Stiglitz-Sen-Fitoussi (2009) through Jorgenson (2018) and Managi-Kumar (2018), proposes to replace or augment GDP with wealth-style aggregates. Empirically, however, the three main aggregates — SEEA, IWI, and CWON — disagree materially both with each other and with independently reconstructed perpetual-inventory stocks (Arrow et al., 2012; Dasgupta, 2021). The mainstream diagnosis blames measurement error and the treatment of natural capital. We show that a more mundane culprit — a mis-specified time-to-build and an omitted intangible share — explains a sizeable fraction of the discrepancy.</w:t>
+          <w:b/>
+          <w:i w:val="0"/>
+          <w:sz w:val="24"/>
+        </w:rPr>
+        <w:t>Wealth accounting.</w:t>
+      </w:r>
+      <w:r>
+        <w:rPr>
+          <w:rFonts w:ascii="Times New Roman" w:hAnsi="Times New Roman" w:eastAsia="MS Mincho"/>
+          <w:b w:val="0"/>
+          <w:i w:val="0"/>
+          <w:sz w:val="24"/>
+        </w:rPr>
+        <w:t xml:space="preserve"> The Beyond-GDP movement, from Stiglitz-Sen-Fitoussi (2009) through Jorgenson (2018) and Managi-Kumar (2018), proposes to replace or augment GDP with wealth-style aggregates. Empirically, however, the three main aggregates — SEEA, IWI, and CWON — disagree materially both with each other and with independently reconstructed perpetual-inventory stocks (Arrow et al., 2012; Dasgupta, 2021). The mainstream diagnosis blames measurement error and the treatment of natural capital. We show that a more mundane culprit — a mis-specified time-to-build and an omitted intangible share — explains a sizeable fraction of the discrepancy.</w:t>
       </w:r>
     </w:p>
     <w:p>
@@ -385,11 +835,101 @@
       <w:r>
         <w:rPr>
           <w:rFonts w:ascii="Times New Roman" w:hAnsi="Times New Roman" w:eastAsia="MS Mincho"/>
-          <w:b w:val="0"/>
-          <w:i w:val="0"/>
-          <w:sz w:val="24"/>
-        </w:rPr>
-        <w:t>Tempo and forgotten parameters in demography. Bongaarts and Feeney (1998) introduced the adjustment TFR\ = TFR/(1 − r(t)) where r(t)* is the annual change in the mean age at childbearing. Goldstein, Lutz, and Scherbov (2003) showed that Bongaarts-Feeney was an upper bound unless a parity-specific "forgotten" variance σ was re-introduced. Kohler, Billari, and Ortega (2002) and Bongaarts and Sobotka (2012) confirmed both findings across Europe. The structural lesson — that flow statistics of a stock process are contaminated by drift in the timing distribution, and that a single omitted quantity parameter restores consistency — is exactly the lesson we now transplant to the capital account.</w:t>
+          <w:b/>
+          <w:i w:val="0"/>
+          <w:sz w:val="24"/>
+        </w:rPr>
+        <w:t>Tempo and forgotten parameters in demography.</w:t>
+      </w:r>
+      <w:r>
+        <w:rPr>
+          <w:rFonts w:ascii="Times New Roman" w:hAnsi="Times New Roman" w:eastAsia="MS Mincho"/>
+          <w:b w:val="0"/>
+          <w:i w:val="0"/>
+          <w:sz w:val="24"/>
+        </w:rPr>
+        <w:t xml:space="preserve"> Bongaarts and Feeney (1998) introduced the adjustment </w:t>
+      </w:r>
+      <w:r>
+        <w:rPr>
+          <w:rFonts w:ascii="Times New Roman" w:hAnsi="Times New Roman" w:eastAsia="MS Mincho"/>
+          <w:b w:val="0"/>
+          <w:i/>
+          <w:sz w:val="24"/>
+        </w:rPr>
+        <w:t>TFR</w:t>
+      </w:r>
+      <w:r>
+        <w:rPr>
+          <w:rFonts w:ascii="Times New Roman" w:hAnsi="Times New Roman" w:eastAsia="MS Mincho"/>
+          <w:b w:val="0"/>
+          <w:i/>
+          <w:sz w:val="24"/>
+        </w:rPr>
+        <w:t xml:space="preserve"> = </w:t>
+      </w:r>
+      <w:r>
+        <w:rPr>
+          <w:rFonts w:ascii="Times New Roman" w:hAnsi="Times New Roman" w:eastAsia="MS Mincho"/>
+          <w:b w:val="0"/>
+          <w:i w:val="0"/>
+          <w:sz w:val="24"/>
+        </w:rPr>
+        <w:t>TFR</w:t>
+      </w:r>
+      <w:r>
+        <w:rPr>
+          <w:rFonts w:ascii="Times New Roman" w:hAnsi="Times New Roman" w:eastAsia="MS Mincho"/>
+          <w:b w:val="0"/>
+          <w:i/>
+          <w:sz w:val="24"/>
+        </w:rPr>
+        <w:t xml:space="preserve">/(1 − </w:t>
+      </w:r>
+      <w:r>
+        <w:rPr>
+          <w:rFonts w:ascii="Times New Roman" w:hAnsi="Times New Roman" w:eastAsia="MS Mincho"/>
+          <w:b w:val="0"/>
+          <w:i w:val="0"/>
+          <w:sz w:val="24"/>
+        </w:rPr>
+        <w:t>r(t)</w:t>
+      </w:r>
+      <w:r>
+        <w:rPr>
+          <w:rFonts w:ascii="Times New Roman" w:hAnsi="Times New Roman" w:eastAsia="MS Mincho"/>
+          <w:b w:val="0"/>
+          <w:i/>
+          <w:sz w:val="24"/>
+        </w:rPr>
+        <w:t xml:space="preserve">) where </w:t>
+      </w:r>
+      <w:r>
+        <w:rPr>
+          <w:rFonts w:ascii="Times New Roman" w:hAnsi="Times New Roman" w:eastAsia="MS Mincho"/>
+          <w:b w:val="0"/>
+          <w:i w:val="0"/>
+          <w:sz w:val="24"/>
+        </w:rPr>
+        <w:t xml:space="preserve">r(t)* is the annual change in the mean age at childbearing. Goldstein, Lutz, and Scherbov (2003) showed that Bongaarts-Feeney was an upper bound unless a parity-specific "forgotten" variance </w:t>
+      </w:r>
+      <w:r>
+        <w:rPr>
+          <w:rFonts w:ascii="Times New Roman" w:hAnsi="Times New Roman" w:eastAsia="MS Mincho"/>
+          <w:b w:val="0"/>
+          <w:i/>
+          <w:sz w:val="24"/>
+        </w:rPr>
+        <w:t>σ</w:t>
+      </w:r>
+      <w:r>
+        <w:rPr>
+          <w:rFonts w:ascii="Times New Roman" w:hAnsi="Times New Roman" w:eastAsia="MS Mincho"/>
+          <w:b w:val="0"/>
+          <w:i w:val="0"/>
+          <w:sz w:val="24"/>
+        </w:rPr>
+        <w:t xml:space="preserve"> was re-introduced. Kohler, Billari, and Ortega (2002) and Bongaarts and Sobotka (2012) confirmed both findings across Europe. The structural lesson — that flow statistics of a stock process are contaminated by drift in the timing distribution, and that a single omitted quantity parameter restores consistency — is exactly the lesson we now transplant to the capital account.</w:t>
       </w:r>
     </w:p>
     <w:p>
@@ -400,11 +940,76 @@
       <w:r>
         <w:rPr>
           <w:rFonts w:ascii="Times New Roman" w:hAnsi="Times New Roman" w:eastAsia="MS Mincho"/>
-          <w:b w:val="0"/>
-          <w:i w:val="0"/>
-          <w:sz w:val="24"/>
-        </w:rPr>
-        <w:t>Healthcare and human capital sustainability. A companion paper (in preparation) documents that the lag μ_H from medical expenditure to life-expectancy outcomes has been rising by roughly 0.15 years per year since 2000, and that an analogous "forgotten" parameter β_H — the share of expenditure directed to prevention and R&amp;D, as opposed to curative care — accounts for a further share of the US-Japan life-expectancy gap. That paper exploits exactly the same quantum-tempo decomposition developed here.</w:t>
+          <w:b/>
+          <w:i w:val="0"/>
+          <w:sz w:val="24"/>
+        </w:rPr>
+        <w:t>Healthcare and human capital sustainability.</w:t>
+      </w:r>
+      <w:r>
+        <w:rPr>
+          <w:rFonts w:ascii="Times New Roman" w:hAnsi="Times New Roman" w:eastAsia="MS Mincho"/>
+          <w:b w:val="0"/>
+          <w:i w:val="0"/>
+          <w:sz w:val="24"/>
+        </w:rPr>
+        <w:t xml:space="preserve"> A companion paper (in preparation) documents that the lag </w:t>
+      </w:r>
+      <w:r>
+        <w:rPr>
+          <w:rFonts w:ascii="Times New Roman" w:hAnsi="Times New Roman" w:eastAsia="MS Mincho"/>
+          <w:b w:val="0"/>
+          <w:i/>
+          <w:sz w:val="24"/>
+        </w:rPr>
+        <w:t>μ</w:t>
+      </w:r>
+      <w:r>
+        <w:rPr>
+          <w:rFonts w:ascii="Times New Roman" w:hAnsi="Times New Roman" w:eastAsia="MS Mincho"/>
+          <w:b w:val="0"/>
+          <w:i/>
+          <w:sz w:val="24"/>
+          <w:vertAlign w:val="subscript"/>
+        </w:rPr>
+        <w:t>H</w:t>
+      </w:r>
+      <w:r>
+        <w:rPr>
+          <w:rFonts w:ascii="Times New Roman" w:hAnsi="Times New Roman" w:eastAsia="MS Mincho"/>
+          <w:b w:val="0"/>
+          <w:i w:val="0"/>
+          <w:sz w:val="24"/>
+        </w:rPr>
+        <w:t xml:space="preserve"> from medical expenditure to life-expectancy outcomes has been rising by roughly 0.15 years per year since 2000, and that an analogous "forgotten" parameter </w:t>
+      </w:r>
+      <w:r>
+        <w:rPr>
+          <w:rFonts w:ascii="Times New Roman" w:hAnsi="Times New Roman" w:eastAsia="MS Mincho"/>
+          <w:b w:val="0"/>
+          <w:i/>
+          <w:sz w:val="24"/>
+        </w:rPr>
+        <w:t>β</w:t>
+      </w:r>
+      <w:r>
+        <w:rPr>
+          <w:rFonts w:ascii="Times New Roman" w:hAnsi="Times New Roman" w:eastAsia="MS Mincho"/>
+          <w:b w:val="0"/>
+          <w:i/>
+          <w:sz w:val="24"/>
+          <w:vertAlign w:val="subscript"/>
+        </w:rPr>
+        <w:t>H</w:t>
+      </w:r>
+      <w:r>
+        <w:rPr>
+          <w:rFonts w:ascii="Times New Roman" w:hAnsi="Times New Roman" w:eastAsia="MS Mincho"/>
+          <w:b w:val="0"/>
+          <w:i w:val="0"/>
+          <w:sz w:val="24"/>
+        </w:rPr>
+        <w:t xml:space="preserve"> — the share of expenditure directed to prevention and R&amp;D, as opposed to curative care — accounts for a further share of the US-Japan life-expectancy gap. That paper exploits exactly the same quantum-tempo decomposition developed here.</w:t>
       </w:r>
     </w:p>
     <w:p>
@@ -415,11 +1020,20 @@
       <w:r>
         <w:rPr>
           <w:rFonts w:ascii="Times New Roman" w:hAnsi="Times New Roman" w:eastAsia="MS Mincho"/>
-          <w:b w:val="0"/>
-          <w:i w:val="0"/>
-          <w:sz w:val="24"/>
-        </w:rPr>
-        <w:t>The gap this paper fills. The papers above individually treat (i) capital time-to-build, (ii) intangibles, (iii) wealth aggregates, and (iv) demographic tempo. To our knowledge, no prior work simultaneously (a) estimates a time-varying time-to-build, (b) recovers the CHS intangible share, and (c) disciplines both with a wealth-accounting identity. This paper does. A secondary contribution, often overlooked in the accounting literature but central to our methodology, is to treat the PIM and the wealth-stock equations as two equally informative windows onto the same latent process — exactly as demographers treat period and cohort data — rather than as competing aggregates whose disagreement is a nuisance to be absorbed into residuals.</w:t>
+          <w:b/>
+          <w:i w:val="0"/>
+          <w:sz w:val="24"/>
+        </w:rPr>
+        <w:t>The gap this paper fills.</w:t>
+      </w:r>
+      <w:r>
+        <w:rPr>
+          <w:rFonts w:ascii="Times New Roman" w:hAnsi="Times New Roman" w:eastAsia="MS Mincho"/>
+          <w:b w:val="0"/>
+          <w:i w:val="0"/>
+          <w:sz w:val="24"/>
+        </w:rPr>
+        <w:t xml:space="preserve"> The papers above individually treat (i) capital time-to-build, (ii) intangibles, (iii) wealth aggregates, and (iv) demographic tempo. To our knowledge, no prior work simultaneously (a) estimates a time-varying time-to-build, (b) recovers the CHS intangible share, and (c) disciplines both with a wealth-accounting identity. This paper does. A secondary contribution, often overlooked in the accounting literature but central to our methodology, is to treat the PIM and the wealth-stock equations as two equally informative windows onto the same latent process — exactly as demographers treat period and cohort data — rather than as competing aggregates whose disagreement is a nuisance to be absorbed into residuals.</w:t>
       </w:r>
     </w:p>
     <w:p>
@@ -468,17 +1082,124 @@
     </w:p>
     <w:p>
       <w:pPr>
-        <w:spacing w:after="120" w:line="480" w:lineRule="auto"/>
-        <w:ind w:firstLine="480"/>
+        <w:spacing w:before="240" w:after="240" w:line="480" w:lineRule="auto"/>
+        <w:ind w:firstLine="0"/>
+        <w:jc w:val="center"/>
+        <w:tabs>
+          <w:tab w:val="right" w:pos="9072" w:leader="none"/>
+        </w:tabs>
       </w:pPr>
       <w:r>
         <w:rPr>
           <w:rFonts w:ascii="Times New Roman" w:hAnsi="Times New Roman" w:eastAsia="MS Mincho"/>
           <w:b w:val="0"/>
-          <w:i w:val="0"/>
-          <w:sz w:val="24"/>
-        </w:rPr>
-        <w:t>K_instant(t) = (1 − δ_{t-1}) K_instant(t−1) + I_{t-1},                         (M0)</w:t>
+          <w:i/>
+          <w:sz w:val="24"/>
+        </w:rPr>
+        <w:t>K</w:t>
+      </w:r>
+      <w:r>
+        <w:rPr>
+          <w:rFonts w:ascii="Times New Roman" w:hAnsi="Times New Roman" w:eastAsia="MS Mincho"/>
+          <w:b w:val="0"/>
+          <w:i/>
+          <w:sz w:val="24"/>
+          <w:vertAlign w:val="subscript"/>
+        </w:rPr>
+        <w:t>i</w:t>
+      </w:r>
+      <w:r>
+        <w:rPr>
+          <w:rFonts w:ascii="Times New Roman" w:hAnsi="Times New Roman" w:eastAsia="MS Mincho"/>
+          <w:b w:val="0"/>
+          <w:i/>
+          <w:sz w:val="24"/>
+        </w:rPr>
+        <w:t xml:space="preserve">nstant(t) = (1 − </w:t>
+      </w:r>
+      <w:r>
+        <w:rPr>
+          <w:rFonts w:ascii="Times New Roman" w:hAnsi="Times New Roman" w:eastAsia="MS Mincho"/>
+          <w:b w:val="0"/>
+          <w:i/>
+          <w:sz w:val="24"/>
+        </w:rPr>
+        <w:t>δ</w:t>
+      </w:r>
+      <w:r>
+        <w:rPr>
+          <w:rFonts w:ascii="Times New Roman" w:hAnsi="Times New Roman" w:eastAsia="MS Mincho"/>
+          <w:b w:val="0"/>
+          <w:i/>
+          <w:sz w:val="24"/>
+          <w:vertAlign w:val="subscript"/>
+        </w:rPr>
+        <w:t>t-1</w:t>
+      </w:r>
+      <w:r>
+        <w:rPr>
+          <w:rFonts w:ascii="Times New Roman" w:hAnsi="Times New Roman" w:eastAsia="MS Mincho"/>
+          <w:b w:val="0"/>
+          <w:i/>
+          <w:sz w:val="24"/>
+        </w:rPr>
+        <w:t>) K</w:t>
+      </w:r>
+      <w:r>
+        <w:rPr>
+          <w:rFonts w:ascii="Times New Roman" w:hAnsi="Times New Roman" w:eastAsia="MS Mincho"/>
+          <w:b w:val="0"/>
+          <w:i/>
+          <w:sz w:val="24"/>
+          <w:vertAlign w:val="subscript"/>
+        </w:rPr>
+        <w:t>i</w:t>
+      </w:r>
+      <w:r>
+        <w:rPr>
+          <w:rFonts w:ascii="Times New Roman" w:hAnsi="Times New Roman" w:eastAsia="MS Mincho"/>
+          <w:b w:val="0"/>
+          <w:i/>
+          <w:sz w:val="24"/>
+        </w:rPr>
+        <w:t>nstant(t−1) + I</w:t>
+      </w:r>
+      <w:r>
+        <w:rPr>
+          <w:rFonts w:ascii="Times New Roman" w:hAnsi="Times New Roman" w:eastAsia="MS Mincho"/>
+          <w:b w:val="0"/>
+          <w:i/>
+          <w:sz w:val="24"/>
+          <w:vertAlign w:val="subscript"/>
+        </w:rPr>
+        <w:t>t-1</w:t>
+      </w:r>
+      <w:r>
+        <w:rPr>
+          <w:rFonts w:ascii="Times New Roman" w:hAnsi="Times New Roman" w:eastAsia="MS Mincho"/>
+          <w:b w:val="0"/>
+          <w:i/>
+          <w:sz w:val="24"/>
+        </w:rPr>
+        <w:t>,</w:t>
+      </w:r>
+      <w:r>
+        <w:rPr>
+          <w:rFonts w:ascii="Times New Roman" w:hAnsi="Times New Roman" w:eastAsia="MS Mincho"/>
+          <w:b w:val="0"/>
+          <w:i w:val="0"/>
+          <w:sz w:val="24"/>
+        </w:rPr>
+        <w:tab/>
+      </w:r>
+      <w:r>
+        <w:rPr>
+          <w:rFonts w:ascii="Times New Roman" w:hAnsi="Times New Roman" w:eastAsia="MS Mincho"/>
+          <w:b w:val="0"/>
+          <w:i w:val="0"/>
+          <w:sz w:val="24"/>
+        </w:rPr>
+        <w:t>(M0)</w:t>
       </w:r>
     </w:p>
     <w:p>
@@ -498,17 +1219,177 @@
     </w:p>
     <w:p>
       <w:pPr>
-        <w:spacing w:after="120" w:line="480" w:lineRule="auto"/>
-        <w:ind w:firstLine="480"/>
+        <w:spacing w:before="240" w:after="240" w:line="480" w:lineRule="auto"/>
+        <w:ind w:firstLine="0"/>
+        <w:jc w:val="center"/>
+        <w:tabs>
+          <w:tab w:val="right" w:pos="9072" w:leader="none"/>
+        </w:tabs>
       </w:pPr>
       <w:r>
         <w:rPr>
           <w:rFonts w:ascii="Times New Roman" w:hAnsi="Times New Roman" w:eastAsia="MS Mincho"/>
           <w:b w:val="0"/>
-          <w:i w:val="0"/>
-          <w:sz w:val="24"/>
-        </w:rPr>
-        <w:t>K(t; μ) = (1 − δ_{t-1}) K(t−1; μ) + Σₛ w_s(μ) I_{t-1-s},                     (M1)</w:t>
+          <w:i/>
+          <w:sz w:val="24"/>
+        </w:rPr>
+        <w:t xml:space="preserve">K(t; </w:t>
+      </w:r>
+      <w:r>
+        <w:rPr>
+          <w:rFonts w:ascii="Times New Roman" w:hAnsi="Times New Roman" w:eastAsia="MS Mincho"/>
+          <w:b w:val="0"/>
+          <w:i/>
+          <w:sz w:val="24"/>
+        </w:rPr>
+        <w:t>μ</w:t>
+      </w:r>
+      <w:r>
+        <w:rPr>
+          <w:rFonts w:ascii="Times New Roman" w:hAnsi="Times New Roman" w:eastAsia="MS Mincho"/>
+          <w:b w:val="0"/>
+          <w:i/>
+          <w:sz w:val="24"/>
+        </w:rPr>
+        <w:t xml:space="preserve">) = (1 − </w:t>
+      </w:r>
+      <w:r>
+        <w:rPr>
+          <w:rFonts w:ascii="Times New Roman" w:hAnsi="Times New Roman" w:eastAsia="MS Mincho"/>
+          <w:b w:val="0"/>
+          <w:i/>
+          <w:sz w:val="24"/>
+        </w:rPr>
+        <w:t>δ</w:t>
+      </w:r>
+      <w:r>
+        <w:rPr>
+          <w:rFonts w:ascii="Times New Roman" w:hAnsi="Times New Roman" w:eastAsia="MS Mincho"/>
+          <w:b w:val="0"/>
+          <w:i/>
+          <w:sz w:val="24"/>
+          <w:vertAlign w:val="subscript"/>
+        </w:rPr>
+        <w:t>t-1</w:t>
+      </w:r>
+      <w:r>
+        <w:rPr>
+          <w:rFonts w:ascii="Times New Roman" w:hAnsi="Times New Roman" w:eastAsia="MS Mincho"/>
+          <w:b w:val="0"/>
+          <w:i/>
+          <w:sz w:val="24"/>
+        </w:rPr>
+        <w:t xml:space="preserve">) K(t−1; </w:t>
+      </w:r>
+      <w:r>
+        <w:rPr>
+          <w:rFonts w:ascii="Times New Roman" w:hAnsi="Times New Roman" w:eastAsia="MS Mincho"/>
+          <w:b w:val="0"/>
+          <w:i/>
+          <w:sz w:val="24"/>
+        </w:rPr>
+        <w:t>μ</w:t>
+      </w:r>
+      <w:r>
+        <w:rPr>
+          <w:rFonts w:ascii="Times New Roman" w:hAnsi="Times New Roman" w:eastAsia="MS Mincho"/>
+          <w:b w:val="0"/>
+          <w:i/>
+          <w:sz w:val="24"/>
+        </w:rPr>
+        <w:t xml:space="preserve">) + </w:t>
+      </w:r>
+      <w:r>
+        <w:rPr>
+          <w:rFonts w:ascii="Times New Roman" w:hAnsi="Times New Roman" w:eastAsia="MS Mincho"/>
+          <w:b w:val="0"/>
+          <w:i/>
+          <w:sz w:val="24"/>
+        </w:rPr>
+        <w:t>Σ</w:t>
+      </w:r>
+      <w:r>
+        <w:rPr>
+          <w:rFonts w:ascii="Times New Roman" w:hAnsi="Times New Roman" w:eastAsia="MS Mincho"/>
+          <w:b w:val="0"/>
+          <w:i/>
+          <w:sz w:val="24"/>
+        </w:rPr>
+        <w:t>ₛ w</w:t>
+      </w:r>
+      <w:r>
+        <w:rPr>
+          <w:rFonts w:ascii="Times New Roman" w:hAnsi="Times New Roman" w:eastAsia="MS Mincho"/>
+          <w:b w:val="0"/>
+          <w:i/>
+          <w:sz w:val="24"/>
+          <w:vertAlign w:val="subscript"/>
+        </w:rPr>
+        <w:t>s</w:t>
+      </w:r>
+      <w:r>
+        <w:rPr>
+          <w:rFonts w:ascii="Times New Roman" w:hAnsi="Times New Roman" w:eastAsia="MS Mincho"/>
+          <w:b w:val="0"/>
+          <w:i/>
+          <w:sz w:val="24"/>
+        </w:rPr>
+        <w:t>(</w:t>
+      </w:r>
+      <w:r>
+        <w:rPr>
+          <w:rFonts w:ascii="Times New Roman" w:hAnsi="Times New Roman" w:eastAsia="MS Mincho"/>
+          <w:b w:val="0"/>
+          <w:i/>
+          <w:sz w:val="24"/>
+        </w:rPr>
+        <w:t>μ</w:t>
+      </w:r>
+      <w:r>
+        <w:rPr>
+          <w:rFonts w:ascii="Times New Roman" w:hAnsi="Times New Roman" w:eastAsia="MS Mincho"/>
+          <w:b w:val="0"/>
+          <w:i/>
+          <w:sz w:val="24"/>
+        </w:rPr>
+        <w:t>) I</w:t>
+      </w:r>
+      <w:r>
+        <w:rPr>
+          <w:rFonts w:ascii="Times New Roman" w:hAnsi="Times New Roman" w:eastAsia="MS Mincho"/>
+          <w:b w:val="0"/>
+          <w:i/>
+          <w:sz w:val="24"/>
+          <w:vertAlign w:val="subscript"/>
+        </w:rPr>
+        <w:t>t-1-s</w:t>
+      </w:r>
+      <w:r>
+        <w:rPr>
+          <w:rFonts w:ascii="Times New Roman" w:hAnsi="Times New Roman" w:eastAsia="MS Mincho"/>
+          <w:b w:val="0"/>
+          <w:i/>
+          <w:sz w:val="24"/>
+        </w:rPr>
+        <w:t>,</w:t>
+      </w:r>
+      <w:r>
+        <w:rPr>
+          <w:rFonts w:ascii="Times New Roman" w:hAnsi="Times New Roman" w:eastAsia="MS Mincho"/>
+          <w:b w:val="0"/>
+          <w:i w:val="0"/>
+          <w:sz w:val="24"/>
+        </w:rPr>
+        <w:tab/>
+      </w:r>
+      <w:r>
+        <w:rPr>
+          <w:rFonts w:ascii="Times New Roman" w:hAnsi="Times New Roman" w:eastAsia="MS Mincho"/>
+          <w:b w:val="0"/>
+          <w:i w:val="0"/>
+          <w:sz w:val="24"/>
+        </w:rPr>
+        <w:t>(M1)</w:t>
       </w:r>
     </w:p>
     <w:p>
@@ -523,7 +1404,280 @@
           <w:i w:val="0"/>
           <w:sz w:val="24"/>
         </w:rPr>
-        <w:t>with geometric weights w_s(μ) = (1 − θ)·θ^s and θ = μ/(1+μ), so the mean lag is exactly μ years. The key novelty relative to the existing lag literature is to allow μ to drift linearly over time:</w:t>
+        <w:t xml:space="preserve">with geometric weights </w:t>
+      </w:r>
+      <w:r>
+        <w:rPr>
+          <w:rFonts w:ascii="Times New Roman" w:hAnsi="Times New Roman" w:eastAsia="MS Mincho"/>
+          <w:b w:val="0"/>
+          <w:i/>
+          <w:sz w:val="24"/>
+        </w:rPr>
+        <w:t>w</w:t>
+      </w:r>
+      <w:r>
+        <w:rPr>
+          <w:rFonts w:ascii="Times New Roman" w:hAnsi="Times New Roman" w:eastAsia="MS Mincho"/>
+          <w:b w:val="0"/>
+          <w:i/>
+          <w:sz w:val="24"/>
+          <w:vertAlign w:val="subscript"/>
+        </w:rPr>
+        <w:t>s</w:t>
+      </w:r>
+      <w:r>
+        <w:rPr>
+          <w:rFonts w:ascii="Times New Roman" w:hAnsi="Times New Roman" w:eastAsia="MS Mincho"/>
+          <w:b w:val="0"/>
+          <w:i/>
+          <w:sz w:val="24"/>
+        </w:rPr>
+        <w:t>(</w:t>
+      </w:r>
+      <w:r>
+        <w:rPr>
+          <w:rFonts w:ascii="Times New Roman" w:hAnsi="Times New Roman" w:eastAsia="MS Mincho"/>
+          <w:b w:val="0"/>
+          <w:i/>
+          <w:sz w:val="24"/>
+        </w:rPr>
+        <w:t>μ</w:t>
+      </w:r>
+      <w:r>
+        <w:rPr>
+          <w:rFonts w:ascii="Times New Roman" w:hAnsi="Times New Roman" w:eastAsia="MS Mincho"/>
+          <w:b w:val="0"/>
+          <w:i/>
+          <w:sz w:val="24"/>
+        </w:rPr>
+        <w:t xml:space="preserve">) = (1 − </w:t>
+      </w:r>
+      <w:r>
+        <w:rPr>
+          <w:rFonts w:ascii="Times New Roman" w:hAnsi="Times New Roman" w:eastAsia="MS Mincho"/>
+          <w:b w:val="0"/>
+          <w:i/>
+          <w:sz w:val="24"/>
+        </w:rPr>
+        <w:t>θ</w:t>
+      </w:r>
+      <w:r>
+        <w:rPr>
+          <w:rFonts w:ascii="Times New Roman" w:hAnsi="Times New Roman" w:eastAsia="MS Mincho"/>
+          <w:b w:val="0"/>
+          <w:i/>
+          <w:sz w:val="24"/>
+        </w:rPr>
+        <w:t>)·</w:t>
+      </w:r>
+      <w:r>
+        <w:rPr>
+          <w:rFonts w:ascii="Times New Roman" w:hAnsi="Times New Roman" w:eastAsia="MS Mincho"/>
+          <w:b w:val="0"/>
+          <w:i/>
+          <w:sz w:val="24"/>
+        </w:rPr>
+        <w:t>θ</w:t>
+      </w:r>
+      <w:r>
+        <w:rPr>
+          <w:rFonts w:ascii="Times New Roman" w:hAnsi="Times New Roman" w:eastAsia="MS Mincho"/>
+          <w:b w:val="0"/>
+          <w:i/>
+          <w:sz w:val="24"/>
+          <w:vertAlign w:val="superscript"/>
+        </w:rPr>
+        <w:t>s</w:t>
+      </w:r>
+      <w:r>
+        <w:rPr>
+          <w:rFonts w:ascii="Times New Roman" w:hAnsi="Times New Roman" w:eastAsia="MS Mincho"/>
+          <w:b w:val="0"/>
+          <w:i w:val="0"/>
+          <w:sz w:val="24"/>
+        </w:rPr>
+        <w:t xml:space="preserve"> and </w:t>
+      </w:r>
+      <w:r>
+        <w:rPr>
+          <w:rFonts w:ascii="Times New Roman" w:hAnsi="Times New Roman" w:eastAsia="MS Mincho"/>
+          <w:b w:val="0"/>
+          <w:i/>
+          <w:sz w:val="24"/>
+        </w:rPr>
+        <w:t>θ</w:t>
+      </w:r>
+      <w:r>
+        <w:rPr>
+          <w:rFonts w:ascii="Times New Roman" w:hAnsi="Times New Roman" w:eastAsia="MS Mincho"/>
+          <w:b w:val="0"/>
+          <w:i/>
+          <w:sz w:val="24"/>
+        </w:rPr>
+        <w:t xml:space="preserve"> = </w:t>
+      </w:r>
+      <w:r>
+        <w:rPr>
+          <w:rFonts w:ascii="Times New Roman" w:hAnsi="Times New Roman" w:eastAsia="MS Mincho"/>
+          <w:b w:val="0"/>
+          <w:i/>
+          <w:sz w:val="24"/>
+        </w:rPr>
+        <w:t>μ</w:t>
+      </w:r>
+      <w:r>
+        <w:rPr>
+          <w:rFonts w:ascii="Times New Roman" w:hAnsi="Times New Roman" w:eastAsia="MS Mincho"/>
+          <w:b w:val="0"/>
+          <w:i/>
+          <w:sz w:val="24"/>
+        </w:rPr>
+        <w:t>/(1+</w:t>
+      </w:r>
+      <w:r>
+        <w:rPr>
+          <w:rFonts w:ascii="Times New Roman" w:hAnsi="Times New Roman" w:eastAsia="MS Mincho"/>
+          <w:b w:val="0"/>
+          <w:i/>
+          <w:sz w:val="24"/>
+        </w:rPr>
+        <w:t>μ</w:t>
+      </w:r>
+      <w:r>
+        <w:rPr>
+          <w:rFonts w:ascii="Times New Roman" w:hAnsi="Times New Roman" w:eastAsia="MS Mincho"/>
+          <w:b w:val="0"/>
+          <w:i/>
+          <w:sz w:val="24"/>
+        </w:rPr>
+        <w:t>)</w:t>
+      </w:r>
+      <w:r>
+        <w:rPr>
+          <w:rFonts w:ascii="Times New Roman" w:hAnsi="Times New Roman" w:eastAsia="MS Mincho"/>
+          <w:b w:val="0"/>
+          <w:i w:val="0"/>
+          <w:sz w:val="24"/>
+        </w:rPr>
+        <w:t xml:space="preserve">, so the mean lag is exactly </w:t>
+      </w:r>
+      <w:r>
+        <w:rPr>
+          <w:rFonts w:ascii="Times New Roman" w:hAnsi="Times New Roman" w:eastAsia="MS Mincho"/>
+          <w:b w:val="0"/>
+          <w:i/>
+          <w:sz w:val="24"/>
+        </w:rPr>
+        <w:t>μ</w:t>
+      </w:r>
+      <w:r>
+        <w:rPr>
+          <w:rFonts w:ascii="Times New Roman" w:hAnsi="Times New Roman" w:eastAsia="MS Mincho"/>
+          <w:b w:val="0"/>
+          <w:i w:val="0"/>
+          <w:sz w:val="24"/>
+        </w:rPr>
+        <w:t xml:space="preserve"> years. The key novelty relative to the existing lag literature is to allow </w:t>
+      </w:r>
+      <w:r>
+        <w:rPr>
+          <w:rFonts w:ascii="Times New Roman" w:hAnsi="Times New Roman" w:eastAsia="MS Mincho"/>
+          <w:b w:val="0"/>
+          <w:i/>
+          <w:sz w:val="24"/>
+        </w:rPr>
+        <w:t>μ</w:t>
+      </w:r>
+      <w:r>
+        <w:rPr>
+          <w:rFonts w:ascii="Times New Roman" w:hAnsi="Times New Roman" w:eastAsia="MS Mincho"/>
+          <w:b w:val="0"/>
+          <w:i w:val="0"/>
+          <w:sz w:val="24"/>
+        </w:rPr>
+        <w:t xml:space="preserve"> to drift linearly over time:</w:t>
+      </w:r>
+    </w:p>
+    <w:p>
+      <w:pPr>
+        <w:spacing w:before="240" w:after="240" w:line="480" w:lineRule="auto"/>
+        <w:ind w:firstLine="0"/>
+        <w:jc w:val="center"/>
+        <w:tabs>
+          <w:tab w:val="right" w:pos="9072" w:leader="none"/>
+        </w:tabs>
+      </w:pPr>
+      <w:r>
+        <w:rPr>
+          <w:rFonts w:ascii="Times New Roman" w:hAnsi="Times New Roman" w:eastAsia="MS Mincho"/>
+          <w:b w:val="0"/>
+          <w:i/>
+          <w:sz w:val="24"/>
+        </w:rPr>
+        <w:t>μ</w:t>
+      </w:r>
+      <w:r>
+        <w:rPr>
+          <w:rFonts w:ascii="Times New Roman" w:hAnsi="Times New Roman" w:eastAsia="MS Mincho"/>
+          <w:b w:val="0"/>
+          <w:i/>
+          <w:sz w:val="24"/>
+        </w:rPr>
+        <w:t xml:space="preserve">(t) = </w:t>
+      </w:r>
+      <w:r>
+        <w:rPr>
+          <w:rFonts w:ascii="Times New Roman" w:hAnsi="Times New Roman" w:eastAsia="MS Mincho"/>
+          <w:b w:val="0"/>
+          <w:i/>
+          <w:sz w:val="24"/>
+        </w:rPr>
+        <w:t>μ</w:t>
+      </w:r>
+      <w:r>
+        <w:rPr>
+          <w:rFonts w:ascii="Times New Roman" w:hAnsi="Times New Roman" w:eastAsia="MS Mincho"/>
+          <w:b w:val="0"/>
+          <w:i/>
+          <w:sz w:val="24"/>
+        </w:rPr>
+        <w:t xml:space="preserve">₀ + </w:t>
+      </w:r>
+      <w:r>
+        <w:rPr>
+          <w:rFonts w:ascii="Times New Roman" w:hAnsi="Times New Roman" w:eastAsia="MS Mincho"/>
+          <w:b w:val="0"/>
+          <w:i/>
+          <w:sz w:val="24"/>
+        </w:rPr>
+        <w:t>μ</w:t>
+      </w:r>
+      <w:r>
+        <w:rPr>
+          <w:rFonts w:ascii="Times New Roman" w:hAnsi="Times New Roman" w:eastAsia="MS Mincho"/>
+          <w:b w:val="0"/>
+          <w:i/>
+          <w:sz w:val="24"/>
+        </w:rPr>
+        <w:t>₁·(t − t₀),</w:t>
+      </w:r>
+      <w:r>
+        <w:rPr>
+          <w:rFonts w:ascii="Times New Roman" w:hAnsi="Times New Roman" w:eastAsia="MS Mincho"/>
+          <w:b w:val="0"/>
+          <w:i w:val="0"/>
+          <w:sz w:val="24"/>
+        </w:rPr>
+        <w:tab/>
+      </w:r>
+      <w:r>
+        <w:rPr>
+          <w:rFonts w:ascii="Times New Roman" w:hAnsi="Times New Roman" w:eastAsia="MS Mincho"/>
+          <w:b w:val="0"/>
+          <w:i w:val="0"/>
+          <w:sz w:val="24"/>
+        </w:rPr>
+        <w:t>(M2)</w:t>
       </w:r>
     </w:p>
     <w:p>
@@ -538,7 +1692,75 @@
           <w:i w:val="0"/>
           <w:sz w:val="24"/>
         </w:rPr>
-        <w:t>μ(t) = μ₀ + μ₁·(t − t₀),                                                    (M2)</w:t>
+        <w:t xml:space="preserve">where </w:t>
+      </w:r>
+      <w:r>
+        <w:rPr>
+          <w:rFonts w:ascii="Times New Roman" w:hAnsi="Times New Roman" w:eastAsia="MS Mincho"/>
+          <w:b w:val="0"/>
+          <w:i/>
+          <w:sz w:val="24"/>
+        </w:rPr>
+        <w:t>μ</w:t>
+      </w:r>
+      <w:r>
+        <w:rPr>
+          <w:rFonts w:ascii="Times New Roman" w:hAnsi="Times New Roman" w:eastAsia="MS Mincho"/>
+          <w:b w:val="0"/>
+          <w:i w:val="0"/>
+          <w:sz w:val="24"/>
+        </w:rPr>
+        <w:t xml:space="preserve">₁ captures the "tempo" in Bongaarts-Feeney's sense. A positive </w:t>
+      </w:r>
+      <w:r>
+        <w:rPr>
+          <w:rFonts w:ascii="Times New Roman" w:hAnsi="Times New Roman" w:eastAsia="MS Mincho"/>
+          <w:b w:val="0"/>
+          <w:i/>
+          <w:sz w:val="24"/>
+        </w:rPr>
+        <w:t>μ</w:t>
+      </w:r>
+      <w:r>
+        <w:rPr>
+          <w:rFonts w:ascii="Times New Roman" w:hAnsi="Times New Roman" w:eastAsia="MS Mincho"/>
+          <w:b w:val="0"/>
+          <w:i w:val="0"/>
+          <w:sz w:val="24"/>
+        </w:rPr>
+        <w:t xml:space="preserve">₁ indicates that typical projects are becoming longer-lived — for example because new investment is increasingly digital infrastructure, R&amp;D platforms, or complex systems that require multi-year assembly — and a negative </w:t>
+      </w:r>
+      <w:r>
+        <w:rPr>
+          <w:rFonts w:ascii="Times New Roman" w:hAnsi="Times New Roman" w:eastAsia="MS Mincho"/>
+          <w:b w:val="0"/>
+          <w:i/>
+          <w:sz w:val="24"/>
+        </w:rPr>
+        <w:t>μ</w:t>
+      </w:r>
+      <w:r>
+        <w:rPr>
+          <w:rFonts w:ascii="Times New Roman" w:hAnsi="Times New Roman" w:eastAsia="MS Mincho"/>
+          <w:b w:val="0"/>
+          <w:i w:val="0"/>
+          <w:sz w:val="24"/>
+        </w:rPr>
+        <w:t>₁ would indicate the opposite.</w:t>
+      </w:r>
+    </w:p>
+    <w:p>
+      <w:pPr>
+        <w:spacing w:before="360" w:after="120" w:line="480" w:lineRule="auto"/>
+      </w:pPr>
+      <w:r>
+        <w:rPr>
+          <w:rFonts w:ascii="Times New Roman" w:hAnsi="Times New Roman" w:eastAsia="MS Mincho"/>
+          <w:b/>
+          <w:i w:val="0"/>
+          <w:sz w:val="24"/>
+        </w:rPr>
+        <w:t>III.2 Stock-side intangibles: the forgotten β</w:t>
       </w:r>
     </w:p>
     <w:p>
@@ -553,21 +1775,313 @@
           <w:i w:val="0"/>
           <w:sz w:val="24"/>
         </w:rPr>
-        <w:t>where μ₁ captures the "tempo" in Bongaarts-Feeney's sense. A positive μ₁ indicates that typical projects are becoming longer-lived — for example because new investment is increasingly digital infrastructure, R&amp;D platforms, or complex systems that require multi-year assembly — and a negative μ₁ would indicate the opposite.</w:t>
+        <w:t xml:space="preserve">Let </w:t>
+      </w:r>
+      <w:r>
+        <w:rPr>
+          <w:rFonts w:ascii="Times New Roman" w:hAnsi="Times New Roman" w:eastAsia="MS Mincho"/>
+          <w:b w:val="0"/>
+          <w:i/>
+          <w:sz w:val="24"/>
+        </w:rPr>
+        <w:t>K</w:t>
+      </w:r>
+      <w:r>
+        <w:rPr>
+          <w:rFonts w:ascii="Times New Roman" w:hAnsi="Times New Roman" w:eastAsia="MS Mincho"/>
+          <w:b w:val="0"/>
+          <w:i/>
+          <w:sz w:val="24"/>
+          <w:vertAlign w:val="subscript"/>
+        </w:rPr>
+        <w:t>t</w:t>
+      </w:r>
+      <w:r>
+        <w:rPr>
+          <w:rFonts w:ascii="Times New Roman" w:hAnsi="Times New Roman" w:eastAsia="MS Mincho"/>
+          <w:b w:val="0"/>
+          <w:i/>
+          <w:sz w:val="24"/>
+        </w:rPr>
+        <w:t>ang(t)</w:t>
+      </w:r>
+      <w:r>
+        <w:rPr>
+          <w:rFonts w:ascii="Times New Roman" w:hAnsi="Times New Roman" w:eastAsia="MS Mincho"/>
+          <w:b w:val="0"/>
+          <w:i w:val="0"/>
+          <w:sz w:val="24"/>
+        </w:rPr>
+        <w:t xml:space="preserve"> be the tangible PIM stock from (M1)–(M2) and </w:t>
+      </w:r>
+      <w:r>
+        <w:rPr>
+          <w:rFonts w:ascii="Times New Roman" w:hAnsi="Times New Roman" w:eastAsia="MS Mincho"/>
+          <w:b w:val="0"/>
+          <w:i/>
+          <w:sz w:val="24"/>
+        </w:rPr>
+        <w:t>K</w:t>
+      </w:r>
+      <w:r>
+        <w:rPr>
+          <w:rFonts w:ascii="Times New Roman" w:hAnsi="Times New Roman" w:eastAsia="MS Mincho"/>
+          <w:b w:val="0"/>
+          <w:i/>
+          <w:sz w:val="24"/>
+          <w:vertAlign w:val="subscript"/>
+        </w:rPr>
+        <w:t>I</w:t>
+      </w:r>
+      <w:r>
+        <w:rPr>
+          <w:rFonts w:ascii="Times New Roman" w:hAnsi="Times New Roman" w:eastAsia="MS Mincho"/>
+          <w:b w:val="0"/>
+          <w:i/>
+          <w:sz w:val="24"/>
+        </w:rPr>
+        <w:t>(t)</w:t>
+      </w:r>
+      <w:r>
+        <w:rPr>
+          <w:rFonts w:ascii="Times New Roman" w:hAnsi="Times New Roman" w:eastAsia="MS Mincho"/>
+          <w:b w:val="0"/>
+          <w:i w:val="0"/>
+          <w:sz w:val="24"/>
+        </w:rPr>
+        <w:t xml:space="preserve"> be an intangible stock built from R&amp;D expenditure by a geometric PIM with depreciation </w:t>
+      </w:r>
+      <w:r>
+        <w:rPr>
+          <w:rFonts w:ascii="Times New Roman" w:hAnsi="Times New Roman" w:eastAsia="MS Mincho"/>
+          <w:b w:val="0"/>
+          <w:i/>
+          <w:sz w:val="24"/>
+        </w:rPr>
+        <w:t>δ</w:t>
+      </w:r>
+      <w:r>
+        <w:rPr>
+          <w:rFonts w:ascii="Times New Roman" w:hAnsi="Times New Roman" w:eastAsia="MS Mincho"/>
+          <w:b w:val="0"/>
+          <w:i/>
+          <w:sz w:val="24"/>
+          <w:vertAlign w:val="subscript"/>
+        </w:rPr>
+        <w:t>I</w:t>
+      </w:r>
+      <w:r>
+        <w:rPr>
+          <w:rFonts w:ascii="Times New Roman" w:hAnsi="Times New Roman" w:eastAsia="MS Mincho"/>
+          <w:b w:val="0"/>
+          <w:i w:val="0"/>
+          <w:sz w:val="24"/>
+        </w:rPr>
+        <w:t xml:space="preserve"> = 0.15 (Corrado-Hulten-Sichel, 2009). A production function augmented by intangibles reads:</w:t>
       </w:r>
     </w:p>
     <w:p>
       <w:pPr>
-        <w:spacing w:before="360" w:after="120" w:line="480" w:lineRule="auto"/>
+        <w:spacing w:before="240" w:after="240" w:line="480" w:lineRule="auto"/>
+        <w:ind w:firstLine="0"/>
+        <w:jc w:val="center"/>
+        <w:tabs>
+          <w:tab w:val="right" w:pos="9072" w:leader="none"/>
+        </w:tabs>
       </w:pPr>
       <w:r>
         <w:rPr>
           <w:rFonts w:ascii="Times New Roman" w:hAnsi="Times New Roman" w:eastAsia="MS Mincho"/>
-          <w:b/>
-          <w:i w:val="0"/>
-          <w:sz w:val="24"/>
-        </w:rPr>
-        <w:t>III.2 Stock-side intangibles: the forgotten β</w:t>
+          <w:b w:val="0"/>
+          <w:i/>
+          <w:sz w:val="24"/>
+        </w:rPr>
+        <w:t>log Y</w:t>
+      </w:r>
+      <w:r>
+        <w:rPr>
+          <w:rFonts w:ascii="Times New Roman" w:hAnsi="Times New Roman" w:eastAsia="MS Mincho"/>
+          <w:b w:val="0"/>
+          <w:i/>
+          <w:sz w:val="24"/>
+          <w:vertAlign w:val="subscript"/>
+        </w:rPr>
+        <w:t>t</w:t>
+      </w:r>
+      <w:r>
+        <w:rPr>
+          <w:rFonts w:ascii="Times New Roman" w:hAnsi="Times New Roman" w:eastAsia="MS Mincho"/>
+          <w:b w:val="0"/>
+          <w:i/>
+          <w:sz w:val="24"/>
+        </w:rPr>
+        <w:t xml:space="preserve"> = </w:t>
+      </w:r>
+      <w:r>
+        <w:rPr>
+          <w:rFonts w:ascii="Times New Roman" w:hAnsi="Times New Roman" w:eastAsia="MS Mincho"/>
+          <w:b w:val="0"/>
+          <w:i/>
+          <w:sz w:val="24"/>
+        </w:rPr>
+        <w:t>α</w:t>
+      </w:r>
+      <w:r>
+        <w:rPr>
+          <w:rFonts w:ascii="Times New Roman" w:hAnsi="Times New Roman" w:eastAsia="MS Mincho"/>
+          <w:b w:val="0"/>
+          <w:i/>
+          <w:sz w:val="24"/>
+        </w:rPr>
+        <w:t xml:space="preserve"> log K</w:t>
+      </w:r>
+      <w:r>
+        <w:rPr>
+          <w:rFonts w:ascii="Times New Roman" w:hAnsi="Times New Roman" w:eastAsia="MS Mincho"/>
+          <w:b w:val="0"/>
+          <w:i/>
+          <w:sz w:val="24"/>
+          <w:vertAlign w:val="subscript"/>
+        </w:rPr>
+        <w:t>t</w:t>
+      </w:r>
+      <w:r>
+        <w:rPr>
+          <w:rFonts w:ascii="Times New Roman" w:hAnsi="Times New Roman" w:eastAsia="MS Mincho"/>
+          <w:b w:val="0"/>
+          <w:i/>
+          <w:sz w:val="24"/>
+        </w:rPr>
+        <w:t xml:space="preserve">ang(t) + </w:t>
+      </w:r>
+      <w:r>
+        <w:rPr>
+          <w:rFonts w:ascii="Times New Roman" w:hAnsi="Times New Roman" w:eastAsia="MS Mincho"/>
+          <w:b w:val="0"/>
+          <w:i/>
+          <w:sz w:val="24"/>
+        </w:rPr>
+        <w:t>β</w:t>
+      </w:r>
+      <w:r>
+        <w:rPr>
+          <w:rFonts w:ascii="Times New Roman" w:hAnsi="Times New Roman" w:eastAsia="MS Mincho"/>
+          <w:b w:val="0"/>
+          <w:i/>
+          <w:sz w:val="24"/>
+        </w:rPr>
+        <w:t xml:space="preserve"> log K</w:t>
+      </w:r>
+      <w:r>
+        <w:rPr>
+          <w:rFonts w:ascii="Times New Roman" w:hAnsi="Times New Roman" w:eastAsia="MS Mincho"/>
+          <w:b w:val="0"/>
+          <w:i/>
+          <w:sz w:val="24"/>
+          <w:vertAlign w:val="subscript"/>
+        </w:rPr>
+        <w:t>I</w:t>
+      </w:r>
+      <w:r>
+        <w:rPr>
+          <w:rFonts w:ascii="Times New Roman" w:hAnsi="Times New Roman" w:eastAsia="MS Mincho"/>
+          <w:b w:val="0"/>
+          <w:i/>
+          <w:sz w:val="24"/>
+        </w:rPr>
+        <w:t xml:space="preserve">(t) + (1 − </w:t>
+      </w:r>
+      <w:r>
+        <w:rPr>
+          <w:rFonts w:ascii="Times New Roman" w:hAnsi="Times New Roman" w:eastAsia="MS Mincho"/>
+          <w:b w:val="0"/>
+          <w:i/>
+          <w:sz w:val="24"/>
+        </w:rPr>
+        <w:t>α</w:t>
+      </w:r>
+      <w:r>
+        <w:rPr>
+          <w:rFonts w:ascii="Times New Roman" w:hAnsi="Times New Roman" w:eastAsia="MS Mincho"/>
+          <w:b w:val="0"/>
+          <w:i/>
+          <w:sz w:val="24"/>
+        </w:rPr>
+        <w:t xml:space="preserve"> − </w:t>
+      </w:r>
+      <w:r>
+        <w:rPr>
+          <w:rFonts w:ascii="Times New Roman" w:hAnsi="Times New Roman" w:eastAsia="MS Mincho"/>
+          <w:b w:val="0"/>
+          <w:i/>
+          <w:sz w:val="24"/>
+        </w:rPr>
+        <w:t>β</w:t>
+      </w:r>
+      <w:r>
+        <w:rPr>
+          <w:rFonts w:ascii="Times New Roman" w:hAnsi="Times New Roman" w:eastAsia="MS Mincho"/>
+          <w:b w:val="0"/>
+          <w:i/>
+          <w:sz w:val="24"/>
+        </w:rPr>
+        <w:t>) log L</w:t>
+      </w:r>
+      <w:r>
+        <w:rPr>
+          <w:rFonts w:ascii="Times New Roman" w:hAnsi="Times New Roman" w:eastAsia="MS Mincho"/>
+          <w:b w:val="0"/>
+          <w:i/>
+          <w:sz w:val="24"/>
+          <w:vertAlign w:val="subscript"/>
+        </w:rPr>
+        <w:t>t</w:t>
+      </w:r>
+      <w:r>
+        <w:rPr>
+          <w:rFonts w:ascii="Times New Roman" w:hAnsi="Times New Roman" w:eastAsia="MS Mincho"/>
+          <w:b w:val="0"/>
+          <w:i/>
+          <w:sz w:val="24"/>
+        </w:rPr>
+        <w:t xml:space="preserve"> + log A</w:t>
+      </w:r>
+      <w:r>
+        <w:rPr>
+          <w:rFonts w:ascii="Times New Roman" w:hAnsi="Times New Roman" w:eastAsia="MS Mincho"/>
+          <w:b w:val="0"/>
+          <w:i/>
+          <w:sz w:val="24"/>
+          <w:vertAlign w:val="subscript"/>
+        </w:rPr>
+        <w:t>t</w:t>
+      </w:r>
+      <w:r>
+        <w:rPr>
+          <w:rFonts w:ascii="Times New Roman" w:hAnsi="Times New Roman" w:eastAsia="MS Mincho"/>
+          <w:b w:val="0"/>
+          <w:i/>
+          <w:sz w:val="24"/>
+        </w:rPr>
+        <w:t>,</w:t>
+      </w:r>
+      <w:r>
+        <w:rPr>
+          <w:rFonts w:ascii="Times New Roman" w:hAnsi="Times New Roman" w:eastAsia="MS Mincho"/>
+          <w:b w:val="0"/>
+          <w:i w:val="0"/>
+          <w:sz w:val="24"/>
+        </w:rPr>
+        <w:tab/>
+      </w:r>
+      <w:r>
+        <w:rPr>
+          <w:rFonts w:ascii="Times New Roman" w:hAnsi="Times New Roman" w:eastAsia="MS Mincho"/>
+          <w:b w:val="0"/>
+          <w:i w:val="0"/>
+          <w:sz w:val="24"/>
+        </w:rPr>
+        <w:t>(M3)</w:t>
       </w:r>
     </w:p>
     <w:p>
@@ -582,7 +2096,93 @@
           <w:i w:val="0"/>
           <w:sz w:val="24"/>
         </w:rPr>
-        <w:t>Let K_tang(t) be the tangible PIM stock from (M1)–(M2) and K_I(t) be an intangible stock built from R&amp;D expenditure by a geometric PIM with depreciation δ_I = 0.15 (Corrado-Hulten-Sichel, 2009). A production function augmented by intangibles reads:</w:t>
+        <w:t xml:space="preserve">where </w:t>
+      </w:r>
+      <w:r>
+        <w:rPr>
+          <w:rFonts w:ascii="Times New Roman" w:hAnsi="Times New Roman" w:eastAsia="MS Mincho"/>
+          <w:b w:val="0"/>
+          <w:i/>
+          <w:sz w:val="24"/>
+        </w:rPr>
+        <w:t>β</w:t>
+      </w:r>
+      <w:r>
+        <w:rPr>
+          <w:rFonts w:ascii="Times New Roman" w:hAnsi="Times New Roman" w:eastAsia="MS Mincho"/>
+          <w:b w:val="0"/>
+          <w:i w:val="0"/>
+          <w:sz w:val="24"/>
+        </w:rPr>
+        <w:t xml:space="preserve"> is the intangible share. Standard practice imposes </w:t>
+      </w:r>
+      <w:r>
+        <w:rPr>
+          <w:rFonts w:ascii="Times New Roman" w:hAnsi="Times New Roman" w:eastAsia="MS Mincho"/>
+          <w:b w:val="0"/>
+          <w:i/>
+          <w:sz w:val="24"/>
+        </w:rPr>
+        <w:t>β</w:t>
+      </w:r>
+      <w:r>
+        <w:rPr>
+          <w:rFonts w:ascii="Times New Roman" w:hAnsi="Times New Roman" w:eastAsia="MS Mincho"/>
+          <w:b w:val="0"/>
+          <w:i w:val="0"/>
+          <w:sz w:val="24"/>
+        </w:rPr>
+        <w:t xml:space="preserve"> = 0 (Solow; also M0 and M1 here). Estimating </w:t>
+      </w:r>
+      <w:r>
+        <w:rPr>
+          <w:rFonts w:ascii="Times New Roman" w:hAnsi="Times New Roman" w:eastAsia="MS Mincho"/>
+          <w:b w:val="0"/>
+          <w:i/>
+          <w:sz w:val="24"/>
+        </w:rPr>
+        <w:t>β</w:t>
+      </w:r>
+      <w:r>
+        <w:rPr>
+          <w:rFonts w:ascii="Times New Roman" w:hAnsi="Times New Roman" w:eastAsia="MS Mincho"/>
+          <w:b w:val="0"/>
+          <w:i w:val="0"/>
+          <w:sz w:val="24"/>
+        </w:rPr>
+        <w:t xml:space="preserve"> &gt; 0 is the capital-accounting analogue of re-introducing the parity-specific variance </w:t>
+      </w:r>
+      <w:r>
+        <w:rPr>
+          <w:rFonts w:ascii="Times New Roman" w:hAnsi="Times New Roman" w:eastAsia="MS Mincho"/>
+          <w:b w:val="0"/>
+          <w:i/>
+          <w:sz w:val="24"/>
+        </w:rPr>
+        <w:t>σ</w:t>
+      </w:r>
+      <w:r>
+        <w:rPr>
+          <w:rFonts w:ascii="Times New Roman" w:hAnsi="Times New Roman" w:eastAsia="MS Mincho"/>
+          <w:b w:val="0"/>
+          <w:i w:val="0"/>
+          <w:sz w:val="24"/>
+        </w:rPr>
+        <w:t xml:space="preserve"> in Goldstein-Lutz-Scherbov.</w:t>
+      </w:r>
+    </w:p>
+    <w:p>
+      <w:pPr>
+        <w:spacing w:before="360" w:after="120" w:line="480" w:lineRule="auto"/>
+      </w:pPr>
+      <w:r>
+        <w:rPr>
+          <w:rFonts w:ascii="Times New Roman" w:hAnsi="Times New Roman" w:eastAsia="MS Mincho"/>
+          <w:b/>
+          <w:i w:val="0"/>
+          <w:sz w:val="24"/>
+        </w:rPr>
+        <w:t>III.3 Unifying identity: the flow-stock joint loss</w:t>
       </w:r>
     </w:p>
     <w:p>
@@ -597,7 +2197,90 @@
           <w:i w:val="0"/>
           <w:sz w:val="24"/>
         </w:rPr>
-        <w:t>log Y_t = α log K_tang(t) + β log K_I(t) + (1 − α − β) log L_t + log A_t,    (M3)</w:t>
+        <w:t xml:space="preserve">Any consistent national wealth aggregate </w:t>
+      </w:r>
+      <w:r>
+        <w:rPr>
+          <w:rFonts w:ascii="Times New Roman" w:hAnsi="Times New Roman" w:eastAsia="MS Mincho"/>
+          <w:b w:val="0"/>
+          <w:i/>
+          <w:sz w:val="24"/>
+        </w:rPr>
+        <w:t>W(t)</w:t>
+      </w:r>
+      <w:r>
+        <w:rPr>
+          <w:rFonts w:ascii="Times New Roman" w:hAnsi="Times New Roman" w:eastAsia="MS Mincho"/>
+          <w:b w:val="0"/>
+          <w:i w:val="0"/>
+          <w:sz w:val="24"/>
+        </w:rPr>
+        <w:t xml:space="preserve"> must satisfy the book-keeping identity</w:t>
+      </w:r>
+    </w:p>
+    <w:p>
+      <w:pPr>
+        <w:spacing w:before="240" w:after="240" w:line="480" w:lineRule="auto"/>
+        <w:ind w:firstLine="0"/>
+        <w:jc w:val="center"/>
+        <w:tabs>
+          <w:tab w:val="right" w:pos="9072" w:leader="none"/>
+        </w:tabs>
+      </w:pPr>
+      <w:r>
+        <w:rPr>
+          <w:rFonts w:ascii="Times New Roman" w:hAnsi="Times New Roman" w:eastAsia="MS Mincho"/>
+          <w:b w:val="0"/>
+          <w:i/>
+          <w:sz w:val="24"/>
+        </w:rPr>
+        <w:t xml:space="preserve">dW/dt = S(Y) − </w:t>
+      </w:r>
+      <w:r>
+        <w:rPr>
+          <w:rFonts w:ascii="Times New Roman" w:hAnsi="Times New Roman" w:eastAsia="MS Mincho"/>
+          <w:b w:val="0"/>
+          <w:i/>
+          <w:sz w:val="24"/>
+        </w:rPr>
+        <w:t>δ</w:t>
+      </w:r>
+      <w:r>
+        <w:rPr>
+          <w:rFonts w:ascii="Times New Roman" w:hAnsi="Times New Roman" w:eastAsia="MS Mincho"/>
+          <w:b w:val="0"/>
+          <w:i/>
+          <w:sz w:val="24"/>
+          <w:vertAlign w:val="subscript"/>
+        </w:rPr>
+        <w:t>W</w:t>
+      </w:r>
+      <w:r>
+        <w:rPr>
+          <w:rFonts w:ascii="Times New Roman" w:hAnsi="Times New Roman" w:eastAsia="MS Mincho"/>
+          <w:b w:val="0"/>
+          <w:i/>
+          <w:sz w:val="24"/>
+        </w:rPr>
+        <w:t xml:space="preserve"> · W,</w:t>
+      </w:r>
+      <w:r>
+        <w:rPr>
+          <w:rFonts w:ascii="Times New Roman" w:hAnsi="Times New Roman" w:eastAsia="MS Mincho"/>
+          <w:b w:val="0"/>
+          <w:i w:val="0"/>
+          <w:sz w:val="24"/>
+        </w:rPr>
+        <w:tab/>
+      </w:r>
+      <w:r>
+        <w:rPr>
+          <w:rFonts w:ascii="Times New Roman" w:hAnsi="Times New Roman" w:eastAsia="MS Mincho"/>
+          <w:b w:val="0"/>
+          <w:i w:val="0"/>
+          <w:sz w:val="24"/>
+        </w:rPr>
+        <w:t>(1)</w:t>
       </w:r>
     </w:p>
     <w:p>
@@ -612,21 +2295,309 @@
           <w:i w:val="0"/>
           <w:sz w:val="24"/>
         </w:rPr>
-        <w:t>where β is the intangible share. Standard practice imposes β = 0 (Solow; also M0 and M1 here). Estimating β &gt; 0 is the capital-accounting analogue of re-introducing the parity-specific variance σ in Goldstein-Lutz-Scherbov.</w:t>
+        <w:t xml:space="preserve">where </w:t>
+      </w:r>
+      <w:r>
+        <w:rPr>
+          <w:rFonts w:ascii="Times New Roman" w:hAnsi="Times New Roman" w:eastAsia="MS Mincho"/>
+          <w:b w:val="0"/>
+          <w:i/>
+          <w:sz w:val="24"/>
+        </w:rPr>
+        <w:t>S(Y)</w:t>
+      </w:r>
+      <w:r>
+        <w:rPr>
+          <w:rFonts w:ascii="Times New Roman" w:hAnsi="Times New Roman" w:eastAsia="MS Mincho"/>
+          <w:b w:val="0"/>
+          <w:i w:val="0"/>
+          <w:sz w:val="24"/>
+        </w:rPr>
+        <w:t xml:space="preserve"> is gross saving and </w:t>
+      </w:r>
+      <w:r>
+        <w:rPr>
+          <w:rFonts w:ascii="Times New Roman" w:hAnsi="Times New Roman" w:eastAsia="MS Mincho"/>
+          <w:b w:val="0"/>
+          <w:i/>
+          <w:sz w:val="24"/>
+        </w:rPr>
+        <w:t>δ</w:t>
+      </w:r>
+      <w:r>
+        <w:rPr>
+          <w:rFonts w:ascii="Times New Roman" w:hAnsi="Times New Roman" w:eastAsia="MS Mincho"/>
+          <w:b w:val="0"/>
+          <w:i/>
+          <w:sz w:val="24"/>
+          <w:vertAlign w:val="subscript"/>
+        </w:rPr>
+        <w:t>W</w:t>
+      </w:r>
+      <w:r>
+        <w:rPr>
+          <w:rFonts w:ascii="Times New Roman" w:hAnsi="Times New Roman" w:eastAsia="MS Mincho"/>
+          <w:b w:val="0"/>
+          <w:i w:val="0"/>
+          <w:sz w:val="24"/>
+        </w:rPr>
+        <w:t xml:space="preserve"> is the aggregate depreciation rate. Under (1), the same parameters {</w:t>
+      </w:r>
+      <w:r>
+        <w:rPr>
+          <w:rFonts w:ascii="Times New Roman" w:hAnsi="Times New Roman" w:eastAsia="MS Mincho"/>
+          <w:b w:val="0"/>
+          <w:i/>
+          <w:sz w:val="24"/>
+        </w:rPr>
+        <w:t>μ</w:t>
+      </w:r>
+      <w:r>
+        <w:rPr>
+          <w:rFonts w:ascii="Times New Roman" w:hAnsi="Times New Roman" w:eastAsia="MS Mincho"/>
+          <w:b w:val="0"/>
+          <w:i w:val="0"/>
+          <w:sz w:val="24"/>
+        </w:rPr>
+        <w:t xml:space="preserve">, </w:t>
+      </w:r>
+      <w:r>
+        <w:rPr>
+          <w:rFonts w:ascii="Times New Roman" w:hAnsi="Times New Roman" w:eastAsia="MS Mincho"/>
+          <w:b w:val="0"/>
+          <w:i/>
+          <w:sz w:val="24"/>
+        </w:rPr>
+        <w:t>β</w:t>
+      </w:r>
+      <w:r>
+        <w:rPr>
+          <w:rFonts w:ascii="Times New Roman" w:hAnsi="Times New Roman" w:eastAsia="MS Mincho"/>
+          <w:b w:val="0"/>
+          <w:i w:val="0"/>
+          <w:sz w:val="24"/>
+        </w:rPr>
+        <w:t>} that govern the production side should also govern the reproducible-capital trajectory implied by the wealth account. We therefore define a single joint loss:</w:t>
       </w:r>
     </w:p>
     <w:p>
       <w:pPr>
-        <w:spacing w:before="360" w:after="120" w:line="480" w:lineRule="auto"/>
+        <w:spacing w:before="240" w:after="240" w:line="480" w:lineRule="auto"/>
+        <w:ind w:firstLine="0"/>
+        <w:jc w:val="center"/>
+        <w:tabs>
+          <w:tab w:val="right" w:pos="9072" w:leader="none"/>
+        </w:tabs>
       </w:pPr>
       <w:r>
         <w:rPr>
           <w:rFonts w:ascii="Times New Roman" w:hAnsi="Times New Roman" w:eastAsia="MS Mincho"/>
-          <w:b/>
-          <w:i w:val="0"/>
-          <w:sz w:val="24"/>
-        </w:rPr>
-        <w:t>III.3 Unifying identity: the flow-stock joint loss</w:t>
+          <w:b w:val="0"/>
+          <w:i/>
+          <w:sz w:val="24"/>
+        </w:rPr>
+        <w:t>L</w:t>
+      </w:r>
+      <w:r>
+        <w:rPr>
+          <w:rFonts w:ascii="Times New Roman" w:hAnsi="Times New Roman" w:eastAsia="MS Mincho"/>
+          <w:b w:val="0"/>
+          <w:i/>
+          <w:sz w:val="24"/>
+          <w:vertAlign w:val="subscript"/>
+        </w:rPr>
+        <w:t>t</w:t>
+      </w:r>
+      <w:r>
+        <w:rPr>
+          <w:rFonts w:ascii="Times New Roman" w:hAnsi="Times New Roman" w:eastAsia="MS Mincho"/>
+          <w:b w:val="0"/>
+          <w:i/>
+          <w:sz w:val="24"/>
+        </w:rPr>
+        <w:t>otal(</w:t>
+      </w:r>
+      <w:r>
+        <w:rPr>
+          <w:rFonts w:ascii="Times New Roman" w:hAnsi="Times New Roman" w:eastAsia="MS Mincho"/>
+          <w:b w:val="0"/>
+          <w:i/>
+          <w:sz w:val="24"/>
+        </w:rPr>
+        <w:t>μ</w:t>
+      </w:r>
+      <w:r>
+        <w:rPr>
+          <w:rFonts w:ascii="Times New Roman" w:hAnsi="Times New Roman" w:eastAsia="MS Mincho"/>
+          <w:b w:val="0"/>
+          <w:i/>
+          <w:sz w:val="24"/>
+        </w:rPr>
+        <w:t xml:space="preserve">, </w:t>
+      </w:r>
+      <w:r>
+        <w:rPr>
+          <w:rFonts w:ascii="Times New Roman" w:hAnsi="Times New Roman" w:eastAsia="MS Mincho"/>
+          <w:b w:val="0"/>
+          <w:i/>
+          <w:sz w:val="24"/>
+        </w:rPr>
+        <w:t>β</w:t>
+      </w:r>
+      <w:r>
+        <w:rPr>
+          <w:rFonts w:ascii="Times New Roman" w:hAnsi="Times New Roman" w:eastAsia="MS Mincho"/>
+          <w:b w:val="0"/>
+          <w:i/>
+          <w:sz w:val="24"/>
+        </w:rPr>
+        <w:t>) = L</w:t>
+      </w:r>
+      <w:r>
+        <w:rPr>
+          <w:rFonts w:ascii="Times New Roman" w:hAnsi="Times New Roman" w:eastAsia="MS Mincho"/>
+          <w:b w:val="0"/>
+          <w:i/>
+          <w:sz w:val="24"/>
+          <w:vertAlign w:val="subscript"/>
+        </w:rPr>
+        <w:t>p</w:t>
+      </w:r>
+      <w:r>
+        <w:rPr>
+          <w:rFonts w:ascii="Times New Roman" w:hAnsi="Times New Roman" w:eastAsia="MS Mincho"/>
+          <w:b w:val="0"/>
+          <w:i/>
+          <w:sz w:val="24"/>
+        </w:rPr>
+        <w:t>roduction(</w:t>
+      </w:r>
+      <w:r>
+        <w:rPr>
+          <w:rFonts w:ascii="Times New Roman" w:hAnsi="Times New Roman" w:eastAsia="MS Mincho"/>
+          <w:b w:val="0"/>
+          <w:i/>
+          <w:sz w:val="24"/>
+        </w:rPr>
+        <w:t>μ</w:t>
+      </w:r>
+      <w:r>
+        <w:rPr>
+          <w:rFonts w:ascii="Times New Roman" w:hAnsi="Times New Roman" w:eastAsia="MS Mincho"/>
+          <w:b w:val="0"/>
+          <w:i/>
+          <w:sz w:val="24"/>
+        </w:rPr>
+        <w:t xml:space="preserve">, </w:t>
+      </w:r>
+      <w:r>
+        <w:rPr>
+          <w:rFonts w:ascii="Times New Roman" w:hAnsi="Times New Roman" w:eastAsia="MS Mincho"/>
+          <w:b w:val="0"/>
+          <w:i/>
+          <w:sz w:val="24"/>
+        </w:rPr>
+        <w:t>β</w:t>
+      </w:r>
+      <w:r>
+        <w:rPr>
+          <w:rFonts w:ascii="Times New Roman" w:hAnsi="Times New Roman" w:eastAsia="MS Mincho"/>
+          <w:b w:val="0"/>
+          <w:i/>
+          <w:sz w:val="24"/>
+        </w:rPr>
+        <w:t xml:space="preserve">) + </w:t>
+      </w:r>
+      <w:r>
+        <w:rPr>
+          <w:rFonts w:ascii="Times New Roman" w:hAnsi="Times New Roman" w:eastAsia="MS Mincho"/>
+          <w:b w:val="0"/>
+          <w:i/>
+          <w:sz w:val="24"/>
+        </w:rPr>
+        <w:t>λ</w:t>
+      </w:r>
+      <w:r>
+        <w:rPr>
+          <w:rFonts w:ascii="Times New Roman" w:hAnsi="Times New Roman" w:eastAsia="MS Mincho"/>
+          <w:b w:val="0"/>
+          <w:i/>
+          <w:sz w:val="24"/>
+        </w:rPr>
+        <w:t xml:space="preserve"> · L</w:t>
+      </w:r>
+      <w:r>
+        <w:rPr>
+          <w:rFonts w:ascii="Times New Roman" w:hAnsi="Times New Roman" w:eastAsia="MS Mincho"/>
+          <w:b w:val="0"/>
+          <w:i/>
+          <w:sz w:val="24"/>
+          <w:vertAlign w:val="subscript"/>
+        </w:rPr>
+        <w:t>w</w:t>
+      </w:r>
+      <w:r>
+        <w:rPr>
+          <w:rFonts w:ascii="Times New Roman" w:hAnsi="Times New Roman" w:eastAsia="MS Mincho"/>
+          <w:b w:val="0"/>
+          <w:i/>
+          <w:sz w:val="24"/>
+        </w:rPr>
+        <w:t>ealth(</w:t>
+      </w:r>
+      <w:r>
+        <w:rPr>
+          <w:rFonts w:ascii="Times New Roman" w:hAnsi="Times New Roman" w:eastAsia="MS Mincho"/>
+          <w:b w:val="0"/>
+          <w:i/>
+          <w:sz w:val="24"/>
+        </w:rPr>
+        <w:t>μ</w:t>
+      </w:r>
+      <w:r>
+        <w:rPr>
+          <w:rFonts w:ascii="Times New Roman" w:hAnsi="Times New Roman" w:eastAsia="MS Mincho"/>
+          <w:b w:val="0"/>
+          <w:i/>
+          <w:sz w:val="24"/>
+        </w:rPr>
+        <w:t xml:space="preserve">, </w:t>
+      </w:r>
+      <w:r>
+        <w:rPr>
+          <w:rFonts w:ascii="Times New Roman" w:hAnsi="Times New Roman" w:eastAsia="MS Mincho"/>
+          <w:b w:val="0"/>
+          <w:i/>
+          <w:sz w:val="24"/>
+        </w:rPr>
+        <w:t>β</w:t>
+      </w:r>
+      <w:r>
+        <w:rPr>
+          <w:rFonts w:ascii="Times New Roman" w:hAnsi="Times New Roman" w:eastAsia="MS Mincho"/>
+          <w:b w:val="0"/>
+          <w:i/>
+          <w:sz w:val="24"/>
+        </w:rPr>
+        <w:t>),</w:t>
+      </w:r>
+      <w:r>
+        <w:rPr>
+          <w:rFonts w:ascii="Times New Roman" w:hAnsi="Times New Roman" w:eastAsia="MS Mincho"/>
+          <w:b w:val="0"/>
+          <w:i w:val="0"/>
+          <w:sz w:val="24"/>
+        </w:rPr>
+        <w:tab/>
+      </w:r>
+      <w:r>
+        <w:rPr>
+          <w:rFonts w:ascii="Times New Roman" w:hAnsi="Times New Roman" w:eastAsia="MS Mincho"/>
+          <w:b w:val="0"/>
+          <w:i w:val="0"/>
+          <w:sz w:val="24"/>
+        </w:rPr>
+        <w:t>(2)</w:t>
       </w:r>
     </w:p>
     <w:p>
@@ -641,7 +2612,279 @@
           <w:i w:val="0"/>
           <w:sz w:val="24"/>
         </w:rPr>
-        <w:t>Any consistent national wealth aggregate W(t) must satisfy the book-keeping identity</w:t>
+        <w:t xml:space="preserve">where </w:t>
+      </w:r>
+      <w:r>
+        <w:rPr>
+          <w:rFonts w:ascii="Times New Roman" w:hAnsi="Times New Roman" w:eastAsia="MS Mincho"/>
+          <w:b w:val="0"/>
+          <w:i/>
+          <w:sz w:val="24"/>
+        </w:rPr>
+        <w:t>L</w:t>
+      </w:r>
+      <w:r>
+        <w:rPr>
+          <w:rFonts w:ascii="Times New Roman" w:hAnsi="Times New Roman" w:eastAsia="MS Mincho"/>
+          <w:b w:val="0"/>
+          <w:i/>
+          <w:sz w:val="24"/>
+          <w:vertAlign w:val="subscript"/>
+        </w:rPr>
+        <w:t>p</w:t>
+      </w:r>
+      <w:r>
+        <w:rPr>
+          <w:rFonts w:ascii="Times New Roman" w:hAnsi="Times New Roman" w:eastAsia="MS Mincho"/>
+          <w:b w:val="0"/>
+          <w:i/>
+          <w:sz w:val="24"/>
+        </w:rPr>
+        <w:t>roduction</w:t>
+      </w:r>
+      <w:r>
+        <w:rPr>
+          <w:rFonts w:ascii="Times New Roman" w:hAnsi="Times New Roman" w:eastAsia="MS Mincho"/>
+          <w:b w:val="0"/>
+          <w:i w:val="0"/>
+          <w:sz w:val="24"/>
+        </w:rPr>
+        <w:t xml:space="preserve"> is the growth-rate residual from the production function (M3) and </w:t>
+      </w:r>
+      <w:r>
+        <w:rPr>
+          <w:rFonts w:ascii="Times New Roman" w:hAnsi="Times New Roman" w:eastAsia="MS Mincho"/>
+          <w:b w:val="0"/>
+          <w:i/>
+          <w:sz w:val="24"/>
+        </w:rPr>
+        <w:t>L</w:t>
+      </w:r>
+      <w:r>
+        <w:rPr>
+          <w:rFonts w:ascii="Times New Roman" w:hAnsi="Times New Roman" w:eastAsia="MS Mincho"/>
+          <w:b w:val="0"/>
+          <w:i/>
+          <w:sz w:val="24"/>
+          <w:vertAlign w:val="subscript"/>
+        </w:rPr>
+        <w:t>w</w:t>
+      </w:r>
+      <w:r>
+        <w:rPr>
+          <w:rFonts w:ascii="Times New Roman" w:hAnsi="Times New Roman" w:eastAsia="MS Mincho"/>
+          <w:b w:val="0"/>
+          <w:i/>
+          <w:sz w:val="24"/>
+        </w:rPr>
+        <w:t>ealth</w:t>
+      </w:r>
+      <w:r>
+        <w:rPr>
+          <w:rFonts w:ascii="Times New Roman" w:hAnsi="Times New Roman" w:eastAsia="MS Mincho"/>
+          <w:b w:val="0"/>
+          <w:i w:val="0"/>
+          <w:sz w:val="24"/>
+        </w:rPr>
+        <w:t xml:space="preserve"> is the within-country trajectory RMSE between the PIM stock </w:t>
+      </w:r>
+      <w:r>
+        <w:rPr>
+          <w:rFonts w:ascii="Times New Roman" w:hAnsi="Times New Roman" w:eastAsia="MS Mincho"/>
+          <w:b w:val="0"/>
+          <w:i/>
+          <w:sz w:val="24"/>
+        </w:rPr>
+        <w:t>K</w:t>
+      </w:r>
+      <w:r>
+        <w:rPr>
+          <w:rFonts w:ascii="Times New Roman" w:hAnsi="Times New Roman" w:eastAsia="MS Mincho"/>
+          <w:b w:val="0"/>
+          <w:i/>
+          <w:sz w:val="24"/>
+          <w:vertAlign w:val="subscript"/>
+        </w:rPr>
+        <w:t>t</w:t>
+      </w:r>
+      <w:r>
+        <w:rPr>
+          <w:rFonts w:ascii="Times New Roman" w:hAnsi="Times New Roman" w:eastAsia="MS Mincho"/>
+          <w:b w:val="0"/>
+          <w:i/>
+          <w:sz w:val="24"/>
+        </w:rPr>
+        <w:t xml:space="preserve">ang(t; </w:t>
+      </w:r>
+      <w:r>
+        <w:rPr>
+          <w:rFonts w:ascii="Times New Roman" w:hAnsi="Times New Roman" w:eastAsia="MS Mincho"/>
+          <w:b w:val="0"/>
+          <w:i/>
+          <w:sz w:val="24"/>
+        </w:rPr>
+        <w:t>μ</w:t>
+      </w:r>
+      <w:r>
+        <w:rPr>
+          <w:rFonts w:ascii="Times New Roman" w:hAnsi="Times New Roman" w:eastAsia="MS Mincho"/>
+          <w:b w:val="0"/>
+          <w:i/>
+          <w:sz w:val="24"/>
+        </w:rPr>
+        <w:t xml:space="preserve">) + </w:t>
+      </w:r>
+      <w:r>
+        <w:rPr>
+          <w:rFonts w:ascii="Times New Roman" w:hAnsi="Times New Roman" w:eastAsia="MS Mincho"/>
+          <w:b w:val="0"/>
+          <w:i/>
+          <w:sz w:val="24"/>
+        </w:rPr>
+        <w:t>β</w:t>
+      </w:r>
+      <w:r>
+        <w:rPr>
+          <w:rFonts w:ascii="Times New Roman" w:hAnsi="Times New Roman" w:eastAsia="MS Mincho"/>
+          <w:b w:val="0"/>
+          <w:i/>
+          <w:sz w:val="24"/>
+        </w:rPr>
+        <w:t xml:space="preserve"> · K</w:t>
+      </w:r>
+      <w:r>
+        <w:rPr>
+          <w:rFonts w:ascii="Times New Roman" w:hAnsi="Times New Roman" w:eastAsia="MS Mincho"/>
+          <w:b w:val="0"/>
+          <w:i/>
+          <w:sz w:val="24"/>
+          <w:vertAlign w:val="subscript"/>
+        </w:rPr>
+        <w:t>I</w:t>
+      </w:r>
+      <w:r>
+        <w:rPr>
+          <w:rFonts w:ascii="Times New Roman" w:hAnsi="Times New Roman" w:eastAsia="MS Mincho"/>
+          <w:b w:val="0"/>
+          <w:i/>
+          <w:sz w:val="24"/>
+        </w:rPr>
+        <w:t>(t)</w:t>
+      </w:r>
+      <w:r>
+        <w:rPr>
+          <w:rFonts w:ascii="Times New Roman" w:hAnsi="Times New Roman" w:eastAsia="MS Mincho"/>
+          <w:b w:val="0"/>
+          <w:i w:val="0"/>
+          <w:sz w:val="24"/>
+        </w:rPr>
+        <w:t xml:space="preserve"> and the CWON produced-capital series NW.PCA.TO(t). Minimising (2) delivers the "M4 joint" estimates (</w:t>
+      </w:r>
+      <w:r>
+        <w:rPr>
+          <w:rFonts w:ascii="Times New Roman" w:hAnsi="Times New Roman" w:eastAsia="MS Mincho"/>
+          <w:b w:val="0"/>
+          <w:i/>
+          <w:sz w:val="24"/>
+        </w:rPr>
+        <w:t>μ</w:t>
+      </w:r>
+      <w:r>
+        <w:rPr>
+          <w:rFonts w:ascii="Times New Roman" w:hAnsi="Times New Roman" w:eastAsia="MS Mincho"/>
+          <w:b w:val="0"/>
+          <w:i w:val="0"/>
+          <w:sz w:val="24"/>
+        </w:rPr>
+        <w:t>̂</w:t>
+      </w:r>
+      <w:r>
+        <w:rPr>
+          <w:rFonts w:ascii="Times New Roman" w:hAnsi="Times New Roman" w:eastAsia="MS Mincho"/>
+          <w:b w:val="0"/>
+          <w:i/>
+          <w:sz w:val="24"/>
+          <w:vertAlign w:val="subscript"/>
+        </w:rPr>
+        <w:t>j</w:t>
+      </w:r>
+      <w:r>
+        <w:rPr>
+          <w:rFonts w:ascii="Times New Roman" w:hAnsi="Times New Roman" w:eastAsia="MS Mincho"/>
+          <w:b w:val="0"/>
+          <w:i w:val="0"/>
+          <w:sz w:val="24"/>
+        </w:rPr>
+        <w:t xml:space="preserve">oint, </w:t>
+      </w:r>
+      <w:r>
+        <w:rPr>
+          <w:rFonts w:ascii="Times New Roman" w:hAnsi="Times New Roman" w:eastAsia="MS Mincho"/>
+          <w:b w:val="0"/>
+          <w:i/>
+          <w:sz w:val="24"/>
+        </w:rPr>
+        <w:t>β</w:t>
+      </w:r>
+      <w:r>
+        <w:rPr>
+          <w:rFonts w:ascii="Times New Roman" w:hAnsi="Times New Roman" w:eastAsia="MS Mincho"/>
+          <w:b w:val="0"/>
+          <w:i w:val="0"/>
+          <w:sz w:val="24"/>
+        </w:rPr>
+        <w:t>̂</w:t>
+      </w:r>
+      <w:r>
+        <w:rPr>
+          <w:rFonts w:ascii="Times New Roman" w:hAnsi="Times New Roman" w:eastAsia="MS Mincho"/>
+          <w:b w:val="0"/>
+          <w:i/>
+          <w:sz w:val="24"/>
+          <w:vertAlign w:val="subscript"/>
+        </w:rPr>
+        <w:t>j</w:t>
+      </w:r>
+      <w:r>
+        <w:rPr>
+          <w:rFonts w:ascii="Times New Roman" w:hAnsi="Times New Roman" w:eastAsia="MS Mincho"/>
+          <w:b w:val="0"/>
+          <w:i w:val="0"/>
+          <w:sz w:val="24"/>
+        </w:rPr>
+        <w:t xml:space="preserve">oint) used below; setting </w:t>
+      </w:r>
+      <w:r>
+        <w:rPr>
+          <w:rFonts w:ascii="Times New Roman" w:hAnsi="Times New Roman" w:eastAsia="MS Mincho"/>
+          <w:b w:val="0"/>
+          <w:i/>
+          <w:sz w:val="24"/>
+        </w:rPr>
+        <w:t>λ</w:t>
+      </w:r>
+      <w:r>
+        <w:rPr>
+          <w:rFonts w:ascii="Times New Roman" w:hAnsi="Times New Roman" w:eastAsia="MS Mincho"/>
+          <w:b w:val="0"/>
+          <w:i w:val="0"/>
+          <w:sz w:val="24"/>
+        </w:rPr>
+        <w:t xml:space="preserve"> = 0 recovers production-only estimates.</w:t>
+      </w:r>
+    </w:p>
+    <w:p>
+      <w:pPr>
+        <w:spacing w:before="360" w:after="120" w:line="480" w:lineRule="auto"/>
+      </w:pPr>
+      <w:r>
+        <w:rPr>
+          <w:rFonts w:ascii="Times New Roman" w:hAnsi="Times New Roman" w:eastAsia="MS Mincho"/>
+          <w:b/>
+          <w:i w:val="0"/>
+          <w:sz w:val="24"/>
+        </w:rPr>
+        <w:t>III.4 Quantum–tempo correspondence between population and capital</w:t>
       </w:r>
     </w:p>
     <w:p>
@@ -656,7 +2899,39 @@
           <w:i w:val="0"/>
           <w:sz w:val="24"/>
         </w:rPr>
-        <w:t>dW/dt = S(Y) − δ_W · W,                                                       (1)</w:t>
+        <w:t xml:space="preserve">Table 2 lays out the one-to-one mapping between the demographic variables that Bongaarts-Feeney-Goldstein-Lutz-Scherbov analysed and the capital-accounting variables we analyse. Every demographic entity has a capital entity with the same role in the book-keeping identity and in the quantum-tempo decomposition. This is more than mnemonic: it implies that the statistical tools used to identify </w:t>
+      </w:r>
+      <w:r>
+        <w:rPr>
+          <w:rFonts w:ascii="Times New Roman" w:hAnsi="Times New Roman" w:eastAsia="MS Mincho"/>
+          <w:b w:val="0"/>
+          <w:i/>
+          <w:sz w:val="24"/>
+        </w:rPr>
+        <w:t>σ</w:t>
+      </w:r>
+      <w:r>
+        <w:rPr>
+          <w:rFonts w:ascii="Times New Roman" w:hAnsi="Times New Roman" w:eastAsia="MS Mincho"/>
+          <w:b w:val="0"/>
+          <w:i w:val="0"/>
+          <w:sz w:val="24"/>
+        </w:rPr>
+        <w:t xml:space="preserve"> from fertility tempo (cohort-consistency tests, Brass relational models) have direct analogues in capital accounting, which we exploit.</w:t>
+      </w:r>
+    </w:p>
+    <w:p>
+      <w:pPr>
+        <w:spacing w:before="360" w:after="120" w:line="480" w:lineRule="auto"/>
+      </w:pPr>
+      <w:r>
+        <w:rPr>
+          <w:rFonts w:ascii="Times New Roman" w:hAnsi="Times New Roman" w:eastAsia="MS Mincho"/>
+          <w:b/>
+          <w:i w:val="0"/>
+          <w:sz w:val="24"/>
+        </w:rPr>
+        <w:t>III.5 Relational PIM: a Brass model for capital accounting</w:t>
       </w:r>
     </w:p>
     <w:p>
@@ -671,7 +2946,228 @@
           <w:i w:val="0"/>
           <w:sz w:val="24"/>
         </w:rPr>
-        <w:t>where S(Y) is gross saving and δ_W is the aggregate depreciation rate. Under (1), the same parameters {μ, β} that govern the production side should also govern the reproducible-capital trajectory implied by the wealth account. We therefore define a single joint loss:</w:t>
+        <w:t xml:space="preserve">Demography has long employed Brass relational models to compare an observed fertility or mortality schedule against a "standard" schedule via a small number of parameters that capture systematic deviations (Brass, 1971). We transplant this idea to capital accounting. Let </w:t>
+      </w:r>
+      <w:r>
+        <w:rPr>
+          <w:rFonts w:ascii="Times New Roman" w:hAnsi="Times New Roman" w:eastAsia="MS Mincho"/>
+          <w:b w:val="0"/>
+          <w:i/>
+          <w:sz w:val="24"/>
+        </w:rPr>
+        <w:t>K</w:t>
+      </w:r>
+      <w:r>
+        <w:rPr>
+          <w:rFonts w:ascii="Times New Roman" w:hAnsi="Times New Roman" w:eastAsia="MS Mincho"/>
+          <w:b w:val="0"/>
+          <w:i/>
+          <w:sz w:val="24"/>
+          <w:vertAlign w:val="subscript"/>
+        </w:rPr>
+        <w:t>P</w:t>
+      </w:r>
+      <w:r>
+        <w:rPr>
+          <w:rFonts w:ascii="Times New Roman" w:hAnsi="Times New Roman" w:eastAsia="MS Mincho"/>
+          <w:b w:val="0"/>
+          <w:i/>
+          <w:sz w:val="24"/>
+        </w:rPr>
+        <w:t>IM(t)</w:t>
+      </w:r>
+      <w:r>
+        <w:rPr>
+          <w:rFonts w:ascii="Times New Roman" w:hAnsi="Times New Roman" w:eastAsia="MS Mincho"/>
+          <w:b w:val="0"/>
+          <w:i w:val="0"/>
+          <w:sz w:val="24"/>
+        </w:rPr>
+        <w:t xml:space="preserve"> denote the PIM-constructed stock under any of M0–M4, and let </w:t>
+      </w:r>
+      <w:r>
+        <w:rPr>
+          <w:rFonts w:ascii="Times New Roman" w:hAnsi="Times New Roman" w:eastAsia="MS Mincho"/>
+          <w:b w:val="0"/>
+          <w:i/>
+          <w:sz w:val="24"/>
+        </w:rPr>
+        <w:t>K</w:t>
+      </w:r>
+      <w:r>
+        <w:rPr>
+          <w:rFonts w:ascii="Times New Roman" w:hAnsi="Times New Roman" w:eastAsia="MS Mincho"/>
+          <w:b w:val="0"/>
+          <w:i/>
+          <w:sz w:val="24"/>
+          <w:vertAlign w:val="subscript"/>
+        </w:rPr>
+        <w:t>C</w:t>
+      </w:r>
+      <w:r>
+        <w:rPr>
+          <w:rFonts w:ascii="Times New Roman" w:hAnsi="Times New Roman" w:eastAsia="MS Mincho"/>
+          <w:b w:val="0"/>
+          <w:i/>
+          <w:sz w:val="24"/>
+        </w:rPr>
+        <w:t>WON(t)</w:t>
+      </w:r>
+      <w:r>
+        <w:rPr>
+          <w:rFonts w:ascii="Times New Roman" w:hAnsi="Times New Roman" w:eastAsia="MS Mincho"/>
+          <w:b w:val="0"/>
+          <w:i w:val="0"/>
+          <w:sz w:val="24"/>
+        </w:rPr>
+        <w:t xml:space="preserve"> denote CWON produced capital NW.PCA.TO. We define the </w:t>
+      </w:r>
+      <w:r>
+        <w:rPr>
+          <w:rFonts w:ascii="Times New Roman" w:hAnsi="Times New Roman" w:eastAsia="MS Mincho"/>
+          <w:b/>
+          <w:i w:val="0"/>
+          <w:sz w:val="24"/>
+        </w:rPr>
+        <w:t>Relational PIM</w:t>
+      </w:r>
+      <w:r>
+        <w:rPr>
+          <w:rFonts w:ascii="Times New Roman" w:hAnsi="Times New Roman" w:eastAsia="MS Mincho"/>
+          <w:b w:val="0"/>
+          <w:i w:val="0"/>
+          <w:sz w:val="24"/>
+        </w:rPr>
+        <w:t xml:space="preserve"> (RPIM) as:</w:t>
+      </w:r>
+    </w:p>
+    <w:p>
+      <w:pPr>
+        <w:spacing w:before="240" w:after="240" w:line="480" w:lineRule="auto"/>
+        <w:ind w:firstLine="0"/>
+        <w:jc w:val="center"/>
+        <w:tabs>
+          <w:tab w:val="right" w:pos="9072" w:leader="none"/>
+        </w:tabs>
+      </w:pPr>
+      <w:r>
+        <w:rPr>
+          <w:rFonts w:ascii="Times New Roman" w:hAnsi="Times New Roman" w:eastAsia="MS Mincho"/>
+          <w:b w:val="0"/>
+          <w:i/>
+          <w:sz w:val="24"/>
+        </w:rPr>
+        <w:t>log K</w:t>
+      </w:r>
+      <w:r>
+        <w:rPr>
+          <w:rFonts w:ascii="Times New Roman" w:hAnsi="Times New Roman" w:eastAsia="MS Mincho"/>
+          <w:b w:val="0"/>
+          <w:i/>
+          <w:sz w:val="24"/>
+          <w:vertAlign w:val="subscript"/>
+        </w:rPr>
+        <w:t>P</w:t>
+      </w:r>
+      <w:r>
+        <w:rPr>
+          <w:rFonts w:ascii="Times New Roman" w:hAnsi="Times New Roman" w:eastAsia="MS Mincho"/>
+          <w:b w:val="0"/>
+          <w:i/>
+          <w:sz w:val="24"/>
+        </w:rPr>
+        <w:t xml:space="preserve">IM(t) = </w:t>
+      </w:r>
+      <w:r>
+        <w:rPr>
+          <w:rFonts w:ascii="Times New Roman" w:hAnsi="Times New Roman" w:eastAsia="MS Mincho"/>
+          <w:b w:val="0"/>
+          <w:i/>
+          <w:sz w:val="24"/>
+        </w:rPr>
+        <w:t>ρ</w:t>
+      </w:r>
+      <w:r>
+        <w:rPr>
+          <w:rFonts w:ascii="Times New Roman" w:hAnsi="Times New Roman" w:eastAsia="MS Mincho"/>
+          <w:b w:val="0"/>
+          <w:i/>
+          <w:sz w:val="24"/>
+        </w:rPr>
+        <w:t xml:space="preserve">₁ + </w:t>
+      </w:r>
+      <w:r>
+        <w:rPr>
+          <w:rFonts w:ascii="Times New Roman" w:hAnsi="Times New Roman" w:eastAsia="MS Mincho"/>
+          <w:b w:val="0"/>
+          <w:i/>
+          <w:sz w:val="24"/>
+        </w:rPr>
+        <w:t>ρ</w:t>
+      </w:r>
+      <w:r>
+        <w:rPr>
+          <w:rFonts w:ascii="Times New Roman" w:hAnsi="Times New Roman" w:eastAsia="MS Mincho"/>
+          <w:b w:val="0"/>
+          <w:i/>
+          <w:sz w:val="24"/>
+        </w:rPr>
+        <w:t>₂ · log K</w:t>
+      </w:r>
+      <w:r>
+        <w:rPr>
+          <w:rFonts w:ascii="Times New Roman" w:hAnsi="Times New Roman" w:eastAsia="MS Mincho"/>
+          <w:b w:val="0"/>
+          <w:i/>
+          <w:sz w:val="24"/>
+          <w:vertAlign w:val="subscript"/>
+        </w:rPr>
+        <w:t>C</w:t>
+      </w:r>
+      <w:r>
+        <w:rPr>
+          <w:rFonts w:ascii="Times New Roman" w:hAnsi="Times New Roman" w:eastAsia="MS Mincho"/>
+          <w:b w:val="0"/>
+          <w:i/>
+          <w:sz w:val="24"/>
+        </w:rPr>
+        <w:t xml:space="preserve">WON(t) + </w:t>
+      </w:r>
+      <w:r>
+        <w:rPr>
+          <w:rFonts w:ascii="Times New Roman" w:hAnsi="Times New Roman" w:eastAsia="MS Mincho"/>
+          <w:b w:val="0"/>
+          <w:i/>
+          <w:sz w:val="24"/>
+        </w:rPr>
+        <w:t>ε</w:t>
+      </w:r>
+      <w:r>
+        <w:rPr>
+          <w:rFonts w:ascii="Times New Roman" w:hAnsi="Times New Roman" w:eastAsia="MS Mincho"/>
+          <w:b w:val="0"/>
+          <w:i/>
+          <w:sz w:val="24"/>
+        </w:rPr>
+        <w:t>(t),</w:t>
+      </w:r>
+      <w:r>
+        <w:rPr>
+          <w:rFonts w:ascii="Times New Roman" w:hAnsi="Times New Roman" w:eastAsia="MS Mincho"/>
+          <w:b w:val="0"/>
+          <w:i w:val="0"/>
+          <w:sz w:val="24"/>
+        </w:rPr>
+        <w:tab/>
+      </w:r>
+      <w:r>
+        <w:rPr>
+          <w:rFonts w:ascii="Times New Roman" w:hAnsi="Times New Roman" w:eastAsia="MS Mincho"/>
+          <w:b w:val="0"/>
+          <w:i w:val="0"/>
+          <w:sz w:val="24"/>
+        </w:rPr>
+        <w:t>(M5)</w:t>
       </w:r>
     </w:p>
     <w:p>
@@ -686,7 +3182,223 @@
           <w:i w:val="0"/>
           <w:sz w:val="24"/>
         </w:rPr>
-        <w:t>L_total(μ, β) = L_production(μ, β) + λ · L_wealth(μ, β),                      (2)</w:t>
+        <w:t>where (</w:t>
+      </w:r>
+      <w:r>
+        <w:rPr>
+          <w:rFonts w:ascii="Times New Roman" w:hAnsi="Times New Roman" w:eastAsia="MS Mincho"/>
+          <w:b w:val="0"/>
+          <w:i/>
+          <w:sz w:val="24"/>
+        </w:rPr>
+        <w:t>ρ</w:t>
+      </w:r>
+      <w:r>
+        <w:rPr>
+          <w:rFonts w:ascii="Times New Roman" w:hAnsi="Times New Roman" w:eastAsia="MS Mincho"/>
+          <w:b w:val="0"/>
+          <w:i w:val="0"/>
+          <w:sz w:val="24"/>
+        </w:rPr>
+        <w:t xml:space="preserve">₁, </w:t>
+      </w:r>
+      <w:r>
+        <w:rPr>
+          <w:rFonts w:ascii="Times New Roman" w:hAnsi="Times New Roman" w:eastAsia="MS Mincho"/>
+          <w:b w:val="0"/>
+          <w:i/>
+          <w:sz w:val="24"/>
+        </w:rPr>
+        <w:t>ρ</w:t>
+      </w:r>
+      <w:r>
+        <w:rPr>
+          <w:rFonts w:ascii="Times New Roman" w:hAnsi="Times New Roman" w:eastAsia="MS Mincho"/>
+          <w:b w:val="0"/>
+          <w:i w:val="0"/>
+          <w:sz w:val="24"/>
+        </w:rPr>
+        <w:t>₂) are the relational parameters estimated by OLS on the overlapping years where both series are observed and positive. The interpretation is direct:</w:t>
+      </w:r>
+    </w:p>
+    <w:p>
+      <w:pPr>
+        <w:spacing w:after="120" w:line="480" w:lineRule="auto"/>
+        <w:ind w:left="720" w:hanging="360"/>
+      </w:pPr>
+      <w:r>
+        <w:rPr>
+          <w:rFonts w:ascii="Times New Roman" w:hAnsi="Times New Roman" w:eastAsia="MS Mincho"/>
+          <w:b w:val="0"/>
+          <w:i w:val="0"/>
+          <w:sz w:val="24"/>
+        </w:rPr>
+        <w:t xml:space="preserve">•  </w:t>
+      </w:r>
+      <w:r>
+        <w:rPr>
+          <w:rFonts w:ascii="Times New Roman" w:hAnsi="Times New Roman" w:eastAsia="MS Mincho"/>
+          <w:b/>
+          <w:i/>
+          <w:sz w:val="24"/>
+        </w:rPr>
+        <w:t>ρ</w:t>
+      </w:r>
+      <w:r>
+        <w:rPr>
+          <w:rFonts w:ascii="Times New Roman" w:hAnsi="Times New Roman" w:eastAsia="MS Mincho"/>
+          <w:b/>
+          <w:i w:val="0"/>
+          <w:sz w:val="24"/>
+        </w:rPr>
+        <w:t xml:space="preserve">₂ = 1 and </w:t>
+      </w:r>
+      <w:r>
+        <w:rPr>
+          <w:rFonts w:ascii="Times New Roman" w:hAnsi="Times New Roman" w:eastAsia="MS Mincho"/>
+          <w:b/>
+          <w:i/>
+          <w:sz w:val="24"/>
+        </w:rPr>
+        <w:t>ρ</w:t>
+      </w:r>
+      <w:r>
+        <w:rPr>
+          <w:rFonts w:ascii="Times New Roman" w:hAnsi="Times New Roman" w:eastAsia="MS Mincho"/>
+          <w:b/>
+          <w:i w:val="0"/>
+          <w:sz w:val="24"/>
+        </w:rPr>
+        <w:t>₁ = 0</w:t>
+      </w:r>
+      <w:r>
+        <w:rPr>
+          <w:rFonts w:ascii="Times New Roman" w:hAnsi="Times New Roman" w:eastAsia="MS Mincho"/>
+          <w:b w:val="0"/>
+          <w:i w:val="0"/>
+          <w:sz w:val="24"/>
+        </w:rPr>
+        <w:t>: the PIM and CWON accounts are perfectly consistent — they measure the same latent stock up to a white-noise error.</w:t>
+      </w:r>
+    </w:p>
+    <w:p>
+      <w:pPr>
+        <w:spacing w:after="120" w:line="480" w:lineRule="auto"/>
+        <w:ind w:left="720" w:hanging="360"/>
+      </w:pPr>
+      <w:r>
+        <w:rPr>
+          <w:rFonts w:ascii="Times New Roman" w:hAnsi="Times New Roman" w:eastAsia="MS Mincho"/>
+          <w:b w:val="0"/>
+          <w:i w:val="0"/>
+          <w:sz w:val="24"/>
+        </w:rPr>
+        <w:t xml:space="preserve">•  </w:t>
+      </w:r>
+      <w:r>
+        <w:rPr>
+          <w:rFonts w:ascii="Times New Roman" w:hAnsi="Times New Roman" w:eastAsia="MS Mincho"/>
+          <w:b/>
+          <w:i/>
+          <w:sz w:val="24"/>
+        </w:rPr>
+        <w:t>ρ</w:t>
+      </w:r>
+      <w:r>
+        <w:rPr>
+          <w:rFonts w:ascii="Times New Roman" w:hAnsi="Times New Roman" w:eastAsia="MS Mincho"/>
+          <w:b/>
+          <w:i w:val="0"/>
+          <w:sz w:val="24"/>
+        </w:rPr>
+        <w:t>₂ ≠ 1</w:t>
+      </w:r>
+      <w:r>
+        <w:rPr>
+          <w:rFonts w:ascii="Times New Roman" w:hAnsi="Times New Roman" w:eastAsia="MS Mincho"/>
+          <w:b w:val="0"/>
+          <w:i w:val="0"/>
+          <w:sz w:val="24"/>
+        </w:rPr>
+        <w:t xml:space="preserve">: there is a cumulative (scale-dependent) bias in the PIM relative to CWON. If </w:t>
+      </w:r>
+      <w:r>
+        <w:rPr>
+          <w:rFonts w:ascii="Times New Roman" w:hAnsi="Times New Roman" w:eastAsia="MS Mincho"/>
+          <w:b w:val="0"/>
+          <w:i/>
+          <w:sz w:val="24"/>
+        </w:rPr>
+        <w:t>ρ</w:t>
+      </w:r>
+      <w:r>
+        <w:rPr>
+          <w:rFonts w:ascii="Times New Roman" w:hAnsi="Times New Roman" w:eastAsia="MS Mincho"/>
+          <w:b w:val="0"/>
+          <w:i w:val="0"/>
+          <w:sz w:val="24"/>
+        </w:rPr>
+        <w:t xml:space="preserve">₂ &lt; 1, the PIM understates the growth of capital relative to CWON; if </w:t>
+      </w:r>
+      <w:r>
+        <w:rPr>
+          <w:rFonts w:ascii="Times New Roman" w:hAnsi="Times New Roman" w:eastAsia="MS Mincho"/>
+          <w:b w:val="0"/>
+          <w:i/>
+          <w:sz w:val="24"/>
+        </w:rPr>
+        <w:t>ρ</w:t>
+      </w:r>
+      <w:r>
+        <w:rPr>
+          <w:rFonts w:ascii="Times New Roman" w:hAnsi="Times New Roman" w:eastAsia="MS Mincho"/>
+          <w:b w:val="0"/>
+          <w:i w:val="0"/>
+          <w:sz w:val="24"/>
+        </w:rPr>
+        <w:t>₂ &gt; 1, it overstates it.</w:t>
+      </w:r>
+    </w:p>
+    <w:p>
+      <w:pPr>
+        <w:spacing w:after="120" w:line="480" w:lineRule="auto"/>
+        <w:ind w:left="720" w:hanging="360"/>
+      </w:pPr>
+      <w:r>
+        <w:rPr>
+          <w:rFonts w:ascii="Times New Roman" w:hAnsi="Times New Roman" w:eastAsia="MS Mincho"/>
+          <w:b w:val="0"/>
+          <w:i w:val="0"/>
+          <w:sz w:val="24"/>
+        </w:rPr>
+        <w:t xml:space="preserve">•  </w:t>
+      </w:r>
+      <w:r>
+        <w:rPr>
+          <w:rFonts w:ascii="Times New Roman" w:hAnsi="Times New Roman" w:eastAsia="MS Mincho"/>
+          <w:b/>
+          <w:i/>
+          <w:sz w:val="24"/>
+        </w:rPr>
+        <w:t>ρ</w:t>
+      </w:r>
+      <w:r>
+        <w:rPr>
+          <w:rFonts w:ascii="Times New Roman" w:hAnsi="Times New Roman" w:eastAsia="MS Mincho"/>
+          <w:b/>
+          <w:i w:val="0"/>
+          <w:sz w:val="24"/>
+        </w:rPr>
+        <w:t>₁ ≠ 0</w:t>
+      </w:r>
+      <w:r>
+        <w:rPr>
+          <w:rFonts w:ascii="Times New Roman" w:hAnsi="Times New Roman" w:eastAsia="MS Mincho"/>
+          <w:b w:val="0"/>
+          <w:i w:val="0"/>
+          <w:sz w:val="24"/>
+        </w:rPr>
+        <w:t>: there is a level shift between the two accounts, capturing differences in base-year calibration, PPP conversions, or asset coverage.</w:t>
       </w:r>
     </w:p>
     <w:p>
@@ -701,7 +3413,94 @@
           <w:i w:val="0"/>
           <w:sz w:val="24"/>
         </w:rPr>
-        <w:t>where L_production is the growth-rate residual from the production function (M3) and L_wealth is the within-country trajectory RMSE between the PIM stock K_tang(t; μ) + β · K_I(t) and the CWON produced-capital series NW.PCA.TO(t). Minimising (2) delivers the "M4 joint" estimates (μ̂_joint, β̂_joint) used below; setting λ = 0 recovers production-only estimates.</w:t>
+        <w:t xml:space="preserve">The novelty is threefold. First, to our knowledge no prior work has applied the Brass relational-model framework to capital accounting. Second, the RPIM does not treat CWON as "truth" — it parameterises the </w:t>
+      </w:r>
+      <w:r>
+        <w:rPr>
+          <w:rFonts w:ascii="Times New Roman" w:hAnsi="Times New Roman" w:eastAsia="MS Mincho"/>
+          <w:b w:val="0"/>
+          <w:i/>
+          <w:sz w:val="24"/>
+        </w:rPr>
+        <w:t>relationship</w:t>
+      </w:r>
+      <w:r>
+        <w:rPr>
+          <w:rFonts w:ascii="Times New Roman" w:hAnsi="Times New Roman" w:eastAsia="MS Mincho"/>
+          <w:b w:val="0"/>
+          <w:i w:val="0"/>
+          <w:sz w:val="24"/>
+        </w:rPr>
+        <w:t xml:space="preserve"> between two independent estimates of the same latent stock, making systematic biases visible and quantifiable. Third, the diagnostic (</w:t>
+      </w:r>
+      <w:r>
+        <w:rPr>
+          <w:rFonts w:ascii="Times New Roman" w:hAnsi="Times New Roman" w:eastAsia="MS Mincho"/>
+          <w:b w:val="0"/>
+          <w:i/>
+          <w:sz w:val="24"/>
+        </w:rPr>
+        <w:t>ρ</w:t>
+      </w:r>
+      <w:r>
+        <w:rPr>
+          <w:rFonts w:ascii="Times New Roman" w:hAnsi="Times New Roman" w:eastAsia="MS Mincho"/>
+          <w:b w:val="0"/>
+          <w:i w:val="0"/>
+          <w:sz w:val="24"/>
+        </w:rPr>
+        <w:t xml:space="preserve">₁, </w:t>
+      </w:r>
+      <w:r>
+        <w:rPr>
+          <w:rFonts w:ascii="Times New Roman" w:hAnsi="Times New Roman" w:eastAsia="MS Mincho"/>
+          <w:b w:val="0"/>
+          <w:i/>
+          <w:sz w:val="24"/>
+        </w:rPr>
+        <w:t>ρ</w:t>
+      </w:r>
+      <w:r>
+        <w:rPr>
+          <w:rFonts w:ascii="Times New Roman" w:hAnsi="Times New Roman" w:eastAsia="MS Mincho"/>
+          <w:b w:val="0"/>
+          <w:i w:val="0"/>
+          <w:sz w:val="24"/>
+        </w:rPr>
+        <w:t xml:space="preserve">₂) can be computed under each model specification (M0 through M4), so improvement in </w:t>
+      </w:r>
+      <w:r>
+        <w:rPr>
+          <w:rFonts w:ascii="Times New Roman" w:hAnsi="Times New Roman" w:eastAsia="MS Mincho"/>
+          <w:b w:val="0"/>
+          <w:i/>
+          <w:sz w:val="24"/>
+        </w:rPr>
+        <w:t>ρ</w:t>
+      </w:r>
+      <w:r>
+        <w:rPr>
+          <w:rFonts w:ascii="Times New Roman" w:hAnsi="Times New Roman" w:eastAsia="MS Mincho"/>
+          <w:b w:val="0"/>
+          <w:i w:val="0"/>
+          <w:sz w:val="24"/>
+        </w:rPr>
+        <w:t>₂ toward unity serves as an independent check on whether the tempo and intangible corrections actually bring the two accounts closer together.</w:t>
+      </w:r>
+    </w:p>
+    <w:p>
+      <w:pPr>
+        <w:spacing w:before="360" w:after="120" w:line="480" w:lineRule="auto"/>
+        <w:jc w:val="center"/>
+      </w:pPr>
+      <w:r>
+        <w:rPr>
+          <w:rFonts w:ascii="Times New Roman" w:hAnsi="Times New Roman" w:eastAsia="MS Mincho"/>
+          <w:b/>
+          <w:i w:val="0"/>
+          <w:sz w:val="28"/>
+        </w:rPr>
+        <w:t>IV DATA AND METHODS</w:t>
       </w:r>
     </w:p>
     <w:p>
@@ -715,7 +3514,7 @@
           <w:i w:val="0"/>
           <w:sz w:val="24"/>
         </w:rPr>
-        <w:t>III.4 Quantum–tempo correspondence between population and capital</w:t>
+        <w:t>IV.1 Data</w:t>
       </w:r>
     </w:p>
     <w:p>
@@ -730,13 +3529,8 @@
           <w:i w:val="0"/>
           <w:sz w:val="24"/>
         </w:rPr>
-        <w:t>Table 2 lays out the one-to-one mapping between the demographic variables that Bongaarts-Feeney-Goldstein-Lutz-Scherbov analysed and the capital-accounting variables we analyse. Every demographic entity has a capital entity with the same role in the book-keeping identity and in the quantum-tempo decomposition. This is more than mnemonic: it implies that the statistical tools used to identify σ from fertility tempo (cohort-consistency tests, Brass relational models) have direct analogues in capital accounting, which we exploit.</w:t>
-      </w:r>
-    </w:p>
-    <w:p>
-      <w:pPr>
-        <w:spacing w:before="360" w:after="120" w:line="480" w:lineRule="auto"/>
-      </w:pPr>
+        <w:t xml:space="preserve">We use </w:t>
+      </w:r>
       <w:r>
         <w:rPr>
           <w:rFonts w:ascii="Times New Roman" w:hAnsi="Times New Roman" w:eastAsia="MS Mincho"/>
@@ -744,7 +3538,278 @@
           <w:i w:val="0"/>
           <w:sz w:val="24"/>
         </w:rPr>
-        <w:t>III.5 Relational PIM: a Brass model for capital accounting</w:t>
+        <w:t>Penn World Table 10.01</w:t>
+      </w:r>
+      <w:r>
+        <w:rPr>
+          <w:rFonts w:ascii="Times New Roman" w:hAnsi="Times New Roman" w:eastAsia="MS Mincho"/>
+          <w:b w:val="0"/>
+          <w:i w:val="0"/>
+          <w:sz w:val="24"/>
+        </w:rPr>
+        <w:t xml:space="preserve"> (Feenstra, Inklaar, and Timmer, 2015) for real GDP output (</w:t>
+      </w:r>
+      <w:r>
+        <w:rPr>
+          <w:rFonts w:ascii="Times New Roman" w:hAnsi="Times New Roman" w:eastAsia="MS Mincho"/>
+          <w:b w:val="0"/>
+          <w:i/>
+          <w:sz w:val="24"/>
+        </w:rPr>
+        <w:t>rgdpna</w:t>
+      </w:r>
+      <w:r>
+        <w:rPr>
+          <w:rFonts w:ascii="Times New Roman" w:hAnsi="Times New Roman" w:eastAsia="MS Mincho"/>
+          <w:b w:val="0"/>
+          <w:i w:val="0"/>
+          <w:sz w:val="24"/>
+        </w:rPr>
+        <w:t>), tangible capital stock (</w:t>
+      </w:r>
+      <w:r>
+        <w:rPr>
+          <w:rFonts w:ascii="Times New Roman" w:hAnsi="Times New Roman" w:eastAsia="MS Mincho"/>
+          <w:b w:val="0"/>
+          <w:i/>
+          <w:sz w:val="24"/>
+        </w:rPr>
+        <w:t>rnna</w:t>
+      </w:r>
+      <w:r>
+        <w:rPr>
+          <w:rFonts w:ascii="Times New Roman" w:hAnsi="Times New Roman" w:eastAsia="MS Mincho"/>
+          <w:b w:val="0"/>
+          <w:i w:val="0"/>
+          <w:sz w:val="24"/>
+        </w:rPr>
+        <w:t>), investment share (</w:t>
+      </w:r>
+      <w:r>
+        <w:rPr>
+          <w:rFonts w:ascii="Times New Roman" w:hAnsi="Times New Roman" w:eastAsia="MS Mincho"/>
+          <w:b w:val="0"/>
+          <w:i/>
+          <w:sz w:val="24"/>
+        </w:rPr>
+        <w:t>csh</w:t>
+      </w:r>
+      <w:r>
+        <w:rPr>
+          <w:rFonts w:ascii="Times New Roman" w:hAnsi="Times New Roman" w:eastAsia="MS Mincho"/>
+          <w:b w:val="0"/>
+          <w:i/>
+          <w:sz w:val="24"/>
+          <w:vertAlign w:val="subscript"/>
+        </w:rPr>
+        <w:t>i</w:t>
+      </w:r>
+      <w:r>
+        <w:rPr>
+          <w:rFonts w:ascii="Times New Roman" w:hAnsi="Times New Roman" w:eastAsia="MS Mincho"/>
+          <w:b w:val="0"/>
+          <w:i w:val="0"/>
+          <w:sz w:val="24"/>
+        </w:rPr>
+        <w:t>), depreciation (</w:t>
+      </w:r>
+      <w:r>
+        <w:rPr>
+          <w:rFonts w:ascii="Times New Roman" w:hAnsi="Times New Roman" w:eastAsia="MS Mincho"/>
+          <w:b w:val="0"/>
+          <w:i/>
+          <w:sz w:val="24"/>
+        </w:rPr>
+        <w:t>delta</w:t>
+      </w:r>
+      <w:r>
+        <w:rPr>
+          <w:rFonts w:ascii="Times New Roman" w:hAnsi="Times New Roman" w:eastAsia="MS Mincho"/>
+          <w:b w:val="0"/>
+          <w:i w:val="0"/>
+          <w:sz w:val="24"/>
+        </w:rPr>
+        <w:t>), employment (</w:t>
+      </w:r>
+      <w:r>
+        <w:rPr>
+          <w:rFonts w:ascii="Times New Roman" w:hAnsi="Times New Roman" w:eastAsia="MS Mincho"/>
+          <w:b w:val="0"/>
+          <w:i/>
+          <w:sz w:val="24"/>
+        </w:rPr>
+        <w:t>emp</w:t>
+      </w:r>
+      <w:r>
+        <w:rPr>
+          <w:rFonts w:ascii="Times New Roman" w:hAnsi="Times New Roman" w:eastAsia="MS Mincho"/>
+          <w:b w:val="0"/>
+          <w:i w:val="0"/>
+          <w:sz w:val="24"/>
+        </w:rPr>
+        <w:t>), average hours (</w:t>
+      </w:r>
+      <w:r>
+        <w:rPr>
+          <w:rFonts w:ascii="Times New Roman" w:hAnsi="Times New Roman" w:eastAsia="MS Mincho"/>
+          <w:b w:val="0"/>
+          <w:i/>
+          <w:sz w:val="24"/>
+        </w:rPr>
+        <w:t>avh</w:t>
+      </w:r>
+      <w:r>
+        <w:rPr>
+          <w:rFonts w:ascii="Times New Roman" w:hAnsi="Times New Roman" w:eastAsia="MS Mincho"/>
+          <w:b w:val="0"/>
+          <w:i w:val="0"/>
+          <w:sz w:val="24"/>
+        </w:rPr>
+        <w:t>), human-capital index (</w:t>
+      </w:r>
+      <w:r>
+        <w:rPr>
+          <w:rFonts w:ascii="Times New Roman" w:hAnsi="Times New Roman" w:eastAsia="MS Mincho"/>
+          <w:b w:val="0"/>
+          <w:i/>
+          <w:sz w:val="24"/>
+        </w:rPr>
+        <w:t>hc</w:t>
+      </w:r>
+      <w:r>
+        <w:rPr>
+          <w:rFonts w:ascii="Times New Roman" w:hAnsi="Times New Roman" w:eastAsia="MS Mincho"/>
+          <w:b w:val="0"/>
+          <w:i w:val="0"/>
+          <w:sz w:val="24"/>
+        </w:rPr>
+        <w:t>), and labour share (</w:t>
+      </w:r>
+      <w:r>
+        <w:rPr>
+          <w:rFonts w:ascii="Times New Roman" w:hAnsi="Times New Roman" w:eastAsia="MS Mincho"/>
+          <w:b w:val="0"/>
+          <w:i/>
+          <w:sz w:val="24"/>
+        </w:rPr>
+        <w:t>labsh</w:t>
+      </w:r>
+      <w:r>
+        <w:rPr>
+          <w:rFonts w:ascii="Times New Roman" w:hAnsi="Times New Roman" w:eastAsia="MS Mincho"/>
+          <w:b w:val="0"/>
+          <w:i w:val="0"/>
+          <w:sz w:val="24"/>
+        </w:rPr>
+        <w:t xml:space="preserve">). For R&amp;D intensity we use </w:t>
+      </w:r>
+      <w:r>
+        <w:rPr>
+          <w:rFonts w:ascii="Times New Roman" w:hAnsi="Times New Roman" w:eastAsia="MS Mincho"/>
+          <w:b/>
+          <w:i w:val="0"/>
+          <w:sz w:val="24"/>
+        </w:rPr>
+        <w:t>World Bank WDI</w:t>
+      </w:r>
+      <w:r>
+        <w:rPr>
+          <w:rFonts w:ascii="Times New Roman" w:hAnsi="Times New Roman" w:eastAsia="MS Mincho"/>
+          <w:b w:val="0"/>
+          <w:i w:val="0"/>
+          <w:sz w:val="24"/>
+        </w:rPr>
+        <w:t xml:space="preserve"> series </w:t>
+      </w:r>
+      <w:r>
+        <w:rPr>
+          <w:rFonts w:ascii="Times New Roman" w:hAnsi="Times New Roman" w:eastAsia="MS Mincho"/>
+          <w:b w:val="0"/>
+          <w:i/>
+          <w:sz w:val="24"/>
+        </w:rPr>
+        <w:t>GB.XPD.RSDV.GD.ZS</w:t>
+      </w:r>
+      <w:r>
+        <w:rPr>
+          <w:rFonts w:ascii="Times New Roman" w:hAnsi="Times New Roman" w:eastAsia="MS Mincho"/>
+          <w:b w:val="0"/>
+          <w:i w:val="0"/>
+          <w:sz w:val="24"/>
+        </w:rPr>
+        <w:t xml:space="preserve">. For wealth we use </w:t>
+      </w:r>
+      <w:r>
+        <w:rPr>
+          <w:rFonts w:ascii="Times New Roman" w:hAnsi="Times New Roman" w:eastAsia="MS Mincho"/>
+          <w:b/>
+          <w:i w:val="0"/>
+          <w:sz w:val="24"/>
+        </w:rPr>
+        <w:t>World Bank Changing Wealth of Nations</w:t>
+      </w:r>
+      <w:r>
+        <w:rPr>
+          <w:rFonts w:ascii="Times New Roman" w:hAnsi="Times New Roman" w:eastAsia="MS Mincho"/>
+          <w:b w:val="0"/>
+          <w:i w:val="0"/>
+          <w:sz w:val="24"/>
+        </w:rPr>
+        <w:t xml:space="preserve"> 2021 release (Lange, Wodon, and Carey, 2018) — specifically </w:t>
+      </w:r>
+      <w:r>
+        <w:rPr>
+          <w:rFonts w:ascii="Times New Roman" w:hAnsi="Times New Roman" w:eastAsia="MS Mincho"/>
+          <w:b w:val="0"/>
+          <w:i/>
+          <w:sz w:val="24"/>
+        </w:rPr>
+        <w:t>NW.PCA.TO</w:t>
+      </w:r>
+      <w:r>
+        <w:rPr>
+          <w:rFonts w:ascii="Times New Roman" w:hAnsi="Times New Roman" w:eastAsia="MS Mincho"/>
+          <w:b w:val="0"/>
+          <w:i w:val="0"/>
+          <w:sz w:val="24"/>
+        </w:rPr>
+        <w:t xml:space="preserve"> (produced capital total), </w:t>
+      </w:r>
+      <w:r>
+        <w:rPr>
+          <w:rFonts w:ascii="Times New Roman" w:hAnsi="Times New Roman" w:eastAsia="MS Mincho"/>
+          <w:b w:val="0"/>
+          <w:i/>
+          <w:sz w:val="24"/>
+        </w:rPr>
+        <w:t>NW.HCA.TO</w:t>
+      </w:r>
+      <w:r>
+        <w:rPr>
+          <w:rFonts w:ascii="Times New Roman" w:hAnsi="Times New Roman" w:eastAsia="MS Mincho"/>
+          <w:b w:val="0"/>
+          <w:i w:val="0"/>
+          <w:sz w:val="24"/>
+        </w:rPr>
+        <w:t xml:space="preserve"> (human capital total), and </w:t>
+      </w:r>
+      <w:r>
+        <w:rPr>
+          <w:rFonts w:ascii="Times New Roman" w:hAnsi="Times New Roman" w:eastAsia="MS Mincho"/>
+          <w:b w:val="0"/>
+          <w:i/>
+          <w:sz w:val="24"/>
+        </w:rPr>
+        <w:t>NW.TOW.TO</w:t>
+      </w:r>
+      <w:r>
+        <w:rPr>
+          <w:rFonts w:ascii="Times New Roman" w:hAnsi="Times New Roman" w:eastAsia="MS Mincho"/>
+          <w:b w:val="0"/>
+          <w:i w:val="0"/>
+          <w:sz w:val="24"/>
+        </w:rPr>
+        <w:t xml:space="preserve"> (total wealth).</w:t>
       </w:r>
     </w:p>
     <w:p>
@@ -759,7 +3824,21 @@
           <w:i w:val="0"/>
           <w:sz w:val="24"/>
         </w:rPr>
-        <w:t>Demography has long employed Brass relational models to compare an observed fertility or mortality schedule against a "standard" schedule via a small number of parameters that capture systematic deviations (Brass, 1971). We transplant this idea to capital accounting. Let K_PIM(t) denote the PIM-constructed stock under any of M0–M4, and let K_CWON(t) denote CWON produced capital NW.PCA.TO. We define the Relational PIM (RPIM) as:</w:t>
+        <w:t>The sample is 39 OECD and middle-income economies for which all series are available. The GDP sample runs from 1970 to 2019; CWON runs 1995–2020; we take the intersection 1995–2019 when both are needed.</w:t>
+      </w:r>
+    </w:p>
+    <w:p>
+      <w:pPr>
+        <w:spacing w:before="360" w:after="120" w:line="480" w:lineRule="auto"/>
+      </w:pPr>
+      <w:r>
+        <w:rPr>
+          <w:rFonts w:ascii="Times New Roman" w:hAnsi="Times New Roman" w:eastAsia="MS Mincho"/>
+          <w:b/>
+          <w:i w:val="0"/>
+          <w:sz w:val="24"/>
+        </w:rPr>
+        <w:t>IV.2 Models M0–M4</w:t>
       </w:r>
     </w:p>
     <w:p>
@@ -774,7 +3853,390 @@
           <w:i w:val="0"/>
           <w:sz w:val="24"/>
         </w:rPr>
-        <w:t>log K_PIM(t) = ρ₁ + ρ₂ · log K_CWON(t) + ε(t),                              (M5)</w:t>
+        <w:t>We estimate five nested production-function specifications:</w:t>
+      </w:r>
+    </w:p>
+    <w:p>
+      <w:pPr>
+        <w:spacing w:after="120" w:line="480" w:lineRule="auto"/>
+        <w:ind w:left="720" w:hanging="360"/>
+      </w:pPr>
+      <w:r>
+        <w:rPr>
+          <w:rFonts w:ascii="Times New Roman" w:hAnsi="Times New Roman" w:eastAsia="MS Mincho"/>
+          <w:b w:val="0"/>
+          <w:i w:val="0"/>
+          <w:sz w:val="24"/>
+        </w:rPr>
+        <w:t xml:space="preserve">•  </w:t>
+      </w:r>
+      <w:r>
+        <w:rPr>
+          <w:rFonts w:ascii="Times New Roman" w:hAnsi="Times New Roman" w:eastAsia="MS Mincho"/>
+          <w:b/>
+          <w:i w:val="0"/>
+          <w:sz w:val="24"/>
+        </w:rPr>
+        <w:t>M0</w:t>
+      </w:r>
+      <w:r>
+        <w:rPr>
+          <w:rFonts w:ascii="Times New Roman" w:hAnsi="Times New Roman" w:eastAsia="MS Mincho"/>
+          <w:b w:val="0"/>
+          <w:i w:val="0"/>
+          <w:sz w:val="24"/>
+        </w:rPr>
+        <w:t xml:space="preserve">: Solow baseline, </w:t>
+      </w:r>
+      <w:r>
+        <w:rPr>
+          <w:rFonts w:ascii="Times New Roman" w:hAnsi="Times New Roman" w:eastAsia="MS Mincho"/>
+          <w:b w:val="0"/>
+          <w:i/>
+          <w:sz w:val="24"/>
+        </w:rPr>
+        <w:t>K</w:t>
+      </w:r>
+      <w:r>
+        <w:rPr>
+          <w:rFonts w:ascii="Times New Roman" w:hAnsi="Times New Roman" w:eastAsia="MS Mincho"/>
+          <w:b w:val="0"/>
+          <w:i/>
+          <w:sz w:val="24"/>
+          <w:vertAlign w:val="subscript"/>
+        </w:rPr>
+        <w:t>t</w:t>
+      </w:r>
+      <w:r>
+        <w:rPr>
+          <w:rFonts w:ascii="Times New Roman" w:hAnsi="Times New Roman" w:eastAsia="MS Mincho"/>
+          <w:b w:val="0"/>
+          <w:i/>
+          <w:sz w:val="24"/>
+        </w:rPr>
+        <w:t>ang</w:t>
+      </w:r>
+      <w:r>
+        <w:rPr>
+          <w:rFonts w:ascii="Times New Roman" w:hAnsi="Times New Roman" w:eastAsia="MS Mincho"/>
+          <w:b w:val="0"/>
+          <w:i w:val="0"/>
+          <w:sz w:val="24"/>
+        </w:rPr>
+        <w:t xml:space="preserve"> as M0 above, </w:t>
+      </w:r>
+      <w:r>
+        <w:rPr>
+          <w:rFonts w:ascii="Times New Roman" w:hAnsi="Times New Roman" w:eastAsia="MS Mincho"/>
+          <w:b w:val="0"/>
+          <w:i/>
+          <w:sz w:val="24"/>
+        </w:rPr>
+        <w:t>β</w:t>
+      </w:r>
+      <w:r>
+        <w:rPr>
+          <w:rFonts w:ascii="Times New Roman" w:hAnsi="Times New Roman" w:eastAsia="MS Mincho"/>
+          <w:b w:val="0"/>
+          <w:i w:val="0"/>
+          <w:sz w:val="24"/>
+        </w:rPr>
+        <w:t xml:space="preserve"> = 0.</w:t>
+      </w:r>
+    </w:p>
+    <w:p>
+      <w:pPr>
+        <w:spacing w:after="120" w:line="480" w:lineRule="auto"/>
+        <w:ind w:left="720" w:hanging="360"/>
+      </w:pPr>
+      <w:r>
+        <w:rPr>
+          <w:rFonts w:ascii="Times New Roman" w:hAnsi="Times New Roman" w:eastAsia="MS Mincho"/>
+          <w:b w:val="0"/>
+          <w:i w:val="0"/>
+          <w:sz w:val="24"/>
+        </w:rPr>
+        <w:t xml:space="preserve">•  </w:t>
+      </w:r>
+      <w:r>
+        <w:rPr>
+          <w:rFonts w:ascii="Times New Roman" w:hAnsi="Times New Roman" w:eastAsia="MS Mincho"/>
+          <w:b/>
+          <w:i w:val="0"/>
+          <w:sz w:val="24"/>
+        </w:rPr>
+        <w:t>M1</w:t>
+      </w:r>
+      <w:r>
+        <w:rPr>
+          <w:rFonts w:ascii="Times New Roman" w:hAnsi="Times New Roman" w:eastAsia="MS Mincho"/>
+          <w:b w:val="0"/>
+          <w:i w:val="0"/>
+          <w:sz w:val="24"/>
+        </w:rPr>
+        <w:t xml:space="preserve">: Constant-lag PIM (M1) with </w:t>
+      </w:r>
+      <w:r>
+        <w:rPr>
+          <w:rFonts w:ascii="Times New Roman" w:hAnsi="Times New Roman" w:eastAsia="MS Mincho"/>
+          <w:b w:val="0"/>
+          <w:i/>
+          <w:sz w:val="24"/>
+        </w:rPr>
+        <w:t>μ</w:t>
+      </w:r>
+      <w:r>
+        <w:rPr>
+          <w:rFonts w:ascii="Times New Roman" w:hAnsi="Times New Roman" w:eastAsia="MS Mincho"/>
+          <w:b w:val="0"/>
+          <w:i/>
+          <w:sz w:val="24"/>
+        </w:rPr>
+        <w:t xml:space="preserve"> = </w:t>
+      </w:r>
+      <w:r>
+        <w:rPr>
+          <w:rFonts w:ascii="Times New Roman" w:hAnsi="Times New Roman" w:eastAsia="MS Mincho"/>
+          <w:b w:val="0"/>
+          <w:i/>
+          <w:sz w:val="24"/>
+        </w:rPr>
+        <w:t>μ</w:t>
+      </w:r>
+      <w:r>
+        <w:rPr>
+          <w:rFonts w:ascii="Times New Roman" w:hAnsi="Times New Roman" w:eastAsia="MS Mincho"/>
+          <w:b w:val="0"/>
+          <w:i w:val="0"/>
+          <w:sz w:val="24"/>
+        </w:rPr>
+        <w:t>* estimated per country by minimising Test B (growth-rate RMSE).</w:t>
+      </w:r>
+    </w:p>
+    <w:p>
+      <w:pPr>
+        <w:spacing w:after="120" w:line="480" w:lineRule="auto"/>
+        <w:ind w:left="720" w:hanging="360"/>
+      </w:pPr>
+      <w:r>
+        <w:rPr>
+          <w:rFonts w:ascii="Times New Roman" w:hAnsi="Times New Roman" w:eastAsia="MS Mincho"/>
+          <w:b w:val="0"/>
+          <w:i w:val="0"/>
+          <w:sz w:val="24"/>
+        </w:rPr>
+        <w:t xml:space="preserve">•  </w:t>
+      </w:r>
+      <w:r>
+        <w:rPr>
+          <w:rFonts w:ascii="Times New Roman" w:hAnsi="Times New Roman" w:eastAsia="MS Mincho"/>
+          <w:b/>
+          <w:i w:val="0"/>
+          <w:sz w:val="24"/>
+        </w:rPr>
+        <w:t>M2</w:t>
+      </w:r>
+      <w:r>
+        <w:rPr>
+          <w:rFonts w:ascii="Times New Roman" w:hAnsi="Times New Roman" w:eastAsia="MS Mincho"/>
+          <w:b w:val="0"/>
+          <w:i w:val="0"/>
+          <w:sz w:val="24"/>
+        </w:rPr>
+        <w:t xml:space="preserve">: Time-varying lag </w:t>
+      </w:r>
+      <w:r>
+        <w:rPr>
+          <w:rFonts w:ascii="Times New Roman" w:hAnsi="Times New Roman" w:eastAsia="MS Mincho"/>
+          <w:b w:val="0"/>
+          <w:i/>
+          <w:sz w:val="24"/>
+        </w:rPr>
+        <w:t>μ</w:t>
+      </w:r>
+      <w:r>
+        <w:rPr>
+          <w:rFonts w:ascii="Times New Roman" w:hAnsi="Times New Roman" w:eastAsia="MS Mincho"/>
+          <w:b w:val="0"/>
+          <w:i w:val="0"/>
+          <w:sz w:val="24"/>
+        </w:rPr>
+        <w:t xml:space="preserve">(t) = </w:t>
+      </w:r>
+      <w:r>
+        <w:rPr>
+          <w:rFonts w:ascii="Times New Roman" w:hAnsi="Times New Roman" w:eastAsia="MS Mincho"/>
+          <w:b w:val="0"/>
+          <w:i/>
+          <w:sz w:val="24"/>
+        </w:rPr>
+        <w:t>μ</w:t>
+      </w:r>
+      <w:r>
+        <w:rPr>
+          <w:rFonts w:ascii="Times New Roman" w:hAnsi="Times New Roman" w:eastAsia="MS Mincho"/>
+          <w:b w:val="0"/>
+          <w:i w:val="0"/>
+          <w:sz w:val="24"/>
+        </w:rPr>
+        <w:t xml:space="preserve">₀ + </w:t>
+      </w:r>
+      <w:r>
+        <w:rPr>
+          <w:rFonts w:ascii="Times New Roman" w:hAnsi="Times New Roman" w:eastAsia="MS Mincho"/>
+          <w:b w:val="0"/>
+          <w:i/>
+          <w:sz w:val="24"/>
+        </w:rPr>
+        <w:t>μ</w:t>
+      </w:r>
+      <w:r>
+        <w:rPr>
+          <w:rFonts w:ascii="Times New Roman" w:hAnsi="Times New Roman" w:eastAsia="MS Mincho"/>
+          <w:b w:val="0"/>
+          <w:i w:val="0"/>
+          <w:sz w:val="24"/>
+        </w:rPr>
+        <w:t>₁·(t − t₀) from (M2).</w:t>
+      </w:r>
+    </w:p>
+    <w:p>
+      <w:pPr>
+        <w:spacing w:after="120" w:line="480" w:lineRule="auto"/>
+        <w:ind w:left="720" w:hanging="360"/>
+      </w:pPr>
+      <w:r>
+        <w:rPr>
+          <w:rFonts w:ascii="Times New Roman" w:hAnsi="Times New Roman" w:eastAsia="MS Mincho"/>
+          <w:b w:val="0"/>
+          <w:i w:val="0"/>
+          <w:sz w:val="24"/>
+        </w:rPr>
+        <w:t xml:space="preserve">•  </w:t>
+      </w:r>
+      <w:r>
+        <w:rPr>
+          <w:rFonts w:ascii="Times New Roman" w:hAnsi="Times New Roman" w:eastAsia="MS Mincho"/>
+          <w:b/>
+          <w:i w:val="0"/>
+          <w:sz w:val="24"/>
+        </w:rPr>
+        <w:t>M3</w:t>
+      </w:r>
+      <w:r>
+        <w:rPr>
+          <w:rFonts w:ascii="Times New Roman" w:hAnsi="Times New Roman" w:eastAsia="MS Mincho"/>
+          <w:b w:val="0"/>
+          <w:i w:val="0"/>
+          <w:sz w:val="24"/>
+        </w:rPr>
+        <w:t>: M0 tangible stock augmented with intangible stock K</w:t>
+      </w:r>
+      <w:r>
+        <w:rPr>
+          <w:rFonts w:ascii="Times New Roman" w:hAnsi="Times New Roman" w:eastAsia="MS Mincho"/>
+          <w:b w:val="0"/>
+          <w:i/>
+          <w:sz w:val="24"/>
+          <w:vertAlign w:val="subscript"/>
+        </w:rPr>
+        <w:t>I</w:t>
+      </w:r>
+      <w:r>
+        <w:rPr>
+          <w:rFonts w:ascii="Times New Roman" w:hAnsi="Times New Roman" w:eastAsia="MS Mincho"/>
+          <w:b w:val="0"/>
+          <w:i w:val="0"/>
+          <w:sz w:val="24"/>
+        </w:rPr>
+        <w:t xml:space="preserve"> and </w:t>
+      </w:r>
+      <w:r>
+        <w:rPr>
+          <w:rFonts w:ascii="Times New Roman" w:hAnsi="Times New Roman" w:eastAsia="MS Mincho"/>
+          <w:b w:val="0"/>
+          <w:i/>
+          <w:sz w:val="24"/>
+        </w:rPr>
+        <w:t>β</w:t>
+      </w:r>
+      <w:r>
+        <w:rPr>
+          <w:rFonts w:ascii="Times New Roman" w:hAnsi="Times New Roman" w:eastAsia="MS Mincho"/>
+          <w:b w:val="0"/>
+          <w:i w:val="0"/>
+          <w:sz w:val="24"/>
+        </w:rPr>
+        <w:t xml:space="preserve"> estimated by growth-rate fit.</w:t>
+      </w:r>
+    </w:p>
+    <w:p>
+      <w:pPr>
+        <w:spacing w:after="120" w:line="480" w:lineRule="auto"/>
+        <w:ind w:left="720" w:hanging="360"/>
+      </w:pPr>
+      <w:r>
+        <w:rPr>
+          <w:rFonts w:ascii="Times New Roman" w:hAnsi="Times New Roman" w:eastAsia="MS Mincho"/>
+          <w:b w:val="0"/>
+          <w:i w:val="0"/>
+          <w:sz w:val="24"/>
+        </w:rPr>
+        <w:t xml:space="preserve">•  </w:t>
+      </w:r>
+      <w:r>
+        <w:rPr>
+          <w:rFonts w:ascii="Times New Roman" w:hAnsi="Times New Roman" w:eastAsia="MS Mincho"/>
+          <w:b/>
+          <w:i w:val="0"/>
+          <w:sz w:val="24"/>
+        </w:rPr>
+        <w:t>M4</w:t>
+      </w:r>
+      <w:r>
+        <w:rPr>
+          <w:rFonts w:ascii="Times New Roman" w:hAnsi="Times New Roman" w:eastAsia="MS Mincho"/>
+          <w:b w:val="0"/>
+          <w:i w:val="0"/>
+          <w:sz w:val="24"/>
+        </w:rPr>
+        <w:t>: Joint identification (Section III.3), minimising (2) over (</w:t>
+      </w:r>
+      <w:r>
+        <w:rPr>
+          <w:rFonts w:ascii="Times New Roman" w:hAnsi="Times New Roman" w:eastAsia="MS Mincho"/>
+          <w:b w:val="0"/>
+          <w:i/>
+          <w:sz w:val="24"/>
+        </w:rPr>
+        <w:t>μ</w:t>
+      </w:r>
+      <w:r>
+        <w:rPr>
+          <w:rFonts w:ascii="Times New Roman" w:hAnsi="Times New Roman" w:eastAsia="MS Mincho"/>
+          <w:b w:val="0"/>
+          <w:i w:val="0"/>
+          <w:sz w:val="24"/>
+        </w:rPr>
+        <w:t xml:space="preserve">, </w:t>
+      </w:r>
+      <w:r>
+        <w:rPr>
+          <w:rFonts w:ascii="Times New Roman" w:hAnsi="Times New Roman" w:eastAsia="MS Mincho"/>
+          <w:b w:val="0"/>
+          <w:i/>
+          <w:sz w:val="24"/>
+        </w:rPr>
+        <w:t>β</w:t>
+      </w:r>
+      <w:r>
+        <w:rPr>
+          <w:rFonts w:ascii="Times New Roman" w:hAnsi="Times New Roman" w:eastAsia="MS Mincho"/>
+          <w:b w:val="0"/>
+          <w:i w:val="0"/>
+          <w:sz w:val="24"/>
+        </w:rPr>
+        <w:t>) simultaneously against CWON.</w:t>
       </w:r>
     </w:p>
     <w:p>
@@ -789,7 +4251,120 @@
           <w:i w:val="0"/>
           <w:sz w:val="24"/>
         </w:rPr>
-        <w:t>where (ρ₁, ρ₂) are the relational parameters estimated by OLS on the overlapping years where both series are observed and positive. The interpretation is direct:</w:t>
+        <w:t>For each model we report two within-sample test statistics and one out-of-sample test statistic:</w:t>
+      </w:r>
+    </w:p>
+    <w:p>
+      <w:pPr>
+        <w:spacing w:after="120" w:line="480" w:lineRule="auto"/>
+        <w:ind w:left="720" w:hanging="360"/>
+      </w:pPr>
+      <w:r>
+        <w:rPr>
+          <w:rFonts w:ascii="Times New Roman" w:hAnsi="Times New Roman" w:eastAsia="MS Mincho"/>
+          <w:b w:val="0"/>
+          <w:i w:val="0"/>
+          <w:sz w:val="24"/>
+        </w:rPr>
+        <w:t xml:space="preserve">•  </w:t>
+      </w:r>
+      <w:r>
+        <w:rPr>
+          <w:rFonts w:ascii="Times New Roman" w:hAnsi="Times New Roman" w:eastAsia="MS Mincho"/>
+          <w:b/>
+          <w:i w:val="0"/>
+          <w:sz w:val="24"/>
+        </w:rPr>
+        <w:t>Test A (level MAPE)</w:t>
+      </w:r>
+      <w:r>
+        <w:rPr>
+          <w:rFonts w:ascii="Times New Roman" w:hAnsi="Times New Roman" w:eastAsia="MS Mincho"/>
+          <w:b w:val="0"/>
+          <w:i w:val="0"/>
+          <w:sz w:val="24"/>
+        </w:rPr>
+        <w:t>: mean absolute percentage error of fitted log-GDP against observed log-GDP, decomposing away decade-mean TFP. Lower is better.</w:t>
+      </w:r>
+    </w:p>
+    <w:p>
+      <w:pPr>
+        <w:spacing w:after="120" w:line="480" w:lineRule="auto"/>
+        <w:ind w:left="720" w:hanging="360"/>
+      </w:pPr>
+      <w:r>
+        <w:rPr>
+          <w:rFonts w:ascii="Times New Roman" w:hAnsi="Times New Roman" w:eastAsia="MS Mincho"/>
+          <w:b w:val="0"/>
+          <w:i w:val="0"/>
+          <w:sz w:val="24"/>
+        </w:rPr>
+        <w:t xml:space="preserve">•  </w:t>
+      </w:r>
+      <w:r>
+        <w:rPr>
+          <w:rFonts w:ascii="Times New Roman" w:hAnsi="Times New Roman" w:eastAsia="MS Mincho"/>
+          <w:b/>
+          <w:i w:val="0"/>
+          <w:sz w:val="24"/>
+        </w:rPr>
+        <w:t>Test B (growth RMSE)</w:t>
+      </w:r>
+      <w:r>
+        <w:rPr>
+          <w:rFonts w:ascii="Times New Roman" w:hAnsi="Times New Roman" w:eastAsia="MS Mincho"/>
+          <w:b w:val="0"/>
+          <w:i w:val="0"/>
+          <w:sz w:val="24"/>
+        </w:rPr>
+        <w:t>: root-mean-squared error of 1-year log-GDP differences, in percentage points. Lower is better.</w:t>
+      </w:r>
+    </w:p>
+    <w:p>
+      <w:pPr>
+        <w:spacing w:after="120" w:line="480" w:lineRule="auto"/>
+        <w:ind w:left="720" w:hanging="360"/>
+      </w:pPr>
+      <w:r>
+        <w:rPr>
+          <w:rFonts w:ascii="Times New Roman" w:hAnsi="Times New Roman" w:eastAsia="MS Mincho"/>
+          <w:b w:val="0"/>
+          <w:i w:val="0"/>
+          <w:sz w:val="24"/>
+        </w:rPr>
+        <w:t xml:space="preserve">•  </w:t>
+      </w:r>
+      <w:r>
+        <w:rPr>
+          <w:rFonts w:ascii="Times New Roman" w:hAnsi="Times New Roman" w:eastAsia="MS Mincho"/>
+          <w:b/>
+          <w:i w:val="0"/>
+          <w:sz w:val="24"/>
+        </w:rPr>
+        <w:t>Out-of-sample MAPE</w:t>
+      </w:r>
+      <w:r>
+        <w:rPr>
+          <w:rFonts w:ascii="Times New Roman" w:hAnsi="Times New Roman" w:eastAsia="MS Mincho"/>
+          <w:b w:val="0"/>
+          <w:i w:val="0"/>
+          <w:sz w:val="24"/>
+        </w:rPr>
+        <w:t>: parameters fit on 1970–2014, level forecasts produced for 2015–2019 with a training-window TFP projection. Lower is better.</w:t>
+      </w:r>
+    </w:p>
+    <w:p>
+      <w:pPr>
+        <w:spacing w:before="360" w:after="120" w:line="480" w:lineRule="auto"/>
+      </w:pPr>
+      <w:r>
+        <w:rPr>
+          <w:rFonts w:ascii="Times New Roman" w:hAnsi="Times New Roman" w:eastAsia="MS Mincho"/>
+          <w:b/>
+          <w:i w:val="0"/>
+          <w:sz w:val="24"/>
+        </w:rPr>
+        <w:t>IV.3 Estimation protocol and grid search</w:t>
       </w:r>
     </w:p>
     <w:p>
@@ -804,7 +4379,147 @@
           <w:i w:val="0"/>
           <w:sz w:val="24"/>
         </w:rPr>
-        <w:t>* ρ₂ = 1 and ρ₁ = 0: the PIM and CWON accounts are perfectly consistent — they measure the same latent stock up to a white-noise error.</w:t>
+        <w:t xml:space="preserve">All five models are estimated by grid search, not gradient optimisation, for three reasons. First, the objective function (2) has known non-convexities induced by the geometric lag kernel, especially when </w:t>
+      </w:r>
+      <w:r>
+        <w:rPr>
+          <w:rFonts w:ascii="Times New Roman" w:hAnsi="Times New Roman" w:eastAsia="MS Mincho"/>
+          <w:b w:val="0"/>
+          <w:i/>
+          <w:sz w:val="24"/>
+        </w:rPr>
+        <w:t>μ</w:t>
+      </w:r>
+      <w:r>
+        <w:rPr>
+          <w:rFonts w:ascii="Times New Roman" w:hAnsi="Times New Roman" w:eastAsia="MS Mincho"/>
+          <w:b w:val="0"/>
+          <w:i w:val="0"/>
+          <w:sz w:val="24"/>
+        </w:rPr>
+        <w:t xml:space="preserve"> is small and the kernel is near-concentrated. Second, grid search produces an explicit posterior-like surface for each (country, model) pair, which we use in the sensitivity checks below. Third, the 39-country × 5-model × 1000-draw bootstrap would be intractable with a Nelder-Mead or BFGS inner loop for many countries. The </w:t>
+      </w:r>
+      <w:r>
+        <w:rPr>
+          <w:rFonts w:ascii="Times New Roman" w:hAnsi="Times New Roman" w:eastAsia="MS Mincho"/>
+          <w:b w:val="0"/>
+          <w:i/>
+          <w:sz w:val="24"/>
+        </w:rPr>
+        <w:t>μ</w:t>
+      </w:r>
+      <w:r>
+        <w:rPr>
+          <w:rFonts w:ascii="Times New Roman" w:hAnsi="Times New Roman" w:eastAsia="MS Mincho"/>
+          <w:b w:val="0"/>
+          <w:i w:val="0"/>
+          <w:sz w:val="24"/>
+        </w:rPr>
+        <w:t xml:space="preserve"> grid is {0.01, 0.05, 0.10, 0.25, 0.50, 1.0, 1.5, 2.0, 3.0, 4.5, 6.0} years and the </w:t>
+      </w:r>
+      <w:r>
+        <w:rPr>
+          <w:rFonts w:ascii="Times New Roman" w:hAnsi="Times New Roman" w:eastAsia="MS Mincho"/>
+          <w:b w:val="0"/>
+          <w:i/>
+          <w:sz w:val="24"/>
+        </w:rPr>
+        <w:t>β</w:t>
+      </w:r>
+      <w:r>
+        <w:rPr>
+          <w:rFonts w:ascii="Times New Roman" w:hAnsi="Times New Roman" w:eastAsia="MS Mincho"/>
+          <w:b w:val="0"/>
+          <w:i w:val="0"/>
+          <w:sz w:val="24"/>
+        </w:rPr>
+        <w:t xml:space="preserve"> grid is {0.00, 0.02, 0.04, ..., 0.34}; </w:t>
+      </w:r>
+      <w:r>
+        <w:rPr>
+          <w:rFonts w:ascii="Times New Roman" w:hAnsi="Times New Roman" w:eastAsia="MS Mincho"/>
+          <w:b w:val="0"/>
+          <w:i/>
+          <w:sz w:val="24"/>
+        </w:rPr>
+        <w:t>μ</w:t>
+      </w:r>
+      <w:r>
+        <w:rPr>
+          <w:rFonts w:ascii="Times New Roman" w:hAnsi="Times New Roman" w:eastAsia="MS Mincho"/>
+          <w:b w:val="0"/>
+          <w:i w:val="0"/>
+          <w:sz w:val="24"/>
+        </w:rPr>
+        <w:t xml:space="preserve">₁ is searched on {−0.08, −0.04, −0.02, 0, +0.02, +0.04, +0.08} per year. These bounds were selected to bracket all plausible parameter values reported in prior cross-country studies (Kaboski, 2005; Corrado et al., 2016), and we verified that no country's optimum hits the grid boundary. The anchor year t₀ is 1970 for all countries, so that </w:t>
+      </w:r>
+      <w:r>
+        <w:rPr>
+          <w:rFonts w:ascii="Times New Roman" w:hAnsi="Times New Roman" w:eastAsia="MS Mincho"/>
+          <w:b w:val="0"/>
+          <w:i/>
+          <w:sz w:val="24"/>
+        </w:rPr>
+        <w:t>μ</w:t>
+      </w:r>
+      <w:r>
+        <w:rPr>
+          <w:rFonts w:ascii="Times New Roman" w:hAnsi="Times New Roman" w:eastAsia="MS Mincho"/>
+          <w:b w:val="0"/>
+          <w:i w:val="0"/>
+          <w:sz w:val="24"/>
+        </w:rPr>
+        <w:t xml:space="preserve">₀ is the average lag in the base year; this choice has no effect on fit but makes </w:t>
+      </w:r>
+      <w:r>
+        <w:rPr>
+          <w:rFonts w:ascii="Times New Roman" w:hAnsi="Times New Roman" w:eastAsia="MS Mincho"/>
+          <w:b w:val="0"/>
+          <w:i/>
+          <w:sz w:val="24"/>
+        </w:rPr>
+        <w:t>μ</w:t>
+      </w:r>
+      <w:r>
+        <w:rPr>
+          <w:rFonts w:ascii="Times New Roman" w:hAnsi="Times New Roman" w:eastAsia="MS Mincho"/>
+          <w:b w:val="0"/>
+          <w:i w:val="0"/>
+          <w:sz w:val="24"/>
+        </w:rPr>
+        <w:t xml:space="preserve">₀ and </w:t>
+      </w:r>
+      <w:r>
+        <w:rPr>
+          <w:rFonts w:ascii="Times New Roman" w:hAnsi="Times New Roman" w:eastAsia="MS Mincho"/>
+          <w:b w:val="0"/>
+          <w:i/>
+          <w:sz w:val="24"/>
+        </w:rPr>
+        <w:t>μ</w:t>
+      </w:r>
+      <w:r>
+        <w:rPr>
+          <w:rFonts w:ascii="Times New Roman" w:hAnsi="Times New Roman" w:eastAsia="MS Mincho"/>
+          <w:b w:val="0"/>
+          <w:i w:val="0"/>
+          <w:sz w:val="24"/>
+        </w:rPr>
+        <w:t>₁ interpretable.</w:t>
+      </w:r>
+    </w:p>
+    <w:p>
+      <w:pPr>
+        <w:spacing w:before="360" w:after="120" w:line="480" w:lineRule="auto"/>
+      </w:pPr>
+      <w:r>
+        <w:rPr>
+          <w:rFonts w:ascii="Times New Roman" w:hAnsi="Times New Roman" w:eastAsia="MS Mincho"/>
+          <w:b/>
+          <w:i w:val="0"/>
+          <w:sz w:val="24"/>
+        </w:rPr>
+        <w:t>IV.4 Bootstrap confidence intervals</w:t>
       </w:r>
     </w:p>
     <w:p>
@@ -819,7 +4534,206 @@
           <w:i w:val="0"/>
           <w:sz w:val="24"/>
         </w:rPr>
-        <w:t>* ρ₂ ≠ 1: there is a cumulative (scale-dependent) bias in the PIM relative to CWON. If ρ₂ &lt; 1, the PIM understates the growth of capital relative to CWON; if ρ₂ &gt; 1, it overstates it.</w:t>
+        <w:t xml:space="preserve">For every country we residual-bootstrap the growth-rate residuals of M4 one hundred times (block size 1, since the autocorrelation structure of PWT annual-growth residuals is weak after detrending; block size 3 gives nearly identical 95 % intervals on a pilot of five countries). Each bootstrap replicate proceeds as follows: (i) compute fitted growth rates from M4 and the corresponding residuals; (ii) resample the residuals and reconstruct a synthetic log-GDP series; (iii) back out a synthetic investment series using the PWT investment-share </w:t>
+      </w:r>
+      <w:r>
+        <w:rPr>
+          <w:rFonts w:ascii="Times New Roman" w:hAnsi="Times New Roman" w:eastAsia="MS Mincho"/>
+          <w:b w:val="0"/>
+          <w:i/>
+          <w:sz w:val="24"/>
+        </w:rPr>
+        <w:t>csh</w:t>
+      </w:r>
+      <w:r>
+        <w:rPr>
+          <w:rFonts w:ascii="Times New Roman" w:hAnsi="Times New Roman" w:eastAsia="MS Mincho"/>
+          <w:b w:val="0"/>
+          <w:i/>
+          <w:sz w:val="24"/>
+          <w:vertAlign w:val="subscript"/>
+        </w:rPr>
+        <w:t>i</w:t>
+      </w:r>
+      <w:r>
+        <w:rPr>
+          <w:rFonts w:ascii="Times New Roman" w:hAnsi="Times New Roman" w:eastAsia="MS Mincho"/>
+          <w:b w:val="0"/>
+          <w:i w:val="0"/>
+          <w:sz w:val="24"/>
+        </w:rPr>
+        <w:t xml:space="preserve"> and a synthetic R&amp;D intensity using WDI shares; (iv) rebuild </w:t>
+      </w:r>
+      <w:r>
+        <w:rPr>
+          <w:rFonts w:ascii="Times New Roman" w:hAnsi="Times New Roman" w:eastAsia="MS Mincho"/>
+          <w:b w:val="0"/>
+          <w:i/>
+          <w:sz w:val="24"/>
+        </w:rPr>
+        <w:t>K</w:t>
+      </w:r>
+      <w:r>
+        <w:rPr>
+          <w:rFonts w:ascii="Times New Roman" w:hAnsi="Times New Roman" w:eastAsia="MS Mincho"/>
+          <w:b w:val="0"/>
+          <w:i/>
+          <w:sz w:val="24"/>
+          <w:vertAlign w:val="subscript"/>
+        </w:rPr>
+        <w:t>t</w:t>
+      </w:r>
+      <w:r>
+        <w:rPr>
+          <w:rFonts w:ascii="Times New Roman" w:hAnsi="Times New Roman" w:eastAsia="MS Mincho"/>
+          <w:b w:val="0"/>
+          <w:i/>
+          <w:sz w:val="24"/>
+        </w:rPr>
+        <w:t>ang</w:t>
+      </w:r>
+      <w:r>
+        <w:rPr>
+          <w:rFonts w:ascii="Times New Roman" w:hAnsi="Times New Roman" w:eastAsia="MS Mincho"/>
+          <w:b w:val="0"/>
+          <w:i w:val="0"/>
+          <w:sz w:val="24"/>
+        </w:rPr>
+        <w:t xml:space="preserve"> and </w:t>
+      </w:r>
+      <w:r>
+        <w:rPr>
+          <w:rFonts w:ascii="Times New Roman" w:hAnsi="Times New Roman" w:eastAsia="MS Mincho"/>
+          <w:b w:val="0"/>
+          <w:i/>
+          <w:sz w:val="24"/>
+        </w:rPr>
+        <w:t>K</w:t>
+      </w:r>
+      <w:r>
+        <w:rPr>
+          <w:rFonts w:ascii="Times New Roman" w:hAnsi="Times New Roman" w:eastAsia="MS Mincho"/>
+          <w:b w:val="0"/>
+          <w:i/>
+          <w:sz w:val="24"/>
+          <w:vertAlign w:val="subscript"/>
+        </w:rPr>
+        <w:t>I</w:t>
+      </w:r>
+      <w:r>
+        <w:rPr>
+          <w:rFonts w:ascii="Times New Roman" w:hAnsi="Times New Roman" w:eastAsia="MS Mincho"/>
+          <w:b w:val="0"/>
+          <w:i w:val="0"/>
+          <w:sz w:val="24"/>
+        </w:rPr>
+        <w:t>; (v) re-run the joint-identification grid, storing (</w:t>
+      </w:r>
+      <w:r>
+        <w:rPr>
+          <w:rFonts w:ascii="Times New Roman" w:hAnsi="Times New Roman" w:eastAsia="MS Mincho"/>
+          <w:b w:val="0"/>
+          <w:i/>
+          <w:sz w:val="24"/>
+        </w:rPr>
+        <w:t>μ</w:t>
+      </w:r>
+      <w:r>
+        <w:rPr>
+          <w:rFonts w:ascii="Times New Roman" w:hAnsi="Times New Roman" w:eastAsia="MS Mincho"/>
+          <w:b w:val="0"/>
+          <w:i/>
+          <w:sz w:val="24"/>
+          <w:vertAlign w:val="subscript"/>
+        </w:rPr>
+        <w:t>b</w:t>
+      </w:r>
+      <w:r>
+        <w:rPr>
+          <w:rFonts w:ascii="Times New Roman" w:hAnsi="Times New Roman" w:eastAsia="MS Mincho"/>
+          <w:b w:val="0"/>
+          <w:i w:val="0"/>
+          <w:sz w:val="24"/>
+        </w:rPr>
+        <w:t xml:space="preserve">, </w:t>
+      </w:r>
+      <w:r>
+        <w:rPr>
+          <w:rFonts w:ascii="Times New Roman" w:hAnsi="Times New Roman" w:eastAsia="MS Mincho"/>
+          <w:b w:val="0"/>
+          <w:i/>
+          <w:sz w:val="24"/>
+        </w:rPr>
+        <w:t>β</w:t>
+      </w:r>
+      <w:r>
+        <w:rPr>
+          <w:rFonts w:ascii="Times New Roman" w:hAnsi="Times New Roman" w:eastAsia="MS Mincho"/>
+          <w:b w:val="0"/>
+          <w:i/>
+          <w:sz w:val="24"/>
+          <w:vertAlign w:val="subscript"/>
+        </w:rPr>
+        <w:t>b</w:t>
+      </w:r>
+      <w:r>
+        <w:rPr>
+          <w:rFonts w:ascii="Times New Roman" w:hAnsi="Times New Roman" w:eastAsia="MS Mincho"/>
+          <w:b w:val="0"/>
+          <w:i w:val="0"/>
+          <w:sz w:val="24"/>
+        </w:rPr>
+        <w:t xml:space="preserve">). We report 95 % percentile intervals in Figure 3 and per-country medians in the supplementary JSON. Country-specific CIs are narrowest for long, non-volatile series (United States, Canada, Germany, France, United Kingdom, Japan, Australia) and widest for short or post-transition series (Estonia, Latvia, Chile). We do not adjust the 95 % intervals for multiple testing across countries; the reader who wants a conservative reading should apply a Bonferroni-style 5 %/39 ≈ 0.13 % threshold, under which </w:t>
+      </w:r>
+      <w:r>
+        <w:rPr>
+          <w:rFonts w:ascii="Times New Roman" w:hAnsi="Times New Roman" w:eastAsia="MS Mincho"/>
+          <w:b w:val="0"/>
+          <w:i/>
+          <w:sz w:val="24"/>
+        </w:rPr>
+        <w:t>μ</w:t>
+      </w:r>
+      <w:r>
+        <w:rPr>
+          <w:rFonts w:ascii="Times New Roman" w:hAnsi="Times New Roman" w:eastAsia="MS Mincho"/>
+          <w:b w:val="0"/>
+          <w:i w:val="0"/>
+          <w:sz w:val="24"/>
+        </w:rPr>
+        <w:t xml:space="preserve"> = 0 is still rejected for 14 countries and </w:t>
+      </w:r>
+      <w:r>
+        <w:rPr>
+          <w:rFonts w:ascii="Times New Roman" w:hAnsi="Times New Roman" w:eastAsia="MS Mincho"/>
+          <w:b w:val="0"/>
+          <w:i/>
+          <w:sz w:val="24"/>
+        </w:rPr>
+        <w:t>β</w:t>
+      </w:r>
+      <w:r>
+        <w:rPr>
+          <w:rFonts w:ascii="Times New Roman" w:hAnsi="Times New Roman" w:eastAsia="MS Mincho"/>
+          <w:b w:val="0"/>
+          <w:i w:val="0"/>
+          <w:sz w:val="24"/>
+        </w:rPr>
+        <w:t xml:space="preserve"> = 0 for 9 countries.</w:t>
+      </w:r>
+    </w:p>
+    <w:p>
+      <w:pPr>
+        <w:spacing w:before="360" w:after="120" w:line="480" w:lineRule="auto"/>
+      </w:pPr>
+      <w:r>
+        <w:rPr>
+          <w:rFonts w:ascii="Times New Roman" w:hAnsi="Times New Roman" w:eastAsia="MS Mincho"/>
+          <w:b/>
+          <w:i w:val="0"/>
+          <w:sz w:val="24"/>
+        </w:rPr>
+        <w:t>IV.5 γ_price sensitivity</w:t>
       </w:r>
     </w:p>
     <w:p>
@@ -834,332 +4748,183 @@
           <w:i w:val="0"/>
           <w:sz w:val="24"/>
         </w:rPr>
-        <w:t>* ρ₁ ≠ 0: there is a level shift between the two accounts, capturing differences in base-year calibration, PPP conversions, or asset coverage.</w:t>
-      </w:r>
-    </w:p>
-    <w:p>
-      <w:pPr>
-        <w:spacing w:after="120" w:line="480" w:lineRule="auto"/>
-        <w:ind w:firstLine="480"/>
-      </w:pPr>
-      <w:r>
-        <w:rPr>
-          <w:rFonts w:ascii="Times New Roman" w:hAnsi="Times New Roman" w:eastAsia="MS Mincho"/>
-          <w:b w:val="0"/>
-          <w:i w:val="0"/>
-          <w:sz w:val="24"/>
-        </w:rPr>
-        <w:t>The novelty is threefold. First, to our knowledge no prior work has applied the Brass relational-model framework to capital accounting. Second, the RPIM does not treat CWON as "truth" — it parameterises the relationship between two independent estimates of the same latent stock, making systematic biases visible and quantifiable. Third, the diagnostic (ρ₁, ρ₂) can be computed under each model specification (M0 through M4), so improvement in ρ₂ toward unity serves as an independent check on whether the tempo and intangible corrections actually bring the two accounts closer together.</w:t>
-      </w:r>
-    </w:p>
-    <w:p>
-      <w:pPr>
-        <w:spacing w:before="360" w:after="120" w:line="480" w:lineRule="auto"/>
-        <w:jc w:val="center"/>
-      </w:pPr>
-      <w:r>
-        <w:rPr>
-          <w:rFonts w:ascii="Times New Roman" w:hAnsi="Times New Roman" w:eastAsia="MS Mincho"/>
-          <w:b/>
-          <w:i w:val="0"/>
-          <w:sz w:val="28"/>
-        </w:rPr>
-        <w:t>IV DATA AND METHODS</w:t>
-      </w:r>
-    </w:p>
-    <w:p>
-      <w:pPr>
-        <w:spacing w:before="360" w:after="120" w:line="480" w:lineRule="auto"/>
-      </w:pPr>
-      <w:r>
-        <w:rPr>
-          <w:rFonts w:ascii="Times New Roman" w:hAnsi="Times New Roman" w:eastAsia="MS Mincho"/>
-          <w:b/>
-          <w:i w:val="0"/>
-          <w:sz w:val="24"/>
-        </w:rPr>
-        <w:t>IV.1 Data</w:t>
-      </w:r>
-    </w:p>
-    <w:p>
-      <w:pPr>
-        <w:spacing w:after="120" w:line="480" w:lineRule="auto"/>
-        <w:ind w:firstLine="480"/>
-      </w:pPr>
-      <w:r>
-        <w:rPr>
-          <w:rFonts w:ascii="Times New Roman" w:hAnsi="Times New Roman" w:eastAsia="MS Mincho"/>
-          <w:b w:val="0"/>
-          <w:i w:val="0"/>
-          <w:sz w:val="24"/>
-        </w:rPr>
-        <w:t>We use Penn World Table 10.01 (Feenstra, Inklaar, and Timmer, 2015) for real GDP output (rgdpna), tangible capital stock (rnna), investment share (csh_i), depreciation (delta), employment (emp), average hours (avh), human-capital index (hc), and labour share (labsh). For R&amp;D intensity we use World Bank WDI series GB.XPD.RSDV.GD.ZS. For wealth we use World Bank Changing Wealth of Nations 2021 release (Lange, Wodon, and Carey, 2018) — specifically NW.PCA.TO (produced capital total), NW.HCA.TO (human capital total), and NW.TOW.TO (total wealth).</w:t>
-      </w:r>
-    </w:p>
-    <w:p>
-      <w:pPr>
-        <w:spacing w:after="120" w:line="480" w:lineRule="auto"/>
-        <w:ind w:firstLine="480"/>
-      </w:pPr>
-      <w:r>
-        <w:rPr>
-          <w:rFonts w:ascii="Times New Roman" w:hAnsi="Times New Roman" w:eastAsia="MS Mincho"/>
-          <w:b w:val="0"/>
-          <w:i w:val="0"/>
-          <w:sz w:val="24"/>
-        </w:rPr>
-        <w:t>The sample is 39 OECD and middle-income economies for which all series are available. The GDP sample runs from 1970 to 2019; CWON runs 1995–2020; we take the intersection 1995–2019 when both are needed.</w:t>
-      </w:r>
-    </w:p>
-    <w:p>
-      <w:pPr>
-        <w:spacing w:before="360" w:after="120" w:line="480" w:lineRule="auto"/>
-      </w:pPr>
-      <w:r>
-        <w:rPr>
-          <w:rFonts w:ascii="Times New Roman" w:hAnsi="Times New Roman" w:eastAsia="MS Mincho"/>
-          <w:b/>
-          <w:i w:val="0"/>
-          <w:sz w:val="24"/>
-        </w:rPr>
-        <w:t>IV.2 Models M0–M4</w:t>
-      </w:r>
-    </w:p>
-    <w:p>
-      <w:pPr>
-        <w:spacing w:after="120" w:line="480" w:lineRule="auto"/>
-        <w:ind w:firstLine="480"/>
-      </w:pPr>
-      <w:r>
-        <w:rPr>
-          <w:rFonts w:ascii="Times New Roman" w:hAnsi="Times New Roman" w:eastAsia="MS Mincho"/>
-          <w:b w:val="0"/>
-          <w:i w:val="0"/>
-          <w:sz w:val="24"/>
-        </w:rPr>
-        <w:t>We estimate five nested production-function specifications:</w:t>
-      </w:r>
-    </w:p>
-    <w:p>
-      <w:pPr>
-        <w:spacing w:after="120" w:line="480" w:lineRule="auto"/>
-        <w:ind w:firstLine="480"/>
-      </w:pPr>
-      <w:r>
-        <w:rPr>
-          <w:rFonts w:ascii="Times New Roman" w:hAnsi="Times New Roman" w:eastAsia="MS Mincho"/>
-          <w:b w:val="0"/>
-          <w:i w:val="0"/>
-          <w:sz w:val="24"/>
-        </w:rPr>
-        <w:t xml:space="preserve"> M0: Solow baseline, K_tang* as M0 above, β = 0.</w:t>
-      </w:r>
-    </w:p>
-    <w:p>
-      <w:pPr>
-        <w:spacing w:after="120" w:line="480" w:lineRule="auto"/>
-        <w:ind w:firstLine="480"/>
-      </w:pPr>
-      <w:r>
-        <w:rPr>
-          <w:rFonts w:ascii="Times New Roman" w:hAnsi="Times New Roman" w:eastAsia="MS Mincho"/>
-          <w:b w:val="0"/>
-          <w:i w:val="0"/>
-          <w:sz w:val="24"/>
-        </w:rPr>
-        <w:t xml:space="preserve"> M1: Constant-lag PIM (M1) with μ = μ\ estimated per country by minimising Test B (growth-rate RMSE).</w:t>
-      </w:r>
-    </w:p>
-    <w:p>
-      <w:pPr>
-        <w:spacing w:after="120" w:line="480" w:lineRule="auto"/>
-        <w:ind w:firstLine="480"/>
-      </w:pPr>
-      <w:r>
-        <w:rPr>
-          <w:rFonts w:ascii="Times New Roman" w:hAnsi="Times New Roman" w:eastAsia="MS Mincho"/>
-          <w:b w:val="0"/>
-          <w:i w:val="0"/>
-          <w:sz w:val="24"/>
-        </w:rPr>
-        <w:t>* M2: Time-varying lag μ(t) = μ₀ + μ₁·(t − t₀) from (M2).</w:t>
-      </w:r>
-    </w:p>
-    <w:p>
-      <w:pPr>
-        <w:spacing w:after="120" w:line="480" w:lineRule="auto"/>
-        <w:ind w:firstLine="480"/>
-      </w:pPr>
-      <w:r>
-        <w:rPr>
-          <w:rFonts w:ascii="Times New Roman" w:hAnsi="Times New Roman" w:eastAsia="MS Mincho"/>
-          <w:b w:val="0"/>
-          <w:i w:val="0"/>
-          <w:sz w:val="24"/>
-        </w:rPr>
-        <w:t>* M3: M0 tangible stock augmented with intangible stock K_I and β estimated by growth-rate fit.</w:t>
-      </w:r>
-    </w:p>
-    <w:p>
-      <w:pPr>
-        <w:spacing w:after="120" w:line="480" w:lineRule="auto"/>
-        <w:ind w:firstLine="480"/>
-      </w:pPr>
-      <w:r>
-        <w:rPr>
-          <w:rFonts w:ascii="Times New Roman" w:hAnsi="Times New Roman" w:eastAsia="MS Mincho"/>
-          <w:b w:val="0"/>
-          <w:i w:val="0"/>
-          <w:sz w:val="24"/>
-        </w:rPr>
-        <w:t>* M4: Joint identification (Section III.3), minimising (2) over (μ, β) simultaneously against CWON.</w:t>
-      </w:r>
-    </w:p>
-    <w:p>
-      <w:pPr>
-        <w:spacing w:after="120" w:line="480" w:lineRule="auto"/>
-        <w:ind w:firstLine="480"/>
-      </w:pPr>
-      <w:r>
-        <w:rPr>
-          <w:rFonts w:ascii="Times New Roman" w:hAnsi="Times New Roman" w:eastAsia="MS Mincho"/>
-          <w:b w:val="0"/>
-          <w:i w:val="0"/>
-          <w:sz w:val="24"/>
-        </w:rPr>
-        <w:t>For each model we report two within-sample test statistics and one out-of-sample test statistic:</w:t>
-      </w:r>
-    </w:p>
-    <w:p>
-      <w:pPr>
-        <w:spacing w:after="120" w:line="480" w:lineRule="auto"/>
-        <w:ind w:firstLine="480"/>
-      </w:pPr>
-      <w:r>
-        <w:rPr>
-          <w:rFonts w:ascii="Times New Roman" w:hAnsi="Times New Roman" w:eastAsia="MS Mincho"/>
-          <w:b w:val="0"/>
-          <w:i w:val="0"/>
-          <w:sz w:val="24"/>
-        </w:rPr>
-        <w:t>* Test A (level MAPE): mean absolute percentage error of fitted log-GDP against observed log-GDP, decomposing away decade-mean TFP. Lower is better.</w:t>
-      </w:r>
-    </w:p>
-    <w:p>
-      <w:pPr>
-        <w:spacing w:after="120" w:line="480" w:lineRule="auto"/>
-        <w:ind w:firstLine="480"/>
-      </w:pPr>
-      <w:r>
-        <w:rPr>
-          <w:rFonts w:ascii="Times New Roman" w:hAnsi="Times New Roman" w:eastAsia="MS Mincho"/>
-          <w:b w:val="0"/>
-          <w:i w:val="0"/>
-          <w:sz w:val="24"/>
-        </w:rPr>
-        <w:t>* Test B (growth RMSE): root-mean-squared error of 1-year log-GDP differences, in percentage points. Lower is better.</w:t>
-      </w:r>
-    </w:p>
-    <w:p>
-      <w:pPr>
-        <w:spacing w:after="120" w:line="480" w:lineRule="auto"/>
-        <w:ind w:firstLine="480"/>
-      </w:pPr>
-      <w:r>
-        <w:rPr>
-          <w:rFonts w:ascii="Times New Roman" w:hAnsi="Times New Roman" w:eastAsia="MS Mincho"/>
-          <w:b w:val="0"/>
-          <w:i w:val="0"/>
-          <w:sz w:val="24"/>
-        </w:rPr>
-        <w:t>* Out-of-sample MAPE: parameters fit on 1970–2014, level forecasts produced for 2015–2019 with a training-window TFP projection. Lower is better.</w:t>
-      </w:r>
-    </w:p>
-    <w:p>
-      <w:pPr>
-        <w:spacing w:before="360" w:after="120" w:line="480" w:lineRule="auto"/>
-      </w:pPr>
-      <w:r>
-        <w:rPr>
-          <w:rFonts w:ascii="Times New Roman" w:hAnsi="Times New Roman" w:eastAsia="MS Mincho"/>
-          <w:b/>
-          <w:i w:val="0"/>
-          <w:sz w:val="24"/>
-        </w:rPr>
-        <w:t>IV.3 Estimation protocol and grid search</w:t>
-      </w:r>
-    </w:p>
-    <w:p>
-      <w:pPr>
-        <w:spacing w:after="120" w:line="480" w:lineRule="auto"/>
-        <w:ind w:firstLine="480"/>
-      </w:pPr>
-      <w:r>
-        <w:rPr>
-          <w:rFonts w:ascii="Times New Roman" w:hAnsi="Times New Roman" w:eastAsia="MS Mincho"/>
-          <w:b w:val="0"/>
-          <w:i w:val="0"/>
-          <w:sz w:val="24"/>
-        </w:rPr>
-        <w:t>All five models are estimated by grid search, not gradient optimisation, for three reasons. First, the objective function (2) has known non-convexities induced by the geometric lag kernel, especially when μ is small and the kernel is near-concentrated. Second, grid search produces an explicit posterior-like surface for each (country, model) pair, which we use in the sensitivity checks below. Third, the 39-country × 5-model × 1000-draw bootstrap would be intractable with a Nelder-Mead or BFGS inner loop for many countries. The μ grid is {0.01, 0.05, 0.10, 0.25, 0.50, 1.0, 1.5, 2.0, 3.0, 4.5, 6.0} years and the β grid is {0.00, 0.02, 0.04, ..., 0.34}; μ₁ is searched on {−0.08, −0.04, −0.02, 0, +0.02, +0.04, +0.08} per year. These bounds were selected to bracket all plausible parameter values reported in prior cross-country studies (Kaboski, 2005; Corrado et al., 2016), and we verified that no country's optimum hits the grid boundary. The anchor year t₀ is 1970 for all countries, so that μ₀ is the average lag in the base year; this choice has no effect on fit but makes μ₀ and μ₁ interpretable.</w:t>
-      </w:r>
-    </w:p>
-    <w:p>
-      <w:pPr>
-        <w:spacing w:before="360" w:after="120" w:line="480" w:lineRule="auto"/>
-      </w:pPr>
-      <w:r>
-        <w:rPr>
-          <w:rFonts w:ascii="Times New Roman" w:hAnsi="Times New Roman" w:eastAsia="MS Mincho"/>
-          <w:b/>
-          <w:i w:val="0"/>
-          <w:sz w:val="24"/>
-        </w:rPr>
-        <w:t>IV.4 Bootstrap confidence intervals</w:t>
-      </w:r>
-    </w:p>
-    <w:p>
-      <w:pPr>
-        <w:spacing w:after="120" w:line="480" w:lineRule="auto"/>
-        <w:ind w:firstLine="480"/>
-      </w:pPr>
-      <w:r>
-        <w:rPr>
-          <w:rFonts w:ascii="Times New Roman" w:hAnsi="Times New Roman" w:eastAsia="MS Mincho"/>
-          <w:b w:val="0"/>
-          <w:i w:val="0"/>
-          <w:sz w:val="24"/>
-        </w:rPr>
-        <w:t>For every country we residual-bootstrap the growth-rate residuals of M4 one hundred times (block size 1, since the autocorrelation structure of PWT annual-growth residuals is weak after detrending; block size 3 gives nearly identical 95 % intervals on a pilot of five countries). Each bootstrap replicate proceeds as follows: (i) compute fitted growth rates from M4 and the corresponding residuals; (ii) resample the residuals and reconstruct a synthetic log-GDP series; (iii) back out a synthetic investment series using the PWT investment-share csh_i and a synthetic R&amp;D intensity using WDI shares; (iv) rebuild K_tang and K_I; (v) re-run the joint-identification grid, storing (μ_b, β_b). We report 95 % percentile intervals in Figure 3 and per-country medians in the supplementary JSON. Country-specific CIs are narrowest for long, non-volatile series (United States, Canada, Germany, France, United Kingdom, Japan, Australia) and widest for short or post-transition series (Estonia, Latvia, Chile). We do not adjust the 95 % intervals for multiple testing across countries; the reader who wants a conservative reading should apply a Bonferroni-style 5 %/39 ≈ 0.13 % threshold, under which μ = 0 is still rejected for 14 countries and β = 0 for 9 countries.</w:t>
-      </w:r>
-    </w:p>
-    <w:p>
-      <w:pPr>
-        <w:spacing w:before="360" w:after="120" w:line="480" w:lineRule="auto"/>
-      </w:pPr>
-      <w:r>
-        <w:rPr>
-          <w:rFonts w:ascii="Times New Roman" w:hAnsi="Times New Roman" w:eastAsia="MS Mincho"/>
-          <w:b/>
-          <w:i w:val="0"/>
-          <w:sz w:val="24"/>
-        </w:rPr>
-        <w:t>IV.5 γ_price sensitivity</w:t>
-      </w:r>
-    </w:p>
-    <w:p>
-      <w:pPr>
-        <w:spacing w:after="120" w:line="480" w:lineRule="auto"/>
-        <w:ind w:firstLine="480"/>
-      </w:pPr>
-      <w:r>
-        <w:rPr>
-          <w:rFonts w:ascii="Times New Roman" w:hAnsi="Times New Roman" w:eastAsia="MS Mincho"/>
-          <w:b w:val="0"/>
-          <w:i w:val="0"/>
-          <w:sz w:val="24"/>
-        </w:rPr>
-        <w:t>To test whether the residual PIM-CWON gap in countries such as Japan reflects an asset-price re-evaluation effect rather than a real capital gap, we re-run the comparison under five counterfactual scenarios in which CWON PCA is inflated/deflated at an annual rate γ_price ∈ {−0.04, −0.02, 0, +0.02, +0.04}. A large γ_price sensitivity for a specific country would indicate that asset-price revaluation explains most of its gap; a small sensitivity would indicate a genuine real discrepancy. The interval ±0.04 per year brackets the observed rate of deflation in Japanese urban land prices during the 1990s (Nishimura and Saita, 2005) as well as the observed rate of reflation in US commercial real-estate between 2009 and 2019, so the grid is economically meaningful rather than arbitrary. We stress that γ_price is not intended to be an additional estimand of the joint framework — if it were, it would enter (2) alongside μ and β. Rather, it is a diagnostic: a residual gap between the PIM account and the CWON account at a specific γ_price value admits exactly one of three interpretations, namely (a) quantity mis-measurement in the PIM, (b) quantity mis-measurement in CWON, or (c) genuine composition change (e.g. a real shift from tangible to intangible capital that neither account has fully absorbed). The γ_price sweep helps identify (a) and (b) against (c).</w:t>
+        <w:t xml:space="preserve">To test whether the residual PIM-CWON gap in countries such as Japan reflects an asset-price re-evaluation effect rather than a real capital gap, we re-run the comparison under five counterfactual scenarios in which CWON PCA is inflated/deflated at an annual rate </w:t>
+      </w:r>
+      <w:r>
+        <w:rPr>
+          <w:rFonts w:ascii="Times New Roman" w:hAnsi="Times New Roman" w:eastAsia="MS Mincho"/>
+          <w:b w:val="0"/>
+          <w:i/>
+          <w:sz w:val="24"/>
+        </w:rPr>
+        <w:t>γ</w:t>
+      </w:r>
+      <w:r>
+        <w:rPr>
+          <w:rFonts w:ascii="Times New Roman" w:hAnsi="Times New Roman" w:eastAsia="MS Mincho"/>
+          <w:b w:val="0"/>
+          <w:i/>
+          <w:sz w:val="24"/>
+          <w:vertAlign w:val="subscript"/>
+        </w:rPr>
+        <w:t>p</w:t>
+      </w:r>
+      <w:r>
+        <w:rPr>
+          <w:rFonts w:ascii="Times New Roman" w:hAnsi="Times New Roman" w:eastAsia="MS Mincho"/>
+          <w:b w:val="0"/>
+          <w:i w:val="0"/>
+          <w:sz w:val="24"/>
+        </w:rPr>
+        <w:t xml:space="preserve">rice ∈ {−0.04, −0.02, 0, +0.02, +0.04}. A large </w:t>
+      </w:r>
+      <w:r>
+        <w:rPr>
+          <w:rFonts w:ascii="Times New Roman" w:hAnsi="Times New Roman" w:eastAsia="MS Mincho"/>
+          <w:b w:val="0"/>
+          <w:i/>
+          <w:sz w:val="24"/>
+        </w:rPr>
+        <w:t>γ</w:t>
+      </w:r>
+      <w:r>
+        <w:rPr>
+          <w:rFonts w:ascii="Times New Roman" w:hAnsi="Times New Roman" w:eastAsia="MS Mincho"/>
+          <w:b w:val="0"/>
+          <w:i/>
+          <w:sz w:val="24"/>
+          <w:vertAlign w:val="subscript"/>
+        </w:rPr>
+        <w:t>p</w:t>
+      </w:r>
+      <w:r>
+        <w:rPr>
+          <w:rFonts w:ascii="Times New Roman" w:hAnsi="Times New Roman" w:eastAsia="MS Mincho"/>
+          <w:b w:val="0"/>
+          <w:i w:val="0"/>
+          <w:sz w:val="24"/>
+        </w:rPr>
+        <w:t xml:space="preserve">rice sensitivity for a specific country would indicate that asset-price revaluation explains most of its gap; a small sensitivity would indicate a genuine real discrepancy. The interval ±0.04 per year brackets the observed rate of deflation in Japanese urban land prices during the 1990s (Nishimura and Saita, 2005) as well as the observed rate of reflation in US commercial real-estate between 2009 and 2019, so the grid is economically meaningful rather than arbitrary. We stress that </w:t>
+      </w:r>
+      <w:r>
+        <w:rPr>
+          <w:rFonts w:ascii="Times New Roman" w:hAnsi="Times New Roman" w:eastAsia="MS Mincho"/>
+          <w:b w:val="0"/>
+          <w:i/>
+          <w:sz w:val="24"/>
+        </w:rPr>
+        <w:t>γ</w:t>
+      </w:r>
+      <w:r>
+        <w:rPr>
+          <w:rFonts w:ascii="Times New Roman" w:hAnsi="Times New Roman" w:eastAsia="MS Mincho"/>
+          <w:b w:val="0"/>
+          <w:i/>
+          <w:sz w:val="24"/>
+          <w:vertAlign w:val="subscript"/>
+        </w:rPr>
+        <w:t>p</w:t>
+      </w:r>
+      <w:r>
+        <w:rPr>
+          <w:rFonts w:ascii="Times New Roman" w:hAnsi="Times New Roman" w:eastAsia="MS Mincho"/>
+          <w:b w:val="0"/>
+          <w:i w:val="0"/>
+          <w:sz w:val="24"/>
+        </w:rPr>
+        <w:t xml:space="preserve">rice is not intended to be an additional estimand of the joint framework — if it were, it would enter (2) alongside </w:t>
+      </w:r>
+      <w:r>
+        <w:rPr>
+          <w:rFonts w:ascii="Times New Roman" w:hAnsi="Times New Roman" w:eastAsia="MS Mincho"/>
+          <w:b w:val="0"/>
+          <w:i/>
+          <w:sz w:val="24"/>
+        </w:rPr>
+        <w:t>μ</w:t>
+      </w:r>
+      <w:r>
+        <w:rPr>
+          <w:rFonts w:ascii="Times New Roman" w:hAnsi="Times New Roman" w:eastAsia="MS Mincho"/>
+          <w:b w:val="0"/>
+          <w:i w:val="0"/>
+          <w:sz w:val="24"/>
+        </w:rPr>
+        <w:t xml:space="preserve"> and </w:t>
+      </w:r>
+      <w:r>
+        <w:rPr>
+          <w:rFonts w:ascii="Times New Roman" w:hAnsi="Times New Roman" w:eastAsia="MS Mincho"/>
+          <w:b w:val="0"/>
+          <w:i/>
+          <w:sz w:val="24"/>
+        </w:rPr>
+        <w:t>β</w:t>
+      </w:r>
+      <w:r>
+        <w:rPr>
+          <w:rFonts w:ascii="Times New Roman" w:hAnsi="Times New Roman" w:eastAsia="MS Mincho"/>
+          <w:b w:val="0"/>
+          <w:i w:val="0"/>
+          <w:sz w:val="24"/>
+        </w:rPr>
+        <w:t xml:space="preserve">. Rather, it is a diagnostic: a residual gap between the PIM account and the CWON account at a specific </w:t>
+      </w:r>
+      <w:r>
+        <w:rPr>
+          <w:rFonts w:ascii="Times New Roman" w:hAnsi="Times New Roman" w:eastAsia="MS Mincho"/>
+          <w:b w:val="0"/>
+          <w:i/>
+          <w:sz w:val="24"/>
+        </w:rPr>
+        <w:t>γ</w:t>
+      </w:r>
+      <w:r>
+        <w:rPr>
+          <w:rFonts w:ascii="Times New Roman" w:hAnsi="Times New Roman" w:eastAsia="MS Mincho"/>
+          <w:b w:val="0"/>
+          <w:i/>
+          <w:sz w:val="24"/>
+          <w:vertAlign w:val="subscript"/>
+        </w:rPr>
+        <w:t>p</w:t>
+      </w:r>
+      <w:r>
+        <w:rPr>
+          <w:rFonts w:ascii="Times New Roman" w:hAnsi="Times New Roman" w:eastAsia="MS Mincho"/>
+          <w:b w:val="0"/>
+          <w:i w:val="0"/>
+          <w:sz w:val="24"/>
+        </w:rPr>
+        <w:t xml:space="preserve">rice value admits exactly one of three interpretations, namely (a) quantity mis-measurement in the PIM, (b) quantity mis-measurement in CWON, or (c) genuine composition change (e.g. a real shift from tangible to intangible capital that neither account has fully absorbed). The </w:t>
+      </w:r>
+      <w:r>
+        <w:rPr>
+          <w:rFonts w:ascii="Times New Roman" w:hAnsi="Times New Roman" w:eastAsia="MS Mincho"/>
+          <w:b w:val="0"/>
+          <w:i/>
+          <w:sz w:val="24"/>
+        </w:rPr>
+        <w:t>γ</w:t>
+      </w:r>
+      <w:r>
+        <w:rPr>
+          <w:rFonts w:ascii="Times New Roman" w:hAnsi="Times New Roman" w:eastAsia="MS Mincho"/>
+          <w:b w:val="0"/>
+          <w:i/>
+          <w:sz w:val="24"/>
+          <w:vertAlign w:val="subscript"/>
+        </w:rPr>
+        <w:t>p</w:t>
+      </w:r>
+      <w:r>
+        <w:rPr>
+          <w:rFonts w:ascii="Times New Roman" w:hAnsi="Times New Roman" w:eastAsia="MS Mincho"/>
+          <w:b w:val="0"/>
+          <w:i w:val="0"/>
+          <w:sz w:val="24"/>
+        </w:rPr>
+        <w:t>rice sweep helps identify (a) and (b) against (c).</w:t>
       </w:r>
     </w:p>
     <w:p>
@@ -1475,7 +5240,25 @@
                 <w:i w:val="0"/>
                 <w:sz w:val="20"/>
               </w:rPr>
-              <w:t>Constant lag μ*</w:t>
+              <w:t xml:space="preserve">Constant lag </w:t>
+            </w:r>
+            <w:r>
+              <w:rPr>
+                <w:rFonts w:ascii="Times New Roman" w:hAnsi="Times New Roman" w:eastAsia="MS Mincho"/>
+                <w:b w:val="0"/>
+                <w:i/>
+                <w:sz w:val="20"/>
+              </w:rPr>
+              <w:t>μ</w:t>
+            </w:r>
+            <w:r>
+              <w:rPr>
+                <w:rFonts w:ascii="Times New Roman" w:hAnsi="Times New Roman" w:eastAsia="MS Mincho"/>
+                <w:b w:val="0"/>
+                <w:i w:val="0"/>
+                <w:sz w:val="20"/>
+              </w:rPr>
+              <w:t>*</w:t>
             </w:r>
           </w:p>
         </w:tc>
@@ -1579,7 +5362,61 @@
                 <w:i w:val="0"/>
                 <w:sz w:val="20"/>
               </w:rPr>
-              <w:t>Time-varying lag μ(t) = μ₀ + μ₁(t − t₀)</w:t>
+              <w:t xml:space="preserve">Time-varying lag </w:t>
+            </w:r>
+            <w:r>
+              <w:rPr>
+                <w:rFonts w:ascii="Times New Roman" w:hAnsi="Times New Roman" w:eastAsia="MS Mincho"/>
+                <w:b w:val="0"/>
+                <w:i/>
+                <w:sz w:val="20"/>
+              </w:rPr>
+              <w:t>μ</w:t>
+            </w:r>
+            <w:r>
+              <w:rPr>
+                <w:rFonts w:ascii="Times New Roman" w:hAnsi="Times New Roman" w:eastAsia="MS Mincho"/>
+                <w:b w:val="0"/>
+                <w:i w:val="0"/>
+                <w:sz w:val="20"/>
+              </w:rPr>
+              <w:t xml:space="preserve">(t) = </w:t>
+            </w:r>
+            <w:r>
+              <w:rPr>
+                <w:rFonts w:ascii="Times New Roman" w:hAnsi="Times New Roman" w:eastAsia="MS Mincho"/>
+                <w:b w:val="0"/>
+                <w:i/>
+                <w:sz w:val="20"/>
+              </w:rPr>
+              <w:t>μ</w:t>
+            </w:r>
+            <w:r>
+              <w:rPr>
+                <w:rFonts w:ascii="Times New Roman" w:hAnsi="Times New Roman" w:eastAsia="MS Mincho"/>
+                <w:b w:val="0"/>
+                <w:i w:val="0"/>
+                <w:sz w:val="20"/>
+              </w:rPr>
+              <w:t xml:space="preserve">₀ + </w:t>
+            </w:r>
+            <w:r>
+              <w:rPr>
+                <w:rFonts w:ascii="Times New Roman" w:hAnsi="Times New Roman" w:eastAsia="MS Mincho"/>
+                <w:b w:val="0"/>
+                <w:i/>
+                <w:sz w:val="20"/>
+              </w:rPr>
+              <w:t>μ</w:t>
+            </w:r>
+            <w:r>
+              <w:rPr>
+                <w:rFonts w:ascii="Times New Roman" w:hAnsi="Times New Roman" w:eastAsia="MS Mincho"/>
+                <w:b w:val="0"/>
+                <w:i w:val="0"/>
+                <w:sz w:val="20"/>
+              </w:rPr>
+              <w:t>₁(t − t₀)</w:t>
             </w:r>
           </w:p>
         </w:tc>
@@ -1873,7 +5710,151 @@
           <w:i w:val="0"/>
           <w:sz w:val="24"/>
         </w:rPr>
-        <w:t>Table 1 summarises the five models. Three facts deserve particular emphasis. First, the median in-sample growth-rate RMSE hardly moves across M0-M4 (3.07-3.10 pp). This is what standard Solow-accounting practitioners have found repeatedly when they experimented with alternative capital constructions (Jorgenson and Griliches, 1967; Hulten, 1992), and it is one reason why the profession has settled on M0 as the canonical baseline: within-sample growth-rate fit does not discipline μ at all. Second, the median level MAPE under M0 is 4.10 %, meaning that a carefully re-estimated TFP trajectory can absorb nearly all of a 4 % miscalibration in the capital stock at every point in time while preserving the first-differenced fit. This perfectly illustrates the warning of Griliches (1996) that "TFP is the measure of our ignorance": any capital mis-specification that varies on decade-scale time-frequencies will be silently reabsorbed into decade-scale TFP, and then re-interpreted as innovation. Third, and most importantly for the method developed here, the distribution of estimated μ across the 39 countries is highly non-degenerate. The interquartile range under M1 runs from below 0.1 years to above 1.2 years, and the tempo drift μ₁ under M2 has an IQR that includes both substantially negative and substantially positive values. The universal-μ assumption implicit in M0 is therefore not merely statistically violated — it is violated in both directions across the sample, which implies that any single-parameter global correction (including the 5-year or 10-year fixed lags popular in business-cycle calibration) will be biased in roughly half of the sample. The median country has a M1 constant lag μ\ ≈ 0.3 years and a M2 tempo drift μ₁ close to zero on average but with wide dispersion across countries (IQR roughly [−0.02, +0.05]). Median intangible share β under M3 is about 0.06 for production-only fitting and 0.06 under joint identification with CWON (M4). The in-sample growth-rate RMSE is statistically indistinguishable across M0–M4 at the median (all within 3.07–3.10 pp), confirming that the production function is close to flat in μ when evaluated only on in-sample growth-rate residuals, as Koeva (2000) also found. In-sample level MAPE improves monotonically from M0 (4.10 %) to M4 (4.06 %). These apparently small in-sample differences conceal much larger out-of-sample differences, which we turn to next.</w:t>
+        <w:t xml:space="preserve">Table 1 summarises the five models. Three facts deserve particular emphasis. First, the median in-sample growth-rate RMSE hardly moves across M0-M4 (3.07-3.10 pp). This is what standard Solow-accounting practitioners have found repeatedly when they experimented with alternative capital constructions (Jorgenson and Griliches, 1967; Hulten, 1992), and it is one reason why the profession has settled on M0 as the canonical baseline: within-sample growth-rate fit does not discipline </w:t>
+      </w:r>
+      <w:r>
+        <w:rPr>
+          <w:rFonts w:ascii="Times New Roman" w:hAnsi="Times New Roman" w:eastAsia="MS Mincho"/>
+          <w:b w:val="0"/>
+          <w:i/>
+          <w:sz w:val="24"/>
+        </w:rPr>
+        <w:t>μ</w:t>
+      </w:r>
+      <w:r>
+        <w:rPr>
+          <w:rFonts w:ascii="Times New Roman" w:hAnsi="Times New Roman" w:eastAsia="MS Mincho"/>
+          <w:b w:val="0"/>
+          <w:i w:val="0"/>
+          <w:sz w:val="24"/>
+        </w:rPr>
+        <w:t xml:space="preserve"> at all. Second, the median level MAPE under M0 is 4.10 %, meaning that a carefully re-estimated TFP trajectory can absorb nearly all of a 4 % miscalibration in the capital stock at every point in time while preserving the first-differenced fit. This perfectly illustrates the warning of Griliches (1996) that "TFP is the measure of our ignorance": any capital mis-specification that varies on decade-scale time-frequencies will be silently reabsorbed into decade-scale TFP, and then re-interpreted as innovation. Third, and most importantly for the method developed here, the distribution of estimated </w:t>
+      </w:r>
+      <w:r>
+        <w:rPr>
+          <w:rFonts w:ascii="Times New Roman" w:hAnsi="Times New Roman" w:eastAsia="MS Mincho"/>
+          <w:b w:val="0"/>
+          <w:i/>
+          <w:sz w:val="24"/>
+        </w:rPr>
+        <w:t>μ</w:t>
+      </w:r>
+      <w:r>
+        <w:rPr>
+          <w:rFonts w:ascii="Times New Roman" w:hAnsi="Times New Roman" w:eastAsia="MS Mincho"/>
+          <w:b w:val="0"/>
+          <w:i/>
+          <w:sz w:val="24"/>
+        </w:rPr>
+        <w:t xml:space="preserve"> across the 39 countries is highly non-degenerate. The interquartile range under M1 runs from below 0.1 years to above 1.2 years, and the tempo drift </w:t>
+      </w:r>
+      <w:r>
+        <w:rPr>
+          <w:rFonts w:ascii="Times New Roman" w:hAnsi="Times New Roman" w:eastAsia="MS Mincho"/>
+          <w:b w:val="0"/>
+          <w:i/>
+          <w:sz w:val="24"/>
+        </w:rPr>
+        <w:t>μ</w:t>
+      </w:r>
+      <w:r>
+        <w:rPr>
+          <w:rFonts w:ascii="Times New Roman" w:hAnsi="Times New Roman" w:eastAsia="MS Mincho"/>
+          <w:b w:val="0"/>
+          <w:i/>
+          <w:sz w:val="24"/>
+        </w:rPr>
+        <w:t>₁ under M2 has an IQR that includes both substantially negative and substantially positive values. The universal-</w:t>
+      </w:r>
+      <w:r>
+        <w:rPr>
+          <w:rFonts w:ascii="Times New Roman" w:hAnsi="Times New Roman" w:eastAsia="MS Mincho"/>
+          <w:b w:val="0"/>
+          <w:i/>
+          <w:sz w:val="24"/>
+        </w:rPr>
+        <w:t>μ</w:t>
+      </w:r>
+      <w:r>
+        <w:rPr>
+          <w:rFonts w:ascii="Times New Roman" w:hAnsi="Times New Roman" w:eastAsia="MS Mincho"/>
+          <w:b w:val="0"/>
+          <w:i/>
+          <w:sz w:val="24"/>
+        </w:rPr>
+        <w:t xml:space="preserve"> assumption implicit in M0 is therefore not merely statistically violated — it is violated in both directions across the sample, which implies that any single-parameter global correction (including the 5-year or 10-year fixed lags popular in business-cycle calibration) will be biased in roughly half of the sample. The median country has a M1 constant lag </w:t>
+      </w:r>
+      <w:r>
+        <w:rPr>
+          <w:rFonts w:ascii="Times New Roman" w:hAnsi="Times New Roman" w:eastAsia="MS Mincho"/>
+          <w:b w:val="0"/>
+          <w:i/>
+          <w:sz w:val="24"/>
+        </w:rPr>
+        <w:t>μ</w:t>
+      </w:r>
+      <w:r>
+        <w:rPr>
+          <w:rFonts w:ascii="Times New Roman" w:hAnsi="Times New Roman" w:eastAsia="MS Mincho"/>
+          <w:b w:val="0"/>
+          <w:i w:val="0"/>
+          <w:sz w:val="24"/>
+        </w:rPr>
+        <w:t xml:space="preserve"> ≈ 0.3 years and a M2 tempo drift </w:t>
+      </w:r>
+      <w:r>
+        <w:rPr>
+          <w:rFonts w:ascii="Times New Roman" w:hAnsi="Times New Roman" w:eastAsia="MS Mincho"/>
+          <w:b w:val="0"/>
+          <w:i/>
+          <w:sz w:val="24"/>
+        </w:rPr>
+        <w:t>μ</w:t>
+      </w:r>
+      <w:r>
+        <w:rPr>
+          <w:rFonts w:ascii="Times New Roman" w:hAnsi="Times New Roman" w:eastAsia="MS Mincho"/>
+          <w:b w:val="0"/>
+          <w:i w:val="0"/>
+          <w:sz w:val="24"/>
+        </w:rPr>
+        <w:t xml:space="preserve">₁ close to zero on average but with wide dispersion across countries (IQR roughly [−0.02, +0.05]). Median intangible share </w:t>
+      </w:r>
+      <w:r>
+        <w:rPr>
+          <w:rFonts w:ascii="Times New Roman" w:hAnsi="Times New Roman" w:eastAsia="MS Mincho"/>
+          <w:b w:val="0"/>
+          <w:i/>
+          <w:sz w:val="24"/>
+        </w:rPr>
+        <w:t>β</w:t>
+      </w:r>
+      <w:r>
+        <w:rPr>
+          <w:rFonts w:ascii="Times New Roman" w:hAnsi="Times New Roman" w:eastAsia="MS Mincho"/>
+          <w:b w:val="0"/>
+          <w:i w:val="0"/>
+          <w:sz w:val="24"/>
+        </w:rPr>
+        <w:t xml:space="preserve"> under M3 is about 0.06 for production-only fitting and 0.06 under joint identification with CWON (M4). The in-sample growth-rate RMSE is statistically indistinguishable across M0–M4 at the median (all within 3.07–3.10 pp), confirming that the production function is close to flat in </w:t>
+      </w:r>
+      <w:r>
+        <w:rPr>
+          <w:rFonts w:ascii="Times New Roman" w:hAnsi="Times New Roman" w:eastAsia="MS Mincho"/>
+          <w:b w:val="0"/>
+          <w:i/>
+          <w:sz w:val="24"/>
+        </w:rPr>
+        <w:t>μ</w:t>
+      </w:r>
+      <w:r>
+        <w:rPr>
+          <w:rFonts w:ascii="Times New Roman" w:hAnsi="Times New Roman" w:eastAsia="MS Mincho"/>
+          <w:b w:val="0"/>
+          <w:i w:val="0"/>
+          <w:sz w:val="24"/>
+        </w:rPr>
+        <w:t xml:space="preserve"> when evaluated only on in-sample growth-rate residuals, as Koeva (2000) also found. In-sample level MAPE improves monotonically from M0 (4.10 %) to M4 (4.06 %). These apparently small in-sample differences conceal much larger out-of-sample differences, which we turn to next.</w:t>
       </w:r>
     </w:p>
     <w:p>
@@ -2045,7 +6026,43 @@
           <w:i w:val="0"/>
           <w:sz w:val="24"/>
         </w:rPr>
-        <w:t>Figure 2 shows the real pay-off from the tempo correction. With parameters fit on 1970–2014 and level forecasts produced for 2015–2019, the median out-of-sample MAPE falls from 4.60 % under the Solow baseline M0 to 3.99 % under the time-varying-lag M2, a 13 % relative reduction. M1 (constant lag) achieves most of the gain (4.06 %), confirming that the bulk of the improvement comes from recognising that investment has a lag, with a residual gain from letting that lag drift. M3 (intangibles) slightly worsens out-of-sample MAPE to 4.72 %; we attribute this to the fact that adding a co-moving factor with a time-varying productivity projection widens forecast uncertainty, especially under the 2015–2019 global slowdown that affected R&amp;D-intensive countries disproportionately. M4 (joint) returns to 4.61 %, close to M0.</w:t>
+        <w:t xml:space="preserve">Figure 2 shows the real pay-off from the tempo correction. With parameters fit on 1970–2014 and level forecasts produced for 2015–2019, the </w:t>
+      </w:r>
+      <w:r>
+        <w:rPr>
+          <w:rFonts w:ascii="Times New Roman" w:hAnsi="Times New Roman" w:eastAsia="MS Mincho"/>
+          <w:b/>
+          <w:i w:val="0"/>
+          <w:sz w:val="24"/>
+        </w:rPr>
+        <w:t>median out-of-sample MAPE falls from 4.60 % under the Solow baseline M0 to 3.99 % under the time-varying-lag M2</w:t>
+      </w:r>
+      <w:r>
+        <w:rPr>
+          <w:rFonts w:ascii="Times New Roman" w:hAnsi="Times New Roman" w:eastAsia="MS Mincho"/>
+          <w:b w:val="0"/>
+          <w:i w:val="0"/>
+          <w:sz w:val="24"/>
+        </w:rPr>
+        <w:t xml:space="preserve">, a 13 % relative reduction. M1 (constant lag) achieves most of the gain (4.06 %), confirming that the bulk of the improvement comes from recognising that investment </w:t>
+      </w:r>
+      <w:r>
+        <w:rPr>
+          <w:rFonts w:ascii="Times New Roman" w:hAnsi="Times New Roman" w:eastAsia="MS Mincho"/>
+          <w:b w:val="0"/>
+          <w:i/>
+          <w:sz w:val="24"/>
+        </w:rPr>
+        <w:t>has</w:t>
+      </w:r>
+      <w:r>
+        <w:rPr>
+          <w:rFonts w:ascii="Times New Roman" w:hAnsi="Times New Roman" w:eastAsia="MS Mincho"/>
+          <w:b w:val="0"/>
+          <w:i w:val="0"/>
+          <w:sz w:val="24"/>
+        </w:rPr>
+        <w:t xml:space="preserve"> a lag, with a residual gain from letting that lag drift. M3 (intangibles) slightly worsens out-of-sample MAPE to 4.72 %; we attribute this to the fact that adding a co-moving factor with a time-varying productivity projection widens forecast uncertainty, especially under the 2015–2019 global slowdown that affected R&amp;D-intensive countries disproportionately. M4 (joint) returns to 4.61 %, close to M0.</w:t>
       </w:r>
     </w:p>
     <w:p>
@@ -2075,7 +6092,43 @@
           <w:i w:val="0"/>
           <w:sz w:val="24"/>
         </w:rPr>
-        <w:t>Decomposing the 13 % relative improvement by country group sharpens the picture. Among the ten economies with the highest R&amp;D-to-GDP ratios in our sample (Israel, Republic of Korea, Sweden, Austria, Japan, Germany, Denmark, Finland, Belgium, United States), the M0→M2 improvement is 17.4 % on average; among the ten with the lowest R&amp;D intensity (Mexico, Colombia, Turkey, Chile, Greece, Portugal, Spain, Italy, Slovakia, Latvia), it is only 6.2 %. This pattern is exactly what the tempo-effect interpretation predicts: tempo drift matters most where the asset mix is shifting most rapidly, which is where intangible investment is growing fastest. Countries in which the asset mix was stable over 1995-2019 have little room for μ(t) to matter, and indeed M0 is close to best for them. The same decomposition under M4 (joint) reveals that the joint-identification pay-off is concentrated in a different subset of countries — namely those for which CWON has the richest produced-capital accounts (United States, United Kingdom, Germany, France, Canada), where the wealth-side constraint meaningfully bounds β even when the production-side residuals alone do not.</w:t>
+        <w:t xml:space="preserve">Decomposing the 13 % relative improvement by country group sharpens the picture. Among the ten economies with the highest R&amp;D-to-GDP ratios in our sample (Israel, Republic of Korea, Sweden, Austria, Japan, Germany, Denmark, Finland, Belgium, United States), the M0→M2 improvement is 17.4 % on average; among the ten with the lowest R&amp;D intensity (Mexico, Colombia, Turkey, Chile, Greece, Portugal, Spain, Italy, Slovakia, Latvia), it is only 6.2 %. This pattern is exactly what the tempo-effect interpretation predicts: tempo drift matters most where the asset mix is shifting most rapidly, which is where intangible investment is growing fastest. Countries in which the asset mix was stable over 1995-2019 have little room for </w:t>
+      </w:r>
+      <w:r>
+        <w:rPr>
+          <w:rFonts w:ascii="Times New Roman" w:hAnsi="Times New Roman" w:eastAsia="MS Mincho"/>
+          <w:b w:val="0"/>
+          <w:i/>
+          <w:sz w:val="24"/>
+        </w:rPr>
+        <w:t>μ</w:t>
+      </w:r>
+      <w:r>
+        <w:rPr>
+          <w:rFonts w:ascii="Times New Roman" w:hAnsi="Times New Roman" w:eastAsia="MS Mincho"/>
+          <w:b w:val="0"/>
+          <w:i w:val="0"/>
+          <w:sz w:val="24"/>
+        </w:rPr>
+        <w:t xml:space="preserve">(t) to matter, and indeed M0 is close to best for them. The same decomposition under M4 (joint) reveals that the joint-identification pay-off is concentrated in a different subset of countries — namely those for which CWON has the richest produced-capital accounts (United States, United Kingdom, Germany, France, Canada), where the wealth-side constraint meaningfully bounds </w:t>
+      </w:r>
+      <w:r>
+        <w:rPr>
+          <w:rFonts w:ascii="Times New Roman" w:hAnsi="Times New Roman" w:eastAsia="MS Mincho"/>
+          <w:b w:val="0"/>
+          <w:i/>
+          <w:sz w:val="24"/>
+        </w:rPr>
+        <w:t>β</w:t>
+      </w:r>
+      <w:r>
+        <w:rPr>
+          <w:rFonts w:ascii="Times New Roman" w:hAnsi="Times New Roman" w:eastAsia="MS Mincho"/>
+          <w:b w:val="0"/>
+          <w:i w:val="0"/>
+          <w:sz w:val="24"/>
+        </w:rPr>
+        <w:t xml:space="preserve"> even when the production-side residuals alone do not.</w:t>
       </w:r>
     </w:p>
     <w:p>
@@ -2168,7 +6221,154 @@
           <w:i w:val="0"/>
           <w:sz w:val="24"/>
         </w:rPr>
-        <w:t>Figure 3 shows PIM-reconstructed capital K_tang(t; μ̂) + β̂ · K_I(t) alongside CWON-produced capital NW.PCA.TO, both within-country demeaned in log space, for six representative countries. This within-country demeaning is what the joint loss L_wealth penalises in equation (2); raw-level comparisons are dominated by PPP-vs-market-exchange-rate unit differences and by the fact that PWT uses a 2017-base chained index while CWON uses a 2019-base current-dollar index. After demeaning, both series have identical mean zero by construction, and the shape of the trajectories is what has to agree if the two accounts represent the same latent stock. The United States, Republic of Korea, and Israel — three R&amp;D-intensive economies — show near-identity: the PIM series tracks CWON to within 1–2 % in log terms over the full 1995–2019 window. Germany and the Netherlands show small but visible widening after 2010, which is consistent with the delayed SNA 2008 incorporation of R&amp;D on the CWON side. Japan is the outlier: from 2010 onward, the PIM series continues to rise while CWON PCA turns flat or declines, a gap of roughly 0.05–0.08 log units by 2019 (about 5–8 %).</w:t>
+        <w:t xml:space="preserve">Figure 3 shows PIM-reconstructed capital </w:t>
+      </w:r>
+      <w:r>
+        <w:rPr>
+          <w:rFonts w:ascii="Times New Roman" w:hAnsi="Times New Roman" w:eastAsia="MS Mincho"/>
+          <w:b w:val="0"/>
+          <w:i/>
+          <w:sz w:val="24"/>
+        </w:rPr>
+        <w:t>K</w:t>
+      </w:r>
+      <w:r>
+        <w:rPr>
+          <w:rFonts w:ascii="Times New Roman" w:hAnsi="Times New Roman" w:eastAsia="MS Mincho"/>
+          <w:b w:val="0"/>
+          <w:i/>
+          <w:sz w:val="24"/>
+          <w:vertAlign w:val="subscript"/>
+        </w:rPr>
+        <w:t>t</w:t>
+      </w:r>
+      <w:r>
+        <w:rPr>
+          <w:rFonts w:ascii="Times New Roman" w:hAnsi="Times New Roman" w:eastAsia="MS Mincho"/>
+          <w:b w:val="0"/>
+          <w:i/>
+          <w:sz w:val="24"/>
+        </w:rPr>
+        <w:t xml:space="preserve">ang(t; </w:t>
+      </w:r>
+      <w:r>
+        <w:rPr>
+          <w:rFonts w:ascii="Times New Roman" w:hAnsi="Times New Roman" w:eastAsia="MS Mincho"/>
+          <w:b w:val="0"/>
+          <w:i/>
+          <w:sz w:val="24"/>
+        </w:rPr>
+        <w:t>μ</w:t>
+      </w:r>
+      <w:r>
+        <w:rPr>
+          <w:rFonts w:ascii="Times New Roman" w:hAnsi="Times New Roman" w:eastAsia="MS Mincho"/>
+          <w:b w:val="0"/>
+          <w:i/>
+          <w:sz w:val="24"/>
+        </w:rPr>
+        <w:t xml:space="preserve">̂) + </w:t>
+      </w:r>
+      <w:r>
+        <w:rPr>
+          <w:rFonts w:ascii="Times New Roman" w:hAnsi="Times New Roman" w:eastAsia="MS Mincho"/>
+          <w:b w:val="0"/>
+          <w:i/>
+          <w:sz w:val="24"/>
+        </w:rPr>
+        <w:t>β</w:t>
+      </w:r>
+      <w:r>
+        <w:rPr>
+          <w:rFonts w:ascii="Times New Roman" w:hAnsi="Times New Roman" w:eastAsia="MS Mincho"/>
+          <w:b w:val="0"/>
+          <w:i/>
+          <w:sz w:val="24"/>
+        </w:rPr>
+        <w:t>̂ · K</w:t>
+      </w:r>
+      <w:r>
+        <w:rPr>
+          <w:rFonts w:ascii="Times New Roman" w:hAnsi="Times New Roman" w:eastAsia="MS Mincho"/>
+          <w:b w:val="0"/>
+          <w:i/>
+          <w:sz w:val="24"/>
+          <w:vertAlign w:val="subscript"/>
+        </w:rPr>
+        <w:t>I</w:t>
+      </w:r>
+      <w:r>
+        <w:rPr>
+          <w:rFonts w:ascii="Times New Roman" w:hAnsi="Times New Roman" w:eastAsia="MS Mincho"/>
+          <w:b w:val="0"/>
+          <w:i/>
+          <w:sz w:val="24"/>
+        </w:rPr>
+        <w:t>(t)</w:t>
+      </w:r>
+      <w:r>
+        <w:rPr>
+          <w:rFonts w:ascii="Times New Roman" w:hAnsi="Times New Roman" w:eastAsia="MS Mincho"/>
+          <w:b w:val="0"/>
+          <w:i w:val="0"/>
+          <w:sz w:val="24"/>
+        </w:rPr>
+        <w:t xml:space="preserve"> alongside CWON-produced capital NW.PCA.TO, both within-country demeaned in log space, for six representative countries. This within-country demeaning is what the joint loss </w:t>
+      </w:r>
+      <w:r>
+        <w:rPr>
+          <w:rFonts w:ascii="Times New Roman" w:hAnsi="Times New Roman" w:eastAsia="MS Mincho"/>
+          <w:b w:val="0"/>
+          <w:i/>
+          <w:sz w:val="24"/>
+        </w:rPr>
+        <w:t>L</w:t>
+      </w:r>
+      <w:r>
+        <w:rPr>
+          <w:rFonts w:ascii="Times New Roman" w:hAnsi="Times New Roman" w:eastAsia="MS Mincho"/>
+          <w:b w:val="0"/>
+          <w:i/>
+          <w:sz w:val="24"/>
+          <w:vertAlign w:val="subscript"/>
+        </w:rPr>
+        <w:t>w</w:t>
+      </w:r>
+      <w:r>
+        <w:rPr>
+          <w:rFonts w:ascii="Times New Roman" w:hAnsi="Times New Roman" w:eastAsia="MS Mincho"/>
+          <w:b w:val="0"/>
+          <w:i/>
+          <w:sz w:val="24"/>
+        </w:rPr>
+        <w:t>ealth</w:t>
+      </w:r>
+      <w:r>
+        <w:rPr>
+          <w:rFonts w:ascii="Times New Roman" w:hAnsi="Times New Roman" w:eastAsia="MS Mincho"/>
+          <w:b w:val="0"/>
+          <w:i w:val="0"/>
+          <w:sz w:val="24"/>
+        </w:rPr>
+        <w:t xml:space="preserve"> penalises in equation (2); raw-level comparisons are dominated by PPP-vs-market-exchange-rate unit differences and by the fact that PWT uses a 2017-base chained index while CWON uses a 2019-base current-dollar index. After demeaning, both series have identical mean zero by construction, and the </w:t>
+      </w:r>
+      <w:r>
+        <w:rPr>
+          <w:rFonts w:ascii="Times New Roman" w:hAnsi="Times New Roman" w:eastAsia="MS Mincho"/>
+          <w:b w:val="0"/>
+          <w:i/>
+          <w:sz w:val="24"/>
+        </w:rPr>
+        <w:t>shape</w:t>
+      </w:r>
+      <w:r>
+        <w:rPr>
+          <w:rFonts w:ascii="Times New Roman" w:hAnsi="Times New Roman" w:eastAsia="MS Mincho"/>
+          <w:b w:val="0"/>
+          <w:i w:val="0"/>
+          <w:sz w:val="24"/>
+        </w:rPr>
+        <w:t xml:space="preserve"> of the trajectories is what has to agree if the two accounts represent the same latent stock. The United States, Republic of Korea, and Israel — three R&amp;D-intensive economies — show near-identity: the PIM series tracks CWON to within 1–2 % in log terms over the full 1995–2019 window. Germany and the Netherlands show small but visible widening after 2010, which is consistent with the delayed SNA 2008 incorporation of R&amp;D on the CWON side. Japan is the outlier: from 2010 onward, the PIM series continues to rise while CWON PCA turns flat or declines, a gap of roughly 0.05–0.08 log units by 2019 (about 5–8 %).</w:t>
       </w:r>
     </w:p>
     <w:p>
@@ -2247,7 +6447,91 @@
           <w:i w:val="0"/>
           <w:sz w:val="24"/>
         </w:rPr>
-        <w:t>Figure 4 examines whether the Japan anomaly is driven by an asset-price revaluation effect γ_price rather than by a real stock discrepancy. A γ_price ∈ [−0.04, +0.04] shifts the Japanese log-ratio by roughly 0.25 log units in total, implying that the observed ~0.06-log-unit gap corresponds to a γ_price ≈ 0.02 per year — exactly the order of magnitude of the Japanese land-price deflation from 1995 to 2005. The gap is therefore a revaluation artefact, not a real capital-quantity discrepancy, supporting Hamano and Zhao (2017) and the standard view that Japanese "lost-decade" wealth accounting is dominated by price rather than quantity effects.</w:t>
+        <w:t xml:space="preserve">Figure 4 examines whether the Japan anomaly is driven by an asset-price revaluation effect </w:t>
+      </w:r>
+      <w:r>
+        <w:rPr>
+          <w:rFonts w:ascii="Times New Roman" w:hAnsi="Times New Roman" w:eastAsia="MS Mincho"/>
+          <w:b w:val="0"/>
+          <w:i/>
+          <w:sz w:val="24"/>
+        </w:rPr>
+        <w:t>γ</w:t>
+      </w:r>
+      <w:r>
+        <w:rPr>
+          <w:rFonts w:ascii="Times New Roman" w:hAnsi="Times New Roman" w:eastAsia="MS Mincho"/>
+          <w:b w:val="0"/>
+          <w:i/>
+          <w:sz w:val="24"/>
+          <w:vertAlign w:val="subscript"/>
+        </w:rPr>
+        <w:t>p</w:t>
+      </w:r>
+      <w:r>
+        <w:rPr>
+          <w:rFonts w:ascii="Times New Roman" w:hAnsi="Times New Roman" w:eastAsia="MS Mincho"/>
+          <w:b w:val="0"/>
+          <w:i w:val="0"/>
+          <w:sz w:val="24"/>
+        </w:rPr>
+        <w:t xml:space="preserve">rice rather than by a real stock discrepancy. A </w:t>
+      </w:r>
+      <w:r>
+        <w:rPr>
+          <w:rFonts w:ascii="Times New Roman" w:hAnsi="Times New Roman" w:eastAsia="MS Mincho"/>
+          <w:b w:val="0"/>
+          <w:i/>
+          <w:sz w:val="24"/>
+        </w:rPr>
+        <w:t>γ</w:t>
+      </w:r>
+      <w:r>
+        <w:rPr>
+          <w:rFonts w:ascii="Times New Roman" w:hAnsi="Times New Roman" w:eastAsia="MS Mincho"/>
+          <w:b w:val="0"/>
+          <w:i/>
+          <w:sz w:val="24"/>
+          <w:vertAlign w:val="subscript"/>
+        </w:rPr>
+        <w:t>p</w:t>
+      </w:r>
+      <w:r>
+        <w:rPr>
+          <w:rFonts w:ascii="Times New Roman" w:hAnsi="Times New Roman" w:eastAsia="MS Mincho"/>
+          <w:b w:val="0"/>
+          <w:i w:val="0"/>
+          <w:sz w:val="24"/>
+        </w:rPr>
+        <w:t xml:space="preserve">rice ∈ [−0.04, +0.04] shifts the Japanese log-ratio by roughly 0.25 log units in total, implying that the observed ~0.06-log-unit gap corresponds to a </w:t>
+      </w:r>
+      <w:r>
+        <w:rPr>
+          <w:rFonts w:ascii="Times New Roman" w:hAnsi="Times New Roman" w:eastAsia="MS Mincho"/>
+          <w:b w:val="0"/>
+          <w:i/>
+          <w:sz w:val="24"/>
+        </w:rPr>
+        <w:t>γ</w:t>
+      </w:r>
+      <w:r>
+        <w:rPr>
+          <w:rFonts w:ascii="Times New Roman" w:hAnsi="Times New Roman" w:eastAsia="MS Mincho"/>
+          <w:b w:val="0"/>
+          <w:i/>
+          <w:sz w:val="24"/>
+          <w:vertAlign w:val="subscript"/>
+        </w:rPr>
+        <w:t>p</w:t>
+      </w:r>
+      <w:r>
+        <w:rPr>
+          <w:rFonts w:ascii="Times New Roman" w:hAnsi="Times New Roman" w:eastAsia="MS Mincho"/>
+          <w:b w:val="0"/>
+          <w:i w:val="0"/>
+          <w:sz w:val="24"/>
+        </w:rPr>
+        <w:t>rice ≈ 0.02 per year — exactly the order of magnitude of the Japanese land-price deflation from 1995 to 2005. The gap is therefore a revaluation artefact, not a real capital-quantity discrepancy, supporting Hamano and Zhao (2017) and the standard view that Japanese "lost-decade" wealth accounting is dominated by price rather than quantity effects.</w:t>
       </w:r>
     </w:p>
     <w:p>
@@ -2355,7 +6639,115 @@
           <w:i w:val="0"/>
           <w:sz w:val="24"/>
         </w:rPr>
-        <w:t>Bootstrap confidence intervals on the joint estimates (Fig. 3) show that, country by country, μ and β are only weakly identified from production-side residuals alone — the median 95 % interval on μ spans almost the entire grid [0.01, 6.0], and the median interval on β spans about 70 % of its grid [0.0, 0.34]. Adding the wealth-side constraint tightens both substantially: joint identification rejects μ = 0 for 35 of 39 countries at 5 % and β = 0 for 28 of 39 countries. This is the main methodological pay-off of the unified framework: neither production nor wealth alone pins down the structural parameters; together they do.</w:t>
+        <w:t xml:space="preserve">Bootstrap confidence intervals on the joint estimates (Fig. 3) show that, country by country, </w:t>
+      </w:r>
+      <w:r>
+        <w:rPr>
+          <w:rFonts w:ascii="Times New Roman" w:hAnsi="Times New Roman" w:eastAsia="MS Mincho"/>
+          <w:b w:val="0"/>
+          <w:i/>
+          <w:sz w:val="24"/>
+        </w:rPr>
+        <w:t>μ</w:t>
+      </w:r>
+      <w:r>
+        <w:rPr>
+          <w:rFonts w:ascii="Times New Roman" w:hAnsi="Times New Roman" w:eastAsia="MS Mincho"/>
+          <w:b w:val="0"/>
+          <w:i w:val="0"/>
+          <w:sz w:val="24"/>
+        </w:rPr>
+        <w:t xml:space="preserve"> and </w:t>
+      </w:r>
+      <w:r>
+        <w:rPr>
+          <w:rFonts w:ascii="Times New Roman" w:hAnsi="Times New Roman" w:eastAsia="MS Mincho"/>
+          <w:b w:val="0"/>
+          <w:i/>
+          <w:sz w:val="24"/>
+        </w:rPr>
+        <w:t>β</w:t>
+      </w:r>
+      <w:r>
+        <w:rPr>
+          <w:rFonts w:ascii="Times New Roman" w:hAnsi="Times New Roman" w:eastAsia="MS Mincho"/>
+          <w:b w:val="0"/>
+          <w:i w:val="0"/>
+          <w:sz w:val="24"/>
+        </w:rPr>
+        <w:t xml:space="preserve"> are only weakly identified from production-side residuals alone — the median 95 % interval on </w:t>
+      </w:r>
+      <w:r>
+        <w:rPr>
+          <w:rFonts w:ascii="Times New Roman" w:hAnsi="Times New Roman" w:eastAsia="MS Mincho"/>
+          <w:b w:val="0"/>
+          <w:i/>
+          <w:sz w:val="24"/>
+        </w:rPr>
+        <w:t>μ</w:t>
+      </w:r>
+      <w:r>
+        <w:rPr>
+          <w:rFonts w:ascii="Times New Roman" w:hAnsi="Times New Roman" w:eastAsia="MS Mincho"/>
+          <w:b w:val="0"/>
+          <w:i w:val="0"/>
+          <w:sz w:val="24"/>
+        </w:rPr>
+        <w:t xml:space="preserve"> spans almost the entire grid [0.01, 6.0], and the median interval on </w:t>
+      </w:r>
+      <w:r>
+        <w:rPr>
+          <w:rFonts w:ascii="Times New Roman" w:hAnsi="Times New Roman" w:eastAsia="MS Mincho"/>
+          <w:b w:val="0"/>
+          <w:i/>
+          <w:sz w:val="24"/>
+        </w:rPr>
+        <w:t>β</w:t>
+      </w:r>
+      <w:r>
+        <w:rPr>
+          <w:rFonts w:ascii="Times New Roman" w:hAnsi="Times New Roman" w:eastAsia="MS Mincho"/>
+          <w:b w:val="0"/>
+          <w:i w:val="0"/>
+          <w:sz w:val="24"/>
+        </w:rPr>
+        <w:t xml:space="preserve"> spans about 70 % of its grid [0.0, 0.34]. Adding the wealth-side constraint tightens both substantially: joint identification rejects </w:t>
+      </w:r>
+      <w:r>
+        <w:rPr>
+          <w:rFonts w:ascii="Times New Roman" w:hAnsi="Times New Roman" w:eastAsia="MS Mincho"/>
+          <w:b w:val="0"/>
+          <w:i/>
+          <w:sz w:val="24"/>
+        </w:rPr>
+        <w:t>μ</w:t>
+      </w:r>
+      <w:r>
+        <w:rPr>
+          <w:rFonts w:ascii="Times New Roman" w:hAnsi="Times New Roman" w:eastAsia="MS Mincho"/>
+          <w:b w:val="0"/>
+          <w:i w:val="0"/>
+          <w:sz w:val="24"/>
+        </w:rPr>
+        <w:t xml:space="preserve"> = 0 for 35 of 39 countries at 5 % and </w:t>
+      </w:r>
+      <w:r>
+        <w:rPr>
+          <w:rFonts w:ascii="Times New Roman" w:hAnsi="Times New Roman" w:eastAsia="MS Mincho"/>
+          <w:b w:val="0"/>
+          <w:i/>
+          <w:sz w:val="24"/>
+        </w:rPr>
+        <w:t>β</w:t>
+      </w:r>
+      <w:r>
+        <w:rPr>
+          <w:rFonts w:ascii="Times New Roman" w:hAnsi="Times New Roman" w:eastAsia="MS Mincho"/>
+          <w:b w:val="0"/>
+          <w:i w:val="0"/>
+          <w:sz w:val="24"/>
+        </w:rPr>
+        <w:t xml:space="preserve"> = 0 for 28 of 39 countries. This is the main methodological pay-off of the unified framework: neither production nor wealth alone pins down the structural parameters; together they do.</w:t>
       </w:r>
     </w:p>
     <w:p>
@@ -2370,7 +6762,133 @@
           <w:i w:val="0"/>
           <w:sz w:val="24"/>
         </w:rPr>
-        <w:t>A second way to read the bootstrap evidence is that the shape of the 95 % region in (μ, β) space is strongly country-specific. For R&amp;D-intensive economies (Israel, Republic of Korea, Sweden, the United States) the posterior region is a tight ellipse in the north-east quadrant (μ ≥ 0.3 years, β ≥ 0.08), implying that both tempo and intangible corrections are operative and separable. For asset-mix-stable economies (Mexico, Colombia, Turkey, Chile) the region is a wide diagonal ridge: the likelihood surface is nearly flat along a line in (μ, β) space, and the data support, with roughly equal probability, either a short tempo with a large intangible share or a long tempo with a small intangible share. This is the classical identification problem of additive decompositions; what the joint-identification framework contributes is that the ridge collapses to a point only after the wealth constraint is added. The sharpness of the collapse is itself diagnostic: countries for which the 95 % region remains a broad ridge even under joint identification are exactly those for which CWON coverage is thinner, and country-specific conclusions for those economies should be cross-checked with national-accounts micro-data before being used for policy. Reporting the shape of the 95 % region, rather than only the point estimate, is therefore a concrete recommendation for future CWON-style publications.</w:t>
+        <w:t xml:space="preserve">A second way to read the bootstrap evidence is that the </w:t>
+      </w:r>
+      <w:r>
+        <w:rPr>
+          <w:rFonts w:ascii="Times New Roman" w:hAnsi="Times New Roman" w:eastAsia="MS Mincho"/>
+          <w:b w:val="0"/>
+          <w:i/>
+          <w:sz w:val="24"/>
+        </w:rPr>
+        <w:t>shape</w:t>
+      </w:r>
+      <w:r>
+        <w:rPr>
+          <w:rFonts w:ascii="Times New Roman" w:hAnsi="Times New Roman" w:eastAsia="MS Mincho"/>
+          <w:b w:val="0"/>
+          <w:i w:val="0"/>
+          <w:sz w:val="24"/>
+        </w:rPr>
+        <w:t xml:space="preserve"> of the 95 % region in (</w:t>
+      </w:r>
+      <w:r>
+        <w:rPr>
+          <w:rFonts w:ascii="Times New Roman" w:hAnsi="Times New Roman" w:eastAsia="MS Mincho"/>
+          <w:b w:val="0"/>
+          <w:i/>
+          <w:sz w:val="24"/>
+        </w:rPr>
+        <w:t>μ</w:t>
+      </w:r>
+      <w:r>
+        <w:rPr>
+          <w:rFonts w:ascii="Times New Roman" w:hAnsi="Times New Roman" w:eastAsia="MS Mincho"/>
+          <w:b w:val="0"/>
+          <w:i w:val="0"/>
+          <w:sz w:val="24"/>
+        </w:rPr>
+        <w:t xml:space="preserve">, </w:t>
+      </w:r>
+      <w:r>
+        <w:rPr>
+          <w:rFonts w:ascii="Times New Roman" w:hAnsi="Times New Roman" w:eastAsia="MS Mincho"/>
+          <w:b w:val="0"/>
+          <w:i/>
+          <w:sz w:val="24"/>
+        </w:rPr>
+        <w:t>β</w:t>
+      </w:r>
+      <w:r>
+        <w:rPr>
+          <w:rFonts w:ascii="Times New Roman" w:hAnsi="Times New Roman" w:eastAsia="MS Mincho"/>
+          <w:b w:val="0"/>
+          <w:i w:val="0"/>
+          <w:sz w:val="24"/>
+        </w:rPr>
+        <w:t>) space is strongly country-specific. For R&amp;D-intensive economies (Israel, Republic of Korea, Sweden, the United States) the posterior region is a tight ellipse in the north-east quadrant (</w:t>
+      </w:r>
+      <w:r>
+        <w:rPr>
+          <w:rFonts w:ascii="Times New Roman" w:hAnsi="Times New Roman" w:eastAsia="MS Mincho"/>
+          <w:b w:val="0"/>
+          <w:i/>
+          <w:sz w:val="24"/>
+        </w:rPr>
+        <w:t>μ</w:t>
+      </w:r>
+      <w:r>
+        <w:rPr>
+          <w:rFonts w:ascii="Times New Roman" w:hAnsi="Times New Roman" w:eastAsia="MS Mincho"/>
+          <w:b w:val="0"/>
+          <w:i w:val="0"/>
+          <w:sz w:val="24"/>
+        </w:rPr>
+        <w:t xml:space="preserve"> ≥ 0.3 years, </w:t>
+      </w:r>
+      <w:r>
+        <w:rPr>
+          <w:rFonts w:ascii="Times New Roman" w:hAnsi="Times New Roman" w:eastAsia="MS Mincho"/>
+          <w:b w:val="0"/>
+          <w:i/>
+          <w:sz w:val="24"/>
+        </w:rPr>
+        <w:t>β</w:t>
+      </w:r>
+      <w:r>
+        <w:rPr>
+          <w:rFonts w:ascii="Times New Roman" w:hAnsi="Times New Roman" w:eastAsia="MS Mincho"/>
+          <w:b w:val="0"/>
+          <w:i w:val="0"/>
+          <w:sz w:val="24"/>
+        </w:rPr>
+        <w:t xml:space="preserve"> ≥ 0.08), implying that both tempo and intangible corrections are operative and separable. For asset-mix-stable economies (Mexico, Colombia, Turkey, Chile) the region is a wide diagonal ridge: the likelihood surface is nearly flat along a line in (</w:t>
+      </w:r>
+      <w:r>
+        <w:rPr>
+          <w:rFonts w:ascii="Times New Roman" w:hAnsi="Times New Roman" w:eastAsia="MS Mincho"/>
+          <w:b w:val="0"/>
+          <w:i/>
+          <w:sz w:val="24"/>
+        </w:rPr>
+        <w:t>μ</w:t>
+      </w:r>
+      <w:r>
+        <w:rPr>
+          <w:rFonts w:ascii="Times New Roman" w:hAnsi="Times New Roman" w:eastAsia="MS Mincho"/>
+          <w:b w:val="0"/>
+          <w:i w:val="0"/>
+          <w:sz w:val="24"/>
+        </w:rPr>
+        <w:t xml:space="preserve">, </w:t>
+      </w:r>
+      <w:r>
+        <w:rPr>
+          <w:rFonts w:ascii="Times New Roman" w:hAnsi="Times New Roman" w:eastAsia="MS Mincho"/>
+          <w:b w:val="0"/>
+          <w:i/>
+          <w:sz w:val="24"/>
+        </w:rPr>
+        <w:t>β</w:t>
+      </w:r>
+      <w:r>
+        <w:rPr>
+          <w:rFonts w:ascii="Times New Roman" w:hAnsi="Times New Roman" w:eastAsia="MS Mincho"/>
+          <w:b w:val="0"/>
+          <w:i w:val="0"/>
+          <w:sz w:val="24"/>
+        </w:rPr>
+        <w:t>) space, and the data support, with roughly equal probability, either a short tempo with a large intangible share or a long tempo with a small intangible share. This is the classical identification problem of additive decompositions; what the joint-identification framework contributes is that the ridge collapses to a point only after the wealth constraint is added. The sharpness of the collapse is itself diagnostic: countries for which the 95 % region remains a broad ridge even under joint identification are exactly those for which CWON coverage is thinner, and country-specific conclusions for those economies should be cross-checked with national-accounts micro-data before being used for policy. Reporting the shape of the 95 % region, rather than only the point estimate, is therefore a concrete recommendation for future CWON-style publications.</w:t>
       </w:r>
     </w:p>
     <w:p>
@@ -3115,7 +7633,79 @@
           <w:i w:val="0"/>
           <w:sz w:val="24"/>
         </w:rPr>
-        <w:t>Figure 6 and Table 3 report the Relational PIM diagnostics defined in Section III.5. Two findings stand out. First, under M0 (instant PIM, β = 0) the median ρ̂₂ across 39 countries is 0.801, substantially below the consistency benchmark of 1.0. Only 9 of 39 countries have ρ̂₂ ∈ [0.9, 1.1]. This confirms that the standard PIM systematically understates capital growth relative to CWON — or equivalently, that CWON captures a faster-growing component of the capital stock (plausibly intangibles and revaluations) that the PIM misses. Second, under M4 (joint tempo + intangible identification) the median ρ̂₂ rises to 0.833, and the number of countries in the [0.9, 1.1] consistency band increases from 9 to 12. The improvement is modest but systematic: the tempo and intangible corrections move the PIM–CWON relationship toward consistency in the right direction. The median R² exceeds 0.99 under both M0 and M4, confirming that the log-linear relationship (M5) is an excellent description of the PIM–CWON mapping.</w:t>
+        <w:t xml:space="preserve">Figure 6 and Table 3 report the Relational PIM diagnostics defined in Section III.5. Two findings stand out. First, under M0 (instant PIM, </w:t>
+      </w:r>
+      <w:r>
+        <w:rPr>
+          <w:rFonts w:ascii="Times New Roman" w:hAnsi="Times New Roman" w:eastAsia="MS Mincho"/>
+          <w:b w:val="0"/>
+          <w:i/>
+          <w:sz w:val="24"/>
+        </w:rPr>
+        <w:t>β</w:t>
+      </w:r>
+      <w:r>
+        <w:rPr>
+          <w:rFonts w:ascii="Times New Roman" w:hAnsi="Times New Roman" w:eastAsia="MS Mincho"/>
+          <w:b w:val="0"/>
+          <w:i w:val="0"/>
+          <w:sz w:val="24"/>
+        </w:rPr>
+        <w:t xml:space="preserve"> = 0) the median </w:t>
+      </w:r>
+      <w:r>
+        <w:rPr>
+          <w:rFonts w:ascii="Times New Roman" w:hAnsi="Times New Roman" w:eastAsia="MS Mincho"/>
+          <w:b w:val="0"/>
+          <w:i/>
+          <w:sz w:val="24"/>
+        </w:rPr>
+        <w:t>ρ</w:t>
+      </w:r>
+      <w:r>
+        <w:rPr>
+          <w:rFonts w:ascii="Times New Roman" w:hAnsi="Times New Roman" w:eastAsia="MS Mincho"/>
+          <w:b w:val="0"/>
+          <w:i w:val="0"/>
+          <w:sz w:val="24"/>
+        </w:rPr>
+        <w:t xml:space="preserve">̂₂ across 39 countries is 0.801, substantially below the consistency benchmark of 1.0. Only 9 of 39 countries have </w:t>
+      </w:r>
+      <w:r>
+        <w:rPr>
+          <w:rFonts w:ascii="Times New Roman" w:hAnsi="Times New Roman" w:eastAsia="MS Mincho"/>
+          <w:b w:val="0"/>
+          <w:i/>
+          <w:sz w:val="24"/>
+        </w:rPr>
+        <w:t>ρ</w:t>
+      </w:r>
+      <w:r>
+        <w:rPr>
+          <w:rFonts w:ascii="Times New Roman" w:hAnsi="Times New Roman" w:eastAsia="MS Mincho"/>
+          <w:b w:val="0"/>
+          <w:i w:val="0"/>
+          <w:sz w:val="24"/>
+        </w:rPr>
+        <w:t xml:space="preserve">̂₂ ∈ [0.9, 1.1]. This confirms that the standard PIM systematically understates capital growth relative to CWON — or equivalently, that CWON captures a faster-growing component of the capital stock (plausibly intangibles and revaluations) that the PIM misses. Second, under M4 (joint tempo + intangible identification) the median </w:t>
+      </w:r>
+      <w:r>
+        <w:rPr>
+          <w:rFonts w:ascii="Times New Roman" w:hAnsi="Times New Roman" w:eastAsia="MS Mincho"/>
+          <w:b w:val="0"/>
+          <w:i/>
+          <w:sz w:val="24"/>
+        </w:rPr>
+        <w:t>ρ</w:t>
+      </w:r>
+      <w:r>
+        <w:rPr>
+          <w:rFonts w:ascii="Times New Roman" w:hAnsi="Times New Roman" w:eastAsia="MS Mincho"/>
+          <w:b w:val="0"/>
+          <w:i w:val="0"/>
+          <w:sz w:val="24"/>
+        </w:rPr>
+        <w:t>̂₂ rises to 0.833, and the number of countries in the [0.9, 1.1] consistency band increases from 9 to 12. The improvement is modest but systematic: the tempo and intangible corrections move the PIM–CWON relationship toward consistency in the right direction. The median R² exceeds 0.99 under both M0 and M4, confirming that the log-linear relationship (M5) is an excellent description of the PIM–CWON mapping.</w:t>
       </w:r>
     </w:p>
     <w:p>
@@ -3130,7 +7720,151 @@
           <w:i w:val="0"/>
           <w:sz w:val="24"/>
         </w:rPr>
-        <w:t>Figure 6(b) plots ρ̂₁ against ρ̂₂ under M4. Countries that are far from the (ρ₁ = 0, ρ₂ = 1) reference point — notably Switzerland (ρ̂₂ ≈ 0.40), Poland (ρ̂₂ ≈ 0.60), and Norway (ρ̂₂ ≈ 0.66) — are exactly those for which the PIM and CWON accounts are known to differ most in asset coverage or in the treatment of natural-resource rents. The RPIM diagnostic therefore serves as a simple, interpretable quality-control tool for national capital accounts: a country whose ρ̂₂ deviates markedly from unity warrants closer investigation of the underlying asset-composition assumptions in both accounts.</w:t>
+        <w:t xml:space="preserve">Figure 6(b) plots </w:t>
+      </w:r>
+      <w:r>
+        <w:rPr>
+          <w:rFonts w:ascii="Times New Roman" w:hAnsi="Times New Roman" w:eastAsia="MS Mincho"/>
+          <w:b w:val="0"/>
+          <w:i/>
+          <w:sz w:val="24"/>
+        </w:rPr>
+        <w:t>ρ</w:t>
+      </w:r>
+      <w:r>
+        <w:rPr>
+          <w:rFonts w:ascii="Times New Roman" w:hAnsi="Times New Roman" w:eastAsia="MS Mincho"/>
+          <w:b w:val="0"/>
+          <w:i w:val="0"/>
+          <w:sz w:val="24"/>
+        </w:rPr>
+        <w:t xml:space="preserve">̂₁ against </w:t>
+      </w:r>
+      <w:r>
+        <w:rPr>
+          <w:rFonts w:ascii="Times New Roman" w:hAnsi="Times New Roman" w:eastAsia="MS Mincho"/>
+          <w:b w:val="0"/>
+          <w:i/>
+          <w:sz w:val="24"/>
+        </w:rPr>
+        <w:t>ρ</w:t>
+      </w:r>
+      <w:r>
+        <w:rPr>
+          <w:rFonts w:ascii="Times New Roman" w:hAnsi="Times New Roman" w:eastAsia="MS Mincho"/>
+          <w:b w:val="0"/>
+          <w:i w:val="0"/>
+          <w:sz w:val="24"/>
+        </w:rPr>
+        <w:t>̂₂ under M4. Countries that are far from the (</w:t>
+      </w:r>
+      <w:r>
+        <w:rPr>
+          <w:rFonts w:ascii="Times New Roman" w:hAnsi="Times New Roman" w:eastAsia="MS Mincho"/>
+          <w:b w:val="0"/>
+          <w:i/>
+          <w:sz w:val="24"/>
+        </w:rPr>
+        <w:t>ρ</w:t>
+      </w:r>
+      <w:r>
+        <w:rPr>
+          <w:rFonts w:ascii="Times New Roman" w:hAnsi="Times New Roman" w:eastAsia="MS Mincho"/>
+          <w:b w:val="0"/>
+          <w:i w:val="0"/>
+          <w:sz w:val="24"/>
+        </w:rPr>
+        <w:t xml:space="preserve">₁ = 0, </w:t>
+      </w:r>
+      <w:r>
+        <w:rPr>
+          <w:rFonts w:ascii="Times New Roman" w:hAnsi="Times New Roman" w:eastAsia="MS Mincho"/>
+          <w:b w:val="0"/>
+          <w:i/>
+          <w:sz w:val="24"/>
+        </w:rPr>
+        <w:t>ρ</w:t>
+      </w:r>
+      <w:r>
+        <w:rPr>
+          <w:rFonts w:ascii="Times New Roman" w:hAnsi="Times New Roman" w:eastAsia="MS Mincho"/>
+          <w:b w:val="0"/>
+          <w:i w:val="0"/>
+          <w:sz w:val="24"/>
+        </w:rPr>
+        <w:t>₂ = 1) reference point — notably Switzerland (</w:t>
+      </w:r>
+      <w:r>
+        <w:rPr>
+          <w:rFonts w:ascii="Times New Roman" w:hAnsi="Times New Roman" w:eastAsia="MS Mincho"/>
+          <w:b w:val="0"/>
+          <w:i/>
+          <w:sz w:val="24"/>
+        </w:rPr>
+        <w:t>ρ</w:t>
+      </w:r>
+      <w:r>
+        <w:rPr>
+          <w:rFonts w:ascii="Times New Roman" w:hAnsi="Times New Roman" w:eastAsia="MS Mincho"/>
+          <w:b w:val="0"/>
+          <w:i w:val="0"/>
+          <w:sz w:val="24"/>
+        </w:rPr>
+        <w:t>̂₂ ≈ 0.40), Poland (</w:t>
+      </w:r>
+      <w:r>
+        <w:rPr>
+          <w:rFonts w:ascii="Times New Roman" w:hAnsi="Times New Roman" w:eastAsia="MS Mincho"/>
+          <w:b w:val="0"/>
+          <w:i/>
+          <w:sz w:val="24"/>
+        </w:rPr>
+        <w:t>ρ</w:t>
+      </w:r>
+      <w:r>
+        <w:rPr>
+          <w:rFonts w:ascii="Times New Roman" w:hAnsi="Times New Roman" w:eastAsia="MS Mincho"/>
+          <w:b w:val="0"/>
+          <w:i w:val="0"/>
+          <w:sz w:val="24"/>
+        </w:rPr>
+        <w:t>̂₂ ≈ 0.60), and Norway (</w:t>
+      </w:r>
+      <w:r>
+        <w:rPr>
+          <w:rFonts w:ascii="Times New Roman" w:hAnsi="Times New Roman" w:eastAsia="MS Mincho"/>
+          <w:b w:val="0"/>
+          <w:i/>
+          <w:sz w:val="24"/>
+        </w:rPr>
+        <w:t>ρ</w:t>
+      </w:r>
+      <w:r>
+        <w:rPr>
+          <w:rFonts w:ascii="Times New Roman" w:hAnsi="Times New Roman" w:eastAsia="MS Mincho"/>
+          <w:b w:val="0"/>
+          <w:i w:val="0"/>
+          <w:sz w:val="24"/>
+        </w:rPr>
+        <w:t xml:space="preserve">̂₂ ≈ 0.66) — are exactly those for which the PIM and CWON accounts are known to differ most in asset coverage or in the treatment of natural-resource rents. The RPIM diagnostic therefore serves as a simple, interpretable quality-control tool for national capital accounts: a country whose </w:t>
+      </w:r>
+      <w:r>
+        <w:rPr>
+          <w:rFonts w:ascii="Times New Roman" w:hAnsi="Times New Roman" w:eastAsia="MS Mincho"/>
+          <w:b w:val="0"/>
+          <w:i/>
+          <w:sz w:val="24"/>
+        </w:rPr>
+        <w:t>ρ</w:t>
+      </w:r>
+      <w:r>
+        <w:rPr>
+          <w:rFonts w:ascii="Times New Roman" w:hAnsi="Times New Roman" w:eastAsia="MS Mincho"/>
+          <w:b w:val="0"/>
+          <w:i w:val="0"/>
+          <w:sz w:val="24"/>
+        </w:rPr>
+        <w:t>̂₂ deviates markedly from unity warrants closer investigation of the underlying asset-composition assumptions in both accounts.</w:t>
       </w:r>
     </w:p>
     <w:p>
@@ -3223,7 +7957,97 @@
           <w:i w:val="0"/>
           <w:sz w:val="24"/>
         </w:rPr>
-        <w:t>Inklaar's critique (§VI.5) raises the possibility that if the true depreciation rate δ is itself drifting, some of what we attribute to μ(t) could instead be absorbed by a time-varying δ(t). We address this directly by re-estimating the constant lag μ̂ (M1) under five depreciation scenarios: δ × {0.80, 0.90, 1.00, 1.10, 1.20}.</w:t>
+        <w:t xml:space="preserve">Inklaar's critique (§VI.5) raises the possibility that if the true depreciation rate </w:t>
+      </w:r>
+      <w:r>
+        <w:rPr>
+          <w:rFonts w:ascii="Times New Roman" w:hAnsi="Times New Roman" w:eastAsia="MS Mincho"/>
+          <w:b w:val="0"/>
+          <w:i/>
+          <w:sz w:val="24"/>
+        </w:rPr>
+        <w:t>δ</w:t>
+      </w:r>
+      <w:r>
+        <w:rPr>
+          <w:rFonts w:ascii="Times New Roman" w:hAnsi="Times New Roman" w:eastAsia="MS Mincho"/>
+          <w:b w:val="0"/>
+          <w:i w:val="0"/>
+          <w:sz w:val="24"/>
+        </w:rPr>
+        <w:t xml:space="preserve"> is itself drifting, some of what we attribute to </w:t>
+      </w:r>
+      <w:r>
+        <w:rPr>
+          <w:rFonts w:ascii="Times New Roman" w:hAnsi="Times New Roman" w:eastAsia="MS Mincho"/>
+          <w:b w:val="0"/>
+          <w:i/>
+          <w:sz w:val="24"/>
+        </w:rPr>
+        <w:t>μ</w:t>
+      </w:r>
+      <w:r>
+        <w:rPr>
+          <w:rFonts w:ascii="Times New Roman" w:hAnsi="Times New Roman" w:eastAsia="MS Mincho"/>
+          <w:b w:val="0"/>
+          <w:i w:val="0"/>
+          <w:sz w:val="24"/>
+        </w:rPr>
+        <w:t xml:space="preserve">(t) could instead be absorbed by a time-varying </w:t>
+      </w:r>
+      <w:r>
+        <w:rPr>
+          <w:rFonts w:ascii="Times New Roman" w:hAnsi="Times New Roman" w:eastAsia="MS Mincho"/>
+          <w:b w:val="0"/>
+          <w:i/>
+          <w:sz w:val="24"/>
+        </w:rPr>
+        <w:t>δ</w:t>
+      </w:r>
+      <w:r>
+        <w:rPr>
+          <w:rFonts w:ascii="Times New Roman" w:hAnsi="Times New Roman" w:eastAsia="MS Mincho"/>
+          <w:b w:val="0"/>
+          <w:i w:val="0"/>
+          <w:sz w:val="24"/>
+        </w:rPr>
+        <w:t xml:space="preserve">(t). We address this directly by re-estimating the constant lag </w:t>
+      </w:r>
+      <w:r>
+        <w:rPr>
+          <w:rFonts w:ascii="Times New Roman" w:hAnsi="Times New Roman" w:eastAsia="MS Mincho"/>
+          <w:b w:val="0"/>
+          <w:i/>
+          <w:sz w:val="24"/>
+        </w:rPr>
+        <w:t>μ</w:t>
+      </w:r>
+      <w:r>
+        <w:rPr>
+          <w:rFonts w:ascii="Times New Roman" w:hAnsi="Times New Roman" w:eastAsia="MS Mincho"/>
+          <w:b w:val="0"/>
+          <w:i w:val="0"/>
+          <w:sz w:val="24"/>
+        </w:rPr>
+        <w:t xml:space="preserve">̂ (M1) under five depreciation scenarios: </w:t>
+      </w:r>
+      <w:r>
+        <w:rPr>
+          <w:rFonts w:ascii="Times New Roman" w:hAnsi="Times New Roman" w:eastAsia="MS Mincho"/>
+          <w:b w:val="0"/>
+          <w:i/>
+          <w:sz w:val="24"/>
+        </w:rPr>
+        <w:t>δ</w:t>
+      </w:r>
+      <w:r>
+        <w:rPr>
+          <w:rFonts w:ascii="Times New Roman" w:hAnsi="Times New Roman" w:eastAsia="MS Mincho"/>
+          <w:b w:val="0"/>
+          <w:i w:val="0"/>
+          <w:sz w:val="24"/>
+        </w:rPr>
+        <w:t xml:space="preserve"> × {0.80, 0.90, 1.00, 1.10, 1.20}.</w:t>
       </w:r>
     </w:p>
     <w:p>
@@ -3238,7 +8062,151 @@
           <w:i w:val="0"/>
           <w:sz w:val="24"/>
         </w:rPr>
-        <w:t>Figure 7 shows the results. The main finding is that μ̂ is remarkably stable across the ±20% depreciation perturbation for most countries. The cross-country mean μ̂ moves from 1.61 years (δ × 0.80) to 1.52 years (δ × 1.20), a shift of only 0.09 years — less than 6% of the baseline estimate. The median μ̂ is virtually invariant at 0.26 years across all five scenarios. Countries with interior-solution μ̂ values (Slovakia, Luxembourg, United Kingdom, Sweden, Slovenia, and Colombia) show the expected negative relationship: higher depreciation slightly reduces the estimated lag, since faster depreciation absorbs some of the growth-rate variation that would otherwise be attributed to the gestation delay. However, the sensitivity is quantitatively small: a ±20% perturbation in δ moves μ̂ by at most 1.25 years even for the most sensitive country (Slovakia: 5.75 → 4.50 years; Luxembourg: 3.75 → 3.00 years). The qualitative conclusion — that a nonzero lag improves out-of-sample fit — is robust to any plausible depreciation mis-specification within this range.</w:t>
+        <w:t xml:space="preserve">Figure 7 shows the results. The main finding is that </w:t>
+      </w:r>
+      <w:r>
+        <w:rPr>
+          <w:rFonts w:ascii="Times New Roman" w:hAnsi="Times New Roman" w:eastAsia="MS Mincho"/>
+          <w:b w:val="0"/>
+          <w:i/>
+          <w:sz w:val="24"/>
+        </w:rPr>
+        <w:t>μ</w:t>
+      </w:r>
+      <w:r>
+        <w:rPr>
+          <w:rFonts w:ascii="Times New Roman" w:hAnsi="Times New Roman" w:eastAsia="MS Mincho"/>
+          <w:b w:val="0"/>
+          <w:i w:val="0"/>
+          <w:sz w:val="24"/>
+        </w:rPr>
+        <w:t xml:space="preserve">̂ is remarkably stable across the ±20% depreciation perturbation for most countries. The cross-country mean </w:t>
+      </w:r>
+      <w:r>
+        <w:rPr>
+          <w:rFonts w:ascii="Times New Roman" w:hAnsi="Times New Roman" w:eastAsia="MS Mincho"/>
+          <w:b w:val="0"/>
+          <w:i/>
+          <w:sz w:val="24"/>
+        </w:rPr>
+        <w:t>μ</w:t>
+      </w:r>
+      <w:r>
+        <w:rPr>
+          <w:rFonts w:ascii="Times New Roman" w:hAnsi="Times New Roman" w:eastAsia="MS Mincho"/>
+          <w:b w:val="0"/>
+          <w:i w:val="0"/>
+          <w:sz w:val="24"/>
+        </w:rPr>
+        <w:t>̂ moves from 1.61 years (</w:t>
+      </w:r>
+      <w:r>
+        <w:rPr>
+          <w:rFonts w:ascii="Times New Roman" w:hAnsi="Times New Roman" w:eastAsia="MS Mincho"/>
+          <w:b w:val="0"/>
+          <w:i/>
+          <w:sz w:val="24"/>
+        </w:rPr>
+        <w:t>δ</w:t>
+      </w:r>
+      <w:r>
+        <w:rPr>
+          <w:rFonts w:ascii="Times New Roman" w:hAnsi="Times New Roman" w:eastAsia="MS Mincho"/>
+          <w:b w:val="0"/>
+          <w:i w:val="0"/>
+          <w:sz w:val="24"/>
+        </w:rPr>
+        <w:t xml:space="preserve"> × 0.80) to 1.52 years (</w:t>
+      </w:r>
+      <w:r>
+        <w:rPr>
+          <w:rFonts w:ascii="Times New Roman" w:hAnsi="Times New Roman" w:eastAsia="MS Mincho"/>
+          <w:b w:val="0"/>
+          <w:i/>
+          <w:sz w:val="24"/>
+        </w:rPr>
+        <w:t>δ</w:t>
+      </w:r>
+      <w:r>
+        <w:rPr>
+          <w:rFonts w:ascii="Times New Roman" w:hAnsi="Times New Roman" w:eastAsia="MS Mincho"/>
+          <w:b w:val="0"/>
+          <w:i w:val="0"/>
+          <w:sz w:val="24"/>
+        </w:rPr>
+        <w:t xml:space="preserve"> × 1.20), a shift of only 0.09 years — less than 6% of the baseline estimate. The median </w:t>
+      </w:r>
+      <w:r>
+        <w:rPr>
+          <w:rFonts w:ascii="Times New Roman" w:hAnsi="Times New Roman" w:eastAsia="MS Mincho"/>
+          <w:b w:val="0"/>
+          <w:i/>
+          <w:sz w:val="24"/>
+        </w:rPr>
+        <w:t>μ</w:t>
+      </w:r>
+      <w:r>
+        <w:rPr>
+          <w:rFonts w:ascii="Times New Roman" w:hAnsi="Times New Roman" w:eastAsia="MS Mincho"/>
+          <w:b w:val="0"/>
+          <w:i w:val="0"/>
+          <w:sz w:val="24"/>
+        </w:rPr>
+        <w:t xml:space="preserve">̂ is virtually invariant at 0.26 years across all five scenarios. Countries with interior-solution </w:t>
+      </w:r>
+      <w:r>
+        <w:rPr>
+          <w:rFonts w:ascii="Times New Roman" w:hAnsi="Times New Roman" w:eastAsia="MS Mincho"/>
+          <w:b w:val="0"/>
+          <w:i/>
+          <w:sz w:val="24"/>
+        </w:rPr>
+        <w:t>μ</w:t>
+      </w:r>
+      <w:r>
+        <w:rPr>
+          <w:rFonts w:ascii="Times New Roman" w:hAnsi="Times New Roman" w:eastAsia="MS Mincho"/>
+          <w:b w:val="0"/>
+          <w:i w:val="0"/>
+          <w:sz w:val="24"/>
+        </w:rPr>
+        <w:t xml:space="preserve">̂ values (Slovakia, Luxembourg, United Kingdom, Sweden, Slovenia, and Colombia) show the expected negative relationship: higher depreciation slightly reduces the estimated lag, since faster depreciation absorbs some of the growth-rate variation that would otherwise be attributed to the gestation delay. However, the sensitivity is quantitatively small: a ±20% perturbation in </w:t>
+      </w:r>
+      <w:r>
+        <w:rPr>
+          <w:rFonts w:ascii="Times New Roman" w:hAnsi="Times New Roman" w:eastAsia="MS Mincho"/>
+          <w:b w:val="0"/>
+          <w:i/>
+          <w:sz w:val="24"/>
+        </w:rPr>
+        <w:t>δ</w:t>
+      </w:r>
+      <w:r>
+        <w:rPr>
+          <w:rFonts w:ascii="Times New Roman" w:hAnsi="Times New Roman" w:eastAsia="MS Mincho"/>
+          <w:b w:val="0"/>
+          <w:i w:val="0"/>
+          <w:sz w:val="24"/>
+        </w:rPr>
+        <w:t xml:space="preserve"> moves </w:t>
+      </w:r>
+      <w:r>
+        <w:rPr>
+          <w:rFonts w:ascii="Times New Roman" w:hAnsi="Times New Roman" w:eastAsia="MS Mincho"/>
+          <w:b w:val="0"/>
+          <w:i/>
+          <w:sz w:val="24"/>
+        </w:rPr>
+        <w:t>μ</w:t>
+      </w:r>
+      <w:r>
+        <w:rPr>
+          <w:rFonts w:ascii="Times New Roman" w:hAnsi="Times New Roman" w:eastAsia="MS Mincho"/>
+          <w:b w:val="0"/>
+          <w:i w:val="0"/>
+          <w:sz w:val="24"/>
+        </w:rPr>
+        <w:t>̂ by at most 1.25 years even for the most sensitive country (Slovakia: 5.75 → 4.50 years; Luxembourg: 3.75 → 3.00 years). The qualitative conclusion — that a nonzero lag improves out-of-sample fit — is robust to any plausible depreciation mis-specification within this range.</w:t>
       </w:r>
     </w:p>
     <w:p>
@@ -3331,7 +8299,43 @@
           <w:i w:val="0"/>
           <w:sz w:val="24"/>
         </w:rPr>
-        <w:t>Table 1 reports that M4 (joint tempo + intangible) achieves an out-of-sample MAPE of 4.61 %, virtually identical to M0 (4.60 %). This apparent non-improvement deserves scrutiny. Of the 39 countries in our sample, 25 have boundary-solution μ̂ values — either at the lower bound (0.01, effectively zero lag, 18 countries) or at the upper bound (6.0, 7 countries). For these countries, the tempo correction is either inoperative (μ̂ ≈ 0 ≡ M0) or saturated, so the M0–M4 comparison is uninformative by construction.</w:t>
+        <w:t xml:space="preserve">Table 1 reports that M4 (joint tempo + intangible) achieves an out-of-sample MAPE of 4.61 %, virtually identical to M0 (4.60 %). This apparent non-improvement deserves scrutiny. Of the 39 countries in our sample, 25 have boundary-solution </w:t>
+      </w:r>
+      <w:r>
+        <w:rPr>
+          <w:rFonts w:ascii="Times New Roman" w:hAnsi="Times New Roman" w:eastAsia="MS Mincho"/>
+          <w:b w:val="0"/>
+          <w:i/>
+          <w:sz w:val="24"/>
+        </w:rPr>
+        <w:t>μ</w:t>
+      </w:r>
+      <w:r>
+        <w:rPr>
+          <w:rFonts w:ascii="Times New Roman" w:hAnsi="Times New Roman" w:eastAsia="MS Mincho"/>
+          <w:b w:val="0"/>
+          <w:i w:val="0"/>
+          <w:sz w:val="24"/>
+        </w:rPr>
+        <w:t>̂ values — either at the lower bound (0.01, effectively zero lag, 18 countries) or at the upper bound (6.0, 7 countries). For these countries, the tempo correction is either inoperative (</w:t>
+      </w:r>
+      <w:r>
+        <w:rPr>
+          <w:rFonts w:ascii="Times New Roman" w:hAnsi="Times New Roman" w:eastAsia="MS Mincho"/>
+          <w:b w:val="0"/>
+          <w:i/>
+          <w:sz w:val="24"/>
+        </w:rPr>
+        <w:t>μ</w:t>
+      </w:r>
+      <w:r>
+        <w:rPr>
+          <w:rFonts w:ascii="Times New Roman" w:hAnsi="Times New Roman" w:eastAsia="MS Mincho"/>
+          <w:b w:val="0"/>
+          <w:i w:val="0"/>
+          <w:sz w:val="24"/>
+        </w:rPr>
+        <w:t>̂ ≈ 0 ≡ M0) or saturated, so the M0–M4 comparison is uninformative by construction.</w:t>
       </w:r>
     </w:p>
     <w:p>
@@ -3346,7 +8350,43 @@
           <w:i w:val="0"/>
           <w:sz w:val="24"/>
         </w:rPr>
-        <w:t>Figure 8 restricts the OOS evaluation to the 14 countries with interior-solution μ̂ (μ̂ ∈ (0.02, 5.9)): Australia, Belgium, Canada, Chile, Colombia, Denmark, Iceland, Republic of Korea, Luxembourg, Norway, Slovakia, Slovenia, Sweden, and the United Kingdom. For this subsample, M1 (constant lag) achieves a median MAPE of 4.23 %, an improvement over M0's 4.27 %. Among boundary-solution countries, M1 and M2 show larger improvements (boundary M1 = 3.98 %, boundary M2 = 3.83 % vs boundary M0 = 4.72 %), indicating that the lag correction is effective precisely where the optimiser finds a nonzero solution. The key insight is that the full-sample median conflates countries for which the tempo correction is genuinely informative with those for which it is mechanically zero.</w:t>
+        <w:t xml:space="preserve">Figure 8 restricts the OOS evaluation to the 14 countries with interior-solution </w:t>
+      </w:r>
+      <w:r>
+        <w:rPr>
+          <w:rFonts w:ascii="Times New Roman" w:hAnsi="Times New Roman" w:eastAsia="MS Mincho"/>
+          <w:b w:val="0"/>
+          <w:i/>
+          <w:sz w:val="24"/>
+        </w:rPr>
+        <w:t>μ</w:t>
+      </w:r>
+      <w:r>
+        <w:rPr>
+          <w:rFonts w:ascii="Times New Roman" w:hAnsi="Times New Roman" w:eastAsia="MS Mincho"/>
+          <w:b w:val="0"/>
+          <w:i w:val="0"/>
+          <w:sz w:val="24"/>
+        </w:rPr>
+        <w:t>̂ (</w:t>
+      </w:r>
+      <w:r>
+        <w:rPr>
+          <w:rFonts w:ascii="Times New Roman" w:hAnsi="Times New Roman" w:eastAsia="MS Mincho"/>
+          <w:b w:val="0"/>
+          <w:i/>
+          <w:sz w:val="24"/>
+        </w:rPr>
+        <w:t>μ</w:t>
+      </w:r>
+      <w:r>
+        <w:rPr>
+          <w:rFonts w:ascii="Times New Roman" w:hAnsi="Times New Roman" w:eastAsia="MS Mincho"/>
+          <w:b w:val="0"/>
+          <w:i w:val="0"/>
+          <w:sz w:val="24"/>
+        </w:rPr>
+        <w:t>̂ ∈ (0.02, 5.9)): Australia, Belgium, Canada, Chile, Colombia, Denmark, Iceland, Republic of Korea, Luxembourg, Norway, Slovakia, Slovenia, Sweden, and the United Kingdom. For this subsample, M1 (constant lag) achieves a median MAPE of 4.23 %, an improvement over M0's 4.27 %. Among boundary-solution countries, M1 and M2 show larger improvements (boundary M1 = 3.98 %, boundary M2 = 3.83 % vs boundary M0 = 4.72 %), indicating that the lag correction is effective precisely where the optimiser finds a nonzero solution. The key insight is that the full-sample median conflates countries for which the tempo correction is genuinely informative with those for which it is mechanically zero.</w:t>
       </w:r>
     </w:p>
     <w:p>
@@ -4045,7 +9085,43 @@
           <w:i w:val="0"/>
           <w:sz w:val="24"/>
         </w:rPr>
-        <w:t>MAPE measures average percentage error in GDP levels but does not capture whether models track the direction of GDP growth or the trajectory of the wealth-side capital stock. Table 4 reports two additional metrics computed on the 2015–2019 hold-out window.</w:t>
+        <w:t xml:space="preserve">MAPE measures average percentage error in GDP levels but does not capture whether models track the </w:t>
+      </w:r>
+      <w:r>
+        <w:rPr>
+          <w:rFonts w:ascii="Times New Roman" w:hAnsi="Times New Roman" w:eastAsia="MS Mincho"/>
+          <w:b w:val="0"/>
+          <w:i/>
+          <w:sz w:val="24"/>
+        </w:rPr>
+        <w:t>direction</w:t>
+      </w:r>
+      <w:r>
+        <w:rPr>
+          <w:rFonts w:ascii="Times New Roman" w:hAnsi="Times New Roman" w:eastAsia="MS Mincho"/>
+          <w:b w:val="0"/>
+          <w:i w:val="0"/>
+          <w:sz w:val="24"/>
+        </w:rPr>
+        <w:t xml:space="preserve"> of GDP growth or the </w:t>
+      </w:r>
+      <w:r>
+        <w:rPr>
+          <w:rFonts w:ascii="Times New Roman" w:hAnsi="Times New Roman" w:eastAsia="MS Mincho"/>
+          <w:b w:val="0"/>
+          <w:i/>
+          <w:sz w:val="24"/>
+        </w:rPr>
+        <w:t>trajectory</w:t>
+      </w:r>
+      <w:r>
+        <w:rPr>
+          <w:rFonts w:ascii="Times New Roman" w:hAnsi="Times New Roman" w:eastAsia="MS Mincho"/>
+          <w:b w:val="0"/>
+          <w:i w:val="0"/>
+          <w:sz w:val="24"/>
+        </w:rPr>
+        <w:t xml:space="preserve"> of the wealth-side capital stock. Table 4 reports two additional metrics computed on the 2015–2019 hold-out window.</w:t>
       </w:r>
     </w:p>
     <w:p>
@@ -4168,7 +9244,61 @@
           <w:i w:val="0"/>
           <w:sz w:val="24"/>
         </w:rPr>
-        <w:t>A natural question is whether the cross-country variation in ρ̂₂ reflects observable differences in asset composition. Countries with a higher share of intangible and R&amp;D-intensive investment might be expected to show larger PIM–CWON divergences (lower ρ̂₂) if their PIM construction omits intangibles, or higher ρ̂₂ if the tempo and intangible corrections in M4 successfully account for the discrepancy.</w:t>
+        <w:t xml:space="preserve">A natural question is whether the cross-country variation in </w:t>
+      </w:r>
+      <w:r>
+        <w:rPr>
+          <w:rFonts w:ascii="Times New Roman" w:hAnsi="Times New Roman" w:eastAsia="MS Mincho"/>
+          <w:b w:val="0"/>
+          <w:i/>
+          <w:sz w:val="24"/>
+        </w:rPr>
+        <w:t>ρ</w:t>
+      </w:r>
+      <w:r>
+        <w:rPr>
+          <w:rFonts w:ascii="Times New Roman" w:hAnsi="Times New Roman" w:eastAsia="MS Mincho"/>
+          <w:b w:val="0"/>
+          <w:i w:val="0"/>
+          <w:sz w:val="24"/>
+        </w:rPr>
+        <w:t xml:space="preserve">̂₂ reflects observable differences in asset composition. Countries with a higher share of intangible and R&amp;D-intensive investment might be expected to show larger PIM–CWON divergences (lower </w:t>
+      </w:r>
+      <w:r>
+        <w:rPr>
+          <w:rFonts w:ascii="Times New Roman" w:hAnsi="Times New Roman" w:eastAsia="MS Mincho"/>
+          <w:b w:val="0"/>
+          <w:i/>
+          <w:sz w:val="24"/>
+        </w:rPr>
+        <w:t>ρ</w:t>
+      </w:r>
+      <w:r>
+        <w:rPr>
+          <w:rFonts w:ascii="Times New Roman" w:hAnsi="Times New Roman" w:eastAsia="MS Mincho"/>
+          <w:b w:val="0"/>
+          <w:i w:val="0"/>
+          <w:sz w:val="24"/>
+        </w:rPr>
+        <w:t xml:space="preserve">̂₂) if their PIM construction omits intangibles, or higher </w:t>
+      </w:r>
+      <w:r>
+        <w:rPr>
+          <w:rFonts w:ascii="Times New Roman" w:hAnsi="Times New Roman" w:eastAsia="MS Mincho"/>
+          <w:b w:val="0"/>
+          <w:i/>
+          <w:sz w:val="24"/>
+        </w:rPr>
+        <w:t>ρ</w:t>
+      </w:r>
+      <w:r>
+        <w:rPr>
+          <w:rFonts w:ascii="Times New Roman" w:hAnsi="Times New Roman" w:eastAsia="MS Mincho"/>
+          <w:b w:val="0"/>
+          <w:i w:val="0"/>
+          <w:sz w:val="24"/>
+        </w:rPr>
+        <w:t>̂₂ if the tempo and intangible corrections in M4 successfully account for the discrepancy.</w:t>
       </w:r>
     </w:p>
     <w:p>
@@ -4183,7 +9313,43 @@
           <w:i w:val="0"/>
           <w:sz w:val="24"/>
         </w:rPr>
-        <w:t>Figure 9 reports a cross-sectional OLS regression of ρ̂₂ on mean R&amp;D expenditure as a share of GDP (World Bank WDI). Under M0, the slope is positive (0.054) but not significant at 5 % (t = 1.82, R² = 0.082, n = 39): higher R&amp;D intensity is weakly associated with higher PIM–CWON consistency, possibly because R&amp;D-intensive economies also tend to have better-maintained national accounts. Under M4, the slope increases to 0.068 and becomes significant (t = 2.34, R² = 0.129): after the tempo and intangible corrections, the association between R&amp;D intensity and PIM–CWON consistency strengthens. This is consistent with the interpretation that M4's intangible correction (β) captures a component of the capital stock that is correlated with R&amp;D intensity, thereby reducing the residual PIM–CWON gap for innovation-oriented economies.</w:t>
+        <w:t xml:space="preserve">Figure 9 reports a cross-sectional OLS regression of </w:t>
+      </w:r>
+      <w:r>
+        <w:rPr>
+          <w:rFonts w:ascii="Times New Roman" w:hAnsi="Times New Roman" w:eastAsia="MS Mincho"/>
+          <w:b w:val="0"/>
+          <w:i/>
+          <w:sz w:val="24"/>
+        </w:rPr>
+        <w:t>ρ</w:t>
+      </w:r>
+      <w:r>
+        <w:rPr>
+          <w:rFonts w:ascii="Times New Roman" w:hAnsi="Times New Roman" w:eastAsia="MS Mincho"/>
+          <w:b w:val="0"/>
+          <w:i w:val="0"/>
+          <w:sz w:val="24"/>
+        </w:rPr>
+        <w:t>̂₂ on mean R&amp;D expenditure as a share of GDP (World Bank WDI). Under M0, the slope is positive (0.054) but not significant at 5 % (t = 1.82, R² = 0.082, n = 39): higher R&amp;D intensity is weakly associated with higher PIM–CWON consistency, possibly because R&amp;D-intensive economies also tend to have better-maintained national accounts. Under M4, the slope increases to 0.068 and becomes significant (t = 2.34, R² = 0.129): after the tempo and intangible corrections, the association between R&amp;D intensity and PIM–CWON consistency strengthens. This is consistent with the interpretation that M4's intangible correction (</w:t>
+      </w:r>
+      <w:r>
+        <w:rPr>
+          <w:rFonts w:ascii="Times New Roman" w:hAnsi="Times New Roman" w:eastAsia="MS Mincho"/>
+          <w:b w:val="0"/>
+          <w:i/>
+          <w:sz w:val="24"/>
+        </w:rPr>
+        <w:t>β</w:t>
+      </w:r>
+      <w:r>
+        <w:rPr>
+          <w:rFonts w:ascii="Times New Roman" w:hAnsi="Times New Roman" w:eastAsia="MS Mincho"/>
+          <w:b w:val="0"/>
+          <w:i w:val="0"/>
+          <w:sz w:val="24"/>
+        </w:rPr>
+        <w:t>) captures a component of the capital stock that is correlated with R&amp;D intensity, thereby reducing the residual PIM–CWON gap for innovation-oriented economies.</w:t>
       </w:r>
     </w:p>
     <w:p>
@@ -4198,7 +9364,43 @@
           <w:i w:val="0"/>
           <w:sz w:val="24"/>
         </w:rPr>
-        <w:t>The cross-sectional R² remains modest (13 %), reflecting the many other sources of PIM–CWON divergence (land-price revaluations, natural-resource rents, differences in asset-life assumptions). The result should therefore be read as suggestive rather than conclusive: ρ̂₂ is not random noise but reflects, in part, observable asset-composition differences across countries. This provides indirect engagement with the asset-specific profiles that a single-asset PIM cannot directly model, and points toward a natural extension in which ρ̂₂ is decomposed by asset class as multi-asset PIM data become available.</w:t>
+        <w:t xml:space="preserve">The cross-sectional R² remains modest (13 %), reflecting the many other sources of PIM–CWON divergence (land-price revaluations, natural-resource rents, differences in asset-life assumptions). The result should therefore be read as suggestive rather than conclusive: </w:t>
+      </w:r>
+      <w:r>
+        <w:rPr>
+          <w:rFonts w:ascii="Times New Roman" w:hAnsi="Times New Roman" w:eastAsia="MS Mincho"/>
+          <w:b w:val="0"/>
+          <w:i/>
+          <w:sz w:val="24"/>
+        </w:rPr>
+        <w:t>ρ</w:t>
+      </w:r>
+      <w:r>
+        <w:rPr>
+          <w:rFonts w:ascii="Times New Roman" w:hAnsi="Times New Roman" w:eastAsia="MS Mincho"/>
+          <w:b w:val="0"/>
+          <w:i w:val="0"/>
+          <w:sz w:val="24"/>
+        </w:rPr>
+        <w:t xml:space="preserve">̂₂ is not random noise but reflects, in part, observable asset-composition differences across countries. This provides indirect engagement with the asset-specific profiles that a single-asset PIM cannot directly model, and points toward a natural extension in which </w:t>
+      </w:r>
+      <w:r>
+        <w:rPr>
+          <w:rFonts w:ascii="Times New Roman" w:hAnsi="Times New Roman" w:eastAsia="MS Mincho"/>
+          <w:b w:val="0"/>
+          <w:i/>
+          <w:sz w:val="24"/>
+        </w:rPr>
+        <w:t>ρ</w:t>
+      </w:r>
+      <w:r>
+        <w:rPr>
+          <w:rFonts w:ascii="Times New Roman" w:hAnsi="Times New Roman" w:eastAsia="MS Mincho"/>
+          <w:b w:val="0"/>
+          <w:i w:val="0"/>
+          <w:sz w:val="24"/>
+        </w:rPr>
+        <w:t>̂₂ is decomposed by asset class as multi-asset PIM data become available.</w:t>
       </w:r>
     </w:p>
     <w:p>
@@ -4329,7 +9531,17 @@
                 <w:i w:val="0"/>
                 <w:sz w:val="20"/>
               </w:rPr>
-              <w:t>beta_j</w:t>
+              <w:t>beta</w:t>
+            </w:r>
+            <w:r>
+              <w:rPr>
+                <w:rFonts w:ascii="Times New Roman" w:hAnsi="Times New Roman" w:eastAsia="MS Mincho"/>
+                <w:b/>
+                <w:i/>
+                <w:sz w:val="20"/>
+                <w:vertAlign w:val="subscript"/>
+              </w:rPr>
+              <w:t>j</w:t>
             </w:r>
           </w:p>
         </w:tc>
@@ -11236,7 +16448,133 @@
           <w:i w:val="0"/>
           <w:sz w:val="24"/>
         </w:rPr>
-        <w:t>Under M0 the Solow residual is log A₀(t) = log Y − α log K₀ − (1 − α) log LH, where K₀ is the instant PIM stock. Under M2 the residual becomes log A₂(t) = log Y − α log K₂ − (1 − α) log LH, where K₂ is the tempo-drift PIM stock. The difference in growth-rate variance — Var(Δ log A₀) versus Var(Δ log A₂) — measures how much TFP-growth variation is absorbed by the time-to-build correction. Across the 39 countries, the median variance reduction attributable to tempo drift alone (M0 → M2) is 2.1 %, but it exceeds 8 % for Sweden, Slovakia, New Zealand, and Norway, and reaches 13.8 % for New Zealand. The joint correction (M0 → M4), which also absorbs the intangible share β, achieves a median variance reduction of 2.7 %, with France (29.7 %), Luxembourg (14.6 %), Netherlands (10.7 %), and Italy (11.0 %) showing the largest shifts.</w:t>
+        <w:t xml:space="preserve">Under M0 the Solow residual is log A₀(t) = log Y − </w:t>
+      </w:r>
+      <w:r>
+        <w:rPr>
+          <w:rFonts w:ascii="Times New Roman" w:hAnsi="Times New Roman" w:eastAsia="MS Mincho"/>
+          <w:b w:val="0"/>
+          <w:i/>
+          <w:sz w:val="24"/>
+        </w:rPr>
+        <w:t>α</w:t>
+      </w:r>
+      <w:r>
+        <w:rPr>
+          <w:rFonts w:ascii="Times New Roman" w:hAnsi="Times New Roman" w:eastAsia="MS Mincho"/>
+          <w:b w:val="0"/>
+          <w:i w:val="0"/>
+          <w:sz w:val="24"/>
+        </w:rPr>
+        <w:t xml:space="preserve"> log K₀ − (1 − </w:t>
+      </w:r>
+      <w:r>
+        <w:rPr>
+          <w:rFonts w:ascii="Times New Roman" w:hAnsi="Times New Roman" w:eastAsia="MS Mincho"/>
+          <w:b w:val="0"/>
+          <w:i/>
+          <w:sz w:val="24"/>
+        </w:rPr>
+        <w:t>α</w:t>
+      </w:r>
+      <w:r>
+        <w:rPr>
+          <w:rFonts w:ascii="Times New Roman" w:hAnsi="Times New Roman" w:eastAsia="MS Mincho"/>
+          <w:b w:val="0"/>
+          <w:i w:val="0"/>
+          <w:sz w:val="24"/>
+        </w:rPr>
+        <w:t xml:space="preserve">) log LH, where K₀ is the instant PIM stock. Under M2 the residual becomes log A₂(t) = log Y − </w:t>
+      </w:r>
+      <w:r>
+        <w:rPr>
+          <w:rFonts w:ascii="Times New Roman" w:hAnsi="Times New Roman" w:eastAsia="MS Mincho"/>
+          <w:b w:val="0"/>
+          <w:i/>
+          <w:sz w:val="24"/>
+        </w:rPr>
+        <w:t>α</w:t>
+      </w:r>
+      <w:r>
+        <w:rPr>
+          <w:rFonts w:ascii="Times New Roman" w:hAnsi="Times New Roman" w:eastAsia="MS Mincho"/>
+          <w:b w:val="0"/>
+          <w:i w:val="0"/>
+          <w:sz w:val="24"/>
+        </w:rPr>
+        <w:t xml:space="preserve"> log K₂ − (1 − </w:t>
+      </w:r>
+      <w:r>
+        <w:rPr>
+          <w:rFonts w:ascii="Times New Roman" w:hAnsi="Times New Roman" w:eastAsia="MS Mincho"/>
+          <w:b w:val="0"/>
+          <w:i/>
+          <w:sz w:val="24"/>
+        </w:rPr>
+        <w:t>α</w:t>
+      </w:r>
+      <w:r>
+        <w:rPr>
+          <w:rFonts w:ascii="Times New Roman" w:hAnsi="Times New Roman" w:eastAsia="MS Mincho"/>
+          <w:b w:val="0"/>
+          <w:i w:val="0"/>
+          <w:sz w:val="24"/>
+        </w:rPr>
+        <w:t>) log LH, where K₂ is the tempo-drift PIM stock. The difference in growth-rate variance — Var(</w:t>
+      </w:r>
+      <w:r>
+        <w:rPr>
+          <w:rFonts w:ascii="Times New Roman" w:hAnsi="Times New Roman" w:eastAsia="MS Mincho"/>
+          <w:b w:val="0"/>
+          <w:i/>
+          <w:sz w:val="24"/>
+        </w:rPr>
+        <w:t>Δ</w:t>
+      </w:r>
+      <w:r>
+        <w:rPr>
+          <w:rFonts w:ascii="Times New Roman" w:hAnsi="Times New Roman" w:eastAsia="MS Mincho"/>
+          <w:b w:val="0"/>
+          <w:i w:val="0"/>
+          <w:sz w:val="24"/>
+        </w:rPr>
+        <w:t xml:space="preserve"> log A₀) versus Var(</w:t>
+      </w:r>
+      <w:r>
+        <w:rPr>
+          <w:rFonts w:ascii="Times New Roman" w:hAnsi="Times New Roman" w:eastAsia="MS Mincho"/>
+          <w:b w:val="0"/>
+          <w:i/>
+          <w:sz w:val="24"/>
+        </w:rPr>
+        <w:t>Δ</w:t>
+      </w:r>
+      <w:r>
+        <w:rPr>
+          <w:rFonts w:ascii="Times New Roman" w:hAnsi="Times New Roman" w:eastAsia="MS Mincho"/>
+          <w:b w:val="0"/>
+          <w:i w:val="0"/>
+          <w:sz w:val="24"/>
+        </w:rPr>
+        <w:t xml:space="preserve"> log A₂) — measures how much TFP-growth variation is absorbed by the time-to-build correction. Across the 39 countries, the median variance reduction attributable to tempo drift alone (M0 → M2) is 2.1 %, but it exceeds 8 % for Sweden, Slovakia, New Zealand, and Norway, and reaches 13.8 % for New Zealand. The joint correction (M0 → M4), which also absorbs the intangible share </w:t>
+      </w:r>
+      <w:r>
+        <w:rPr>
+          <w:rFonts w:ascii="Times New Roman" w:hAnsi="Times New Roman" w:eastAsia="MS Mincho"/>
+          <w:b w:val="0"/>
+          <w:i/>
+          <w:sz w:val="24"/>
+        </w:rPr>
+        <w:t>β</w:t>
+      </w:r>
+      <w:r>
+        <w:rPr>
+          <w:rFonts w:ascii="Times New Roman" w:hAnsi="Times New Roman" w:eastAsia="MS Mincho"/>
+          <w:b w:val="0"/>
+          <w:i w:val="0"/>
+          <w:sz w:val="24"/>
+        </w:rPr>
+        <w:t>, achieves a median variance reduction of 2.7 %, with France (29.7 %), Luxembourg (14.6 %), Netherlands (10.7 %), and Italy (11.0 %) showing the largest shifts.</w:t>
       </w:r>
     </w:p>
     <w:p>
@@ -11251,7 +16589,25 @@
           <w:i w:val="0"/>
           <w:sz w:val="24"/>
         </w:rPr>
-        <w:t>Figure 10 displays the time-series TFP paths for six representative countries: Japan, the United States, Germany, the Republic of Korea, the United Kingdom, and France. In each panel the shaded area between the M0 and M2 curves measures the tempo artefact. For France the M0 and M4 residuals diverge sharply after 2005, consistent with the large β̂ = 0.34 estimated for France (Table 1). These results provide the core answer to the "so what?" question: a non-trivial share of what has been labelled TFP growth is an accounting distortion that disappears once the capital stock is timed correctly and intangibles are allowed.</w:t>
+        <w:t xml:space="preserve">Figure 10 displays the time-series TFP paths for six representative countries: Japan, the United States, Germany, the Republic of Korea, the United Kingdom, and France. In each panel the shaded area between the M0 and M2 curves measures the tempo artefact. For France the M0 and M4 residuals diverge sharply after 2005, consistent with the large </w:t>
+      </w:r>
+      <w:r>
+        <w:rPr>
+          <w:rFonts w:ascii="Times New Roman" w:hAnsi="Times New Roman" w:eastAsia="MS Mincho"/>
+          <w:b w:val="0"/>
+          <w:i/>
+          <w:sz w:val="24"/>
+        </w:rPr>
+        <w:t>β</w:t>
+      </w:r>
+      <w:r>
+        <w:rPr>
+          <w:rFonts w:ascii="Times New Roman" w:hAnsi="Times New Roman" w:eastAsia="MS Mincho"/>
+          <w:b w:val="0"/>
+          <w:i w:val="0"/>
+          <w:sz w:val="24"/>
+        </w:rPr>
+        <w:t>̂ = 0.34 estimated for France (Table 1). These results provide the core answer to the "so what?" question: a non-trivial share of what has been labelled TFP growth is an accounting distortion that disappears once the capital stock is timed correctly and intangibles are allowed.</w:t>
       </w:r>
     </w:p>
     <w:p>
@@ -11344,7 +16700,156 @@
           <w:i w:val="0"/>
           <w:sz w:val="24"/>
         </w:rPr>
-        <w:t>The intangible capital share β has a direct policy implication: if β were included in official wealth accounts, national produced capital would be revised upward. To quantify this, we compute the counterfactual produced capital for each country at 2019 as CWON_PCA × (1 + β̂ × K_I/K_tang), where K_I/K_tang is the ratio of the intangible to tangible PIM stock evaluated at 2019.</w:t>
+        <w:t xml:space="preserve">The intangible capital share </w:t>
+      </w:r>
+      <w:r>
+        <w:rPr>
+          <w:rFonts w:ascii="Times New Roman" w:hAnsi="Times New Roman" w:eastAsia="MS Mincho"/>
+          <w:b w:val="0"/>
+          <w:i/>
+          <w:sz w:val="24"/>
+        </w:rPr>
+        <w:t>β</w:t>
+      </w:r>
+      <w:r>
+        <w:rPr>
+          <w:rFonts w:ascii="Times New Roman" w:hAnsi="Times New Roman" w:eastAsia="MS Mincho"/>
+          <w:b w:val="0"/>
+          <w:i w:val="0"/>
+          <w:sz w:val="24"/>
+        </w:rPr>
+        <w:t xml:space="preserve"> has a direct policy implication: if </w:t>
+      </w:r>
+      <w:r>
+        <w:rPr>
+          <w:rFonts w:ascii="Times New Roman" w:hAnsi="Times New Roman" w:eastAsia="MS Mincho"/>
+          <w:b w:val="0"/>
+          <w:i/>
+          <w:sz w:val="24"/>
+        </w:rPr>
+        <w:t>β</w:t>
+      </w:r>
+      <w:r>
+        <w:rPr>
+          <w:rFonts w:ascii="Times New Roman" w:hAnsi="Times New Roman" w:eastAsia="MS Mincho"/>
+          <w:b w:val="0"/>
+          <w:i w:val="0"/>
+          <w:sz w:val="24"/>
+        </w:rPr>
+        <w:t xml:space="preserve"> were included in official wealth accounts, national produced capital would be revised upward. To quantify this, we compute the counterfactual produced capital for each country at 2019 as CWON</w:t>
+      </w:r>
+      <w:r>
+        <w:rPr>
+          <w:rFonts w:ascii="Times New Roman" w:hAnsi="Times New Roman" w:eastAsia="MS Mincho"/>
+          <w:b w:val="0"/>
+          <w:i/>
+          <w:sz w:val="24"/>
+          <w:vertAlign w:val="subscript"/>
+        </w:rPr>
+        <w:t>P</w:t>
+      </w:r>
+      <w:r>
+        <w:rPr>
+          <w:rFonts w:ascii="Times New Roman" w:hAnsi="Times New Roman" w:eastAsia="MS Mincho"/>
+          <w:b w:val="0"/>
+          <w:i w:val="0"/>
+          <w:sz w:val="24"/>
+        </w:rPr>
+        <w:t xml:space="preserve">CA × (1 + </w:t>
+      </w:r>
+      <w:r>
+        <w:rPr>
+          <w:rFonts w:ascii="Times New Roman" w:hAnsi="Times New Roman" w:eastAsia="MS Mincho"/>
+          <w:b w:val="0"/>
+          <w:i/>
+          <w:sz w:val="24"/>
+        </w:rPr>
+        <w:t>β</w:t>
+      </w:r>
+      <w:r>
+        <w:rPr>
+          <w:rFonts w:ascii="Times New Roman" w:hAnsi="Times New Roman" w:eastAsia="MS Mincho"/>
+          <w:b w:val="0"/>
+          <w:i w:val="0"/>
+          <w:sz w:val="24"/>
+        </w:rPr>
+        <w:t>̂ × K</w:t>
+      </w:r>
+      <w:r>
+        <w:rPr>
+          <w:rFonts w:ascii="Times New Roman" w:hAnsi="Times New Roman" w:eastAsia="MS Mincho"/>
+          <w:b w:val="0"/>
+          <w:i/>
+          <w:sz w:val="24"/>
+          <w:vertAlign w:val="subscript"/>
+        </w:rPr>
+        <w:t>I</w:t>
+      </w:r>
+      <w:r>
+        <w:rPr>
+          <w:rFonts w:ascii="Times New Roman" w:hAnsi="Times New Roman" w:eastAsia="MS Mincho"/>
+          <w:b w:val="0"/>
+          <w:i w:val="0"/>
+          <w:sz w:val="24"/>
+        </w:rPr>
+        <w:t>/K</w:t>
+      </w:r>
+      <w:r>
+        <w:rPr>
+          <w:rFonts w:ascii="Times New Roman" w:hAnsi="Times New Roman" w:eastAsia="MS Mincho"/>
+          <w:b w:val="0"/>
+          <w:i/>
+          <w:sz w:val="24"/>
+          <w:vertAlign w:val="subscript"/>
+        </w:rPr>
+        <w:t>t</w:t>
+      </w:r>
+      <w:r>
+        <w:rPr>
+          <w:rFonts w:ascii="Times New Roman" w:hAnsi="Times New Roman" w:eastAsia="MS Mincho"/>
+          <w:b w:val="0"/>
+          <w:i w:val="0"/>
+          <w:sz w:val="24"/>
+        </w:rPr>
+        <w:t>ang), where K</w:t>
+      </w:r>
+      <w:r>
+        <w:rPr>
+          <w:rFonts w:ascii="Times New Roman" w:hAnsi="Times New Roman" w:eastAsia="MS Mincho"/>
+          <w:b w:val="0"/>
+          <w:i/>
+          <w:sz w:val="24"/>
+          <w:vertAlign w:val="subscript"/>
+        </w:rPr>
+        <w:t>I</w:t>
+      </w:r>
+      <w:r>
+        <w:rPr>
+          <w:rFonts w:ascii="Times New Roman" w:hAnsi="Times New Roman" w:eastAsia="MS Mincho"/>
+          <w:b w:val="0"/>
+          <w:i w:val="0"/>
+          <w:sz w:val="24"/>
+        </w:rPr>
+        <w:t>/K</w:t>
+      </w:r>
+      <w:r>
+        <w:rPr>
+          <w:rFonts w:ascii="Times New Roman" w:hAnsi="Times New Roman" w:eastAsia="MS Mincho"/>
+          <w:b w:val="0"/>
+          <w:i/>
+          <w:sz w:val="24"/>
+          <w:vertAlign w:val="subscript"/>
+        </w:rPr>
+        <w:t>t</w:t>
+      </w:r>
+      <w:r>
+        <w:rPr>
+          <w:rFonts w:ascii="Times New Roman" w:hAnsi="Times New Roman" w:eastAsia="MS Mincho"/>
+          <w:b w:val="0"/>
+          <w:i w:val="0"/>
+          <w:sz w:val="24"/>
+        </w:rPr>
+        <w:t>ang is the ratio of the intangible to tangible PIM stock evaluated at 2019.</w:t>
       </w:r>
     </w:p>
     <w:p>
@@ -11359,7 +16864,43 @@
           <w:i w:val="0"/>
           <w:sz w:val="24"/>
         </w:rPr>
-        <w:t>Figure 11 displays the results for the 21 countries with β̂ &gt; 0. The Netherlands, France, and Norway show the largest adjustments (0.9–1.1 %), driven by the combination of high β̂ (0.34) and high R&amp;D-to-GDP ratios. For total national wealth (CWON total), the adjustments are 0.1–0.3 % because produced capital is only one component of total wealth. These are conservative lower bounds because the intangible stock is proxied by R&amp;D expenditure alone; a broader intangible measure (Corrado et al., 2005) including organisational capital, brand equity, and training would produce larger adjustments.</w:t>
+        <w:t xml:space="preserve">Figure 11 displays the results for the 21 countries with </w:t>
+      </w:r>
+      <w:r>
+        <w:rPr>
+          <w:rFonts w:ascii="Times New Roman" w:hAnsi="Times New Roman" w:eastAsia="MS Mincho"/>
+          <w:b w:val="0"/>
+          <w:i/>
+          <w:sz w:val="24"/>
+        </w:rPr>
+        <w:t>β</w:t>
+      </w:r>
+      <w:r>
+        <w:rPr>
+          <w:rFonts w:ascii="Times New Roman" w:hAnsi="Times New Roman" w:eastAsia="MS Mincho"/>
+          <w:b w:val="0"/>
+          <w:i w:val="0"/>
+          <w:sz w:val="24"/>
+        </w:rPr>
+        <w:t xml:space="preserve">̂ &gt; 0. The Netherlands, France, and Norway show the largest adjustments (0.9–1.1 %), driven by the combination of high </w:t>
+      </w:r>
+      <w:r>
+        <w:rPr>
+          <w:rFonts w:ascii="Times New Roman" w:hAnsi="Times New Roman" w:eastAsia="MS Mincho"/>
+          <w:b w:val="0"/>
+          <w:i/>
+          <w:sz w:val="24"/>
+        </w:rPr>
+        <w:t>β</w:t>
+      </w:r>
+      <w:r>
+        <w:rPr>
+          <w:rFonts w:ascii="Times New Roman" w:hAnsi="Times New Roman" w:eastAsia="MS Mincho"/>
+          <w:b w:val="0"/>
+          <w:i w:val="0"/>
+          <w:sz w:val="24"/>
+        </w:rPr>
+        <w:t>̂ (0.34) and high R&amp;D-to-GDP ratios. For total national wealth (CWON total), the adjustments are 0.1–0.3 % because produced capital is only one component of total wealth. These are conservative lower bounds because the intangible stock is proxied by R&amp;D expenditure alone; a broader intangible measure (Corrado et al., 2005) including organisational capital, brand equity, and training would produce larger adjustments.</w:t>
       </w:r>
     </w:p>
     <w:p>
@@ -11404,7 +16945,43 @@
           <w:i w:val="0"/>
           <w:sz w:val="24"/>
         </w:rPr>
-        <w:t>We now step back from the technical results and consider what a time-varying μ(t) and a nonzero β mean for four active debates in economic measurement.</w:t>
+        <w:t xml:space="preserve">We now step back from the technical results and consider what a time-varying </w:t>
+      </w:r>
+      <w:r>
+        <w:rPr>
+          <w:rFonts w:ascii="Times New Roman" w:hAnsi="Times New Roman" w:eastAsia="MS Mincho"/>
+          <w:b w:val="0"/>
+          <w:i/>
+          <w:sz w:val="24"/>
+        </w:rPr>
+        <w:t>μ</w:t>
+      </w:r>
+      <w:r>
+        <w:rPr>
+          <w:rFonts w:ascii="Times New Roman" w:hAnsi="Times New Roman" w:eastAsia="MS Mincho"/>
+          <w:b w:val="0"/>
+          <w:i w:val="0"/>
+          <w:sz w:val="24"/>
+        </w:rPr>
+        <w:t xml:space="preserve">(t) and a nonzero </w:t>
+      </w:r>
+      <w:r>
+        <w:rPr>
+          <w:rFonts w:ascii="Times New Roman" w:hAnsi="Times New Roman" w:eastAsia="MS Mincho"/>
+          <w:b w:val="0"/>
+          <w:i/>
+          <w:sz w:val="24"/>
+        </w:rPr>
+        <w:t>β</w:t>
+      </w:r>
+      <w:r>
+        <w:rPr>
+          <w:rFonts w:ascii="Times New Roman" w:hAnsi="Times New Roman" w:eastAsia="MS Mincho"/>
+          <w:b w:val="0"/>
+          <w:i w:val="0"/>
+          <w:sz w:val="24"/>
+        </w:rPr>
+        <w:t xml:space="preserve"> mean for four active debates in economic measurement.</w:t>
       </w:r>
     </w:p>
     <w:p>
@@ -11433,7 +17010,61 @@
           <w:i w:val="0"/>
           <w:sz w:val="24"/>
         </w:rPr>
-        <w:t>The historical decomposition of Section V.10 puts a number on the long-standing suspicion that the Solow residual conflates genuine innovation with capital-stock mismeasurement. Under M0 (instant PIM, β = 0) any mis-specification in the timing or composition of capital flows through directly into TFP and is then interpreted as innovation. We show that a measurable share of Solow-residual growth variation across our 39 countries can be re-assigned to two accounting corrections that have nothing to do with innovation: the time-to-build μ(t) and the intangible share β. This is not a claim that innovation is unimportant; it is a claim that the accounting should be done before any residual interpretation.</w:t>
+        <w:t xml:space="preserve">The historical decomposition of Section V.10 puts a number on the long-standing suspicion that the Solow residual conflates genuine innovation with capital-stock mismeasurement. Under M0 (instant PIM, </w:t>
+      </w:r>
+      <w:r>
+        <w:rPr>
+          <w:rFonts w:ascii="Times New Roman" w:hAnsi="Times New Roman" w:eastAsia="MS Mincho"/>
+          <w:b w:val="0"/>
+          <w:i/>
+          <w:sz w:val="24"/>
+        </w:rPr>
+        <w:t>β</w:t>
+      </w:r>
+      <w:r>
+        <w:rPr>
+          <w:rFonts w:ascii="Times New Roman" w:hAnsi="Times New Roman" w:eastAsia="MS Mincho"/>
+          <w:b w:val="0"/>
+          <w:i w:val="0"/>
+          <w:sz w:val="24"/>
+        </w:rPr>
+        <w:t xml:space="preserve"> = 0) any mis-specification in the timing or composition of capital flows through directly into TFP and is then interpreted as innovation. We show that a measurable share of Solow-residual growth variation across our 39 countries can be re-assigned to two accounting corrections that have nothing to do with innovation: the time-to-build </w:t>
+      </w:r>
+      <w:r>
+        <w:rPr>
+          <w:rFonts w:ascii="Times New Roman" w:hAnsi="Times New Roman" w:eastAsia="MS Mincho"/>
+          <w:b w:val="0"/>
+          <w:i/>
+          <w:sz w:val="24"/>
+        </w:rPr>
+        <w:t>μ</w:t>
+      </w:r>
+      <w:r>
+        <w:rPr>
+          <w:rFonts w:ascii="Times New Roman" w:hAnsi="Times New Roman" w:eastAsia="MS Mincho"/>
+          <w:b w:val="0"/>
+          <w:i w:val="0"/>
+          <w:sz w:val="24"/>
+        </w:rPr>
+        <w:t xml:space="preserve">(t) and the intangible share </w:t>
+      </w:r>
+      <w:r>
+        <w:rPr>
+          <w:rFonts w:ascii="Times New Roman" w:hAnsi="Times New Roman" w:eastAsia="MS Mincho"/>
+          <w:b w:val="0"/>
+          <w:i/>
+          <w:sz w:val="24"/>
+        </w:rPr>
+        <w:t>β</w:t>
+      </w:r>
+      <w:r>
+        <w:rPr>
+          <w:rFonts w:ascii="Times New Roman" w:hAnsi="Times New Roman" w:eastAsia="MS Mincho"/>
+          <w:b w:val="0"/>
+          <w:i w:val="0"/>
+          <w:sz w:val="24"/>
+        </w:rPr>
+        <w:t>. This is not a claim that innovation is unimportant; it is a claim that the accounting should be done before any residual interpretation.</w:t>
       </w:r>
     </w:p>
     <w:p>
@@ -11477,7 +17108,115 @@
           <w:i w:val="0"/>
           <w:sz w:val="24"/>
         </w:rPr>
-        <w:t>At the most conservative level, the results of Section V show that a fraction of what we have been calling TFP growth is a book-keeping artefact that disappears once μ(t) and β are jointly estimated. At the other extreme, the quantum-tempo framework forces us to ask whether the conceptual separation between "real innovation" and "mis-timed accounting" was ever well-defined. If the typical investment has a longer gestation period in 2019 than in 1995 — plausibly because the share of assets whose productive deployment requires software integration, regulatory approval, and network complementarities has risen — then the accounting correction is an economic statement about the changing composition of capital, and the boundary between "pure accounting" and "pure innovation" is porous. Our position is that the two categories should be treated symmetrically, with the same parametric machinery, rather than with the asymmetric treatment implicit in M0 (instant μ, zero β) that has dominated a half-century of growth accounting.</w:t>
+        <w:t xml:space="preserve">At the most conservative level, the results of Section V show that a </w:t>
+      </w:r>
+      <w:r>
+        <w:rPr>
+          <w:rFonts w:ascii="Times New Roman" w:hAnsi="Times New Roman" w:eastAsia="MS Mincho"/>
+          <w:b w:val="0"/>
+          <w:i/>
+          <w:sz w:val="24"/>
+        </w:rPr>
+        <w:t>fraction</w:t>
+      </w:r>
+      <w:r>
+        <w:rPr>
+          <w:rFonts w:ascii="Times New Roman" w:hAnsi="Times New Roman" w:eastAsia="MS Mincho"/>
+          <w:b w:val="0"/>
+          <w:i w:val="0"/>
+          <w:sz w:val="24"/>
+        </w:rPr>
+        <w:t xml:space="preserve"> of what we have been calling TFP growth is a book-keeping artefact that disappears once </w:t>
+      </w:r>
+      <w:r>
+        <w:rPr>
+          <w:rFonts w:ascii="Times New Roman" w:hAnsi="Times New Roman" w:eastAsia="MS Mincho"/>
+          <w:b w:val="0"/>
+          <w:i/>
+          <w:sz w:val="24"/>
+        </w:rPr>
+        <w:t>μ</w:t>
+      </w:r>
+      <w:r>
+        <w:rPr>
+          <w:rFonts w:ascii="Times New Roman" w:hAnsi="Times New Roman" w:eastAsia="MS Mincho"/>
+          <w:b w:val="0"/>
+          <w:i w:val="0"/>
+          <w:sz w:val="24"/>
+        </w:rPr>
+        <w:t xml:space="preserve">(t) and </w:t>
+      </w:r>
+      <w:r>
+        <w:rPr>
+          <w:rFonts w:ascii="Times New Roman" w:hAnsi="Times New Roman" w:eastAsia="MS Mincho"/>
+          <w:b w:val="0"/>
+          <w:i/>
+          <w:sz w:val="24"/>
+        </w:rPr>
+        <w:t>β</w:t>
+      </w:r>
+      <w:r>
+        <w:rPr>
+          <w:rFonts w:ascii="Times New Roman" w:hAnsi="Times New Roman" w:eastAsia="MS Mincho"/>
+          <w:b w:val="0"/>
+          <w:i w:val="0"/>
+          <w:sz w:val="24"/>
+        </w:rPr>
+        <w:t xml:space="preserve"> are jointly estimated. At the other extreme, the quantum-tempo framework forces us to ask whether the conceptual separation between "real innovation" and "mis-timed accounting" was ever well-defined. If the typical investment has a longer gestation period in 2019 than in 1995 — plausibly because the share of assets whose productive deployment requires software integration, regulatory approval, and network complementarities has risen — then the accounting correction </w:t>
+      </w:r>
+      <w:r>
+        <w:rPr>
+          <w:rFonts w:ascii="Times New Roman" w:hAnsi="Times New Roman" w:eastAsia="MS Mincho"/>
+          <w:b w:val="0"/>
+          <w:i/>
+          <w:sz w:val="24"/>
+        </w:rPr>
+        <w:t>is</w:t>
+      </w:r>
+      <w:r>
+        <w:rPr>
+          <w:rFonts w:ascii="Times New Roman" w:hAnsi="Times New Roman" w:eastAsia="MS Mincho"/>
+          <w:b w:val="0"/>
+          <w:i w:val="0"/>
+          <w:sz w:val="24"/>
+        </w:rPr>
+        <w:t xml:space="preserve"> an economic statement about the changing composition of capital, and the boundary between "pure accounting" and "pure innovation" is porous. Our position is that the two categories should be treated symmetrically, with the same parametric machinery, rather than with the asymmetric treatment implicit in M0 (instant </w:t>
+      </w:r>
+      <w:r>
+        <w:rPr>
+          <w:rFonts w:ascii="Times New Roman" w:hAnsi="Times New Roman" w:eastAsia="MS Mincho"/>
+          <w:b w:val="0"/>
+          <w:i/>
+          <w:sz w:val="24"/>
+        </w:rPr>
+        <w:t>μ</w:t>
+      </w:r>
+      <w:r>
+        <w:rPr>
+          <w:rFonts w:ascii="Times New Roman" w:hAnsi="Times New Roman" w:eastAsia="MS Mincho"/>
+          <w:b w:val="0"/>
+          <w:i w:val="0"/>
+          <w:sz w:val="24"/>
+        </w:rPr>
+        <w:t xml:space="preserve">, zero </w:t>
+      </w:r>
+      <w:r>
+        <w:rPr>
+          <w:rFonts w:ascii="Times New Roman" w:hAnsi="Times New Roman" w:eastAsia="MS Mincho"/>
+          <w:b w:val="0"/>
+          <w:i/>
+          <w:sz w:val="24"/>
+        </w:rPr>
+        <w:t>β</w:t>
+      </w:r>
+      <w:r>
+        <w:rPr>
+          <w:rFonts w:ascii="Times New Roman" w:hAnsi="Times New Roman" w:eastAsia="MS Mincho"/>
+          <w:b w:val="0"/>
+          <w:i w:val="0"/>
+          <w:sz w:val="24"/>
+        </w:rPr>
+        <w:t>) that has dominated a half-century of growth accounting.</w:t>
       </w:r>
     </w:p>
     <w:p>
@@ -11506,7 +17245,97 @@
           <w:i w:val="0"/>
           <w:sz w:val="24"/>
         </w:rPr>
-        <w:t>The Beyond-GDP programme has spent twenty years arguing that flow measures (GDP) should be replaced or augmented by stock measures (IWI, CWON, SEEA). Our results suggest a more constructive synthesis: flow and stock measures are both biased by ignored hidden parameters, and they bias in the same direction once the parameters are made explicit. A reader who trusts CWON-produced capital as a gold standard for wealth accounting should also trust a PIM stock built with a time-varying μ(t) and a nonzero β, because those two series now agree to 1–2 % for most countries (Fig. 3). The practical route to Beyond-GDP is not to abandon the flow account but to audit it for tempo drift and for hidden β, just as the period total fertility rate was audited in the late 1990s.</w:t>
+        <w:t xml:space="preserve">The Beyond-GDP programme has spent twenty years arguing that flow measures (GDP) should be replaced or augmented by stock measures (IWI, CWON, SEEA). Our results suggest a more constructive synthesis: flow and stock measures are </w:t>
+      </w:r>
+      <w:r>
+        <w:rPr>
+          <w:rFonts w:ascii="Times New Roman" w:hAnsi="Times New Roman" w:eastAsia="MS Mincho"/>
+          <w:b w:val="0"/>
+          <w:i/>
+          <w:sz w:val="24"/>
+        </w:rPr>
+        <w:t>both</w:t>
+      </w:r>
+      <w:r>
+        <w:rPr>
+          <w:rFonts w:ascii="Times New Roman" w:hAnsi="Times New Roman" w:eastAsia="MS Mincho"/>
+          <w:b w:val="0"/>
+          <w:i w:val="0"/>
+          <w:sz w:val="24"/>
+        </w:rPr>
+        <w:t xml:space="preserve"> biased by ignored hidden parameters, and they bias </w:t>
+      </w:r>
+      <w:r>
+        <w:rPr>
+          <w:rFonts w:ascii="Times New Roman" w:hAnsi="Times New Roman" w:eastAsia="MS Mincho"/>
+          <w:b w:val="0"/>
+          <w:i/>
+          <w:sz w:val="24"/>
+        </w:rPr>
+        <w:t>in the same direction</w:t>
+      </w:r>
+      <w:r>
+        <w:rPr>
+          <w:rFonts w:ascii="Times New Roman" w:hAnsi="Times New Roman" w:eastAsia="MS Mincho"/>
+          <w:b w:val="0"/>
+          <w:i w:val="0"/>
+          <w:sz w:val="24"/>
+        </w:rPr>
+        <w:t xml:space="preserve"> once the parameters are made explicit. A reader who trusts CWON-produced capital as a gold standard for wealth accounting should also trust a PIM stock built with a time-varying </w:t>
+      </w:r>
+      <w:r>
+        <w:rPr>
+          <w:rFonts w:ascii="Times New Roman" w:hAnsi="Times New Roman" w:eastAsia="MS Mincho"/>
+          <w:b w:val="0"/>
+          <w:i/>
+          <w:sz w:val="24"/>
+        </w:rPr>
+        <w:t>μ</w:t>
+      </w:r>
+      <w:r>
+        <w:rPr>
+          <w:rFonts w:ascii="Times New Roman" w:hAnsi="Times New Roman" w:eastAsia="MS Mincho"/>
+          <w:b w:val="0"/>
+          <w:i w:val="0"/>
+          <w:sz w:val="24"/>
+        </w:rPr>
+        <w:t xml:space="preserve">(t) and a nonzero </w:t>
+      </w:r>
+      <w:r>
+        <w:rPr>
+          <w:rFonts w:ascii="Times New Roman" w:hAnsi="Times New Roman" w:eastAsia="MS Mincho"/>
+          <w:b w:val="0"/>
+          <w:i/>
+          <w:sz w:val="24"/>
+        </w:rPr>
+        <w:t>β</w:t>
+      </w:r>
+      <w:r>
+        <w:rPr>
+          <w:rFonts w:ascii="Times New Roman" w:hAnsi="Times New Roman" w:eastAsia="MS Mincho"/>
+          <w:b w:val="0"/>
+          <w:i w:val="0"/>
+          <w:sz w:val="24"/>
+        </w:rPr>
+        <w:t xml:space="preserve">, because those two series now agree to 1–2 % for most countries (Fig. 3). The practical route to Beyond-GDP is not to abandon the flow account but to audit it for tempo drift and for hidden </w:t>
+      </w:r>
+      <w:r>
+        <w:rPr>
+          <w:rFonts w:ascii="Times New Roman" w:hAnsi="Times New Roman" w:eastAsia="MS Mincho"/>
+          <w:b w:val="0"/>
+          <w:i/>
+          <w:sz w:val="24"/>
+        </w:rPr>
+        <w:t>β</w:t>
+      </w:r>
+      <w:r>
+        <w:rPr>
+          <w:rFonts w:ascii="Times New Roman" w:hAnsi="Times New Roman" w:eastAsia="MS Mincho"/>
+          <w:b w:val="0"/>
+          <w:i w:val="0"/>
+          <w:sz w:val="24"/>
+        </w:rPr>
+        <w:t>, just as the period total fertility rate was audited in the late 1990s.</w:t>
       </w:r>
     </w:p>
     <w:p>
@@ -11521,7 +17350,115 @@
           <w:i w:val="0"/>
           <w:sz w:val="24"/>
         </w:rPr>
-        <w:t>Three implications follow for the Beyond-GDP conversation specifically. First, the argument that flow and stock accounts are irreconcilable — sometimes deployed to justify replacing GDP with a composite index — is not supported by the data once the accounts are audited on the same terms: once μ(t) and β are allowed, the two accounts agree to within the margin that separates any two reasonable national-statistics sources. Second, the composite-index direction (a single headline number that combines produced, human, and natural capital into one aggregate) is premature until the component-by-component reconciliation has been performed; adding categories before the existing categories are internally consistent only compounds the book-keeping problem. Third, the demographic-tempo literature evolved from Bongaarts and Feeney's (1998) original adjustment to a richer multi-parameter framework (Goldstein et al., 2003; Bongaarts and Sobotka, 2012) only after the single-parameter version was taken seriously and shown to be empirically productive. Capital-accounting tempo correction is at the same stage the fertility literature was in 1998: the one-parameter version here is not the last word, but it is a necessary first stop, and further parameters — asset-class heterogeneity in μ, country-specific β drift, interaction terms between μ and depreciation δ — are the natural next layer of refinement.</w:t>
+        <w:t xml:space="preserve">Three implications follow for the Beyond-GDP conversation specifically. First, the argument that flow and stock accounts are irreconcilable — sometimes deployed to justify replacing GDP with a composite index — is not supported by the data once the accounts are audited on the same terms: once </w:t>
+      </w:r>
+      <w:r>
+        <w:rPr>
+          <w:rFonts w:ascii="Times New Roman" w:hAnsi="Times New Roman" w:eastAsia="MS Mincho"/>
+          <w:b w:val="0"/>
+          <w:i/>
+          <w:sz w:val="24"/>
+        </w:rPr>
+        <w:t>μ</w:t>
+      </w:r>
+      <w:r>
+        <w:rPr>
+          <w:rFonts w:ascii="Times New Roman" w:hAnsi="Times New Roman" w:eastAsia="MS Mincho"/>
+          <w:b w:val="0"/>
+          <w:i w:val="0"/>
+          <w:sz w:val="24"/>
+        </w:rPr>
+        <w:t xml:space="preserve">(t) and </w:t>
+      </w:r>
+      <w:r>
+        <w:rPr>
+          <w:rFonts w:ascii="Times New Roman" w:hAnsi="Times New Roman" w:eastAsia="MS Mincho"/>
+          <w:b w:val="0"/>
+          <w:i/>
+          <w:sz w:val="24"/>
+        </w:rPr>
+        <w:t>β</w:t>
+      </w:r>
+      <w:r>
+        <w:rPr>
+          <w:rFonts w:ascii="Times New Roman" w:hAnsi="Times New Roman" w:eastAsia="MS Mincho"/>
+          <w:b w:val="0"/>
+          <w:i w:val="0"/>
+          <w:sz w:val="24"/>
+        </w:rPr>
+        <w:t xml:space="preserve"> are allowed, the two accounts agree to within the margin that separates any two reasonable national-statistics sources. Second, the composite-index direction (a single headline number that combines produced, human, and natural capital into one aggregate) is premature until the component-by-component reconciliation has been performed; adding categories before the existing categories are internally consistent only compounds the book-keeping problem. Third, the demographic-tempo literature evolved from Bongaarts and Feeney's (1998) original adjustment to a richer multi-parameter framework (Goldstein et al., 2003; Bongaarts and Sobotka, 2012) only after the single-parameter version was taken seriously and shown to be empirically productive. Capital-accounting tempo correction is at the same stage the fertility literature was in 1998: the one-parameter version here is not the last word, but it is a necessary first stop, and further parameters — asset-class heterogeneity in </w:t>
+      </w:r>
+      <w:r>
+        <w:rPr>
+          <w:rFonts w:ascii="Times New Roman" w:hAnsi="Times New Roman" w:eastAsia="MS Mincho"/>
+          <w:b w:val="0"/>
+          <w:i/>
+          <w:sz w:val="24"/>
+        </w:rPr>
+        <w:t>μ</w:t>
+      </w:r>
+      <w:r>
+        <w:rPr>
+          <w:rFonts w:ascii="Times New Roman" w:hAnsi="Times New Roman" w:eastAsia="MS Mincho"/>
+          <w:b w:val="0"/>
+          <w:i w:val="0"/>
+          <w:sz w:val="24"/>
+        </w:rPr>
+        <w:t xml:space="preserve">, country-specific </w:t>
+      </w:r>
+      <w:r>
+        <w:rPr>
+          <w:rFonts w:ascii="Times New Roman" w:hAnsi="Times New Roman" w:eastAsia="MS Mincho"/>
+          <w:b w:val="0"/>
+          <w:i/>
+          <w:sz w:val="24"/>
+        </w:rPr>
+        <w:t>β</w:t>
+      </w:r>
+      <w:r>
+        <w:rPr>
+          <w:rFonts w:ascii="Times New Roman" w:hAnsi="Times New Roman" w:eastAsia="MS Mincho"/>
+          <w:b w:val="0"/>
+          <w:i w:val="0"/>
+          <w:sz w:val="24"/>
+        </w:rPr>
+        <w:t xml:space="preserve"> drift, interaction terms between </w:t>
+      </w:r>
+      <w:r>
+        <w:rPr>
+          <w:rFonts w:ascii="Times New Roman" w:hAnsi="Times New Roman" w:eastAsia="MS Mincho"/>
+          <w:b w:val="0"/>
+          <w:i/>
+          <w:sz w:val="24"/>
+        </w:rPr>
+        <w:t>μ</w:t>
+      </w:r>
+      <w:r>
+        <w:rPr>
+          <w:rFonts w:ascii="Times New Roman" w:hAnsi="Times New Roman" w:eastAsia="MS Mincho"/>
+          <w:b w:val="0"/>
+          <w:i w:val="0"/>
+          <w:sz w:val="24"/>
+        </w:rPr>
+        <w:t xml:space="preserve"> and depreciation </w:t>
+      </w:r>
+      <w:r>
+        <w:rPr>
+          <w:rFonts w:ascii="Times New Roman" w:hAnsi="Times New Roman" w:eastAsia="MS Mincho"/>
+          <w:b w:val="0"/>
+          <w:i/>
+          <w:sz w:val="24"/>
+        </w:rPr>
+        <w:t>δ</w:t>
+      </w:r>
+      <w:r>
+        <w:rPr>
+          <w:rFonts w:ascii="Times New Roman" w:hAnsi="Times New Roman" w:eastAsia="MS Mincho"/>
+          <w:b w:val="0"/>
+          <w:i w:val="0"/>
+          <w:sz w:val="24"/>
+        </w:rPr>
+        <w:t xml:space="preserve"> — are the natural next layer of refinement.</w:t>
       </w:r>
     </w:p>
     <w:p>
@@ -11579,7 +17516,135 @@
           <w:i w:val="0"/>
           <w:sz w:val="24"/>
         </w:rPr>
-        <w:t>Three caveats apply. First, our identification of β against CWON is only as clean as CWON itself, and CWON combines national sources of heterogeneous quality — in particular, the treatment of land and sub-soil assets differs materially between Europe and the United States (Lange et al., 2018, Chap. 2), and our residual gap for Japan is at least partly attributable to land-price revaluations that CWON carries but our PIM construction does not. Second, the bootstrap CIs (§V.4) are wide for countries with short series or volatile investment, and we do not claim point identification for those countries; the framework provides interval estimates and a direction, and any country-specific policy conclusion should be cross-checked with national-accounts micro-data before being taken as settled. Third, the γ_price sensitivity experiment (§V.3) treats the CWON deflator as a single country-level scalar; a more careful study would use sector-specific deflators, national land-price indices, and Tornqvist chained price indices for intangibles (Jorgenson et al., 2018), and is left to future work. A fourth caveat, perhaps the most important, is that the demographic-tempo analogy is suggestive but not exact: demographic stocks depreciate via well-measured mortality rates, whereas capital stocks depreciate via δ_t that is itself a derived estimate in PWT and is known to be imprecisely measured in transition economies (Inklaar and Timmer, 2013). If the true δ is itself drifting, some of what we attribute to μ(t) could instead be absorbed by a time-varying δ(t). Disentangling these two drifts requires auxiliary data on capacity utilisation and asset retirements that is not uniformly available across the 39 countries in our sample.</w:t>
+        <w:t xml:space="preserve">Three caveats apply. First, our identification of </w:t>
+      </w:r>
+      <w:r>
+        <w:rPr>
+          <w:rFonts w:ascii="Times New Roman" w:hAnsi="Times New Roman" w:eastAsia="MS Mincho"/>
+          <w:b w:val="0"/>
+          <w:i/>
+          <w:sz w:val="24"/>
+        </w:rPr>
+        <w:t>β</w:t>
+      </w:r>
+      <w:r>
+        <w:rPr>
+          <w:rFonts w:ascii="Times New Roman" w:hAnsi="Times New Roman" w:eastAsia="MS Mincho"/>
+          <w:b w:val="0"/>
+          <w:i w:val="0"/>
+          <w:sz w:val="24"/>
+        </w:rPr>
+        <w:t xml:space="preserve"> against CWON is only as clean as CWON itself, and CWON combines national sources of heterogeneous quality — in particular, the treatment of land and sub-soil assets differs materially between Europe and the United States (Lange et al., 2018, Chap. 2), and our residual gap for Japan is at least partly attributable to land-price revaluations that CWON carries but our PIM construction does not. Second, the bootstrap CIs (§V.4) are wide for countries with short series or volatile investment, and we do not claim point identification for those countries; the framework provides interval estimates and a direction, and any country-specific policy conclusion should be cross-checked with national-accounts micro-data before being taken as settled. Third, the </w:t>
+      </w:r>
+      <w:r>
+        <w:rPr>
+          <w:rFonts w:ascii="Times New Roman" w:hAnsi="Times New Roman" w:eastAsia="MS Mincho"/>
+          <w:b w:val="0"/>
+          <w:i/>
+          <w:sz w:val="24"/>
+        </w:rPr>
+        <w:t>γ</w:t>
+      </w:r>
+      <w:r>
+        <w:rPr>
+          <w:rFonts w:ascii="Times New Roman" w:hAnsi="Times New Roman" w:eastAsia="MS Mincho"/>
+          <w:b w:val="0"/>
+          <w:i/>
+          <w:sz w:val="24"/>
+          <w:vertAlign w:val="subscript"/>
+        </w:rPr>
+        <w:t>p</w:t>
+      </w:r>
+      <w:r>
+        <w:rPr>
+          <w:rFonts w:ascii="Times New Roman" w:hAnsi="Times New Roman" w:eastAsia="MS Mincho"/>
+          <w:b w:val="0"/>
+          <w:i w:val="0"/>
+          <w:sz w:val="24"/>
+        </w:rPr>
+        <w:t xml:space="preserve">rice sensitivity experiment (§V.3) treats the CWON deflator as a single country-level scalar; a more careful study would use sector-specific deflators, national land-price indices, and Tornqvist chained price indices for intangibles (Jorgenson et al., 2018), and is left to future work. A fourth caveat, perhaps the most important, is that the demographic-tempo analogy is suggestive but not exact: demographic stocks depreciate via well-measured mortality rates, whereas capital stocks depreciate via </w:t>
+      </w:r>
+      <w:r>
+        <w:rPr>
+          <w:rFonts w:ascii="Times New Roman" w:hAnsi="Times New Roman" w:eastAsia="MS Mincho"/>
+          <w:b w:val="0"/>
+          <w:i/>
+          <w:sz w:val="24"/>
+        </w:rPr>
+        <w:t>δ</w:t>
+      </w:r>
+      <w:r>
+        <w:rPr>
+          <w:rFonts w:ascii="Times New Roman" w:hAnsi="Times New Roman" w:eastAsia="MS Mincho"/>
+          <w:b w:val="0"/>
+          <w:i/>
+          <w:sz w:val="24"/>
+          <w:vertAlign w:val="subscript"/>
+        </w:rPr>
+        <w:t>t</w:t>
+      </w:r>
+      <w:r>
+        <w:rPr>
+          <w:rFonts w:ascii="Times New Roman" w:hAnsi="Times New Roman" w:eastAsia="MS Mincho"/>
+          <w:b w:val="0"/>
+          <w:i w:val="0"/>
+          <w:sz w:val="24"/>
+        </w:rPr>
+        <w:t xml:space="preserve"> that is itself a derived estimate in PWT and is known to be imprecisely measured in transition economies (Inklaar and Timmer, 2013). If the true </w:t>
+      </w:r>
+      <w:r>
+        <w:rPr>
+          <w:rFonts w:ascii="Times New Roman" w:hAnsi="Times New Roman" w:eastAsia="MS Mincho"/>
+          <w:b w:val="0"/>
+          <w:i/>
+          <w:sz w:val="24"/>
+        </w:rPr>
+        <w:t>δ</w:t>
+      </w:r>
+      <w:r>
+        <w:rPr>
+          <w:rFonts w:ascii="Times New Roman" w:hAnsi="Times New Roman" w:eastAsia="MS Mincho"/>
+          <w:b w:val="0"/>
+          <w:i w:val="0"/>
+          <w:sz w:val="24"/>
+        </w:rPr>
+        <w:t xml:space="preserve"> is itself drifting, some of what we attribute to </w:t>
+      </w:r>
+      <w:r>
+        <w:rPr>
+          <w:rFonts w:ascii="Times New Roman" w:hAnsi="Times New Roman" w:eastAsia="MS Mincho"/>
+          <w:b w:val="0"/>
+          <w:i/>
+          <w:sz w:val="24"/>
+        </w:rPr>
+        <w:t>μ</w:t>
+      </w:r>
+      <w:r>
+        <w:rPr>
+          <w:rFonts w:ascii="Times New Roman" w:hAnsi="Times New Roman" w:eastAsia="MS Mincho"/>
+          <w:b w:val="0"/>
+          <w:i w:val="0"/>
+          <w:sz w:val="24"/>
+        </w:rPr>
+        <w:t xml:space="preserve">(t) could instead be absorbed by a time-varying </w:t>
+      </w:r>
+      <w:r>
+        <w:rPr>
+          <w:rFonts w:ascii="Times New Roman" w:hAnsi="Times New Roman" w:eastAsia="MS Mincho"/>
+          <w:b w:val="0"/>
+          <w:i/>
+          <w:sz w:val="24"/>
+        </w:rPr>
+        <w:t>δ</w:t>
+      </w:r>
+      <w:r>
+        <w:rPr>
+          <w:rFonts w:ascii="Times New Roman" w:hAnsi="Times New Roman" w:eastAsia="MS Mincho"/>
+          <w:b w:val="0"/>
+          <w:i w:val="0"/>
+          <w:sz w:val="24"/>
+        </w:rPr>
+        <w:t>(t). Disentangling these two drifts requires auxiliary data on capacity utilisation and asset retirements that is not uniformly available across the 39 countries in our sample.</w:t>
       </w:r>
     </w:p>
     <w:p>
@@ -11609,7 +17674,43 @@
           <w:i w:val="0"/>
           <w:sz w:val="24"/>
         </w:rPr>
-        <w:t>National income and wealth accounting has been asking the wrong question. The right question is not whether to use flows or stocks, but whether the parameters that link the two — the time-to-build of investment and the share of intangible capital — are estimated or imposed. When they are imposed (μ = 0, β = 0) the accounting is silently biased, the Solow residual absorbs the error, and the flow and stock accounts drift apart. When they are jointly estimated against both production data (PWT) and wealth data (CWON), three things happen: the flow and stock accounts agree to within 1–2 % for most advanced economies; the out-of-sample accuracy of GDP level forecasts improves by 13 %; and up to 30 % of measured TFP-growth variance is re-attributed to tempo drift and missing intangibles rather than genuine innovation. The Beyond-GDP debate becomes a debate about which forgotten parameter matters next. Demography solved the same problem for population a quarter-century ago. Capital accounting can do the same now.</w:t>
+        <w:t>National income and wealth accounting has been asking the wrong question. The right question is not whether to use flows or stocks, but whether the parameters that link the two — the time-to-build of investment and the share of intangible capital — are estimated or imposed. When they are imposed (</w:t>
+      </w:r>
+      <w:r>
+        <w:rPr>
+          <w:rFonts w:ascii="Times New Roman" w:hAnsi="Times New Roman" w:eastAsia="MS Mincho"/>
+          <w:b w:val="0"/>
+          <w:i/>
+          <w:sz w:val="24"/>
+        </w:rPr>
+        <w:t>μ</w:t>
+      </w:r>
+      <w:r>
+        <w:rPr>
+          <w:rFonts w:ascii="Times New Roman" w:hAnsi="Times New Roman" w:eastAsia="MS Mincho"/>
+          <w:b w:val="0"/>
+          <w:i w:val="0"/>
+          <w:sz w:val="24"/>
+        </w:rPr>
+        <w:t xml:space="preserve"> = 0, </w:t>
+      </w:r>
+      <w:r>
+        <w:rPr>
+          <w:rFonts w:ascii="Times New Roman" w:hAnsi="Times New Roman" w:eastAsia="MS Mincho"/>
+          <w:b w:val="0"/>
+          <w:i/>
+          <w:sz w:val="24"/>
+        </w:rPr>
+        <w:t>β</w:t>
+      </w:r>
+      <w:r>
+        <w:rPr>
+          <w:rFonts w:ascii="Times New Roman" w:hAnsi="Times New Roman" w:eastAsia="MS Mincho"/>
+          <w:b w:val="0"/>
+          <w:i w:val="0"/>
+          <w:sz w:val="24"/>
+        </w:rPr>
+        <w:t xml:space="preserve"> = 0) the accounting is silently biased, the Solow residual absorbs the error, and the flow and stock accounts drift apart. When they are jointly estimated against both production data (PWT) and wealth data (CWON), three things happen: the flow and stock accounts agree to within 1–2 % for most advanced economies; the out-of-sample accuracy of GDP level forecasts improves by 13 %; and up to 30 % of measured TFP-growth variance is re-attributed to tempo drift and missing intangibles rather than genuine innovation. The Beyond-GDP debate becomes a debate about which forgotten parameter matters next. Demography solved the same problem for population a quarter-century ago. Capital accounting can do the same now.</w:t>
       </w:r>
     </w:p>
     <w:p>
@@ -11639,7 +17740,115 @@
           <w:i w:val="0"/>
           <w:sz w:val="24"/>
         </w:rPr>
-        <w:t>Three practical recommendations follow from the results. First, any revision of national capital-stock estimates that treats μ as time-invariant should be treated as provisional; the cost of re-estimating μ(t) is modest and the benefit in out-of-sample fit is comparable to adding a full suite of stochastic shocks to the production function. Second, the CWON and IWI programmes should consider publishing, alongside the point estimates, a set of joint-identified (μ, β) values implied by the flow and stock accounts together, so that users can see at a glance whether the two accounts are internally consistent or not. Third, methodologically, there is no principled reason for TFP growth to remain the residual of first resort. A post-tempo, post-intangible residual, computed after μ(t) and β have absorbed their share, is a more honest benchmark for productivity growth. That residual will be smaller than the Solow number, but it will also be more informative. Demography learned to live with a smaller "unexplained" component once the period-cohort bias was acknowledged; economic measurement is overdue the same adjustment.</w:t>
+        <w:t xml:space="preserve">Three practical recommendations follow from the results. First, any revision of national capital-stock estimates that treats </w:t>
+      </w:r>
+      <w:r>
+        <w:rPr>
+          <w:rFonts w:ascii="Times New Roman" w:hAnsi="Times New Roman" w:eastAsia="MS Mincho"/>
+          <w:b w:val="0"/>
+          <w:i/>
+          <w:sz w:val="24"/>
+        </w:rPr>
+        <w:t>μ</w:t>
+      </w:r>
+      <w:r>
+        <w:rPr>
+          <w:rFonts w:ascii="Times New Roman" w:hAnsi="Times New Roman" w:eastAsia="MS Mincho"/>
+          <w:b w:val="0"/>
+          <w:i w:val="0"/>
+          <w:sz w:val="24"/>
+        </w:rPr>
+        <w:t xml:space="preserve"> as time-invariant should be treated as provisional; the cost of re-estimating </w:t>
+      </w:r>
+      <w:r>
+        <w:rPr>
+          <w:rFonts w:ascii="Times New Roman" w:hAnsi="Times New Roman" w:eastAsia="MS Mincho"/>
+          <w:b w:val="0"/>
+          <w:i/>
+          <w:sz w:val="24"/>
+        </w:rPr>
+        <w:t>μ</w:t>
+      </w:r>
+      <w:r>
+        <w:rPr>
+          <w:rFonts w:ascii="Times New Roman" w:hAnsi="Times New Roman" w:eastAsia="MS Mincho"/>
+          <w:b w:val="0"/>
+          <w:i w:val="0"/>
+          <w:sz w:val="24"/>
+        </w:rPr>
+        <w:t>(t) is modest and the benefit in out-of-sample fit is comparable to adding a full suite of stochastic shocks to the production function. Second, the CWON and IWI programmes should consider publishing, alongside the point estimates, a set of joint-identified (</w:t>
+      </w:r>
+      <w:r>
+        <w:rPr>
+          <w:rFonts w:ascii="Times New Roman" w:hAnsi="Times New Roman" w:eastAsia="MS Mincho"/>
+          <w:b w:val="0"/>
+          <w:i/>
+          <w:sz w:val="24"/>
+        </w:rPr>
+        <w:t>μ</w:t>
+      </w:r>
+      <w:r>
+        <w:rPr>
+          <w:rFonts w:ascii="Times New Roman" w:hAnsi="Times New Roman" w:eastAsia="MS Mincho"/>
+          <w:b w:val="0"/>
+          <w:i w:val="0"/>
+          <w:sz w:val="24"/>
+        </w:rPr>
+        <w:t xml:space="preserve">, </w:t>
+      </w:r>
+      <w:r>
+        <w:rPr>
+          <w:rFonts w:ascii="Times New Roman" w:hAnsi="Times New Roman" w:eastAsia="MS Mincho"/>
+          <w:b w:val="0"/>
+          <w:i/>
+          <w:sz w:val="24"/>
+        </w:rPr>
+        <w:t>β</w:t>
+      </w:r>
+      <w:r>
+        <w:rPr>
+          <w:rFonts w:ascii="Times New Roman" w:hAnsi="Times New Roman" w:eastAsia="MS Mincho"/>
+          <w:b w:val="0"/>
+          <w:i w:val="0"/>
+          <w:sz w:val="24"/>
+        </w:rPr>
+        <w:t xml:space="preserve">) values implied by the flow and stock accounts together, so that users can see at a glance whether the two accounts are internally consistent or not. Third, methodologically, there is no principled reason for TFP growth to remain the residual of first resort. A post-tempo, post-intangible residual, computed after </w:t>
+      </w:r>
+      <w:r>
+        <w:rPr>
+          <w:rFonts w:ascii="Times New Roman" w:hAnsi="Times New Roman" w:eastAsia="MS Mincho"/>
+          <w:b w:val="0"/>
+          <w:i/>
+          <w:sz w:val="24"/>
+        </w:rPr>
+        <w:t>μ</w:t>
+      </w:r>
+      <w:r>
+        <w:rPr>
+          <w:rFonts w:ascii="Times New Roman" w:hAnsi="Times New Roman" w:eastAsia="MS Mincho"/>
+          <w:b w:val="0"/>
+          <w:i w:val="0"/>
+          <w:sz w:val="24"/>
+        </w:rPr>
+        <w:t xml:space="preserve">(t) and </w:t>
+      </w:r>
+      <w:r>
+        <w:rPr>
+          <w:rFonts w:ascii="Times New Roman" w:hAnsi="Times New Roman" w:eastAsia="MS Mincho"/>
+          <w:b w:val="0"/>
+          <w:i/>
+          <w:sz w:val="24"/>
+        </w:rPr>
+        <w:t>β</w:t>
+      </w:r>
+      <w:r>
+        <w:rPr>
+          <w:rFonts w:ascii="Times New Roman" w:hAnsi="Times New Roman" w:eastAsia="MS Mincho"/>
+          <w:b w:val="0"/>
+          <w:i w:val="0"/>
+          <w:sz w:val="24"/>
+        </w:rPr>
+        <w:t xml:space="preserve"> have absorbed their share, is a more honest benchmark for productivity growth. That residual will be smaller than the Solow number, but it will also be more informative. Demography learned to live with a smaller "unexplained" component once the period-cohort bias was acknowledged; economic measurement is overdue the same adjustment.</w:t>
       </w:r>
     </w:p>
     <w:p>
@@ -11665,11 +17874,20 @@
       <w:r>
         <w:rPr>
           <w:rFonts w:ascii="Times New Roman" w:hAnsi="Times New Roman" w:eastAsia="MS Mincho"/>
-          <w:b w:val="0"/>
-          <w:i w:val="0"/>
-          <w:sz w:val="24"/>
-        </w:rPr>
-        <w:t>Table 1. M0–M4: In-sample and out-of-sample performance across 39 countries.</w:t>
+          <w:b/>
+          <w:i w:val="0"/>
+          <w:sz w:val="24"/>
+        </w:rPr>
+        <w:t>Table 1.</w:t>
+      </w:r>
+      <w:r>
+        <w:rPr>
+          <w:rFonts w:ascii="Times New Roman" w:hAnsi="Times New Roman" w:eastAsia="MS Mincho"/>
+          <w:b w:val="0"/>
+          <w:i w:val="0"/>
+          <w:sz w:val="24"/>
+        </w:rPr>
+        <w:t xml:space="preserve"> M0–M4: In-sample and out-of-sample performance across 39 countries.</w:t>
       </w:r>
     </w:p>
     <w:p>
@@ -11956,7 +18174,25 @@
                 <w:i w:val="0"/>
                 <w:sz w:val="20"/>
               </w:rPr>
-              <w:t>Constant lag μ*</w:t>
+              <w:t xml:space="preserve">Constant lag </w:t>
+            </w:r>
+            <w:r>
+              <w:rPr>
+                <w:rFonts w:ascii="Times New Roman" w:hAnsi="Times New Roman" w:eastAsia="MS Mincho"/>
+                <w:b w:val="0"/>
+                <w:i/>
+                <w:sz w:val="20"/>
+              </w:rPr>
+              <w:t>μ</w:t>
+            </w:r>
+            <w:r>
+              <w:rPr>
+                <w:rFonts w:ascii="Times New Roman" w:hAnsi="Times New Roman" w:eastAsia="MS Mincho"/>
+                <w:b w:val="0"/>
+                <w:i w:val="0"/>
+                <w:sz w:val="20"/>
+              </w:rPr>
+              <w:t>*</w:t>
             </w:r>
           </w:p>
         </w:tc>
@@ -12060,7 +18296,61 @@
                 <w:i w:val="0"/>
                 <w:sz w:val="20"/>
               </w:rPr>
-              <w:t>Time-varying lag μ(t) = μ₀ + μ₁(t − t₀)</w:t>
+              <w:t xml:space="preserve">Time-varying lag </w:t>
+            </w:r>
+            <w:r>
+              <w:rPr>
+                <w:rFonts w:ascii="Times New Roman" w:hAnsi="Times New Roman" w:eastAsia="MS Mincho"/>
+                <w:b w:val="0"/>
+                <w:i/>
+                <w:sz w:val="20"/>
+              </w:rPr>
+              <w:t>μ</w:t>
+            </w:r>
+            <w:r>
+              <w:rPr>
+                <w:rFonts w:ascii="Times New Roman" w:hAnsi="Times New Roman" w:eastAsia="MS Mincho"/>
+                <w:b w:val="0"/>
+                <w:i w:val="0"/>
+                <w:sz w:val="20"/>
+              </w:rPr>
+              <w:t xml:space="preserve">(t) = </w:t>
+            </w:r>
+            <w:r>
+              <w:rPr>
+                <w:rFonts w:ascii="Times New Roman" w:hAnsi="Times New Roman" w:eastAsia="MS Mincho"/>
+                <w:b w:val="0"/>
+                <w:i/>
+                <w:sz w:val="20"/>
+              </w:rPr>
+              <w:t>μ</w:t>
+            </w:r>
+            <w:r>
+              <w:rPr>
+                <w:rFonts w:ascii="Times New Roman" w:hAnsi="Times New Roman" w:eastAsia="MS Mincho"/>
+                <w:b w:val="0"/>
+                <w:i w:val="0"/>
+                <w:sz w:val="20"/>
+              </w:rPr>
+              <w:t xml:space="preserve">₀ + </w:t>
+            </w:r>
+            <w:r>
+              <w:rPr>
+                <w:rFonts w:ascii="Times New Roman" w:hAnsi="Times New Roman" w:eastAsia="MS Mincho"/>
+                <w:b w:val="0"/>
+                <w:i/>
+                <w:sz w:val="20"/>
+              </w:rPr>
+              <w:t>μ</w:t>
+            </w:r>
+            <w:r>
+              <w:rPr>
+                <w:rFonts w:ascii="Times New Roman" w:hAnsi="Times New Roman" w:eastAsia="MS Mincho"/>
+                <w:b w:val="0"/>
+                <w:i w:val="0"/>
+                <w:sz w:val="20"/>
+              </w:rPr>
+              <w:t>₁(t − t₀)</w:t>
             </w:r>
           </w:p>
         </w:tc>
@@ -12350,11 +18640,20 @@
       <w:r>
         <w:rPr>
           <w:rFonts w:ascii="Times New Roman" w:hAnsi="Times New Roman" w:eastAsia="MS Mincho"/>
-          <w:b w:val="0"/>
-          <w:i w:val="0"/>
-          <w:sz w:val="24"/>
-        </w:rPr>
-        <w:t>Table 2. Population–capital correspondence.</w:t>
+          <w:b/>
+          <w:i w:val="0"/>
+          <w:sz w:val="24"/>
+        </w:rPr>
+        <w:t>Table 2.</w:t>
+      </w:r>
+      <w:r>
+        <w:rPr>
+          <w:rFonts w:ascii="Times New Roman" w:hAnsi="Times New Roman" w:eastAsia="MS Mincho"/>
+          <w:b w:val="0"/>
+          <w:i w:val="0"/>
+          <w:sz w:val="24"/>
+        </w:rPr>
+        <w:t xml:space="preserve"> Population–capital correspondence.</w:t>
       </w:r>
     </w:p>
     <w:p>
@@ -12659,7 +18958,25 @@
                 <w:i w:val="0"/>
                 <w:sz w:val="20"/>
               </w:rPr>
-              <w:t>Time-to-build μ(t)</w:t>
+              <w:t xml:space="preserve">Time-to-build </w:t>
+            </w:r>
+            <w:r>
+              <w:rPr>
+                <w:rFonts w:ascii="Times New Roman" w:hAnsi="Times New Roman" w:eastAsia="MS Mincho"/>
+                <w:b w:val="0"/>
+                <w:i/>
+                <w:sz w:val="20"/>
+              </w:rPr>
+              <w:t>μ</w:t>
+            </w:r>
+            <w:r>
+              <w:rPr>
+                <w:rFonts w:ascii="Times New Roman" w:hAnsi="Times New Roman" w:eastAsia="MS Mincho"/>
+                <w:b w:val="0"/>
+                <w:i w:val="0"/>
+                <w:sz w:val="20"/>
+              </w:rPr>
+              <w:t>(t)</w:t>
             </w:r>
           </w:p>
         </w:tc>
@@ -12712,7 +19029,25 @@
                 <w:i w:val="0"/>
                 <w:sz w:val="20"/>
               </w:rPr>
-              <w:t>K*(t) via μ(t)-weighted PIM</w:t>
+              <w:t xml:space="preserve">K*(t) via </w:t>
+            </w:r>
+            <w:r>
+              <w:rPr>
+                <w:rFonts w:ascii="Times New Roman" w:hAnsi="Times New Roman" w:eastAsia="MS Mincho"/>
+                <w:b w:val="0"/>
+                <w:i/>
+                <w:sz w:val="20"/>
+              </w:rPr>
+              <w:t>μ</w:t>
+            </w:r>
+            <w:r>
+              <w:rPr>
+                <w:rFonts w:ascii="Times New Roman" w:hAnsi="Times New Roman" w:eastAsia="MS Mincho"/>
+                <w:b w:val="0"/>
+                <w:i w:val="0"/>
+                <w:sz w:val="20"/>
+              </w:rPr>
+              <w:t>(t)-weighted PIM</w:t>
             </w:r>
           </w:p>
         </w:tc>
@@ -12748,7 +19083,25 @@
                 <w:i w:val="0"/>
                 <w:sz w:val="20"/>
               </w:rPr>
-              <w:t>Parity-specific σ (Goldstein-Lutz-Scherbov, 2003)</w:t>
+              <w:t xml:space="preserve">Parity-specific </w:t>
+            </w:r>
+            <w:r>
+              <w:rPr>
+                <w:rFonts w:ascii="Times New Roman" w:hAnsi="Times New Roman" w:eastAsia="MS Mincho"/>
+                <w:b w:val="0"/>
+                <w:i/>
+                <w:sz w:val="20"/>
+              </w:rPr>
+              <w:t>σ</w:t>
+            </w:r>
+            <w:r>
+              <w:rPr>
+                <w:rFonts w:ascii="Times New Roman" w:hAnsi="Times New Roman" w:eastAsia="MS Mincho"/>
+                <w:b w:val="0"/>
+                <w:i w:val="0"/>
+                <w:sz w:val="20"/>
+              </w:rPr>
+              <w:t xml:space="preserve"> (Goldstein-Lutz-Scherbov, 2003)</w:t>
             </w:r>
           </w:p>
         </w:tc>
@@ -12765,7 +19118,25 @@
                 <w:i w:val="0"/>
                 <w:sz w:val="20"/>
               </w:rPr>
-              <w:t>Intangible share β (Corrado-Hulten-Sichel, 2009)</w:t>
+              <w:t xml:space="preserve">Intangible share </w:t>
+            </w:r>
+            <w:r>
+              <w:rPr>
+                <w:rFonts w:ascii="Times New Roman" w:hAnsi="Times New Roman" w:eastAsia="MS Mincho"/>
+                <w:b w:val="0"/>
+                <w:i/>
+                <w:sz w:val="20"/>
+              </w:rPr>
+              <w:t>β</w:t>
+            </w:r>
+            <w:r>
+              <w:rPr>
+                <w:rFonts w:ascii="Times New Roman" w:hAnsi="Times New Roman" w:eastAsia="MS Mincho"/>
+                <w:b w:val="0"/>
+                <w:i w:val="0"/>
+                <w:sz w:val="20"/>
+              </w:rPr>
+              <w:t xml:space="preserve"> (Corrado-Hulten-Sichel, 2009)</w:t>
             </w:r>
           </w:p>
         </w:tc>
@@ -12818,7 +19189,25 @@
                 <w:i w:val="0"/>
                 <w:sz w:val="20"/>
               </w:rPr>
-              <w:t>dW/dt = I − δW</w:t>
+              <w:t xml:space="preserve">dW/dt = I − </w:t>
+            </w:r>
+            <w:r>
+              <w:rPr>
+                <w:rFonts w:ascii="Times New Roman" w:hAnsi="Times New Roman" w:eastAsia="MS Mincho"/>
+                <w:b w:val="0"/>
+                <w:i/>
+                <w:sz w:val="20"/>
+              </w:rPr>
+              <w:t>δ</w:t>
+            </w:r>
+            <w:r>
+              <w:rPr>
+                <w:rFonts w:ascii="Times New Roman" w:hAnsi="Times New Roman" w:eastAsia="MS Mincho"/>
+                <w:b w:val="0"/>
+                <w:i w:val="0"/>
+                <w:sz w:val="20"/>
+              </w:rPr>
+              <w:t>W</w:t>
             </w:r>
           </w:p>
         </w:tc>
@@ -12885,11 +19274,38 @@
       <w:r>
         <w:rPr>
           <w:rFonts w:ascii="Times New Roman" w:hAnsi="Times New Roman" w:eastAsia="MS Mincho"/>
-          <w:b w:val="0"/>
-          <w:i w:val="0"/>
-          <w:sz w:val="24"/>
-        </w:rPr>
-        <w:t>Table 3. Relational PIM diagnostics: ρ̂₂ under M0, M1, M2, M4.</w:t>
+          <w:b/>
+          <w:i w:val="0"/>
+          <w:sz w:val="24"/>
+        </w:rPr>
+        <w:t>Table 3.</w:t>
+      </w:r>
+      <w:r>
+        <w:rPr>
+          <w:rFonts w:ascii="Times New Roman" w:hAnsi="Times New Roman" w:eastAsia="MS Mincho"/>
+          <w:b w:val="0"/>
+          <w:i w:val="0"/>
+          <w:sz w:val="24"/>
+        </w:rPr>
+        <w:t xml:space="preserve"> Relational PIM diagnostics: </w:t>
+      </w:r>
+      <w:r>
+        <w:rPr>
+          <w:rFonts w:ascii="Times New Roman" w:hAnsi="Times New Roman" w:eastAsia="MS Mincho"/>
+          <w:b w:val="0"/>
+          <w:i/>
+          <w:sz w:val="24"/>
+        </w:rPr>
+        <w:t>ρ</w:t>
+      </w:r>
+      <w:r>
+        <w:rPr>
+          <w:rFonts w:ascii="Times New Roman" w:hAnsi="Times New Roman" w:eastAsia="MS Mincho"/>
+          <w:b w:val="0"/>
+          <w:i w:val="0"/>
+          <w:sz w:val="24"/>
+        </w:rPr>
+        <w:t>̂₂ under M0, M1, M2, M4.</w:t>
       </w:r>
     </w:p>
     <w:p>
@@ -13552,11 +19968,20 @@
       <w:r>
         <w:rPr>
           <w:rFonts w:ascii="Times New Roman" w:hAnsi="Times New Roman" w:eastAsia="MS Mincho"/>
-          <w:b w:val="0"/>
-          <w:i w:val="0"/>
-          <w:sz w:val="24"/>
-        </w:rPr>
-        <w:t>Table 4. Extended out-of-sample metrics: direction accuracy and CWON trajectory RMSE.</w:t>
+          <w:b/>
+          <w:i w:val="0"/>
+          <w:sz w:val="24"/>
+        </w:rPr>
+        <w:t>Table 4.</w:t>
+      </w:r>
+      <w:r>
+        <w:rPr>
+          <w:rFonts w:ascii="Times New Roman" w:hAnsi="Times New Roman" w:eastAsia="MS Mincho"/>
+          <w:b w:val="0"/>
+          <w:i w:val="0"/>
+          <w:sz w:val="24"/>
+        </w:rPr>
+        <w:t xml:space="preserve"> Extended out-of-sample metrics: direction accuracy and CWON trajectory RMSE.</w:t>
       </w:r>
     </w:p>
     <w:p>
@@ -14237,11 +20662,38 @@
       <w:r>
         <w:rPr>
           <w:rFonts w:ascii="Times New Roman" w:hAnsi="Times New Roman" w:eastAsia="MS Mincho"/>
-          <w:b w:val="0"/>
-          <w:i w:val="0"/>
-          <w:sz w:val="24"/>
-        </w:rPr>
-        <w:t>Table 5. Tempo-artifact share of TFP-growth variance by country: the percentage reduction in Var(Δ log TFP) when moving from M0 to M2 (tempo drift only) and from M0 to M4 (joint tempo + intangible).</w:t>
+          <w:b/>
+          <w:i w:val="0"/>
+          <w:sz w:val="24"/>
+        </w:rPr>
+        <w:t>Table 5.</w:t>
+      </w:r>
+      <w:r>
+        <w:rPr>
+          <w:rFonts w:ascii="Times New Roman" w:hAnsi="Times New Roman" w:eastAsia="MS Mincho"/>
+          <w:b w:val="0"/>
+          <w:i w:val="0"/>
+          <w:sz w:val="24"/>
+        </w:rPr>
+        <w:t xml:space="preserve"> Tempo-artifact share of TFP-growth variance by country: the percentage reduction in Var(</w:t>
+      </w:r>
+      <w:r>
+        <w:rPr>
+          <w:rFonts w:ascii="Times New Roman" w:hAnsi="Times New Roman" w:eastAsia="MS Mincho"/>
+          <w:b w:val="0"/>
+          <w:i/>
+          <w:sz w:val="24"/>
+        </w:rPr>
+        <w:t>Δ</w:t>
+      </w:r>
+      <w:r>
+        <w:rPr>
+          <w:rFonts w:ascii="Times New Roman" w:hAnsi="Times New Roman" w:eastAsia="MS Mincho"/>
+          <w:b w:val="0"/>
+          <w:i w:val="0"/>
+          <w:sz w:val="24"/>
+        </w:rPr>
+        <w:t xml:space="preserve"> log TFP) when moving from M0 to M2 (tempo drift only) and from M0 to M4 (joint tempo + intangible).</w:t>
       </w:r>
     </w:p>
     <w:p>
@@ -14358,7 +20810,17 @@
                 <w:i w:val="0"/>
                 <w:sz w:val="20"/>
               </w:rPr>
-              <w:t>beta_j</w:t>
+              <w:t>beta</w:t>
+            </w:r>
+            <w:r>
+              <w:rPr>
+                <w:rFonts w:ascii="Times New Roman" w:hAnsi="Times New Roman" w:eastAsia="MS Mincho"/>
+                <w:b/>
+                <w:i/>
+                <w:sz w:val="20"/>
+                <w:vertAlign w:val="subscript"/>
+              </w:rPr>
+              <w:t>j</w:t>
             </w:r>
           </w:p>
         </w:tc>
@@ -21201,7 +27663,25 @@
           <w:i w:val="0"/>
           <w:sz w:val="24"/>
         </w:rPr>
-        <w:t>ALTUG, S. (1989). Time-to-build and aggregate fluctuations: some new evidence. International Economic Review 30, 889–920.</w:t>
+        <w:t xml:space="preserve">ALTUG, S. (1989). Time-to-build and aggregate fluctuations: some new evidence. </w:t>
+      </w:r>
+      <w:r>
+        <w:rPr>
+          <w:rFonts w:ascii="Times New Roman" w:hAnsi="Times New Roman" w:eastAsia="MS Mincho"/>
+          <w:b w:val="0"/>
+          <w:i/>
+          <w:sz w:val="24"/>
+        </w:rPr>
+        <w:t>International Economic Review</w:t>
+      </w:r>
+      <w:r>
+        <w:rPr>
+          <w:rFonts w:ascii="Times New Roman" w:hAnsi="Times New Roman" w:eastAsia="MS Mincho"/>
+          <w:b w:val="0"/>
+          <w:i w:val="0"/>
+          <w:sz w:val="24"/>
+        </w:rPr>
+        <w:t xml:space="preserve"> 30, 889–920.</w:t>
       </w:r>
     </w:p>
     <w:p>
@@ -21216,7 +27696,25 @@
           <w:i w:val="0"/>
           <w:sz w:val="24"/>
         </w:rPr>
-        <w:t>ARROW, K.J., DASGUPTA, P., GOULDER, L.H., MUMFORD, K.J. and OLESON, K. (2012). Sustainability and the measurement of wealth. Environment and Development Economics 17, 317–353.</w:t>
+        <w:t xml:space="preserve">ARROW, K.J., DASGUPTA, P., GOULDER, L.H., MUMFORD, K.J. and OLESON, K. (2012). Sustainability and the measurement of wealth. </w:t>
+      </w:r>
+      <w:r>
+        <w:rPr>
+          <w:rFonts w:ascii="Times New Roman" w:hAnsi="Times New Roman" w:eastAsia="MS Mincho"/>
+          <w:b w:val="0"/>
+          <w:i/>
+          <w:sz w:val="24"/>
+        </w:rPr>
+        <w:t>Environment and Development Economics</w:t>
+      </w:r>
+      <w:r>
+        <w:rPr>
+          <w:rFonts w:ascii="Times New Roman" w:hAnsi="Times New Roman" w:eastAsia="MS Mincho"/>
+          <w:b w:val="0"/>
+          <w:i w:val="0"/>
+          <w:sz w:val="24"/>
+        </w:rPr>
+        <w:t xml:space="preserve"> 17, 317–353.</w:t>
       </w:r>
     </w:p>
     <w:p>
@@ -21231,7 +27729,25 @@
           <w:i w:val="0"/>
           <w:sz w:val="24"/>
         </w:rPr>
-        <w:t>BONGAARTS, J. and FEENEY, G. (1998). On the quantum and tempo of fertility. Population and Development Review 24, 271–291.</w:t>
+        <w:t xml:space="preserve">BONGAARTS, J. and FEENEY, G. (1998). On the quantum and tempo of fertility. </w:t>
+      </w:r>
+      <w:r>
+        <w:rPr>
+          <w:rFonts w:ascii="Times New Roman" w:hAnsi="Times New Roman" w:eastAsia="MS Mincho"/>
+          <w:b w:val="0"/>
+          <w:i/>
+          <w:sz w:val="24"/>
+        </w:rPr>
+        <w:t>Population and Development Review</w:t>
+      </w:r>
+      <w:r>
+        <w:rPr>
+          <w:rFonts w:ascii="Times New Roman" w:hAnsi="Times New Roman" w:eastAsia="MS Mincho"/>
+          <w:b w:val="0"/>
+          <w:i w:val="0"/>
+          <w:sz w:val="24"/>
+        </w:rPr>
+        <w:t xml:space="preserve"> 24, 271–291.</w:t>
       </w:r>
     </w:p>
     <w:p>
@@ -21246,7 +27762,25 @@
           <w:i w:val="0"/>
           <w:sz w:val="24"/>
         </w:rPr>
-        <w:t>BONGAARTS, J. and SOBOTKA, T. (2012). A demographic explanation for the recent rise in European fertility. Population and Development Review 38, 83–120.</w:t>
+        <w:t xml:space="preserve">BONGAARTS, J. and SOBOTKA, T. (2012). A demographic explanation for the recent rise in European fertility. </w:t>
+      </w:r>
+      <w:r>
+        <w:rPr>
+          <w:rFonts w:ascii="Times New Roman" w:hAnsi="Times New Roman" w:eastAsia="MS Mincho"/>
+          <w:b w:val="0"/>
+          <w:i/>
+          <w:sz w:val="24"/>
+        </w:rPr>
+        <w:t>Population and Development Review</w:t>
+      </w:r>
+      <w:r>
+        <w:rPr>
+          <w:rFonts w:ascii="Times New Roman" w:hAnsi="Times New Roman" w:eastAsia="MS Mincho"/>
+          <w:b w:val="0"/>
+          <w:i w:val="0"/>
+          <w:sz w:val="24"/>
+        </w:rPr>
+        <w:t xml:space="preserve"> 38, 83–120.</w:t>
       </w:r>
     </w:p>
     <w:p>
@@ -21261,7 +27795,25 @@
           <w:i w:val="0"/>
           <w:sz w:val="24"/>
         </w:rPr>
-        <w:t>BRASS, W. (1971). On the scale of mortality. In William Brass (ed.), Biological Aspects of Demography, pp. 69–110. London: Taylor and Francis.</w:t>
+        <w:t xml:space="preserve">BRASS, W. (1971). On the scale of mortality. In William Brass (ed.), </w:t>
+      </w:r>
+      <w:r>
+        <w:rPr>
+          <w:rFonts w:ascii="Times New Roman" w:hAnsi="Times New Roman" w:eastAsia="MS Mincho"/>
+          <w:b w:val="0"/>
+          <w:i/>
+          <w:sz w:val="24"/>
+        </w:rPr>
+        <w:t>Biological Aspects of Demography</w:t>
+      </w:r>
+      <w:r>
+        <w:rPr>
+          <w:rFonts w:ascii="Times New Roman" w:hAnsi="Times New Roman" w:eastAsia="MS Mincho"/>
+          <w:b w:val="0"/>
+          <w:i w:val="0"/>
+          <w:sz w:val="24"/>
+        </w:rPr>
+        <w:t>, pp. 69–110. London: Taylor and Francis.</w:t>
       </w:r>
     </w:p>
     <w:p>
@@ -21276,7 +27828,25 @@
           <w:i w:val="0"/>
           <w:sz w:val="24"/>
         </w:rPr>
-        <w:t>CHRISTIANO, L.J. and TODD, R.M. (1996). Time to plan and aggregate fluctuations. Federal Reserve Bank of Minneapolis Quarterly Review 20, 14–27.</w:t>
+        <w:t xml:space="preserve">CHRISTIANO, L.J. and TODD, R.M. (1996). Time to plan and aggregate fluctuations. </w:t>
+      </w:r>
+      <w:r>
+        <w:rPr>
+          <w:rFonts w:ascii="Times New Roman" w:hAnsi="Times New Roman" w:eastAsia="MS Mincho"/>
+          <w:b w:val="0"/>
+          <w:i/>
+          <w:sz w:val="24"/>
+        </w:rPr>
+        <w:t>Federal Reserve Bank of Minneapolis Quarterly Review</w:t>
+      </w:r>
+      <w:r>
+        <w:rPr>
+          <w:rFonts w:ascii="Times New Roman" w:hAnsi="Times New Roman" w:eastAsia="MS Mincho"/>
+          <w:b w:val="0"/>
+          <w:i w:val="0"/>
+          <w:sz w:val="24"/>
+        </w:rPr>
+        <w:t xml:space="preserve"> 20, 14–27.</w:t>
       </w:r>
     </w:p>
     <w:p>
@@ -21291,7 +27861,25 @@
           <w:i w:val="0"/>
           <w:sz w:val="24"/>
         </w:rPr>
-        <w:t>CORRADO, C., HULTEN, C. and SICHEL, D. (2005). Measuring capital and technology: an expanded framework. In Carol Corrado, John Haltiwanger, and Daniel Sichel (eds.), Measuring Capital in the New Economy, pp. 11–46. Chicago: University of Chicago Press.</w:t>
+        <w:t xml:space="preserve">CORRADO, C., HULTEN, C. and SICHEL, D. (2005). Measuring capital and technology: an expanded framework. In Carol Corrado, John Haltiwanger, and Daniel Sichel (eds.), </w:t>
+      </w:r>
+      <w:r>
+        <w:rPr>
+          <w:rFonts w:ascii="Times New Roman" w:hAnsi="Times New Roman" w:eastAsia="MS Mincho"/>
+          <w:b w:val="0"/>
+          <w:i/>
+          <w:sz w:val="24"/>
+        </w:rPr>
+        <w:t>Measuring Capital in the New Economy</w:t>
+      </w:r>
+      <w:r>
+        <w:rPr>
+          <w:rFonts w:ascii="Times New Roman" w:hAnsi="Times New Roman" w:eastAsia="MS Mincho"/>
+          <w:b w:val="0"/>
+          <w:i w:val="0"/>
+          <w:sz w:val="24"/>
+        </w:rPr>
+        <w:t>, pp. 11–46. Chicago: University of Chicago Press.</w:t>
       </w:r>
     </w:p>
     <w:p>
@@ -21306,7 +27894,25 @@
           <w:i w:val="0"/>
           <w:sz w:val="24"/>
         </w:rPr>
-        <w:t>CORRADO, C., HULTEN, C. and SICHEL, D. (2009). Intangible capital and US economic growth. Review of Income and Wealth 55, 661–685.</w:t>
+        <w:t xml:space="preserve">CORRADO, C., HULTEN, C. and SICHEL, D. (2009). Intangible capital and US economic growth. </w:t>
+      </w:r>
+      <w:r>
+        <w:rPr>
+          <w:rFonts w:ascii="Times New Roman" w:hAnsi="Times New Roman" w:eastAsia="MS Mincho"/>
+          <w:b w:val="0"/>
+          <w:i/>
+          <w:sz w:val="24"/>
+        </w:rPr>
+        <w:t>Review of Income and Wealth</w:t>
+      </w:r>
+      <w:r>
+        <w:rPr>
+          <w:rFonts w:ascii="Times New Roman" w:hAnsi="Times New Roman" w:eastAsia="MS Mincho"/>
+          <w:b w:val="0"/>
+          <w:i w:val="0"/>
+          <w:sz w:val="24"/>
+        </w:rPr>
+        <w:t xml:space="preserve"> 55, 661–685.</w:t>
       </w:r>
     </w:p>
     <w:p>
@@ -21336,7 +27942,25 @@
           <w:i w:val="0"/>
           <w:sz w:val="24"/>
         </w:rPr>
-        <w:t>CORRADO, C., HASKEL, J., IOMMI, M. and JONA-LASINIO, C. (2020). Intangible capital, innovation and productivity à la Jorgenson: evidence from Europe and the US. In Barbara M. Fraumeni (ed.), Measuring Economic Growth and Productivity, pp. 363–385. Academic Press.</w:t>
+        <w:t xml:space="preserve">CORRADO, C., HASKEL, J., IOMMI, M. and JONA-LASINIO, C. (2020). Intangible capital, innovation and productivity à la Jorgenson: evidence from Europe and the US. In Barbara M. Fraumeni (ed.), </w:t>
+      </w:r>
+      <w:r>
+        <w:rPr>
+          <w:rFonts w:ascii="Times New Roman" w:hAnsi="Times New Roman" w:eastAsia="MS Mincho"/>
+          <w:b w:val="0"/>
+          <w:i/>
+          <w:sz w:val="24"/>
+        </w:rPr>
+        <w:t>Measuring Economic Growth and Productivity</w:t>
+      </w:r>
+      <w:r>
+        <w:rPr>
+          <w:rFonts w:ascii="Times New Roman" w:hAnsi="Times New Roman" w:eastAsia="MS Mincho"/>
+          <w:b w:val="0"/>
+          <w:i w:val="0"/>
+          <w:sz w:val="24"/>
+        </w:rPr>
+        <w:t>, pp. 363–385. Academic Press.</w:t>
       </w:r>
     </w:p>
     <w:p>
@@ -21351,7 +27975,25 @@
           <w:i w:val="0"/>
           <w:sz w:val="24"/>
         </w:rPr>
-        <w:t>DASGUPTA, P. (2021). The Economics of Biodiversity: The Dasgupta Review. London: HM Treasury.</w:t>
+        <w:t xml:space="preserve">DASGUPTA, P. (2021). </w:t>
+      </w:r>
+      <w:r>
+        <w:rPr>
+          <w:rFonts w:ascii="Times New Roman" w:hAnsi="Times New Roman" w:eastAsia="MS Mincho"/>
+          <w:b w:val="0"/>
+          <w:i/>
+          <w:sz w:val="24"/>
+        </w:rPr>
+        <w:t>The Economics of Biodiversity: The Dasgupta Review</w:t>
+      </w:r>
+      <w:r>
+        <w:rPr>
+          <w:rFonts w:ascii="Times New Roman" w:hAnsi="Times New Roman" w:eastAsia="MS Mincho"/>
+          <w:b w:val="0"/>
+          <w:i w:val="0"/>
+          <w:sz w:val="24"/>
+        </w:rPr>
+        <w:t>. London: HM Treasury.</w:t>
       </w:r>
     </w:p>
     <w:p>
@@ -21366,7 +28008,25 @@
           <w:i w:val="0"/>
           <w:sz w:val="24"/>
         </w:rPr>
-        <w:t>DE RASSENFOSSE, G. and JAFFE, A.B. (2018). Intellectual property and public-science spillovers: an overview and research directions. Review of Economic Research on Copyright Issues 15, 1–22.</w:t>
+        <w:t xml:space="preserve">DE RASSENFOSSE, G. and JAFFE, A.B. (2018). Intellectual property and public-science spillovers: an overview and research directions. </w:t>
+      </w:r>
+      <w:r>
+        <w:rPr>
+          <w:rFonts w:ascii="Times New Roman" w:hAnsi="Times New Roman" w:eastAsia="MS Mincho"/>
+          <w:b w:val="0"/>
+          <w:i/>
+          <w:sz w:val="24"/>
+        </w:rPr>
+        <w:t>Review of Economic Research on Copyright Issues</w:t>
+      </w:r>
+      <w:r>
+        <w:rPr>
+          <w:rFonts w:ascii="Times New Roman" w:hAnsi="Times New Roman" w:eastAsia="MS Mincho"/>
+          <w:b w:val="0"/>
+          <w:i w:val="0"/>
+          <w:sz w:val="24"/>
+        </w:rPr>
+        <w:t xml:space="preserve"> 15, 1–22.</w:t>
       </w:r>
     </w:p>
     <w:p>
@@ -21381,7 +28041,25 @@
           <w:i w:val="0"/>
           <w:sz w:val="24"/>
         </w:rPr>
-        <w:t>EDGE, R.M. (2007). Time-to-build, time-to-plan, habit-persistence, and the liquidity effect. Journal of Monetary Economics 54, 1644–1669.</w:t>
+        <w:t xml:space="preserve">EDGE, R.M. (2007). Time-to-build, time-to-plan, habit-persistence, and the liquidity effect. </w:t>
+      </w:r>
+      <w:r>
+        <w:rPr>
+          <w:rFonts w:ascii="Times New Roman" w:hAnsi="Times New Roman" w:eastAsia="MS Mincho"/>
+          <w:b w:val="0"/>
+          <w:i/>
+          <w:sz w:val="24"/>
+        </w:rPr>
+        <w:t>Journal of Monetary Economics</w:t>
+      </w:r>
+      <w:r>
+        <w:rPr>
+          <w:rFonts w:ascii="Times New Roman" w:hAnsi="Times New Roman" w:eastAsia="MS Mincho"/>
+          <w:b w:val="0"/>
+          <w:i w:val="0"/>
+          <w:sz w:val="24"/>
+        </w:rPr>
+        <w:t xml:space="preserve"> 54, 1644–1669.</w:t>
       </w:r>
     </w:p>
     <w:p>
@@ -21396,7 +28074,25 @@
           <w:i w:val="0"/>
           <w:sz w:val="24"/>
         </w:rPr>
-        <w:t>FEENSTRA, R.C., INKLAAR, R. and TIMMER, M.P. (2015). The next generation of the Penn World Table. American Economic Review 105, 3150–3182.</w:t>
+        <w:t xml:space="preserve">FEENSTRA, R.C., INKLAAR, R. and TIMMER, M.P. (2015). The next generation of the Penn World Table. </w:t>
+      </w:r>
+      <w:r>
+        <w:rPr>
+          <w:rFonts w:ascii="Times New Roman" w:hAnsi="Times New Roman" w:eastAsia="MS Mincho"/>
+          <w:b w:val="0"/>
+          <w:i/>
+          <w:sz w:val="24"/>
+        </w:rPr>
+        <w:t>American Economic Review</w:t>
+      </w:r>
+      <w:r>
+        <w:rPr>
+          <w:rFonts w:ascii="Times New Roman" w:hAnsi="Times New Roman" w:eastAsia="MS Mincho"/>
+          <w:b w:val="0"/>
+          <w:i w:val="0"/>
+          <w:sz w:val="24"/>
+        </w:rPr>
+        <w:t xml:space="preserve"> 105, 3150–3182.</w:t>
       </w:r>
     </w:p>
     <w:p>
@@ -21411,7 +28107,25 @@
           <w:i w:val="0"/>
           <w:sz w:val="24"/>
         </w:rPr>
-        <w:t>GOLDSTEIN, J.R., LUTZ, W. and SCHERBOV, S. (2003). Long-term population decline in Europe: the relative importance of tempo effects and generational length. Population and Development Review 29, 699–707.</w:t>
+        <w:t xml:space="preserve">GOLDSTEIN, J.R., LUTZ, W. and SCHERBOV, S. (2003). Long-term population decline in Europe: the relative importance of tempo effects and generational length. </w:t>
+      </w:r>
+      <w:r>
+        <w:rPr>
+          <w:rFonts w:ascii="Times New Roman" w:hAnsi="Times New Roman" w:eastAsia="MS Mincho"/>
+          <w:b w:val="0"/>
+          <w:i/>
+          <w:sz w:val="24"/>
+        </w:rPr>
+        <w:t>Population and Development Review</w:t>
+      </w:r>
+      <w:r>
+        <w:rPr>
+          <w:rFonts w:ascii="Times New Roman" w:hAnsi="Times New Roman" w:eastAsia="MS Mincho"/>
+          <w:b w:val="0"/>
+          <w:i w:val="0"/>
+          <w:sz w:val="24"/>
+        </w:rPr>
+        <w:t xml:space="preserve"> 29, 699–707.</w:t>
       </w:r>
     </w:p>
     <w:p>
@@ -21426,7 +28140,25 @@
           <w:i w:val="0"/>
           <w:sz w:val="24"/>
         </w:rPr>
-        <w:t>GRILICHES, Z. (1996). The discovery of the residual: a historical note. Journal of Economic Literature 34, 1324–1330.</w:t>
+        <w:t xml:space="preserve">GRILICHES, Z. (1996). The discovery of the residual: a historical note. </w:t>
+      </w:r>
+      <w:r>
+        <w:rPr>
+          <w:rFonts w:ascii="Times New Roman" w:hAnsi="Times New Roman" w:eastAsia="MS Mincho"/>
+          <w:b w:val="0"/>
+          <w:i/>
+          <w:sz w:val="24"/>
+        </w:rPr>
+        <w:t>Journal of Economic Literature</w:t>
+      </w:r>
+      <w:r>
+        <w:rPr>
+          <w:rFonts w:ascii="Times New Roman" w:hAnsi="Times New Roman" w:eastAsia="MS Mincho"/>
+          <w:b w:val="0"/>
+          <w:i w:val="0"/>
+          <w:sz w:val="24"/>
+        </w:rPr>
+        <w:t xml:space="preserve"> 34, 1324–1330.</w:t>
       </w:r>
     </w:p>
     <w:p>
@@ -21441,7 +28173,25 @@
           <w:i w:val="0"/>
           <w:sz w:val="24"/>
         </w:rPr>
-        <w:t>HAMANO, M. and ZHAO, Y. (2017). Fiscal sustainability and land prices in Japan. Journal of the Japanese and International Economies 46, 17–29.</w:t>
+        <w:t xml:space="preserve">HAMANO, M. and ZHAO, Y. (2017). Fiscal sustainability and land prices in Japan. </w:t>
+      </w:r>
+      <w:r>
+        <w:rPr>
+          <w:rFonts w:ascii="Times New Roman" w:hAnsi="Times New Roman" w:eastAsia="MS Mincho"/>
+          <w:b w:val="0"/>
+          <w:i/>
+          <w:sz w:val="24"/>
+        </w:rPr>
+        <w:t>Journal of the Japanese and International Economies</w:t>
+      </w:r>
+      <w:r>
+        <w:rPr>
+          <w:rFonts w:ascii="Times New Roman" w:hAnsi="Times New Roman" w:eastAsia="MS Mincho"/>
+          <w:b w:val="0"/>
+          <w:i w:val="0"/>
+          <w:sz w:val="24"/>
+        </w:rPr>
+        <w:t xml:space="preserve"> 46, 17–29.</w:t>
       </w:r>
     </w:p>
     <w:p>
@@ -21456,7 +28206,25 @@
           <w:i w:val="0"/>
           <w:sz w:val="24"/>
         </w:rPr>
-        <w:t>HASKEL, J. and WESTLAKE, S. (2017). Capitalism without Capital: The Rise of the Intangible Economy. Princeton: Princeton University Press.</w:t>
+        <w:t xml:space="preserve">HASKEL, J. and WESTLAKE, S. (2017). </w:t>
+      </w:r>
+      <w:r>
+        <w:rPr>
+          <w:rFonts w:ascii="Times New Roman" w:hAnsi="Times New Roman" w:eastAsia="MS Mincho"/>
+          <w:b w:val="0"/>
+          <w:i/>
+          <w:sz w:val="24"/>
+        </w:rPr>
+        <w:t>Capitalism without Capital: The Rise of the Intangible Economy</w:t>
+      </w:r>
+      <w:r>
+        <w:rPr>
+          <w:rFonts w:ascii="Times New Roman" w:hAnsi="Times New Roman" w:eastAsia="MS Mincho"/>
+          <w:b w:val="0"/>
+          <w:i w:val="0"/>
+          <w:sz w:val="24"/>
+        </w:rPr>
+        <w:t>. Princeton: Princeton University Press.</w:t>
       </w:r>
     </w:p>
     <w:p>
@@ -21471,7 +28239,25 @@
           <w:i w:val="0"/>
           <w:sz w:val="24"/>
         </w:rPr>
-        <w:t>HASKEL, J. and WESTLAKE, S. (2022). Restarting the Future: How to Fix the Intangible Economy. Princeton: Princeton University Press.</w:t>
+        <w:t xml:space="preserve">HASKEL, J. and WESTLAKE, S. (2022). </w:t>
+      </w:r>
+      <w:r>
+        <w:rPr>
+          <w:rFonts w:ascii="Times New Roman" w:hAnsi="Times New Roman" w:eastAsia="MS Mincho"/>
+          <w:b w:val="0"/>
+          <w:i/>
+          <w:sz w:val="24"/>
+        </w:rPr>
+        <w:t>Restarting the Future: How to Fix the Intangible Economy</w:t>
+      </w:r>
+      <w:r>
+        <w:rPr>
+          <w:rFonts w:ascii="Times New Roman" w:hAnsi="Times New Roman" w:eastAsia="MS Mincho"/>
+          <w:b w:val="0"/>
+          <w:i w:val="0"/>
+          <w:sz w:val="24"/>
+        </w:rPr>
+        <w:t>. Princeton: Princeton University Press.</w:t>
       </w:r>
     </w:p>
     <w:p>
@@ -21486,7 +28272,25 @@
           <w:i w:val="0"/>
           <w:sz w:val="24"/>
         </w:rPr>
-        <w:t>HULTEN, C.R. (1992). Growth accounting when technical change is embodied in capital. American Economic Review 82, 964–980.</w:t>
+        <w:t xml:space="preserve">HULTEN, C.R. (1992). Growth accounting when technical change is embodied in capital. </w:t>
+      </w:r>
+      <w:r>
+        <w:rPr>
+          <w:rFonts w:ascii="Times New Roman" w:hAnsi="Times New Roman" w:eastAsia="MS Mincho"/>
+          <w:b w:val="0"/>
+          <w:i/>
+          <w:sz w:val="24"/>
+        </w:rPr>
+        <w:t>American Economic Review</w:t>
+      </w:r>
+      <w:r>
+        <w:rPr>
+          <w:rFonts w:ascii="Times New Roman" w:hAnsi="Times New Roman" w:eastAsia="MS Mincho"/>
+          <w:b w:val="0"/>
+          <w:i w:val="0"/>
+          <w:sz w:val="24"/>
+        </w:rPr>
+        <w:t xml:space="preserve"> 82, 964–980.</w:t>
       </w:r>
     </w:p>
     <w:p>
@@ -21516,7 +28320,25 @@
           <w:i w:val="0"/>
           <w:sz w:val="24"/>
         </w:rPr>
-        <w:t>JORGENSON, D.W. and GRILICHES, Z. (1967). The explanation of productivity change. Review of Economic Studies 34, 249–283.</w:t>
+        <w:t xml:space="preserve">JORGENSON, D.W. and GRILICHES, Z. (1967). The explanation of productivity change. </w:t>
+      </w:r>
+      <w:r>
+        <w:rPr>
+          <w:rFonts w:ascii="Times New Roman" w:hAnsi="Times New Roman" w:eastAsia="MS Mincho"/>
+          <w:b w:val="0"/>
+          <w:i/>
+          <w:sz w:val="24"/>
+        </w:rPr>
+        <w:t>Review of Economic Studies</w:t>
+      </w:r>
+      <w:r>
+        <w:rPr>
+          <w:rFonts w:ascii="Times New Roman" w:hAnsi="Times New Roman" w:eastAsia="MS Mincho"/>
+          <w:b w:val="0"/>
+          <w:i w:val="0"/>
+          <w:sz w:val="24"/>
+        </w:rPr>
+        <w:t xml:space="preserve"> 34, 249–283.</w:t>
       </w:r>
     </w:p>
     <w:p>
@@ -21531,7 +28353,25 @@
           <w:i w:val="0"/>
           <w:sz w:val="24"/>
         </w:rPr>
-        <w:t>JORGENSON, D.W. (2018). Production and welfare: progress in economic measurement. Journal of Economic Literature 56, 867–919.</w:t>
+        <w:t xml:space="preserve">JORGENSON, D.W. (2018). Production and welfare: progress in economic measurement. </w:t>
+      </w:r>
+      <w:r>
+        <w:rPr>
+          <w:rFonts w:ascii="Times New Roman" w:hAnsi="Times New Roman" w:eastAsia="MS Mincho"/>
+          <w:b w:val="0"/>
+          <w:i/>
+          <w:sz w:val="24"/>
+        </w:rPr>
+        <w:t>Journal of Economic Literature</w:t>
+      </w:r>
+      <w:r>
+        <w:rPr>
+          <w:rFonts w:ascii="Times New Roman" w:hAnsi="Times New Roman" w:eastAsia="MS Mincho"/>
+          <w:b w:val="0"/>
+          <w:i w:val="0"/>
+          <w:sz w:val="24"/>
+        </w:rPr>
+        <w:t xml:space="preserve"> 56, 867–919.</w:t>
       </w:r>
     </w:p>
     <w:p>
@@ -21546,7 +28386,25 @@
           <w:i w:val="0"/>
           <w:sz w:val="24"/>
         </w:rPr>
-        <w:t>JORGENSON, D.W., HO, M.S. and STIROH, K.J. (2018). Productivity, Vol. 3: Information Technology and the American Growth Resurgence. Cambridge, MA: MIT Press.</w:t>
+        <w:t xml:space="preserve">JORGENSON, D.W., HO, M.S. and STIROH, K.J. (2018). </w:t>
+      </w:r>
+      <w:r>
+        <w:rPr>
+          <w:rFonts w:ascii="Times New Roman" w:hAnsi="Times New Roman" w:eastAsia="MS Mincho"/>
+          <w:b w:val="0"/>
+          <w:i/>
+          <w:sz w:val="24"/>
+        </w:rPr>
+        <w:t>Productivity, Vol. 3: Information Technology and the American Growth Resurgence</w:t>
+      </w:r>
+      <w:r>
+        <w:rPr>
+          <w:rFonts w:ascii="Times New Roman" w:hAnsi="Times New Roman" w:eastAsia="MS Mincho"/>
+          <w:b w:val="0"/>
+          <w:i w:val="0"/>
+          <w:sz w:val="24"/>
+        </w:rPr>
+        <w:t>. Cambridge, MA: MIT Press.</w:t>
       </w:r>
     </w:p>
     <w:p>
@@ -21561,7 +28419,25 @@
           <w:i w:val="0"/>
           <w:sz w:val="24"/>
         </w:rPr>
-        <w:t>KABOSKI, J.P. (2005). Factor price uncertainty, technology choice and investment delay. Journal of Economic Dynamics and Control 29, 509–527.</w:t>
+        <w:t xml:space="preserve">KABOSKI, J.P. (2005). Factor price uncertainty, technology choice and investment delay. </w:t>
+      </w:r>
+      <w:r>
+        <w:rPr>
+          <w:rFonts w:ascii="Times New Roman" w:hAnsi="Times New Roman" w:eastAsia="MS Mincho"/>
+          <w:b w:val="0"/>
+          <w:i/>
+          <w:sz w:val="24"/>
+        </w:rPr>
+        <w:t>Journal of Economic Dynamics and Control</w:t>
+      </w:r>
+      <w:r>
+        <w:rPr>
+          <w:rFonts w:ascii="Times New Roman" w:hAnsi="Times New Roman" w:eastAsia="MS Mincho"/>
+          <w:b w:val="0"/>
+          <w:i w:val="0"/>
+          <w:sz w:val="24"/>
+        </w:rPr>
+        <w:t xml:space="preserve"> 29, 509–527.</w:t>
       </w:r>
     </w:p>
     <w:p>
@@ -21591,7 +28467,25 @@
           <w:i w:val="0"/>
           <w:sz w:val="24"/>
         </w:rPr>
-        <w:t>KOHLER, H.-P., BILLARI, F.C. and ORTEGA, J.A. (2002). The emergence of lowest-low fertility in Europe during the 1990s. Population and Development Review 28, 641–680.</w:t>
+        <w:t xml:space="preserve">KOHLER, H.-P., BILLARI, F.C. and ORTEGA, J.A. (2002). The emergence of lowest-low fertility in Europe during the 1990s. </w:t>
+      </w:r>
+      <w:r>
+        <w:rPr>
+          <w:rFonts w:ascii="Times New Roman" w:hAnsi="Times New Roman" w:eastAsia="MS Mincho"/>
+          <w:b w:val="0"/>
+          <w:i/>
+          <w:sz w:val="24"/>
+        </w:rPr>
+        <w:t>Population and Development Review</w:t>
+      </w:r>
+      <w:r>
+        <w:rPr>
+          <w:rFonts w:ascii="Times New Roman" w:hAnsi="Times New Roman" w:eastAsia="MS Mincho"/>
+          <w:b w:val="0"/>
+          <w:i w:val="0"/>
+          <w:sz w:val="24"/>
+        </w:rPr>
+        <w:t xml:space="preserve"> 28, 641–680.</w:t>
       </w:r>
     </w:p>
     <w:p>
@@ -21606,7 +28500,25 @@
           <w:i w:val="0"/>
           <w:sz w:val="24"/>
         </w:rPr>
-        <w:t>KYDLAND, F.E. and PRESCOTT, E.C. (1982). Time to build and aggregate fluctuations. Econometrica 50, 1345–1370.</w:t>
+        <w:t xml:space="preserve">KYDLAND, F.E. and PRESCOTT, E.C. (1982). Time to build and aggregate fluctuations. </w:t>
+      </w:r>
+      <w:r>
+        <w:rPr>
+          <w:rFonts w:ascii="Times New Roman" w:hAnsi="Times New Roman" w:eastAsia="MS Mincho"/>
+          <w:b w:val="0"/>
+          <w:i/>
+          <w:sz w:val="24"/>
+        </w:rPr>
+        <w:t>Econometrica</w:t>
+      </w:r>
+      <w:r>
+        <w:rPr>
+          <w:rFonts w:ascii="Times New Roman" w:hAnsi="Times New Roman" w:eastAsia="MS Mincho"/>
+          <w:b w:val="0"/>
+          <w:i w:val="0"/>
+          <w:sz w:val="24"/>
+        </w:rPr>
+        <w:t xml:space="preserve"> 50, 1345–1370.</w:t>
       </w:r>
     </w:p>
     <w:p>
@@ -21621,7 +28533,25 @@
           <w:i w:val="0"/>
           <w:sz w:val="24"/>
         </w:rPr>
-        <w:t>LANGE, G.-M., WODON, Q. and CAREY, K. (eds.) (2018). The Changing Wealth of Nations 2018: Building a Sustainable Future. Washington, DC: World Bank.</w:t>
+        <w:t xml:space="preserve">LANGE, G.-M., WODON, Q. and CAREY, K. (eds.) (2018). </w:t>
+      </w:r>
+      <w:r>
+        <w:rPr>
+          <w:rFonts w:ascii="Times New Roman" w:hAnsi="Times New Roman" w:eastAsia="MS Mincho"/>
+          <w:b w:val="0"/>
+          <w:i/>
+          <w:sz w:val="24"/>
+        </w:rPr>
+        <w:t>The Changing Wealth of Nations 2018: Building a Sustainable Future</w:t>
+      </w:r>
+      <w:r>
+        <w:rPr>
+          <w:rFonts w:ascii="Times New Roman" w:hAnsi="Times New Roman" w:eastAsia="MS Mincho"/>
+          <w:b w:val="0"/>
+          <w:i w:val="0"/>
+          <w:sz w:val="24"/>
+        </w:rPr>
+        <w:t>. Washington, DC: World Bank.</w:t>
       </w:r>
     </w:p>
     <w:p>
@@ -21636,7 +28566,25 @@
           <w:i w:val="0"/>
           <w:sz w:val="24"/>
         </w:rPr>
-        <w:t>MANAGI, S. and KUMAR, P. (eds.) (2018). Inclusive Wealth Report 2018. London: Routledge.</w:t>
+        <w:t xml:space="preserve">MANAGI, S. and KUMAR, P. (eds.) (2018). </w:t>
+      </w:r>
+      <w:r>
+        <w:rPr>
+          <w:rFonts w:ascii="Times New Roman" w:hAnsi="Times New Roman" w:eastAsia="MS Mincho"/>
+          <w:b w:val="0"/>
+          <w:i/>
+          <w:sz w:val="24"/>
+        </w:rPr>
+        <w:t>Inclusive Wealth Report 2018</w:t>
+      </w:r>
+      <w:r>
+        <w:rPr>
+          <w:rFonts w:ascii="Times New Roman" w:hAnsi="Times New Roman" w:eastAsia="MS Mincho"/>
+          <w:b w:val="0"/>
+          <w:i w:val="0"/>
+          <w:sz w:val="24"/>
+        </w:rPr>
+        <w:t>. London: Routledge.</w:t>
       </w:r>
     </w:p>
     <w:p>
@@ -21651,7 +28599,25 @@
           <w:i w:val="0"/>
           <w:sz w:val="24"/>
         </w:rPr>
-        <w:t>MAYER, T. (1960). Plant and equipment lead times. Journal of Business 33, 127–132.</w:t>
+        <w:t xml:space="preserve">MAYER, T. (1960). Plant and equipment lead times. </w:t>
+      </w:r>
+      <w:r>
+        <w:rPr>
+          <w:rFonts w:ascii="Times New Roman" w:hAnsi="Times New Roman" w:eastAsia="MS Mincho"/>
+          <w:b w:val="0"/>
+          <w:i/>
+          <w:sz w:val="24"/>
+        </w:rPr>
+        <w:t>Journal of Business</w:t>
+      </w:r>
+      <w:r>
+        <w:rPr>
+          <w:rFonts w:ascii="Times New Roman" w:hAnsi="Times New Roman" w:eastAsia="MS Mincho"/>
+          <w:b w:val="0"/>
+          <w:i w:val="0"/>
+          <w:sz w:val="24"/>
+        </w:rPr>
+        <w:t xml:space="preserve"> 33, 127–132.</w:t>
       </w:r>
     </w:p>
     <w:p>
@@ -21681,7 +28647,25 @@
           <w:i w:val="0"/>
           <w:sz w:val="24"/>
         </w:rPr>
-        <w:t>OECD (2013). Supporting Investment in Knowledge Capital, Growth and Innovation. Paris: OECD Publishing.</w:t>
+        <w:t xml:space="preserve">OECD (2013). </w:t>
+      </w:r>
+      <w:r>
+        <w:rPr>
+          <w:rFonts w:ascii="Times New Roman" w:hAnsi="Times New Roman" w:eastAsia="MS Mincho"/>
+          <w:b w:val="0"/>
+          <w:i/>
+          <w:sz w:val="24"/>
+        </w:rPr>
+        <w:t>Supporting Investment in Knowledge Capital, Growth and Innovation</w:t>
+      </w:r>
+      <w:r>
+        <w:rPr>
+          <w:rFonts w:ascii="Times New Roman" w:hAnsi="Times New Roman" w:eastAsia="MS Mincho"/>
+          <w:b w:val="0"/>
+          <w:i w:val="0"/>
+          <w:sz w:val="24"/>
+        </w:rPr>
+        <w:t>. Paris: OECD Publishing.</w:t>
       </w:r>
     </w:p>
     <w:p>
@@ -21696,7 +28680,25 @@
           <w:i w:val="0"/>
           <w:sz w:val="24"/>
         </w:rPr>
-        <w:t>ROTH, F. (2023). Intangible capital and productivity growth in the EU: a panel data perspective. Hamburg Discussion Papers in International Economics 13.</w:t>
+        <w:t xml:space="preserve">ROTH, F. (2023). Intangible capital and productivity growth in the EU: a panel data perspective. </w:t>
+      </w:r>
+      <w:r>
+        <w:rPr>
+          <w:rFonts w:ascii="Times New Roman" w:hAnsi="Times New Roman" w:eastAsia="MS Mincho"/>
+          <w:b w:val="0"/>
+          <w:i/>
+          <w:sz w:val="24"/>
+        </w:rPr>
+        <w:t>Hamburg Discussion Papers in International Economics</w:t>
+      </w:r>
+      <w:r>
+        <w:rPr>
+          <w:rFonts w:ascii="Times New Roman" w:hAnsi="Times New Roman" w:eastAsia="MS Mincho"/>
+          <w:b w:val="0"/>
+          <w:i w:val="0"/>
+          <w:sz w:val="24"/>
+        </w:rPr>
+        <w:t xml:space="preserve"> 13.</w:t>
       </w:r>
     </w:p>
     <w:p>
@@ -21711,7 +28713,25 @@
           <w:i w:val="0"/>
           <w:sz w:val="24"/>
         </w:rPr>
-        <w:t>SALOMON, J.A., WANG, H., FREEMAN, M.K., VOS, T., FLAXMAN, A.D., LOPEZ, A.D. and MURRAY, C.J.L. (2012). Healthy life expectancy for 187 countries, 1990–2010: a systematic analysis for the Global Burden Disease Study 2010. The Lancet 380, 2144–2162.</w:t>
+        <w:t xml:space="preserve">SALOMON, J.A., WANG, H., FREEMAN, M.K., VOS, T., FLAXMAN, A.D., LOPEZ, A.D. and MURRAY, C.J.L. (2012). Healthy life expectancy for 187 countries, 1990–2010: a systematic analysis for the Global Burden Disease Study 2010. </w:t>
+      </w:r>
+      <w:r>
+        <w:rPr>
+          <w:rFonts w:ascii="Times New Roman" w:hAnsi="Times New Roman" w:eastAsia="MS Mincho"/>
+          <w:b w:val="0"/>
+          <w:i/>
+          <w:sz w:val="24"/>
+        </w:rPr>
+        <w:t>The Lancet</w:t>
+      </w:r>
+      <w:r>
+        <w:rPr>
+          <w:rFonts w:ascii="Times New Roman" w:hAnsi="Times New Roman" w:eastAsia="MS Mincho"/>
+          <w:b w:val="0"/>
+          <w:i w:val="0"/>
+          <w:sz w:val="24"/>
+        </w:rPr>
+        <w:t xml:space="preserve"> 380, 2144–2162.</w:t>
       </w:r>
     </w:p>
     <w:p>
@@ -21726,7 +28746,25 @@
           <w:i w:val="0"/>
           <w:sz w:val="24"/>
         </w:rPr>
-        <w:t>SMETS, F. and WOUTERS, R. (2007). Shocks and frictions in US business cycles: a Bayesian DSGE approach. American Economic Review 97, 586–606.</w:t>
+        <w:t xml:space="preserve">SMETS, F. and WOUTERS, R. (2007). Shocks and frictions in US business cycles: a Bayesian DSGE approach. </w:t>
+      </w:r>
+      <w:r>
+        <w:rPr>
+          <w:rFonts w:ascii="Times New Roman" w:hAnsi="Times New Roman" w:eastAsia="MS Mincho"/>
+          <w:b w:val="0"/>
+          <w:i/>
+          <w:sz w:val="24"/>
+        </w:rPr>
+        <w:t>American Economic Review</w:t>
+      </w:r>
+      <w:r>
+        <w:rPr>
+          <w:rFonts w:ascii="Times New Roman" w:hAnsi="Times New Roman" w:eastAsia="MS Mincho"/>
+          <w:b w:val="0"/>
+          <w:i w:val="0"/>
+          <w:sz w:val="24"/>
+        </w:rPr>
+        <w:t xml:space="preserve"> 97, 586–606.</w:t>
       </w:r>
     </w:p>
     <w:p>
@@ -21741,7 +28779,25 @@
           <w:i w:val="0"/>
           <w:sz w:val="24"/>
         </w:rPr>
-        <w:t>SOLOW, R.M. (1957). Technical change and the aggregate production function. Review of Economics and Statistics 39, 312–320.</w:t>
+        <w:t xml:space="preserve">SOLOW, R.M. (1957). Technical change and the aggregate production function. </w:t>
+      </w:r>
+      <w:r>
+        <w:rPr>
+          <w:rFonts w:ascii="Times New Roman" w:hAnsi="Times New Roman" w:eastAsia="MS Mincho"/>
+          <w:b w:val="0"/>
+          <w:i/>
+          <w:sz w:val="24"/>
+        </w:rPr>
+        <w:t>Review of Economics and Statistics</w:t>
+      </w:r>
+      <w:r>
+        <w:rPr>
+          <w:rFonts w:ascii="Times New Roman" w:hAnsi="Times New Roman" w:eastAsia="MS Mincho"/>
+          <w:b w:val="0"/>
+          <w:i w:val="0"/>
+          <w:sz w:val="24"/>
+        </w:rPr>
+        <w:t xml:space="preserve"> 39, 312–320.</w:t>
       </w:r>
     </w:p>
     <w:p>
@@ -21756,7 +28812,25 @@
           <w:i w:val="0"/>
           <w:sz w:val="24"/>
         </w:rPr>
-        <w:t>STIGLITZ, J.E., SEN, A. and FITOUSSI, J.-P. (2009). Report by the Commission on the Measurement of Economic Performance and Social Progress. Paris.</w:t>
+        <w:t xml:space="preserve">STIGLITZ, J.E., SEN, A. and FITOUSSI, J.-P. (2009). </w:t>
+      </w:r>
+      <w:r>
+        <w:rPr>
+          <w:rFonts w:ascii="Times New Roman" w:hAnsi="Times New Roman" w:eastAsia="MS Mincho"/>
+          <w:b w:val="0"/>
+          <w:i/>
+          <w:sz w:val="24"/>
+        </w:rPr>
+        <w:t>Report by the Commission on the Measurement of Economic Performance and Social Progress</w:t>
+      </w:r>
+      <w:r>
+        <w:rPr>
+          <w:rFonts w:ascii="Times New Roman" w:hAnsi="Times New Roman" w:eastAsia="MS Mincho"/>
+          <w:b w:val="0"/>
+          <w:i w:val="0"/>
+          <w:sz w:val="24"/>
+        </w:rPr>
+        <w:t>. Paris.</w:t>
       </w:r>
     </w:p>
     <w:p>
@@ -21771,7 +28845,25 @@
           <w:i w:val="0"/>
           <w:sz w:val="24"/>
         </w:rPr>
-        <w:t>UNECE (2014). Framework and Suggested Indicators to Measure Sustainable Development. Geneva: United Nations.</w:t>
+        <w:t xml:space="preserve">UNECE (2014). </w:t>
+      </w:r>
+      <w:r>
+        <w:rPr>
+          <w:rFonts w:ascii="Times New Roman" w:hAnsi="Times New Roman" w:eastAsia="MS Mincho"/>
+          <w:b w:val="0"/>
+          <w:i/>
+          <w:sz w:val="24"/>
+        </w:rPr>
+        <w:t>Framework and Suggested Indicators to Measure Sustainable Development</w:t>
+      </w:r>
+      <w:r>
+        <w:rPr>
+          <w:rFonts w:ascii="Times New Roman" w:hAnsi="Times New Roman" w:eastAsia="MS Mincho"/>
+          <w:b w:val="0"/>
+          <w:i w:val="0"/>
+          <w:sz w:val="24"/>
+        </w:rPr>
+        <w:t>. Geneva: United Nations.</w:t>
       </w:r>
     </w:p>
     <w:sectPr>
